--- a/praca-inzynierska-poprawiona.docx
+++ b/praca-inzynierska-poprawiona.docx
@@ -42,7 +42,7 @@
         <w:t xml:space="preserve"> </w:t>
       </w:r>
       <w:r>
-        <w:t xml:space="preserve">[do uzupełnienia]</w:t>
+        <w:t xml:space="preserve">dr hab. inż. Rafał Dreżewski</w:t>
       </w:r>
     </w:p>
     <w:p>
@@ -2886,7 +2886,7 @@
         <w:pStyle w:val="FirstParagraph"/>
       </w:pPr>
       <w:r>
-        <w:t xml:space="preserve">[stopień. imię nazwisko promotora]</w:t>
+        <w:t xml:space="preserve">dr hab. inż. Rafał Dreżewski</w:t>
       </w:r>
     </w:p>
     <w:p>
@@ -4431,7 +4431,7 @@
         <w:pStyle w:val="BodyText"/>
       </w:pPr>
       <w:r>
-        <w:t xml:space="preserve">Tabela 0. Porównanie wybranych rozwiązań do wykrywania phishingu pod kątem typu, użycia</w:t>
+        <w:t xml:space="preserve">Tabela 1. Porównanie wybranych rozwiązań do wykrywania phishingu pod kątem typu, użycia</w:t>
       </w:r>
       <w:r>
         <w:t xml:space="preserve"> </w:t>
@@ -7793,19 +7793,7 @@
         <w:t xml:space="preserve"> </w:t>
       </w:r>
       <w:r>
-        <w:t xml:space="preserve">modelu zastępczego. Ma jednak wady. Modeluje funkcję jako proces gaussowski, co przy</w:t>
-      </w:r>
-      <w:r>
-        <w:t xml:space="preserve"> </w:t>
-      </w:r>
-      <w:r>
-        <w:t xml:space="preserve">zmiennych kategorialnych wymaga sztucznych przekształceń. Poza tym może utykać w</w:t>
-      </w:r>
-      <w:r>
-        <w:t xml:space="preserve"> </w:t>
-      </w:r>
-      <w:r>
-        <w:t xml:space="preserve">lokalnych ekstremach.</w:t>
+        <w:t xml:space="preserve">modelu zastępczego. Domyślnym samplerem biblioteki Optuna jest TPE (Tree-structured Parzen Estimator), a wariant oparty na procesie Gaussa stanowi osobną, opcjonalną metodę. Optymalizacja bayesowska bywa wrażliwa na zmienne kategorialne i dobór przestrzeni; w tym projekcie wartości kategorialne i tak mapowane są na indeksy (src/optimization/search_spaces.py). Algorytm genetyczny wybrano ze względu na naturalną obsługę mieszanych przestrzeni (całkowitych, ciągłych i kategorialnych) bez sztucznych przekształceń oraz prostą kontrolę kosztu obliczeń, a nie z powodu udowodnionej przewagi skuteczności nad optymalizacją bayesowską.</w:t>
       </w:r>
     </w:p>
     <w:p>
@@ -10906,14 +10894,6 @@
         <w:pStyle w:val="BodyText"/>
       </w:pPr>
       <w:r>
-        <w:t xml:space="preserve">MLP 0,9501 0,9468 0,9485 0,9476 0,9778</w:t>
-      </w:r>
-    </w:p>
-    <w:p>
-      <w:pPr>
-        <w:pStyle w:val="BodyText"/>
-      </w:pPr>
-      <w:r>
         <w:t xml:space="preserve">XGBoost 0,9651 0,9613 0,9628 0,9620 0,9869</w:t>
       </w:r>
     </w:p>
@@ -11086,14 +11066,6 @@
         <w:pStyle w:val="BodyText"/>
       </w:pPr>
       <w:r>
-        <w:t xml:space="preserve">Logistic Regression 0,9214 0,9749 +0,0535</w:t>
-      </w:r>
-    </w:p>
-    <w:p>
-      <w:pPr>
-        <w:pStyle w:val="BodyText"/>
-      </w:pPr>
-      <w:r>
         <w:t xml:space="preserve">Random Forest 0,9597 0,9705 +0,0108</w:t>
       </w:r>
     </w:p>
@@ -11134,14 +11106,6 @@
         <w:pStyle w:val="BodyText"/>
       </w:pPr>
       <w:r>
-        <w:t xml:space="preserve">Naive Bayes 0,8753 0,9438 +0,0685</w:t>
-      </w:r>
-    </w:p>
-    <w:p>
-      <w:pPr>
-        <w:pStyle w:val="BodyText"/>
-      </w:pPr>
-      <w:r>
         <w:t xml:space="preserve">Tabela 5. Porównanie F1-score klasyfikatorów bazowych i zoptymalizowanych GA (wartości</w:t>
       </w:r>
       <w:r>
@@ -11186,18 +11150,6 @@
         <w:t xml:space="preserve"> </w:t>
       </w:r>
       <w:r>
-        <w:t xml:space="preserve">modeli z jednym dominującym hiperparametrem na skali logarytmicznej: Naive Bayes (+0,0685,</w:t>
-      </w:r>
-      <w:r>
-        <w:t xml:space="preserve"> </w:t>
-      </w:r>
-      <w:r>
-        <w:t xml:space="preserve">znaleziona wartość var_smoothing ~4,4·10⁻¹¹) oraz Logistic Regression (+0,0535, znaleziona</w:t>
-      </w:r>
-      <w:r>
-        <w:t xml:space="preserve"> </w:t>
-      </w:r>
-      <w:r>
         <w:t xml:space="preserve">wartość C ~7,97). Trafienie tych wartości metodą siatkową byłoby trudne, bo wrażliwość jest</w:t>
       </w:r>
       <w:r>
@@ -11508,38 +11460,6 @@
         <w:pStyle w:val="BodyText"/>
       </w:pPr>
       <w:r>
-        <w:t xml:space="preserve">Hard voting 0,9701 0,9678 0,9694 0,9686</w:t>
-      </w:r>
-    </w:p>
-    <w:p>
-      <w:pPr>
-        <w:pStyle w:val="BodyText"/>
-      </w:pPr>
-      <w:r>
-        <w:t xml:space="preserve">Soft voting 0,9747 0,9728 0,9739 0,9733</w:t>
-      </w:r>
-    </w:p>
-    <w:p>
-      <w:pPr>
-        <w:pStyle w:val="BodyText"/>
-      </w:pPr>
-      <w:r>
-        <w:t xml:space="preserve">Stacking (meta = LR) 0,9764 0,9745 0,9758 0,9751</w:t>
-      </w:r>
-    </w:p>
-    <w:p>
-      <w:pPr>
-        <w:pStyle w:val="BodyText"/>
-      </w:pPr>
-      <w:r>
-        <w:t xml:space="preserve">Weighted voting (GA-04) 0,9778 0,9762 0,9771 0,9766</w:t>
-      </w:r>
-    </w:p>
-    <w:p>
-      <w:pPr>
-        <w:pStyle w:val="BodyText"/>
-      </w:pPr>
-      <w:r>
         <w:t xml:space="preserve">Tabela 6. Wyniki zespołów klasyfikatorów na zbiorze testowym temporalnym.</w:t>
       </w:r>
     </w:p>
@@ -11548,21 +11468,6 @@
         <w:pStyle w:val="BodyText"/>
       </w:pPr>
       <w:r>
-        <w:t xml:space="preserve">Wartość 97,47% odpowiada deklarowanej w README.md skuteczności</w:t>
-      </w:r>
-      <w:r>
-        <w:t xml:space="preserve"> </w:t>
-      </w:r>
-      <w:r>
-        <w:t xml:space="preserve">“soft voting (97.47%)”</w:t>
-      </w:r>
-      <w:r>
-        <w:t xml:space="preserve">.</w:t>
-      </w:r>
-      <w:r>
-        <w:t xml:space="preserve"> </w:t>
-      </w:r>
-      <w:r>
         <w:t xml:space="preserve">Najwyższą skuteczność uzyskuje ważone głosowanie po optymalizacji wag algorytmem</w:t>
       </w:r>
       <w:r>
@@ -11639,22 +11544,6 @@
         <w:pStyle w:val="BodyText"/>
       </w:pPr>
       <w:r>
-        <w:t xml:space="preserve">E-mail 65 0,9840 0,9823</w:t>
-      </w:r>
-    </w:p>
-    <w:p>
-      <w:pPr>
-        <w:pStyle w:val="BodyText"/>
-      </w:pPr>
-      <w:r>
-        <w:t xml:space="preserve">SMS 70 0,9716 0,9685</w:t>
-      </w:r>
-    </w:p>
-    <w:p>
-      <w:pPr>
-        <w:pStyle w:val="BodyText"/>
-      </w:pPr>
-      <w:r>
         <w:t xml:space="preserve">Tabela 7. Wyniki modeli wyspecjalizowanych dla wiadomości e-mail i SMS.</w:t>
       </w:r>
     </w:p>
@@ -11662,12 +11551,6 @@
       <w:pPr>
         <w:pStyle w:val="BodyText"/>
       </w:pPr>
-      <w:r>
-        <w:t xml:space="preserve">Wartość 98,4% pochodzi bezpośrednio z metadanych zapisanych w pliku</w:t>
-      </w:r>
-      <w:r>
-        <w:t xml:space="preserve"> </w:t>
-      </w:r>
       <w:r>
         <w:t xml:space="preserve">models/email_sms/ensemble_email.joblib i jest logowana w konsoli serwera przy starcie:</w:t>
       </w:r>
@@ -12707,12 +12590,6 @@
         <w:t xml:space="preserve"> </w:t>
       </w:r>
       <w:r>
-        <w:t xml:space="preserve">• soft voting zespołu siedmiu klasyfikatorów osiąga 97,47% dokładności na temporalnym</w:t>
-      </w:r>
-      <w:r>
-        <w:t xml:space="preserve"> </w:t>
-      </w:r>
-      <w:r>
         <w:t xml:space="preserve">zbiorze testowym URL (zgodnie z README.md); ważone głosowanie po dodatkowej</w:t>
       </w:r>
       <w:r>
@@ -12725,25 +12602,7 @@
         <w:t xml:space="preserve"> </w:t>
       </w:r>
       <w:r>
-        <w:t xml:space="preserve">• model wyspecjalizowany dla e-maili (65 cech) osiąga 98,4% dokładności na zbiorze</w:t>
-      </w:r>
-      <w:r>
-        <w:t xml:space="preserve"> </w:t>
-      </w:r>
-      <w:r>
         <w:t xml:space="preserve">testowym;</w:t>
-      </w:r>
-      <w:r>
-        <w:t xml:space="preserve"> </w:t>
-      </w:r>
-      <w:r>
-        <w:t xml:space="preserve">• największy zysk z optymalizacji uzyskał Naive Bayes (+0,0685 F1) oraz Logistic</w:t>
-      </w:r>
-      <w:r>
-        <w:t xml:space="preserve"> </w:t>
-      </w:r>
-      <w:r>
-        <w:t xml:space="preserve">Regression (+0,0535 F1) - oba modele są małowymiarowe parametrycznie, lecz silnie</w:t>
       </w:r>
       <w:r>
         <w:t xml:space="preserve"> </w:t>
@@ -14211,6 +14070,371 @@
       </w:r>
     </w:p>
     <w:bookmarkEnd w:id="15"/>
+    <w:bookmarkStart w:id="31" w:name="X76524fbbc7d67c5c8a9c1febf3aee3aa1a15cb5"/>
+    <w:p>
+      <w:pPr>
+        <w:pStyle w:val="Heading1"/>
+      </w:pPr>
+      <w:r>
+        <w:t xml:space="preserve">Załącznik A — rysunki (rendery stron oryginału)</w:t>
+      </w:r>
+    </w:p>
+    <w:p>
+      <w:pPr>
+        <w:pStyle w:val="BlockText"/>
+      </w:pPr>
+      <w:r>
+        <w:t xml:space="preserve">Ekstrakcja tekstu nie zawiera grafiki, więc rysunki dołączono jako</w:t>
+      </w:r>
+      <w:r>
+        <w:t xml:space="preserve"> </w:t>
+      </w:r>
+      <w:r>
+        <w:t xml:space="preserve">rendery odpowiednich stron PDF. Przy finalnym składzie zastąp je</w:t>
+      </w:r>
+      <w:r>
+        <w:t xml:space="preserve"> </w:t>
+      </w:r>
+      <w:r>
+        <w:t xml:space="preserve">właściwymi, przyciętymi obrazami.</w:t>
+      </w:r>
+    </w:p>
+    <w:p>
+      <w:pPr>
+        <w:pStyle w:val="CaptionedFigure"/>
+      </w:pPr>
+      <w:r>
+        <w:drawing>
+          <wp:inline>
+            <wp:extent cx="5334000" cy="6902823"/>
+            <wp:effectExtent b="0" l="0" r="0" t="0"/>
+            <wp:docPr descr="Rysunek A1. Architektura systemu (s. 25 oryginału)." title="" id="17" name="Picture"/>
+            <a:graphic>
+              <a:graphicData uri="http://schemas.openxmlformats.org/drawingml/2006/picture">
+                <pic:pic>
+                  <pic:nvPicPr>
+                    <pic:cNvPr descr="/Users/lukaszdrazek/Inzynierka/reports/figury/strona-25.png" id="18" name="Picture"/>
+                    <pic:cNvPicPr>
+                      <a:picLocks noChangeArrowheads="1" noChangeAspect="1"/>
+                    </pic:cNvPicPr>
+                  </pic:nvPicPr>
+                  <pic:blipFill>
+                    <a:blip r:embed="rId16"/>
+                    <a:stretch>
+                      <a:fillRect/>
+                    </a:stretch>
+                  </pic:blipFill>
+                  <pic:spPr bwMode="auto">
+                    <a:xfrm>
+                      <a:off x="0" y="0"/>
+                      <a:ext cx="5334000" cy="6902823"/>
+                    </a:xfrm>
+                    <a:prstGeom prst="rect">
+                      <a:avLst/>
+                    </a:prstGeom>
+                    <a:noFill/>
+                    <a:ln w="9525">
+                      <a:noFill/>
+                      <a:headEnd/>
+                      <a:tailEnd/>
+                    </a:ln>
+                  </pic:spPr>
+                </pic:pic>
+              </a:graphicData>
+            </a:graphic>
+          </wp:inline>
+        </w:drawing>
+      </w:r>
+    </w:p>
+    <w:p>
+      <w:pPr>
+        <w:pStyle w:val="ImageCaption"/>
+      </w:pPr>
+      <w:r>
+        <w:t xml:space="preserve">Rysunek A1. Architektura systemu (s. 25 oryginału).</w:t>
+      </w:r>
+    </w:p>
+    <w:p>
+      <w:pPr>
+        <w:pStyle w:val="BodyText"/>
+      </w:pPr>
+      <w:r>
+        <w:rPr>
+          <w:i/>
+          <w:iCs/>
+        </w:rPr>
+        <w:t xml:space="preserve">Rysunek A1. Architektura systemu (s. 25 oryginału).</w:t>
+      </w:r>
+    </w:p>
+    <w:p>
+      <w:pPr>
+        <w:pStyle w:val="CaptionedFigure"/>
+      </w:pPr>
+      <w:r>
+        <w:drawing>
+          <wp:inline>
+            <wp:extent cx="5334000" cy="6902823"/>
+            <wp:effectExtent b="0" l="0" r="0" t="0"/>
+            <wp:docPr descr="Rysunek A2. Architektura / przepływ danych (s. 26 oryginału)." title="" id="20" name="Picture"/>
+            <a:graphic>
+              <a:graphicData uri="http://schemas.openxmlformats.org/drawingml/2006/picture">
+                <pic:pic>
+                  <pic:nvPicPr>
+                    <pic:cNvPr descr="/Users/lukaszdrazek/Inzynierka/reports/figury/strona-26.png" id="21" name="Picture"/>
+                    <pic:cNvPicPr>
+                      <a:picLocks noChangeArrowheads="1" noChangeAspect="1"/>
+                    </pic:cNvPicPr>
+                  </pic:nvPicPr>
+                  <pic:blipFill>
+                    <a:blip r:embed="rId19"/>
+                    <a:stretch>
+                      <a:fillRect/>
+                    </a:stretch>
+                  </pic:blipFill>
+                  <pic:spPr bwMode="auto">
+                    <a:xfrm>
+                      <a:off x="0" y="0"/>
+                      <a:ext cx="5334000" cy="6902823"/>
+                    </a:xfrm>
+                    <a:prstGeom prst="rect">
+                      <a:avLst/>
+                    </a:prstGeom>
+                    <a:noFill/>
+                    <a:ln w="9525">
+                      <a:noFill/>
+                      <a:headEnd/>
+                      <a:tailEnd/>
+                    </a:ln>
+                  </pic:spPr>
+                </pic:pic>
+              </a:graphicData>
+            </a:graphic>
+          </wp:inline>
+        </w:drawing>
+      </w:r>
+    </w:p>
+    <w:p>
+      <w:pPr>
+        <w:pStyle w:val="ImageCaption"/>
+      </w:pPr>
+      <w:r>
+        <w:t xml:space="preserve">Rysunek A2. Architektura / przepływ danych (s. 26 oryginału).</w:t>
+      </w:r>
+    </w:p>
+    <w:p>
+      <w:pPr>
+        <w:pStyle w:val="BodyText"/>
+      </w:pPr>
+      <w:r>
+        <w:rPr>
+          <w:i/>
+          <w:iCs/>
+        </w:rPr>
+        <w:t xml:space="preserve">Rysunek A2. Architektura / przepływ danych (s. 26 oryginału).</w:t>
+      </w:r>
+    </w:p>
+    <w:p>
+      <w:pPr>
+        <w:pStyle w:val="CaptionedFigure"/>
+      </w:pPr>
+      <w:r>
+        <w:drawing>
+          <wp:inline>
+            <wp:extent cx="5334000" cy="6902823"/>
+            <wp:effectExtent b="0" l="0" r="0" t="0"/>
+            <wp:docPr descr="Rysunek A3. Interfejs — zrzut ekranu (s. 48 oryginału)." title="" id="23" name="Picture"/>
+            <a:graphic>
+              <a:graphicData uri="http://schemas.openxmlformats.org/drawingml/2006/picture">
+                <pic:pic>
+                  <pic:nvPicPr>
+                    <pic:cNvPr descr="/Users/lukaszdrazek/Inzynierka/reports/figury/strona-48.png" id="24" name="Picture"/>
+                    <pic:cNvPicPr>
+                      <a:picLocks noChangeArrowheads="1" noChangeAspect="1"/>
+                    </pic:cNvPicPr>
+                  </pic:nvPicPr>
+                  <pic:blipFill>
+                    <a:blip r:embed="rId22"/>
+                    <a:stretch>
+                      <a:fillRect/>
+                    </a:stretch>
+                  </pic:blipFill>
+                  <pic:spPr bwMode="auto">
+                    <a:xfrm>
+                      <a:off x="0" y="0"/>
+                      <a:ext cx="5334000" cy="6902823"/>
+                    </a:xfrm>
+                    <a:prstGeom prst="rect">
+                      <a:avLst/>
+                    </a:prstGeom>
+                    <a:noFill/>
+                    <a:ln w="9525">
+                      <a:noFill/>
+                      <a:headEnd/>
+                      <a:tailEnd/>
+                    </a:ln>
+                  </pic:spPr>
+                </pic:pic>
+              </a:graphicData>
+            </a:graphic>
+          </wp:inline>
+        </w:drawing>
+      </w:r>
+    </w:p>
+    <w:p>
+      <w:pPr>
+        <w:pStyle w:val="ImageCaption"/>
+      </w:pPr>
+      <w:r>
+        <w:t xml:space="preserve">Rysunek A3. Interfejs — zrzut ekranu (s. 48 oryginału).</w:t>
+      </w:r>
+    </w:p>
+    <w:p>
+      <w:pPr>
+        <w:pStyle w:val="BodyText"/>
+      </w:pPr>
+      <w:r>
+        <w:rPr>
+          <w:i/>
+          <w:iCs/>
+        </w:rPr>
+        <w:t xml:space="preserve">Rysunek A3. Interfejs — zrzut ekranu (s. 48 oryginału).</w:t>
+      </w:r>
+    </w:p>
+    <w:p>
+      <w:pPr>
+        <w:pStyle w:val="CaptionedFigure"/>
+      </w:pPr>
+      <w:r>
+        <w:drawing>
+          <wp:inline>
+            <wp:extent cx="5334000" cy="6902823"/>
+            <wp:effectExtent b="0" l="0" r="0" t="0"/>
+            <wp:docPr descr="Rysunek A4. Interfejs — zrzut ekranu (s. 49 oryginału)." title="" id="26" name="Picture"/>
+            <a:graphic>
+              <a:graphicData uri="http://schemas.openxmlformats.org/drawingml/2006/picture">
+                <pic:pic>
+                  <pic:nvPicPr>
+                    <pic:cNvPr descr="/Users/lukaszdrazek/Inzynierka/reports/figury/strona-49.png" id="27" name="Picture"/>
+                    <pic:cNvPicPr>
+                      <a:picLocks noChangeArrowheads="1" noChangeAspect="1"/>
+                    </pic:cNvPicPr>
+                  </pic:nvPicPr>
+                  <pic:blipFill>
+                    <a:blip r:embed="rId25"/>
+                    <a:stretch>
+                      <a:fillRect/>
+                    </a:stretch>
+                  </pic:blipFill>
+                  <pic:spPr bwMode="auto">
+                    <a:xfrm>
+                      <a:off x="0" y="0"/>
+                      <a:ext cx="5334000" cy="6902823"/>
+                    </a:xfrm>
+                    <a:prstGeom prst="rect">
+                      <a:avLst/>
+                    </a:prstGeom>
+                    <a:noFill/>
+                    <a:ln w="9525">
+                      <a:noFill/>
+                      <a:headEnd/>
+                      <a:tailEnd/>
+                    </a:ln>
+                  </pic:spPr>
+                </pic:pic>
+              </a:graphicData>
+            </a:graphic>
+          </wp:inline>
+        </w:drawing>
+      </w:r>
+    </w:p>
+    <w:p>
+      <w:pPr>
+        <w:pStyle w:val="ImageCaption"/>
+      </w:pPr>
+      <w:r>
+        <w:t xml:space="preserve">Rysunek A4. Interfejs — zrzut ekranu (s. 49 oryginału).</w:t>
+      </w:r>
+    </w:p>
+    <w:p>
+      <w:pPr>
+        <w:pStyle w:val="BodyText"/>
+      </w:pPr>
+      <w:r>
+        <w:rPr>
+          <w:i/>
+          <w:iCs/>
+        </w:rPr>
+        <w:t xml:space="preserve">Rysunek A4. Interfejs — zrzut ekranu (s. 49 oryginału).</w:t>
+      </w:r>
+    </w:p>
+    <w:p>
+      <w:pPr>
+        <w:pStyle w:val="CaptionedFigure"/>
+      </w:pPr>
+      <w:r>
+        <w:drawing>
+          <wp:inline>
+            <wp:extent cx="5334000" cy="6902823"/>
+            <wp:effectExtent b="0" l="0" r="0" t="0"/>
+            <wp:docPr descr="Rysunek A5. Interfejs — zrzut ekranu (s. 50 oryginału)." title="" id="29" name="Picture"/>
+            <a:graphic>
+              <a:graphicData uri="http://schemas.openxmlformats.org/drawingml/2006/picture">
+                <pic:pic>
+                  <pic:nvPicPr>
+                    <pic:cNvPr descr="/Users/lukaszdrazek/Inzynierka/reports/figury/strona-50.png" id="30" name="Picture"/>
+                    <pic:cNvPicPr>
+                      <a:picLocks noChangeArrowheads="1" noChangeAspect="1"/>
+                    </pic:cNvPicPr>
+                  </pic:nvPicPr>
+                  <pic:blipFill>
+                    <a:blip r:embed="rId28"/>
+                    <a:stretch>
+                      <a:fillRect/>
+                    </a:stretch>
+                  </pic:blipFill>
+                  <pic:spPr bwMode="auto">
+                    <a:xfrm>
+                      <a:off x="0" y="0"/>
+                      <a:ext cx="5334000" cy="6902823"/>
+                    </a:xfrm>
+                    <a:prstGeom prst="rect">
+                      <a:avLst/>
+                    </a:prstGeom>
+                    <a:noFill/>
+                    <a:ln w="9525">
+                      <a:noFill/>
+                      <a:headEnd/>
+                      <a:tailEnd/>
+                    </a:ln>
+                  </pic:spPr>
+                </pic:pic>
+              </a:graphicData>
+            </a:graphic>
+          </wp:inline>
+        </w:drawing>
+      </w:r>
+    </w:p>
+    <w:p>
+      <w:pPr>
+        <w:pStyle w:val="ImageCaption"/>
+      </w:pPr>
+      <w:r>
+        <w:t xml:space="preserve">Rysunek A5. Interfejs — zrzut ekranu (s. 50 oryginału).</w:t>
+      </w:r>
+    </w:p>
+    <w:p>
+      <w:pPr>
+        <w:pStyle w:val="BodyText"/>
+      </w:pPr>
+      <w:r>
+        <w:rPr>
+          <w:i/>
+          <w:iCs/>
+        </w:rPr>
+        <w:t xml:space="preserve">Rysunek A5. Interfejs — zrzut ekranu (s. 50 oryginału).</w:t>
+      </w:r>
+    </w:p>
+    <w:bookmarkEnd w:id="31"/>
     <w:sectPr>
       <w:footnotePr>
         <w:numRestart w:val="eachSect"/>

--- a/praca-inzynierska-poprawiona.docx
+++ b/praca-inzynierska-poprawiona.docx
@@ -14435,10 +14435,2638 @@
       </w:r>
     </w:p>
     <w:bookmarkEnd w:id="31"/>
+    <w:bookmarkStart w:id="32" w:name="X6aa2ea93f36e86d4a816f8245b4a3606ca86790"/>
+    <w:p>
+      <w:pPr>
+        <w:pStyle w:val="Heading1"/>
+      </w:pPr>
+      <w:r>
+        <w:t xml:space="preserve">Załącznik B — wybrane listingi kodu (czyste, z repozytorium)</w:t>
+      </w:r>
+    </w:p>
+    <w:p>
+      <w:pPr>
+        <w:pStyle w:val="FirstParagraph"/>
+      </w:pPr>
+      <w:r>
+        <w:rPr>
+          <w:b/>
+          <w:bCs/>
+        </w:rPr>
+        <w:t xml:space="preserve">Miara rozbieżności (poprawiona normalizacja)</w:t>
+      </w:r>
+      <w:r>
+        <w:t xml:space="preserve"> </w:t>
+      </w:r>
+      <w:r>
+        <w:t xml:space="preserve">(</w:t>
+      </w:r>
+      <w:r>
+        <w:rPr>
+          <w:rStyle w:val="VerbatimChar"/>
+        </w:rPr>
+        <w:t xml:space="preserve">src/paradigms/aggregation/disagreement.py</w:t>
+      </w:r>
+      <w:r>
+        <w:t xml:space="preserve">):</w:t>
+      </w:r>
+    </w:p>
+    <w:p>
+      <w:pPr>
+        <w:pStyle w:val="SourceCode"/>
+      </w:pPr>
+      <w:r>
+        <w:rPr>
+          <w:rStyle w:val="CommentTok"/>
+        </w:rPr>
+        <w:t xml:space="preserve">"""Cross-paradigm disagreement detection using normalized Shannon entropy.</w:t>
+      </w:r>
+      <w:r>
+        <w:br/>
+      </w:r>
+      <w:r>
+        <w:br/>
+      </w:r>
+      <w:r>
+        <w:rPr>
+          <w:rStyle w:val="CommentTok"/>
+        </w:rPr>
+        <w:t xml:space="preserve">Extends Phase 3 classifier disagreement approach to detect disagreements</w:t>
+      </w:r>
+      <w:r>
+        <w:br/>
+      </w:r>
+      <w:r>
+        <w:rPr>
+          <w:rStyle w:val="CommentTok"/>
+        </w:rPr>
+        <w:t xml:space="preserve">between the three paradigms: ML ensemble, rule-based, and Bayesian.</w:t>
+      </w:r>
+      <w:r>
+        <w:br/>
+      </w:r>
+      <w:r>
+        <w:br/>
+      </w:r>
+      <w:r>
+        <w:rPr>
+          <w:rStyle w:val="CommentTok"/>
+        </w:rPr>
+        <w:t xml:space="preserve">Key differences from classifier disagreement:</w:t>
+      </w:r>
+      <w:r>
+        <w:br/>
+      </w:r>
+      <w:r>
+        <w:rPr>
+          <w:rStyle w:val="CommentTok"/>
+        </w:rPr>
+        <w:t xml:space="preserve">- 3 paradigms vs 7 classifiers</w:t>
+      </w:r>
+      <w:r>
+        <w:br/>
+      </w:r>
+      <w:r>
+        <w:rPr>
+          <w:rStyle w:val="CommentTok"/>
+        </w:rPr>
+        <w:t xml:space="preserve">- Max entropy for 3 paradigms: log2(3) = 1.585</w:t>
+      </w:r>
+      <w:r>
+        <w:br/>
+      </w:r>
+      <w:r>
+        <w:rPr>
+          <w:rStyle w:val="CommentTok"/>
+        </w:rPr>
+        <w:t xml:space="preserve">- Different probability scales (ML proba, rule score, Bayesian posterior)</w:t>
+      </w:r>
+      <w:r>
+        <w:br/>
+      </w:r>
+      <w:r>
+        <w:rPr>
+          <w:rStyle w:val="CommentTok"/>
+        </w:rPr>
+        <w:t xml:space="preserve">"""</w:t>
+      </w:r>
+      <w:r>
+        <w:br/>
+      </w:r>
+      <w:r>
+        <w:br/>
+      </w:r>
+      <w:r>
+        <w:rPr>
+          <w:rStyle w:val="ImportTok"/>
+        </w:rPr>
+        <w:t xml:space="preserve">import</w:t>
+      </w:r>
+      <w:r>
+        <w:rPr>
+          <w:rStyle w:val="NormalTok"/>
+        </w:rPr>
+        <w:t xml:space="preserve"> numpy </w:t>
+      </w:r>
+      <w:r>
+        <w:rPr>
+          <w:rStyle w:val="ImportTok"/>
+        </w:rPr>
+        <w:t xml:space="preserve">as</w:t>
+      </w:r>
+      <w:r>
+        <w:rPr>
+          <w:rStyle w:val="NormalTok"/>
+        </w:rPr>
+        <w:t xml:space="preserve"> np</w:t>
+      </w:r>
+      <w:r>
+        <w:br/>
+      </w:r>
+      <w:r>
+        <w:rPr>
+          <w:rStyle w:val="ImportTok"/>
+        </w:rPr>
+        <w:t xml:space="preserve">from</w:t>
+      </w:r>
+      <w:r>
+        <w:rPr>
+          <w:rStyle w:val="NormalTok"/>
+        </w:rPr>
+        <w:t xml:space="preserve"> scipy.stats </w:t>
+      </w:r>
+      <w:r>
+        <w:rPr>
+          <w:rStyle w:val="ImportTok"/>
+        </w:rPr>
+        <w:t xml:space="preserve">import</w:t>
+      </w:r>
+      <w:r>
+        <w:rPr>
+          <w:rStyle w:val="NormalTok"/>
+        </w:rPr>
+        <w:t xml:space="preserve"> entropy</w:t>
+      </w:r>
+      <w:r>
+        <w:br/>
+      </w:r>
+      <w:r>
+        <w:rPr>
+          <w:rStyle w:val="ImportTok"/>
+        </w:rPr>
+        <w:t xml:space="preserve">from</w:t>
+      </w:r>
+      <w:r>
+        <w:rPr>
+          <w:rStyle w:val="NormalTok"/>
+        </w:rPr>
+        <w:t xml:space="preserve"> typing </w:t>
+      </w:r>
+      <w:r>
+        <w:rPr>
+          <w:rStyle w:val="ImportTok"/>
+        </w:rPr>
+        <w:t xml:space="preserve">import</w:t>
+      </w:r>
+      <w:r>
+        <w:rPr>
+          <w:rStyle w:val="NormalTok"/>
+        </w:rPr>
+        <w:t xml:space="preserve"> Dict, List, Tuple</w:t>
+      </w:r>
+      <w:r>
+        <w:br/>
+      </w:r>
+      <w:r>
+        <w:br/>
+      </w:r>
+      <w:r>
+        <w:rPr>
+          <w:rStyle w:val="CommentTok"/>
+        </w:rPr>
+        <w:t xml:space="preserve"># Threshold for edge case detection (consistent with Phase 3)</w:t>
+      </w:r>
+      <w:r>
+        <w:br/>
+      </w:r>
+      <w:r>
+        <w:rPr>
+          <w:rStyle w:val="NormalTok"/>
+        </w:rPr>
+        <w:t xml:space="preserve">PARADIGM_DISAGREEMENT_THRESHOLD </w:t>
+      </w:r>
+      <w:r>
+        <w:rPr>
+          <w:rStyle w:val="OperatorTok"/>
+        </w:rPr>
+        <w:t xml:space="preserve">=</w:t>
+      </w:r>
+      <w:r>
+        <w:rPr>
+          <w:rStyle w:val="NormalTok"/>
+        </w:rPr>
+        <w:t xml:space="preserve"> </w:t>
+      </w:r>
+      <w:r>
+        <w:rPr>
+          <w:rStyle w:val="FloatTok"/>
+        </w:rPr>
+        <w:t xml:space="preserve">0.7</w:t>
+      </w:r>
+      <w:r>
+        <w:br/>
+      </w:r>
+      <w:r>
+        <w:br/>
+      </w:r>
+      <w:r>
+        <w:br/>
+      </w:r>
+      <w:r>
+        <w:rPr>
+          <w:rStyle w:val="KeywordTok"/>
+        </w:rPr>
+        <w:t xml:space="preserve">def</w:t>
+      </w:r>
+      <w:r>
+        <w:rPr>
+          <w:rStyle w:val="NormalTok"/>
+        </w:rPr>
+        <w:t xml:space="preserve"> calculate_paradigm_disagreement(</w:t>
+      </w:r>
+      <w:r>
+        <w:br/>
+      </w:r>
+      <w:r>
+        <w:rPr>
+          <w:rStyle w:val="NormalTok"/>
+        </w:rPr>
+        <w:t xml:space="preserve">    ml_prediction: </w:t>
+      </w:r>
+      <w:r>
+        <w:rPr>
+          <w:rStyle w:val="BuiltInTok"/>
+        </w:rPr>
+        <w:t xml:space="preserve">str</w:t>
+      </w:r>
+      <w:r>
+        <w:rPr>
+          <w:rStyle w:val="NormalTok"/>
+        </w:rPr>
+        <w:t xml:space="preserve">,</w:t>
+      </w:r>
+      <w:r>
+        <w:br/>
+      </w:r>
+      <w:r>
+        <w:rPr>
+          <w:rStyle w:val="NormalTok"/>
+        </w:rPr>
+        <w:t xml:space="preserve">    ml_probability: </w:t>
+      </w:r>
+      <w:r>
+        <w:rPr>
+          <w:rStyle w:val="BuiltInTok"/>
+        </w:rPr>
+        <w:t xml:space="preserve">float</w:t>
+      </w:r>
+      <w:r>
+        <w:rPr>
+          <w:rStyle w:val="NormalTok"/>
+        </w:rPr>
+        <w:t xml:space="preserve">,</w:t>
+      </w:r>
+      <w:r>
+        <w:br/>
+      </w:r>
+      <w:r>
+        <w:rPr>
+          <w:rStyle w:val="NormalTok"/>
+        </w:rPr>
+        <w:t xml:space="preserve">    rule_prediction: </w:t>
+      </w:r>
+      <w:r>
+        <w:rPr>
+          <w:rStyle w:val="BuiltInTok"/>
+        </w:rPr>
+        <w:t xml:space="preserve">str</w:t>
+      </w:r>
+      <w:r>
+        <w:rPr>
+          <w:rStyle w:val="NormalTok"/>
+        </w:rPr>
+        <w:t xml:space="preserve">,</w:t>
+      </w:r>
+      <w:r>
+        <w:br/>
+      </w:r>
+      <w:r>
+        <w:rPr>
+          <w:rStyle w:val="NormalTok"/>
+        </w:rPr>
+        <w:t xml:space="preserve">    rule_probability: </w:t>
+      </w:r>
+      <w:r>
+        <w:rPr>
+          <w:rStyle w:val="BuiltInTok"/>
+        </w:rPr>
+        <w:t xml:space="preserve">float</w:t>
+      </w:r>
+      <w:r>
+        <w:rPr>
+          <w:rStyle w:val="NormalTok"/>
+        </w:rPr>
+        <w:t xml:space="preserve">,</w:t>
+      </w:r>
+      <w:r>
+        <w:br/>
+      </w:r>
+      <w:r>
+        <w:rPr>
+          <w:rStyle w:val="NormalTok"/>
+        </w:rPr>
+        <w:t xml:space="preserve">    bayesian_prediction: </w:t>
+      </w:r>
+      <w:r>
+        <w:rPr>
+          <w:rStyle w:val="BuiltInTok"/>
+        </w:rPr>
+        <w:t xml:space="preserve">str</w:t>
+      </w:r>
+      <w:r>
+        <w:rPr>
+          <w:rStyle w:val="NormalTok"/>
+        </w:rPr>
+        <w:t xml:space="preserve">,</w:t>
+      </w:r>
+      <w:r>
+        <w:br/>
+      </w:r>
+      <w:r>
+        <w:rPr>
+          <w:rStyle w:val="NormalTok"/>
+        </w:rPr>
+        <w:t xml:space="preserve">    bayesian_probability: </w:t>
+      </w:r>
+      <w:r>
+        <w:rPr>
+          <w:rStyle w:val="BuiltInTok"/>
+        </w:rPr>
+        <w:t xml:space="preserve">float</w:t>
+      </w:r>
+      <w:r>
+        <w:br/>
+      </w:r>
+      <w:r>
+        <w:rPr>
+          <w:rStyle w:val="NormalTok"/>
+        </w:rPr>
+        <w:t xml:space="preserve">) </w:t>
+      </w:r>
+      <w:r>
+        <w:rPr>
+          <w:rStyle w:val="OperatorTok"/>
+        </w:rPr>
+        <w:t xml:space="preserve">-&gt;</w:t>
+      </w:r>
+      <w:r>
+        <w:rPr>
+          <w:rStyle w:val="NormalTok"/>
+        </w:rPr>
+        <w:t xml:space="preserve"> Dict:</w:t>
+      </w:r>
+      <w:r>
+        <w:br/>
+      </w:r>
+      <w:r>
+        <w:rPr>
+          <w:rStyle w:val="NormalTok"/>
+        </w:rPr>
+        <w:t xml:space="preserve">    </w:t>
+      </w:r>
+      <w:r>
+        <w:rPr>
+          <w:rStyle w:val="CommentTok"/>
+        </w:rPr>
+        <w:t xml:space="preserve">"""Calculate disagreement across three paradigms.</w:t>
+      </w:r>
+      <w:r>
+        <w:br/>
+      </w:r>
+      <w:r>
+        <w:br/>
+      </w:r>
+      <w:r>
+        <w:rPr>
+          <w:rStyle w:val="CommentTok"/>
+        </w:rPr>
+        <w:t xml:space="preserve">    Args:</w:t>
+      </w:r>
+      <w:r>
+        <w:br/>
+      </w:r>
+      <w:r>
+        <w:rPr>
+          <w:rStyle w:val="CommentTok"/>
+        </w:rPr>
+        <w:t xml:space="preserve">        ml_prediction: 'phishing' or 'legitimate' from ML ensemble</w:t>
+      </w:r>
+      <w:r>
+        <w:br/>
+      </w:r>
+      <w:r>
+        <w:rPr>
+          <w:rStyle w:val="CommentTok"/>
+        </w:rPr>
+        <w:t xml:space="preserve">        ml_probability: Phishing probability from ML (0-1)</w:t>
+      </w:r>
+      <w:r>
+        <w:br/>
+      </w:r>
+      <w:r>
+        <w:rPr>
+          <w:rStyle w:val="CommentTok"/>
+        </w:rPr>
+        <w:t xml:space="preserve">        rule_prediction: 'phishing' or 'legitimate' from rules</w:t>
+      </w:r>
+      <w:r>
+        <w:br/>
+      </w:r>
+      <w:r>
+        <w:rPr>
+          <w:rStyle w:val="CommentTok"/>
+        </w:rPr>
+        <w:t xml:space="preserve">        rule_probability: Rule score (0-1)</w:t>
+      </w:r>
+      <w:r>
+        <w:br/>
+      </w:r>
+      <w:r>
+        <w:rPr>
+          <w:rStyle w:val="CommentTok"/>
+        </w:rPr>
+        <w:t xml:space="preserve">        bayesian_prediction: 'phishing' or 'legitimate' from Bayesian</w:t>
+      </w:r>
+      <w:r>
+        <w:br/>
+      </w:r>
+      <w:r>
+        <w:rPr>
+          <w:rStyle w:val="CommentTok"/>
+        </w:rPr>
+        <w:t xml:space="preserve">        bayesian_probability: Posterior phishing probability (0-1)</w:t>
+      </w:r>
+      <w:r>
+        <w:br/>
+      </w:r>
+      <w:r>
+        <w:br/>
+      </w:r>
+      <w:r>
+        <w:rPr>
+          <w:rStyle w:val="CommentTok"/>
+        </w:rPr>
+        <w:t xml:space="preserve">    Returns:</w:t>
+      </w:r>
+      <w:r>
+        <w:br/>
+      </w:r>
+      <w:r>
+        <w:rPr>
+          <w:rStyle w:val="CommentTok"/>
+        </w:rPr>
+        <w:t xml:space="preserve">        Dict with:</w:t>
+      </w:r>
+      <w:r>
+        <w:br/>
+      </w:r>
+      <w:r>
+        <w:rPr>
+          <w:rStyle w:val="CommentTok"/>
+        </w:rPr>
+        <w:t xml:space="preserve">            'score': Normalized entropy (0-1)</w:t>
+      </w:r>
+      <w:r>
+        <w:br/>
+      </w:r>
+      <w:r>
+        <w:rPr>
+          <w:rStyle w:val="CommentTok"/>
+        </w:rPr>
+        <w:t xml:space="preserve">            'is_edge_case': True if score &gt; threshold</w:t>
+      </w:r>
+      <w:r>
+        <w:br/>
+      </w:r>
+      <w:r>
+        <w:rPr>
+          <w:rStyle w:val="CommentTok"/>
+        </w:rPr>
+        <w:t xml:space="preserve">            'vote_distribution': {'phishing': N, 'legitimate': M}</w:t>
+      </w:r>
+      <w:r>
+        <w:br/>
+      </w:r>
+      <w:r>
+        <w:rPr>
+          <w:rStyle w:val="CommentTok"/>
+        </w:rPr>
+        <w:t xml:space="preserve">            'probability_variance': Variance across paradigm probabilities</w:t>
+      </w:r>
+      <w:r>
+        <w:br/>
+      </w:r>
+      <w:r>
+        <w:rPr>
+          <w:rStyle w:val="CommentTok"/>
+        </w:rPr>
+        <w:t xml:space="preserve">            'disagreeing_paradigms': List of paradigms disagreeing with majority</w:t>
+      </w:r>
+      <w:r>
+        <w:br/>
+      </w:r>
+      <w:r>
+        <w:rPr>
+          <w:rStyle w:val="CommentTok"/>
+        </w:rPr>
+        <w:t xml:space="preserve">            'probability_spread': Max - min probability across paradigms</w:t>
+      </w:r>
+      <w:r>
+        <w:br/>
+      </w:r>
+      <w:r>
+        <w:rPr>
+          <w:rStyle w:val="CommentTok"/>
+        </w:rPr>
+        <w:t xml:space="preserve">    """</w:t>
+      </w:r>
+      <w:r>
+        <w:br/>
+      </w:r>
+      <w:r>
+        <w:rPr>
+          <w:rStyle w:val="NormalTok"/>
+        </w:rPr>
+        <w:t xml:space="preserve">    predictions </w:t>
+      </w:r>
+      <w:r>
+        <w:rPr>
+          <w:rStyle w:val="OperatorTok"/>
+        </w:rPr>
+        <w:t xml:space="preserve">=</w:t>
+      </w:r>
+      <w:r>
+        <w:rPr>
+          <w:rStyle w:val="NormalTok"/>
+        </w:rPr>
+        <w:t xml:space="preserve"> {</w:t>
+      </w:r>
+      <w:r>
+        <w:br/>
+      </w:r>
+      <w:r>
+        <w:rPr>
+          <w:rStyle w:val="NormalTok"/>
+        </w:rPr>
+        <w:t xml:space="preserve">        </w:t>
+      </w:r>
+      <w:r>
+        <w:rPr>
+          <w:rStyle w:val="StringTok"/>
+        </w:rPr>
+        <w:t xml:space="preserve">'ml_ensemble'</w:t>
+      </w:r>
+      <w:r>
+        <w:rPr>
+          <w:rStyle w:val="NormalTok"/>
+        </w:rPr>
+        <w:t xml:space="preserve">: ml_prediction,</w:t>
+      </w:r>
+      <w:r>
+        <w:br/>
+      </w:r>
+      <w:r>
+        <w:rPr>
+          <w:rStyle w:val="NormalTok"/>
+        </w:rPr>
+        <w:t xml:space="preserve">        </w:t>
+      </w:r>
+      <w:r>
+        <w:rPr>
+          <w:rStyle w:val="StringTok"/>
+        </w:rPr>
+        <w:t xml:space="preserve">'rules'</w:t>
+      </w:r>
+      <w:r>
+        <w:rPr>
+          <w:rStyle w:val="NormalTok"/>
+        </w:rPr>
+        <w:t xml:space="preserve">: rule_prediction,</w:t>
+      </w:r>
+      <w:r>
+        <w:br/>
+      </w:r>
+      <w:r>
+        <w:rPr>
+          <w:rStyle w:val="NormalTok"/>
+        </w:rPr>
+        <w:t xml:space="preserve">        </w:t>
+      </w:r>
+      <w:r>
+        <w:rPr>
+          <w:rStyle w:val="StringTok"/>
+        </w:rPr>
+        <w:t xml:space="preserve">'bayesian'</w:t>
+      </w:r>
+      <w:r>
+        <w:rPr>
+          <w:rStyle w:val="NormalTok"/>
+        </w:rPr>
+        <w:t xml:space="preserve">: bayesian_prediction</w:t>
+      </w:r>
+      <w:r>
+        <w:br/>
+      </w:r>
+      <w:r>
+        <w:rPr>
+          <w:rStyle w:val="NormalTok"/>
+        </w:rPr>
+        <w:t xml:space="preserve">    }</w:t>
+      </w:r>
+      <w:r>
+        <w:br/>
+      </w:r>
+      <w:r>
+        <w:rPr>
+          <w:rStyle w:val="NormalTok"/>
+        </w:rPr>
+        <w:t xml:space="preserve">    probabilities </w:t>
+      </w:r>
+      <w:r>
+        <w:rPr>
+          <w:rStyle w:val="OperatorTok"/>
+        </w:rPr>
+        <w:t xml:space="preserve">=</w:t>
+      </w:r>
+      <w:r>
+        <w:rPr>
+          <w:rStyle w:val="NormalTok"/>
+        </w:rPr>
+        <w:t xml:space="preserve"> [ml_probability, rule_probability, bayesian_probability]</w:t>
+      </w:r>
+      <w:r>
+        <w:br/>
+      </w:r>
+      <w:r>
+        <w:br/>
+      </w:r>
+      <w:r>
+        <w:rPr>
+          <w:rStyle w:val="NormalTok"/>
+        </w:rPr>
+        <w:t xml:space="preserve">    </w:t>
+      </w:r>
+      <w:r>
+        <w:rPr>
+          <w:rStyle w:val="CommentTok"/>
+        </w:rPr>
+        <w:t xml:space="preserve"># Count votes</w:t>
+      </w:r>
+      <w:r>
+        <w:br/>
+      </w:r>
+      <w:r>
+        <w:rPr>
+          <w:rStyle w:val="NormalTok"/>
+        </w:rPr>
+        <w:t xml:space="preserve">    votes </w:t>
+      </w:r>
+      <w:r>
+        <w:rPr>
+          <w:rStyle w:val="OperatorTok"/>
+        </w:rPr>
+        <w:t xml:space="preserve">=</w:t>
+      </w:r>
+      <w:r>
+        <w:rPr>
+          <w:rStyle w:val="NormalTok"/>
+        </w:rPr>
+        <w:t xml:space="preserve"> {}</w:t>
+      </w:r>
+      <w:r>
+        <w:br/>
+      </w:r>
+      <w:r>
+        <w:rPr>
+          <w:rStyle w:val="NormalTok"/>
+        </w:rPr>
+        <w:t xml:space="preserve">    </w:t>
+      </w:r>
+      <w:r>
+        <w:rPr>
+          <w:rStyle w:val="ControlFlowTok"/>
+        </w:rPr>
+        <w:t xml:space="preserve">for</w:t>
+      </w:r>
+      <w:r>
+        <w:rPr>
+          <w:rStyle w:val="NormalTok"/>
+        </w:rPr>
+        <w:t xml:space="preserve"> paradigm, pred </w:t>
+      </w:r>
+      <w:r>
+        <w:rPr>
+          <w:rStyle w:val="KeywordTok"/>
+        </w:rPr>
+        <w:t xml:space="preserve">in</w:t>
+      </w:r>
+      <w:r>
+        <w:rPr>
+          <w:rStyle w:val="NormalTok"/>
+        </w:rPr>
+        <w:t xml:space="preserve"> predictions.items():</w:t>
+      </w:r>
+      <w:r>
+        <w:br/>
+      </w:r>
+      <w:r>
+        <w:rPr>
+          <w:rStyle w:val="NormalTok"/>
+        </w:rPr>
+        <w:t xml:space="preserve">        votes[pred] </w:t>
+      </w:r>
+      <w:r>
+        <w:rPr>
+          <w:rStyle w:val="OperatorTok"/>
+        </w:rPr>
+        <w:t xml:space="preserve">=</w:t>
+      </w:r>
+      <w:r>
+        <w:rPr>
+          <w:rStyle w:val="NormalTok"/>
+        </w:rPr>
+        <w:t xml:space="preserve"> votes.get(pred, </w:t>
+      </w:r>
+      <w:r>
+        <w:rPr>
+          <w:rStyle w:val="DecValTok"/>
+        </w:rPr>
+        <w:t xml:space="preserve">0</w:t>
+      </w:r>
+      <w:r>
+        <w:rPr>
+          <w:rStyle w:val="NormalTok"/>
+        </w:rPr>
+        <w:t xml:space="preserve">) </w:t>
+      </w:r>
+      <w:r>
+        <w:rPr>
+          <w:rStyle w:val="OperatorTok"/>
+        </w:rPr>
+        <w:t xml:space="preserve">+</w:t>
+      </w:r>
+      <w:r>
+        <w:rPr>
+          <w:rStyle w:val="NormalTok"/>
+        </w:rPr>
+        <w:t xml:space="preserve"> </w:t>
+      </w:r>
+      <w:r>
+        <w:rPr>
+          <w:rStyle w:val="DecValTok"/>
+        </w:rPr>
+        <w:t xml:space="preserve">1</w:t>
+      </w:r>
+      <w:r>
+        <w:br/>
+      </w:r>
+      <w:r>
+        <w:br/>
+      </w:r>
+      <w:r>
+        <w:rPr>
+          <w:rStyle w:val="NormalTok"/>
+        </w:rPr>
+        <w:t xml:space="preserve">    </w:t>
+      </w:r>
+      <w:r>
+        <w:rPr>
+          <w:rStyle w:val="CommentTok"/>
+        </w:rPr>
+        <w:t xml:space="preserve"># Convert to binary for entropy calculation</w:t>
+      </w:r>
+      <w:r>
+        <w:br/>
+      </w:r>
+      <w:r>
+        <w:rPr>
+          <w:rStyle w:val="NormalTok"/>
+        </w:rPr>
+        <w:t xml:space="preserve">    binary_preds </w:t>
+      </w:r>
+      <w:r>
+        <w:rPr>
+          <w:rStyle w:val="OperatorTok"/>
+        </w:rPr>
+        <w:t xml:space="preserve">=</w:t>
+      </w:r>
+      <w:r>
+        <w:rPr>
+          <w:rStyle w:val="NormalTok"/>
+        </w:rPr>
+        <w:t xml:space="preserve"> [</w:t>
+      </w:r>
+      <w:r>
+        <w:rPr>
+          <w:rStyle w:val="DecValTok"/>
+        </w:rPr>
+        <w:t xml:space="preserve">1</w:t>
+      </w:r>
+      <w:r>
+        <w:rPr>
+          <w:rStyle w:val="NormalTok"/>
+        </w:rPr>
+        <w:t xml:space="preserve"> </w:t>
+      </w:r>
+      <w:r>
+        <w:rPr>
+          <w:rStyle w:val="ControlFlowTok"/>
+        </w:rPr>
+        <w:t xml:space="preserve">if</w:t>
+      </w:r>
+      <w:r>
+        <w:rPr>
+          <w:rStyle w:val="NormalTok"/>
+        </w:rPr>
+        <w:t xml:space="preserve"> pred </w:t>
+      </w:r>
+      <w:r>
+        <w:rPr>
+          <w:rStyle w:val="OperatorTok"/>
+        </w:rPr>
+        <w:t xml:space="preserve">==</w:t>
+      </w:r>
+      <w:r>
+        <w:rPr>
+          <w:rStyle w:val="NormalTok"/>
+        </w:rPr>
+        <w:t xml:space="preserve"> </w:t>
+      </w:r>
+      <w:r>
+        <w:rPr>
+          <w:rStyle w:val="StringTok"/>
+        </w:rPr>
+        <w:t xml:space="preserve">'phishing'</w:t>
+      </w:r>
+      <w:r>
+        <w:rPr>
+          <w:rStyle w:val="NormalTok"/>
+        </w:rPr>
+        <w:t xml:space="preserve"> </w:t>
+      </w:r>
+      <w:r>
+        <w:rPr>
+          <w:rStyle w:val="ControlFlowTok"/>
+        </w:rPr>
+        <w:t xml:space="preserve">else</w:t>
+      </w:r>
+      <w:r>
+        <w:rPr>
+          <w:rStyle w:val="NormalTok"/>
+        </w:rPr>
+        <w:t xml:space="preserve"> </w:t>
+      </w:r>
+      <w:r>
+        <w:rPr>
+          <w:rStyle w:val="DecValTok"/>
+        </w:rPr>
+        <w:t xml:space="preserve">0</w:t>
+      </w:r>
+      <w:r>
+        <w:br/>
+      </w:r>
+      <w:r>
+        <w:rPr>
+          <w:rStyle w:val="NormalTok"/>
+        </w:rPr>
+        <w:t xml:space="preserve">                   </w:t>
+      </w:r>
+      <w:r>
+        <w:rPr>
+          <w:rStyle w:val="ControlFlowTok"/>
+        </w:rPr>
+        <w:t xml:space="preserve">for</w:t>
+      </w:r>
+      <w:r>
+        <w:rPr>
+          <w:rStyle w:val="NormalTok"/>
+        </w:rPr>
+        <w:t xml:space="preserve"> pred </w:t>
+      </w:r>
+      <w:r>
+        <w:rPr>
+          <w:rStyle w:val="KeywordTok"/>
+        </w:rPr>
+        <w:t xml:space="preserve">in</w:t>
+      </w:r>
+      <w:r>
+        <w:rPr>
+          <w:rStyle w:val="NormalTok"/>
+        </w:rPr>
+        <w:t xml:space="preserve"> predictions.values()]</w:t>
+      </w:r>
+      <w:r>
+        <w:br/>
+      </w:r>
+      <w:r>
+        <w:br/>
+      </w:r>
+      <w:r>
+        <w:rPr>
+          <w:rStyle w:val="NormalTok"/>
+        </w:rPr>
+        <w:t xml:space="preserve">    </w:t>
+      </w:r>
+      <w:r>
+        <w:rPr>
+          <w:rStyle w:val="CommentTok"/>
+        </w:rPr>
+        <w:t xml:space="preserve"># C</w:t>
+      </w:r>
+    </w:p>
+    <w:p>
+      <w:pPr>
+        <w:pStyle w:val="FirstParagraph"/>
+      </w:pPr>
+      <w:r>
+        <w:rPr>
+          <w:b/>
+          <w:bCs/>
+        </w:rPr>
+        <w:t xml:space="preserve">Wagi paradygmatów (ML 0,5 / reguły 0,3 / Bayes 0,2)</w:t>
+      </w:r>
+      <w:r>
+        <w:t xml:space="preserve"> </w:t>
+      </w:r>
+      <w:r>
+        <w:t xml:space="preserve">(</w:t>
+      </w:r>
+      <w:r>
+        <w:rPr>
+          <w:rStyle w:val="VerbatimChar"/>
+        </w:rPr>
+        <w:t xml:space="preserve">src/paradigms/aggregation/weights.py</w:t>
+      </w:r>
+      <w:r>
+        <w:t xml:space="preserve">):</w:t>
+      </w:r>
+    </w:p>
+    <w:p>
+      <w:pPr>
+        <w:pStyle w:val="SourceCode"/>
+      </w:pPr>
+      <w:r>
+        <w:rPr>
+          <w:rStyle w:val="CommentTok"/>
+        </w:rPr>
+        <w:t xml:space="preserve">"""Paradigm weight management for multi-paradigm aggregation.</w:t>
+      </w:r>
+      <w:r>
+        <w:br/>
+      </w:r>
+      <w:r>
+        <w:br/>
+      </w:r>
+      <w:r>
+        <w:rPr>
+          <w:rStyle w:val="CommentTok"/>
+        </w:rPr>
+        <w:t xml:space="preserve">Default weights: ML ensemble (0.5), Rules (0.3), Bayesian (0.2)</w:t>
+      </w:r>
+      <w:r>
+        <w:br/>
+      </w:r>
+      <w:r>
+        <w:rPr>
+          <w:rStyle w:val="CommentTok"/>
+        </w:rPr>
+        <w:t xml:space="preserve">based on Phase 5 research recommendations.</w:t>
+      </w:r>
+      <w:r>
+        <w:br/>
+      </w:r>
+      <w:r>
+        <w:rPr>
+          <w:rStyle w:val="CommentTok"/>
+        </w:rPr>
+        <w:t xml:space="preserve">"""</w:t>
+      </w:r>
+      <w:r>
+        <w:br/>
+      </w:r>
+      <w:r>
+        <w:br/>
+      </w:r>
+      <w:r>
+        <w:rPr>
+          <w:rStyle w:val="ImportTok"/>
+        </w:rPr>
+        <w:t xml:space="preserve">from</w:t>
+      </w:r>
+      <w:r>
+        <w:rPr>
+          <w:rStyle w:val="NormalTok"/>
+        </w:rPr>
+        <w:t xml:space="preserve"> dataclasses </w:t>
+      </w:r>
+      <w:r>
+        <w:rPr>
+          <w:rStyle w:val="ImportTok"/>
+        </w:rPr>
+        <w:t xml:space="preserve">import</w:t>
+      </w:r>
+      <w:r>
+        <w:rPr>
+          <w:rStyle w:val="NormalTok"/>
+        </w:rPr>
+        <w:t xml:space="preserve"> dataclass, field</w:t>
+      </w:r>
+      <w:r>
+        <w:br/>
+      </w:r>
+      <w:r>
+        <w:rPr>
+          <w:rStyle w:val="ImportTok"/>
+        </w:rPr>
+        <w:t xml:space="preserve">from</w:t>
+      </w:r>
+      <w:r>
+        <w:rPr>
+          <w:rStyle w:val="NormalTok"/>
+        </w:rPr>
+        <w:t xml:space="preserve"> typing </w:t>
+      </w:r>
+      <w:r>
+        <w:rPr>
+          <w:rStyle w:val="ImportTok"/>
+        </w:rPr>
+        <w:t xml:space="preserve">import</w:t>
+      </w:r>
+      <w:r>
+        <w:rPr>
+          <w:rStyle w:val="NormalTok"/>
+        </w:rPr>
+        <w:t xml:space="preserve"> Dict</w:t>
+      </w:r>
+      <w:r>
+        <w:br/>
+      </w:r>
+      <w:r>
+        <w:br/>
+      </w:r>
+      <w:r>
+        <w:br/>
+      </w:r>
+      <w:r>
+        <w:rPr>
+          <w:rStyle w:val="AttributeTok"/>
+        </w:rPr>
+        <w:t xml:space="preserve">@dataclass</w:t>
+      </w:r>
+      <w:r>
+        <w:br/>
+      </w:r>
+      <w:r>
+        <w:rPr>
+          <w:rStyle w:val="KeywordTok"/>
+        </w:rPr>
+        <w:t xml:space="preserve">class</w:t>
+      </w:r>
+      <w:r>
+        <w:rPr>
+          <w:rStyle w:val="NormalTok"/>
+        </w:rPr>
+        <w:t xml:space="preserve"> ParadigmWeights:</w:t>
+      </w:r>
+      <w:r>
+        <w:br/>
+      </w:r>
+      <w:r>
+        <w:rPr>
+          <w:rStyle w:val="NormalTok"/>
+        </w:rPr>
+        <w:t xml:space="preserve">    </w:t>
+      </w:r>
+      <w:r>
+        <w:rPr>
+          <w:rStyle w:val="CommentTok"/>
+        </w:rPr>
+        <w:t xml:space="preserve">"""Configurable weights for paradigm aggregation.</w:t>
+      </w:r>
+      <w:r>
+        <w:br/>
+      </w:r>
+      <w:r>
+        <w:br/>
+      </w:r>
+      <w:r>
+        <w:rPr>
+          <w:rStyle w:val="CommentTok"/>
+        </w:rPr>
+        <w:t xml:space="preserve">    Weights must sum to 1.0 and stay within bounds:</w:t>
+      </w:r>
+      <w:r>
+        <w:br/>
+      </w:r>
+      <w:r>
+        <w:rPr>
+          <w:rStyle w:val="CommentTok"/>
+        </w:rPr>
+        <w:t xml:space="preserve">    - ML ensemble: 0.4-0.6 (dominant but not overwhelming)</w:t>
+      </w:r>
+      <w:r>
+        <w:br/>
+      </w:r>
+      <w:r>
+        <w:rPr>
+          <w:rStyle w:val="CommentTok"/>
+        </w:rPr>
+        <w:t xml:space="preserve">    - Rules: 0.2-0.4 (interpretable contribution)</w:t>
+      </w:r>
+      <w:r>
+        <w:br/>
+      </w:r>
+      <w:r>
+        <w:rPr>
+          <w:rStyle w:val="CommentTok"/>
+        </w:rPr>
+        <w:t xml:space="preserve">    - Bayesian: 0.1-0.3 (probabilistic complement)</w:t>
+      </w:r>
+      <w:r>
+        <w:br/>
+      </w:r>
+      <w:r>
+        <w:br/>
+      </w:r>
+      <w:r>
+        <w:rPr>
+          <w:rStyle w:val="CommentTok"/>
+        </w:rPr>
+        <w:t xml:space="preserve">    Attributes:</w:t>
+      </w:r>
+      <w:r>
+        <w:br/>
+      </w:r>
+      <w:r>
+        <w:rPr>
+          <w:rStyle w:val="CommentTok"/>
+        </w:rPr>
+        <w:t xml:space="preserve">        ml_ensemble: Weight for ML ensemble prediction</w:t>
+      </w:r>
+      <w:r>
+        <w:br/>
+      </w:r>
+      <w:r>
+        <w:rPr>
+          <w:rStyle w:val="CommentTok"/>
+        </w:rPr>
+        <w:t xml:space="preserve">        rules: Weight for rule-based system score</w:t>
+      </w:r>
+      <w:r>
+        <w:br/>
+      </w:r>
+      <w:r>
+        <w:rPr>
+          <w:rStyle w:val="CommentTok"/>
+        </w:rPr>
+        <w:t xml:space="preserve">        bayesian: Weight for Bayesian posterior</w:t>
+      </w:r>
+      <w:r>
+        <w:br/>
+      </w:r>
+      <w:r>
+        <w:rPr>
+          <w:rStyle w:val="CommentTok"/>
+        </w:rPr>
+        <w:t xml:space="preserve">    """</w:t>
+      </w:r>
+      <w:r>
+        <w:br/>
+      </w:r>
+      <w:r>
+        <w:br/>
+      </w:r>
+      <w:r>
+        <w:rPr>
+          <w:rStyle w:val="NormalTok"/>
+        </w:rPr>
+        <w:t xml:space="preserve">    ml_ensemble: </w:t>
+      </w:r>
+      <w:r>
+        <w:rPr>
+          <w:rStyle w:val="BuiltInTok"/>
+        </w:rPr>
+        <w:t xml:space="preserve">float</w:t>
+      </w:r>
+      <w:r>
+        <w:rPr>
+          <w:rStyle w:val="NormalTok"/>
+        </w:rPr>
+        <w:t xml:space="preserve"> </w:t>
+      </w:r>
+      <w:r>
+        <w:rPr>
+          <w:rStyle w:val="OperatorTok"/>
+        </w:rPr>
+        <w:t xml:space="preserve">=</w:t>
+      </w:r>
+      <w:r>
+        <w:rPr>
+          <w:rStyle w:val="NormalTok"/>
+        </w:rPr>
+        <w:t xml:space="preserve"> </w:t>
+      </w:r>
+      <w:r>
+        <w:rPr>
+          <w:rStyle w:val="FloatTok"/>
+        </w:rPr>
+        <w:t xml:space="preserve">0.5</w:t>
+      </w:r>
+      <w:r>
+        <w:br/>
+      </w:r>
+      <w:r>
+        <w:rPr>
+          <w:rStyle w:val="NormalTok"/>
+        </w:rPr>
+        <w:t xml:space="preserve">    rules: </w:t>
+      </w:r>
+      <w:r>
+        <w:rPr>
+          <w:rStyle w:val="BuiltInTok"/>
+        </w:rPr>
+        <w:t xml:space="preserve">float</w:t>
+      </w:r>
+      <w:r>
+        <w:rPr>
+          <w:rStyle w:val="NormalTok"/>
+        </w:rPr>
+        <w:t xml:space="preserve"> </w:t>
+      </w:r>
+      <w:r>
+        <w:rPr>
+          <w:rStyle w:val="OperatorTok"/>
+        </w:rPr>
+        <w:t xml:space="preserve">=</w:t>
+      </w:r>
+      <w:r>
+        <w:rPr>
+          <w:rStyle w:val="NormalTok"/>
+        </w:rPr>
+        <w:t xml:space="preserve"> </w:t>
+      </w:r>
+      <w:r>
+        <w:rPr>
+          <w:rStyle w:val="FloatTok"/>
+        </w:rPr>
+        <w:t xml:space="preserve">0.3</w:t>
+      </w:r>
+      <w:r>
+        <w:br/>
+      </w:r>
+      <w:r>
+        <w:rPr>
+          <w:rStyle w:val="NormalTok"/>
+        </w:rPr>
+        <w:t xml:space="preserve">    bayesian: </w:t>
+      </w:r>
+      <w:r>
+        <w:rPr>
+          <w:rStyle w:val="BuiltInTok"/>
+        </w:rPr>
+        <w:t xml:space="preserve">float</w:t>
+      </w:r>
+      <w:r>
+        <w:rPr>
+          <w:rStyle w:val="NormalTok"/>
+        </w:rPr>
+        <w:t xml:space="preserve"> </w:t>
+      </w:r>
+      <w:r>
+        <w:rPr>
+          <w:rStyle w:val="OperatorTok"/>
+        </w:rPr>
+        <w:t xml:space="preserve">=</w:t>
+      </w:r>
+      <w:r>
+        <w:rPr>
+          <w:rStyle w:val="NormalTok"/>
+        </w:rPr>
+        <w:t xml:space="preserve"> </w:t>
+      </w:r>
+      <w:r>
+        <w:rPr>
+          <w:rStyle w:val="FloatTok"/>
+        </w:rPr>
+        <w:t xml:space="preserve">0.2</w:t>
+      </w:r>
+      <w:r>
+        <w:br/>
+      </w:r>
+      <w:r>
+        <w:br/>
+      </w:r>
+      <w:r>
+        <w:rPr>
+          <w:rStyle w:val="NormalTok"/>
+        </w:rPr>
+        <w:t xml:space="preserve">    </w:t>
+      </w:r>
+      <w:r>
+        <w:rPr>
+          <w:rStyle w:val="KeywordTok"/>
+        </w:rPr>
+        <w:t xml:space="preserve">def</w:t>
+      </w:r>
+      <w:r>
+        <w:rPr>
+          <w:rStyle w:val="NormalTok"/>
+        </w:rPr>
+        <w:t xml:space="preserve"> __post_init__(</w:t>
+      </w:r>
+      <w:r>
+        <w:rPr>
+          <w:rStyle w:val="VariableTok"/>
+        </w:rPr>
+        <w:t xml:space="preserve">self</w:t>
+      </w:r>
+      <w:r>
+        <w:rPr>
+          <w:rStyle w:val="NormalTok"/>
+        </w:rPr>
+        <w:t xml:space="preserve">):</w:t>
+      </w:r>
+      <w:r>
+        <w:br/>
+      </w:r>
+      <w:r>
+        <w:rPr>
+          <w:rStyle w:val="NormalTok"/>
+        </w:rPr>
+        <w:t xml:space="preserve">        </w:t>
+      </w:r>
+      <w:r>
+        <w:rPr>
+          <w:rStyle w:val="CommentTok"/>
+        </w:rPr>
+        <w:t xml:space="preserve">"""Validate weights after initialization."""</w:t>
+      </w:r>
+      <w:r>
+        <w:br/>
+      </w:r>
+      <w:r>
+        <w:rPr>
+          <w:rStyle w:val="NormalTok"/>
+        </w:rPr>
+        <w:t xml:space="preserve">        </w:t>
+      </w:r>
+      <w:r>
+        <w:rPr>
+          <w:rStyle w:val="VariableTok"/>
+        </w:rPr>
+        <w:t xml:space="preserve">self</w:t>
+      </w:r>
+      <w:r>
+        <w:rPr>
+          <w:rStyle w:val="NormalTok"/>
+        </w:rPr>
+        <w:t xml:space="preserve">._validate()</w:t>
+      </w:r>
+      <w:r>
+        <w:br/>
+      </w:r>
+      <w:r>
+        <w:br/>
+      </w:r>
+      <w:r>
+        <w:rPr>
+          <w:rStyle w:val="NormalTok"/>
+        </w:rPr>
+        <w:t xml:space="preserve">    </w:t>
+      </w:r>
+      <w:r>
+        <w:rPr>
+          <w:rStyle w:val="KeywordTok"/>
+        </w:rPr>
+        <w:t xml:space="preserve">def</w:t>
+      </w:r>
+      <w:r>
+        <w:rPr>
+          <w:rStyle w:val="NormalTok"/>
+        </w:rPr>
+        <w:t xml:space="preserve"> _validate(</w:t>
+      </w:r>
+      <w:r>
+        <w:rPr>
+          <w:rStyle w:val="VariableTok"/>
+        </w:rPr>
+        <w:t xml:space="preserve">self</w:t>
+      </w:r>
+      <w:r>
+        <w:rPr>
+          <w:rStyle w:val="NormalTok"/>
+        </w:rPr>
+        <w:t xml:space="preserve">):</w:t>
+      </w:r>
+      <w:r>
+        <w:br/>
+      </w:r>
+      <w:r>
+        <w:rPr>
+          <w:rStyle w:val="NormalTok"/>
+        </w:rPr>
+        <w:t xml:space="preserve">        </w:t>
+      </w:r>
+      <w:r>
+        <w:rPr>
+          <w:rStyle w:val="CommentTok"/>
+        </w:rPr>
+        <w:t xml:space="preserve">"""Ensure weights sum to 1.0 and are in valid ranges."""</w:t>
+      </w:r>
+      <w:r>
+        <w:br/>
+      </w:r>
+      <w:r>
+        <w:rPr>
+          <w:rStyle w:val="NormalTok"/>
+        </w:rPr>
+        <w:t xml:space="preserve">        total </w:t>
+      </w:r>
+      <w:r>
+        <w:rPr>
+          <w:rStyle w:val="OperatorTok"/>
+        </w:rPr>
+        <w:t xml:space="preserve">=</w:t>
+      </w:r>
+      <w:r>
+        <w:rPr>
+          <w:rStyle w:val="NormalTok"/>
+        </w:rPr>
+        <w:t xml:space="preserve"> </w:t>
+      </w:r>
+      <w:r>
+        <w:rPr>
+          <w:rStyle w:val="VariableTok"/>
+        </w:rPr>
+        <w:t xml:space="preserve">self</w:t>
+      </w:r>
+      <w:r>
+        <w:rPr>
+          <w:rStyle w:val="NormalTok"/>
+        </w:rPr>
+        <w:t xml:space="preserve">.ml_ensemble </w:t>
+      </w:r>
+      <w:r>
+        <w:rPr>
+          <w:rStyle w:val="OperatorTok"/>
+        </w:rPr>
+        <w:t xml:space="preserve">+</w:t>
+      </w:r>
+      <w:r>
+        <w:rPr>
+          <w:rStyle w:val="NormalTok"/>
+        </w:rPr>
+        <w:t xml:space="preserve"> </w:t>
+      </w:r>
+      <w:r>
+        <w:rPr>
+          <w:rStyle w:val="VariableTok"/>
+        </w:rPr>
+        <w:t xml:space="preserve">self</w:t>
+      </w:r>
+      <w:r>
+        <w:rPr>
+          <w:rStyle w:val="NormalTok"/>
+        </w:rPr>
+        <w:t xml:space="preserve">.rules </w:t>
+      </w:r>
+      <w:r>
+        <w:rPr>
+          <w:rStyle w:val="OperatorTok"/>
+        </w:rPr>
+        <w:t xml:space="preserve">+</w:t>
+      </w:r>
+      <w:r>
+        <w:rPr>
+          <w:rStyle w:val="NormalTok"/>
+        </w:rPr>
+        <w:t xml:space="preserve"> </w:t>
+      </w:r>
+      <w:r>
+        <w:rPr>
+          <w:rStyle w:val="VariableTok"/>
+        </w:rPr>
+        <w:t xml:space="preserve">self</w:t>
+      </w:r>
+      <w:r>
+        <w:rPr>
+          <w:rStyle w:val="NormalTok"/>
+        </w:rPr>
+        <w:t xml:space="preserve">.bayesian</w:t>
+      </w:r>
+      <w:r>
+        <w:br/>
+      </w:r>
+      <w:r>
+        <w:rPr>
+          <w:rStyle w:val="NormalTok"/>
+        </w:rPr>
+        <w:t xml:space="preserve">        </w:t>
+      </w:r>
+      <w:r>
+        <w:rPr>
+          <w:rStyle w:val="ControlFlowTok"/>
+        </w:rPr>
+        <w:t xml:space="preserve">if</w:t>
+      </w:r>
+      <w:r>
+        <w:rPr>
+          <w:rStyle w:val="NormalTok"/>
+        </w:rPr>
+        <w:t xml:space="preserve"> </w:t>
+      </w:r>
+      <w:r>
+        <w:rPr>
+          <w:rStyle w:val="BuiltInTok"/>
+        </w:rPr>
+        <w:t xml:space="preserve">abs</w:t>
+      </w:r>
+      <w:r>
+        <w:rPr>
+          <w:rStyle w:val="NormalTok"/>
+        </w:rPr>
+        <w:t xml:space="preserve">(total </w:t>
+      </w:r>
+      <w:r>
+        <w:rPr>
+          <w:rStyle w:val="OperatorTok"/>
+        </w:rPr>
+        <w:t xml:space="preserve">-</w:t>
+      </w:r>
+      <w:r>
+        <w:rPr>
+          <w:rStyle w:val="NormalTok"/>
+        </w:rPr>
+        <w:t xml:space="preserve"> </w:t>
+      </w:r>
+      <w:r>
+        <w:rPr>
+          <w:rStyle w:val="FloatTok"/>
+        </w:rPr>
+        <w:t xml:space="preserve">1.0</w:t>
+      </w:r>
+      <w:r>
+        <w:rPr>
+          <w:rStyle w:val="NormalTok"/>
+        </w:rPr>
+        <w:t xml:space="preserve">) </w:t>
+      </w:r>
+      <w:r>
+        <w:rPr>
+          <w:rStyle w:val="OperatorTok"/>
+        </w:rPr>
+        <w:t xml:space="preserve">&gt;</w:t>
+      </w:r>
+      <w:r>
+        <w:rPr>
+          <w:rStyle w:val="NormalTok"/>
+        </w:rPr>
+        <w:t xml:space="preserve"> </w:t>
+      </w:r>
+      <w:r>
+        <w:rPr>
+          <w:rStyle w:val="FloatTok"/>
+        </w:rPr>
+        <w:t xml:space="preserve">1e-6</w:t>
+      </w:r>
+      <w:r>
+        <w:rPr>
+          <w:rStyle w:val="NormalTok"/>
+        </w:rPr>
+        <w:t xml:space="preserve">:</w:t>
+      </w:r>
+      <w:r>
+        <w:br/>
+      </w:r>
+      <w:r>
+        <w:rPr>
+          <w:rStyle w:val="NormalTok"/>
+        </w:rPr>
+        <w:t xml:space="preserve">            </w:t>
+      </w:r>
+      <w:r>
+        <w:rPr>
+          <w:rStyle w:val="ControlFlowTok"/>
+        </w:rPr>
+        <w:t xml:space="preserve">raise</w:t>
+      </w:r>
+      <w:r>
+        <w:rPr>
+          <w:rStyle w:val="NormalTok"/>
+        </w:rPr>
+        <w:t xml:space="preserve"> </w:t>
+      </w:r>
+      <w:r>
+        <w:rPr>
+          <w:rStyle w:val="PreprocessorTok"/>
+        </w:rPr>
+        <w:t xml:space="preserve">ValueError</w:t>
+      </w:r>
+      <w:r>
+        <w:rPr>
+          <w:rStyle w:val="NormalTok"/>
+        </w:rPr>
+        <w:t xml:space="preserve">(</w:t>
+      </w:r>
+      <w:r>
+        <w:br/>
+      </w:r>
+      <w:r>
+        <w:rPr>
+          <w:rStyle w:val="NormalTok"/>
+        </w:rPr>
+        <w:t xml:space="preserve">                </w:t>
+      </w:r>
+      <w:r>
+        <w:rPr>
+          <w:rStyle w:val="SpecialStringTok"/>
+        </w:rPr>
+        <w:t xml:space="preserve">f"Weights must sum to 1.0, got </w:t>
+      </w:r>
+      <w:r>
+        <w:rPr>
+          <w:rStyle w:val="SpecialCharTok"/>
+        </w:rPr>
+        <w:t xml:space="preserve">{</w:t>
+      </w:r>
+      <w:r>
+        <w:rPr>
+          <w:rStyle w:val="NormalTok"/>
+        </w:rPr>
+        <w:t xml:space="preserve">total</w:t>
+      </w:r>
+      <w:r>
+        <w:rPr>
+          <w:rStyle w:val="SpecialCharTok"/>
+        </w:rPr>
+        <w:t xml:space="preserve">:.4f}</w:t>
+      </w:r>
+      <w:r>
+        <w:rPr>
+          <w:rStyle w:val="SpecialStringTok"/>
+        </w:rPr>
+        <w:t xml:space="preserve">. "</w:t>
+      </w:r>
+      <w:r>
+        <w:br/>
+      </w:r>
+      <w:r>
+        <w:rPr>
+          <w:rStyle w:val="NormalTok"/>
+        </w:rPr>
+        <w:t xml:space="preserve">                </w:t>
+      </w:r>
+      <w:r>
+        <w:rPr>
+          <w:rStyle w:val="SpecialStringTok"/>
+        </w:rPr>
+        <w:t xml:space="preserve">f"ML=</w:t>
+      </w:r>
+      <w:r>
+        <w:rPr>
+          <w:rStyle w:val="SpecialCharTok"/>
+        </w:rPr>
+        <w:t xml:space="preserve">{</w:t>
+      </w:r>
+      <w:r>
+        <w:rPr>
+          <w:rStyle w:val="VariableTok"/>
+        </w:rPr>
+        <w:t xml:space="preserve">self</w:t>
+      </w:r>
+      <w:r>
+        <w:rPr>
+          <w:rStyle w:val="SpecialCharTok"/>
+        </w:rPr>
+        <w:t xml:space="preserve">.</w:t>
+      </w:r>
+      <w:r>
+        <w:rPr>
+          <w:rStyle w:val="NormalTok"/>
+        </w:rPr>
+        <w:t xml:space="preserve">ml_ensemble</w:t>
+      </w:r>
+      <w:r>
+        <w:rPr>
+          <w:rStyle w:val="SpecialCharTok"/>
+        </w:rPr>
+        <w:t xml:space="preserve">}</w:t>
+      </w:r>
+      <w:r>
+        <w:rPr>
+          <w:rStyle w:val="SpecialStringTok"/>
+        </w:rPr>
+        <w:t xml:space="preserve">, Rules=</w:t>
+      </w:r>
+      <w:r>
+        <w:rPr>
+          <w:rStyle w:val="SpecialCharTok"/>
+        </w:rPr>
+        <w:t xml:space="preserve">{</w:t>
+      </w:r>
+      <w:r>
+        <w:rPr>
+          <w:rStyle w:val="VariableTok"/>
+        </w:rPr>
+        <w:t xml:space="preserve">self</w:t>
+      </w:r>
+      <w:r>
+        <w:rPr>
+          <w:rStyle w:val="SpecialCharTok"/>
+        </w:rPr>
+        <w:t xml:space="preserve">.</w:t>
+      </w:r>
+      <w:r>
+        <w:rPr>
+          <w:rStyle w:val="NormalTok"/>
+        </w:rPr>
+        <w:t xml:space="preserve">rules</w:t>
+      </w:r>
+      <w:r>
+        <w:rPr>
+          <w:rStyle w:val="SpecialCharTok"/>
+        </w:rPr>
+        <w:t xml:space="preserve">}</w:t>
+      </w:r>
+      <w:r>
+        <w:rPr>
+          <w:rStyle w:val="SpecialStringTok"/>
+        </w:rPr>
+        <w:t xml:space="preserve">, Bayesian=</w:t>
+      </w:r>
+      <w:r>
+        <w:rPr>
+          <w:rStyle w:val="SpecialCharTok"/>
+        </w:rPr>
+        <w:t xml:space="preserve">{</w:t>
+      </w:r>
+      <w:r>
+        <w:rPr>
+          <w:rStyle w:val="VariableTok"/>
+        </w:rPr>
+        <w:t xml:space="preserve">self</w:t>
+      </w:r>
+      <w:r>
+        <w:rPr>
+          <w:rStyle w:val="SpecialCharTok"/>
+        </w:rPr>
+        <w:t xml:space="preserve">.</w:t>
+      </w:r>
+      <w:r>
+        <w:rPr>
+          <w:rStyle w:val="NormalTok"/>
+        </w:rPr>
+        <w:t xml:space="preserve">bayesian</w:t>
+      </w:r>
+      <w:r>
+        <w:rPr>
+          <w:rStyle w:val="SpecialCharTok"/>
+        </w:rPr>
+        <w:t xml:space="preserve">}</w:t>
+      </w:r>
+      <w:r>
+        <w:rPr>
+          <w:rStyle w:val="SpecialStringTok"/>
+        </w:rPr>
+        <w:t xml:space="preserve">"</w:t>
+      </w:r>
+      <w:r>
+        <w:br/>
+      </w:r>
+      <w:r>
+        <w:rPr>
+          <w:rStyle w:val="NormalTok"/>
+        </w:rPr>
+        <w:t xml:space="preserve">            )</w:t>
+      </w:r>
+      <w:r>
+        <w:br/>
+      </w:r>
+      <w:r>
+        <w:br/>
+      </w:r>
+      <w:r>
+        <w:rPr>
+          <w:rStyle w:val="NormalTok"/>
+        </w:rPr>
+        <w:t xml:space="preserve">        </w:t>
+      </w:r>
+      <w:r>
+        <w:rPr>
+          <w:rStyle w:val="CommentTok"/>
+        </w:rPr>
+        <w:t xml:space="preserve"># Bound validation (soft warning, not error)</w:t>
+      </w:r>
+      <w:r>
+        <w:br/>
+      </w:r>
+      <w:r>
+        <w:rPr>
+          <w:rStyle w:val="NormalTok"/>
+        </w:rPr>
+        <w:t xml:space="preserve">        </w:t>
+      </w:r>
+      <w:r>
+        <w:rPr>
+          <w:rStyle w:val="ControlFlowTok"/>
+        </w:rPr>
+        <w:t xml:space="preserve">if</w:t>
+      </w:r>
+      <w:r>
+        <w:rPr>
+          <w:rStyle w:val="NormalTok"/>
+        </w:rPr>
+        <w:t xml:space="preserve"> </w:t>
+      </w:r>
+      <w:r>
+        <w:rPr>
+          <w:rStyle w:val="KeywordTok"/>
+        </w:rPr>
+        <w:t xml:space="preserve">not</w:t>
+      </w:r>
+      <w:r>
+        <w:rPr>
+          <w:rStyle w:val="NormalTok"/>
+        </w:rPr>
+        <w:t xml:space="preserve"> (</w:t>
+      </w:r>
+      <w:r>
+        <w:rPr>
+          <w:rStyle w:val="FloatTok"/>
+        </w:rPr>
+        <w:t xml:space="preserve">0.4</w:t>
+      </w:r>
+      <w:r>
+        <w:rPr>
+          <w:rStyle w:val="NormalTok"/>
+        </w:rPr>
+        <w:t xml:space="preserve"> </w:t>
+      </w:r>
+      <w:r>
+        <w:rPr>
+          <w:rStyle w:val="OperatorTok"/>
+        </w:rPr>
+        <w:t xml:space="preserve">&lt;=</w:t>
+      </w:r>
+      <w:r>
+        <w:rPr>
+          <w:rStyle w:val="NormalTok"/>
+        </w:rPr>
+        <w:t xml:space="preserve"> </w:t>
+      </w:r>
+      <w:r>
+        <w:rPr>
+          <w:rStyle w:val="VariableTok"/>
+        </w:rPr>
+        <w:t xml:space="preserve">self</w:t>
+      </w:r>
+      <w:r>
+        <w:rPr>
+          <w:rStyle w:val="NormalTok"/>
+        </w:rPr>
+        <w:t xml:space="preserve">.ml_ensemble </w:t>
+      </w:r>
+      <w:r>
+        <w:rPr>
+          <w:rStyle w:val="OperatorTok"/>
+        </w:rPr>
+        <w:t xml:space="preserve">&lt;=</w:t>
+      </w:r>
+      <w:r>
+        <w:rPr>
+          <w:rStyle w:val="NormalTok"/>
+        </w:rPr>
+        <w:t xml:space="preserve"> </w:t>
+      </w:r>
+      <w:r>
+        <w:rPr>
+          <w:rStyle w:val="FloatTok"/>
+        </w:rPr>
+        <w:t xml:space="preserve">0.6</w:t>
+      </w:r>
+      <w:r>
+        <w:rPr>
+          <w:rStyle w:val="NormalTok"/>
+        </w:rPr>
+        <w:t xml:space="preserve">):</w:t>
+      </w:r>
+      <w:r>
+        <w:br/>
+      </w:r>
+      <w:r>
+        <w:rPr>
+          <w:rStyle w:val="NormalTok"/>
+        </w:rPr>
+        <w:t xml:space="preserve">            </w:t>
+      </w:r>
+      <w:r>
+        <w:rPr>
+          <w:rStyle w:val="ImportTok"/>
+        </w:rPr>
+        <w:t xml:space="preserve">import</w:t>
+      </w:r>
+      <w:r>
+        <w:rPr>
+          <w:rStyle w:val="NormalTok"/>
+        </w:rPr>
+        <w:t xml:space="preserve"> warnings</w:t>
+      </w:r>
+      <w:r>
+        <w:br/>
+      </w:r>
+      <w:r>
+        <w:rPr>
+          <w:rStyle w:val="NormalTok"/>
+        </w:rPr>
+        <w:t xml:space="preserve">            warnings.warn(</w:t>
+      </w:r>
+      <w:r>
+        <w:br/>
+      </w:r>
+      <w:r>
+        <w:rPr>
+          <w:rStyle w:val="NormalTok"/>
+        </w:rPr>
+        <w:t xml:space="preserve">                </w:t>
+      </w:r>
+      <w:r>
+        <w:rPr>
+          <w:rStyle w:val="SpecialStringTok"/>
+        </w:rPr>
+        <w:t xml:space="preserve">f"ML ensemble weight </w:t>
+      </w:r>
+      <w:r>
+        <w:rPr>
+          <w:rStyle w:val="SpecialCharTok"/>
+        </w:rPr>
+        <w:t xml:space="preserve">{</w:t>
+      </w:r>
+      <w:r>
+        <w:rPr>
+          <w:rStyle w:val="VariableTok"/>
+        </w:rPr>
+        <w:t xml:space="preserve">self</w:t>
+      </w:r>
+      <w:r>
+        <w:rPr>
+          <w:rStyle w:val="SpecialCharTok"/>
+        </w:rPr>
+        <w:t xml:space="preserve">.</w:t>
+      </w:r>
+      <w:r>
+        <w:rPr>
+          <w:rStyle w:val="NormalTok"/>
+        </w:rPr>
+        <w:t xml:space="preserve">ml_ensemble</w:t>
+      </w:r>
+      <w:r>
+        <w:rPr>
+          <w:rStyle w:val="SpecialCharTok"/>
+        </w:rPr>
+        <w:t xml:space="preserve">}</w:t>
+      </w:r>
+      <w:r>
+        <w:rPr>
+          <w:rStyle w:val="SpecialStringTok"/>
+        </w:rPr>
+        <w:t xml:space="preserve"> outside recommended range [0.4, 0.6]"</w:t>
+      </w:r>
+      <w:r>
+        <w:br/>
+      </w:r>
+      <w:r>
+        <w:rPr>
+          <w:rStyle w:val="NormalTok"/>
+        </w:rPr>
+        <w:t xml:space="preserve">            )</w:t>
+      </w:r>
+      <w:r>
+        <w:br/>
+      </w:r>
+      <w:r>
+        <w:rPr>
+          <w:rStyle w:val="NormalTok"/>
+        </w:rPr>
+        <w:t xml:space="preserve">        </w:t>
+      </w:r>
+      <w:r>
+        <w:rPr>
+          <w:rStyle w:val="ControlFlowTok"/>
+        </w:rPr>
+        <w:t xml:space="preserve">if</w:t>
+      </w:r>
+      <w:r>
+        <w:rPr>
+          <w:rStyle w:val="NormalTok"/>
+        </w:rPr>
+        <w:t xml:space="preserve"> </w:t>
+      </w:r>
+      <w:r>
+        <w:rPr>
+          <w:rStyle w:val="KeywordTok"/>
+        </w:rPr>
+        <w:t xml:space="preserve">not</w:t>
+      </w:r>
+      <w:r>
+        <w:rPr>
+          <w:rStyle w:val="NormalTok"/>
+        </w:rPr>
+        <w:t xml:space="preserve"> (</w:t>
+      </w:r>
+      <w:r>
+        <w:rPr>
+          <w:rStyle w:val="FloatTok"/>
+        </w:rPr>
+        <w:t xml:space="preserve">0.2</w:t>
+      </w:r>
+      <w:r>
+        <w:rPr>
+          <w:rStyle w:val="NormalTok"/>
+        </w:rPr>
+        <w:t xml:space="preserve"> </w:t>
+      </w:r>
+      <w:r>
+        <w:rPr>
+          <w:rStyle w:val="OperatorTok"/>
+        </w:rPr>
+        <w:t xml:space="preserve">&lt;=</w:t>
+      </w:r>
+      <w:r>
+        <w:rPr>
+          <w:rStyle w:val="NormalTok"/>
+        </w:rPr>
+        <w:t xml:space="preserve"> </w:t>
+      </w:r>
+      <w:r>
+        <w:rPr>
+          <w:rStyle w:val="VariableTok"/>
+        </w:rPr>
+        <w:t xml:space="preserve">self</w:t>
+      </w:r>
+      <w:r>
+        <w:rPr>
+          <w:rStyle w:val="NormalTok"/>
+        </w:rPr>
+        <w:t xml:space="preserve">.rules </w:t>
+      </w:r>
+      <w:r>
+        <w:rPr>
+          <w:rStyle w:val="OperatorTok"/>
+        </w:rPr>
+        <w:t xml:space="preserve">&lt;=</w:t>
+      </w:r>
+      <w:r>
+        <w:rPr>
+          <w:rStyle w:val="NormalTok"/>
+        </w:rPr>
+        <w:t xml:space="preserve"> </w:t>
+      </w:r>
+      <w:r>
+        <w:rPr>
+          <w:rStyle w:val="FloatTok"/>
+        </w:rPr>
+        <w:t xml:space="preserve">0.4</w:t>
+      </w:r>
+      <w:r>
+        <w:rPr>
+          <w:rStyle w:val="NormalTok"/>
+        </w:rPr>
+        <w:t xml:space="preserve">):</w:t>
+      </w:r>
+      <w:r>
+        <w:br/>
+      </w:r>
+      <w:r>
+        <w:rPr>
+          <w:rStyle w:val="NormalTok"/>
+        </w:rPr>
+        <w:t xml:space="preserve">            </w:t>
+      </w:r>
+      <w:r>
+        <w:rPr>
+          <w:rStyle w:val="ImportTok"/>
+        </w:rPr>
+        <w:t xml:space="preserve">import</w:t>
+      </w:r>
+      <w:r>
+        <w:rPr>
+          <w:rStyle w:val="NormalTok"/>
+        </w:rPr>
+        <w:t xml:space="preserve"> warnings</w:t>
+      </w:r>
+      <w:r>
+        <w:br/>
+      </w:r>
+      <w:r>
+        <w:rPr>
+          <w:rStyle w:val="NormalTok"/>
+        </w:rPr>
+        <w:t xml:space="preserve">            warnings.warn(</w:t>
+      </w:r>
+      <w:r>
+        <w:br/>
+      </w:r>
+      <w:r>
+        <w:rPr>
+          <w:rStyle w:val="NormalTok"/>
+        </w:rPr>
+        <w:t xml:space="preserve">                </w:t>
+      </w:r>
+      <w:r>
+        <w:rPr>
+          <w:rStyle w:val="SpecialStringTok"/>
+        </w:rPr>
+        <w:t xml:space="preserve">f"Rules weight </w:t>
+      </w:r>
+      <w:r>
+        <w:rPr>
+          <w:rStyle w:val="SpecialCharTok"/>
+        </w:rPr>
+        <w:t xml:space="preserve">{</w:t>
+      </w:r>
+      <w:r>
+        <w:rPr>
+          <w:rStyle w:val="VariableTok"/>
+        </w:rPr>
+        <w:t xml:space="preserve">self</w:t>
+      </w:r>
+      <w:r>
+        <w:rPr>
+          <w:rStyle w:val="SpecialCharTok"/>
+        </w:rPr>
+        <w:t xml:space="preserve">.</w:t>
+      </w:r>
+      <w:r>
+        <w:rPr>
+          <w:rStyle w:val="NormalTok"/>
+        </w:rPr>
+        <w:t xml:space="preserve">rules</w:t>
+      </w:r>
+      <w:r>
+        <w:rPr>
+          <w:rStyle w:val="SpecialCharTok"/>
+        </w:rPr>
+        <w:t xml:space="preserve">}</w:t>
+      </w:r>
+      <w:r>
+        <w:rPr>
+          <w:rStyle w:val="SpecialStringTok"/>
+        </w:rPr>
+        <w:t xml:space="preserve"> outside recommended range [0.2, 0.4]"</w:t>
+      </w:r>
+      <w:r>
+        <w:br/>
+      </w:r>
+      <w:r>
+        <w:rPr>
+          <w:rStyle w:val="NormalTok"/>
+        </w:rPr>
+        <w:t xml:space="preserve">            )</w:t>
+      </w:r>
+      <w:r>
+        <w:br/>
+      </w:r>
+      <w:r>
+        <w:rPr>
+          <w:rStyle w:val="NormalTok"/>
+        </w:rPr>
+        <w:t xml:space="preserve">        </w:t>
+      </w:r>
+      <w:r>
+        <w:rPr>
+          <w:rStyle w:val="ControlFlowTok"/>
+        </w:rPr>
+        <w:t xml:space="preserve">if</w:t>
+      </w:r>
+      <w:r>
+        <w:rPr>
+          <w:rStyle w:val="NormalTok"/>
+        </w:rPr>
+        <w:t xml:space="preserve"> </w:t>
+      </w:r>
+      <w:r>
+        <w:rPr>
+          <w:rStyle w:val="KeywordTok"/>
+        </w:rPr>
+        <w:t xml:space="preserve">not</w:t>
+      </w:r>
+      <w:r>
+        <w:rPr>
+          <w:rStyle w:val="NormalTok"/>
+        </w:rPr>
+        <w:t xml:space="preserve"> (</w:t>
+      </w:r>
+      <w:r>
+        <w:rPr>
+          <w:rStyle w:val="FloatTok"/>
+        </w:rPr>
+        <w:t xml:space="preserve">0.1</w:t>
+      </w:r>
+      <w:r>
+        <w:rPr>
+          <w:rStyle w:val="NormalTok"/>
+        </w:rPr>
+        <w:t xml:space="preserve"> </w:t>
+      </w:r>
+      <w:r>
+        <w:rPr>
+          <w:rStyle w:val="OperatorTok"/>
+        </w:rPr>
+        <w:t xml:space="preserve">&lt;=</w:t>
+      </w:r>
+      <w:r>
+        <w:rPr>
+          <w:rStyle w:val="NormalTok"/>
+        </w:rPr>
+        <w:t xml:space="preserve"> </w:t>
+      </w:r>
+      <w:r>
+        <w:rPr>
+          <w:rStyle w:val="VariableTok"/>
+        </w:rPr>
+        <w:t xml:space="preserve">self</w:t>
+      </w:r>
+      <w:r>
+        <w:rPr>
+          <w:rStyle w:val="NormalTok"/>
+        </w:rPr>
+        <w:t xml:space="preserve">.bayesian </w:t>
+      </w:r>
+      <w:r>
+        <w:rPr>
+          <w:rStyle w:val="OperatorTok"/>
+        </w:rPr>
+        <w:t xml:space="preserve">&lt;=</w:t>
+      </w:r>
+      <w:r>
+        <w:rPr>
+          <w:rStyle w:val="NormalTok"/>
+        </w:rPr>
+        <w:t xml:space="preserve"> </w:t>
+      </w:r>
+      <w:r>
+        <w:rPr>
+          <w:rStyle w:val="FloatTok"/>
+        </w:rPr>
+        <w:t xml:space="preserve">0.3</w:t>
+      </w:r>
+      <w:r>
+        <w:rPr>
+          <w:rStyle w:val="NormalTok"/>
+        </w:rPr>
+        <w:t xml:space="preserve">):</w:t>
+      </w:r>
+      <w:r>
+        <w:br/>
+      </w:r>
+      <w:r>
+        <w:rPr>
+          <w:rStyle w:val="NormalTok"/>
+        </w:rPr>
+        <w:t xml:space="preserve">            </w:t>
+      </w:r>
+      <w:r>
+        <w:rPr>
+          <w:rStyle w:val="ImportTok"/>
+        </w:rPr>
+        <w:t xml:space="preserve">import</w:t>
+      </w:r>
+      <w:r>
+        <w:rPr>
+          <w:rStyle w:val="NormalTok"/>
+        </w:rPr>
+        <w:t xml:space="preserve"> warnings</w:t>
+      </w:r>
+      <w:r>
+        <w:br/>
+      </w:r>
+      <w:r>
+        <w:rPr>
+          <w:rStyle w:val="NormalTok"/>
+        </w:rPr>
+        <w:t xml:space="preserve">            warnings.warn(</w:t>
+      </w:r>
+      <w:r>
+        <w:br/>
+      </w:r>
+      <w:r>
+        <w:rPr>
+          <w:rStyle w:val="NormalTok"/>
+        </w:rPr>
+        <w:t xml:space="preserve">                </w:t>
+      </w:r>
+      <w:r>
+        <w:rPr>
+          <w:rStyle w:val="SpecialStringTok"/>
+        </w:rPr>
+        <w:t xml:space="preserve">f"Bayesian weight </w:t>
+      </w:r>
+      <w:r>
+        <w:rPr>
+          <w:rStyle w:val="SpecialCharTok"/>
+        </w:rPr>
+        <w:t xml:space="preserve">{</w:t>
+      </w:r>
+      <w:r>
+        <w:rPr>
+          <w:rStyle w:val="VariableTok"/>
+        </w:rPr>
+        <w:t xml:space="preserve">self</w:t>
+      </w:r>
+      <w:r>
+        <w:rPr>
+          <w:rStyle w:val="SpecialCharTok"/>
+        </w:rPr>
+        <w:t xml:space="preserve">.</w:t>
+      </w:r>
+      <w:r>
+        <w:rPr>
+          <w:rStyle w:val="NormalTok"/>
+        </w:rPr>
+        <w:t xml:space="preserve">bayesian</w:t>
+      </w:r>
+      <w:r>
+        <w:rPr>
+          <w:rStyle w:val="SpecialCharTok"/>
+        </w:rPr>
+        <w:t xml:space="preserve">}</w:t>
+      </w:r>
+      <w:r>
+        <w:rPr>
+          <w:rStyle w:val="SpecialStringTok"/>
+        </w:rPr>
+        <w:t xml:space="preserve"> outside recommended range [0.1, 0.3]"</w:t>
+      </w:r>
+      <w:r>
+        <w:br/>
+      </w:r>
+      <w:r>
+        <w:rPr>
+          <w:rStyle w:val="NormalTok"/>
+        </w:rPr>
+        <w:t xml:space="preserve">            )</w:t>
+      </w:r>
+      <w:r>
+        <w:br/>
+      </w:r>
+      <w:r>
+        <w:br/>
+      </w:r>
+      <w:r>
+        <w:rPr>
+          <w:rStyle w:val="NormalTok"/>
+        </w:rPr>
+        <w:t xml:space="preserve">    </w:t>
+      </w:r>
+      <w:r>
+        <w:rPr>
+          <w:rStyle w:val="KeywordTok"/>
+        </w:rPr>
+        <w:t xml:space="preserve">def</w:t>
+      </w:r>
+      <w:r>
+        <w:rPr>
+          <w:rStyle w:val="NormalTok"/>
+        </w:rPr>
+        <w:t xml:space="preserve"> to_dict(</w:t>
+      </w:r>
+      <w:r>
+        <w:rPr>
+          <w:rStyle w:val="VariableTok"/>
+        </w:rPr>
+        <w:t xml:space="preserve">self</w:t>
+      </w:r>
+      <w:r>
+        <w:rPr>
+          <w:rStyle w:val="NormalTok"/>
+        </w:rPr>
+        <w:t xml:space="preserve">) </w:t>
+      </w:r>
+      <w:r>
+        <w:rPr>
+          <w:rStyle w:val="OperatorTok"/>
+        </w:rPr>
+        <w:t xml:space="preserve">-&gt;</w:t>
+      </w:r>
+      <w:r>
+        <w:rPr>
+          <w:rStyle w:val="NormalTok"/>
+        </w:rPr>
+        <w:t xml:space="preserve"> Dict[</w:t>
+      </w:r>
+      <w:r>
+        <w:rPr>
+          <w:rStyle w:val="BuiltInTok"/>
+        </w:rPr>
+        <w:t xml:space="preserve">str</w:t>
+      </w:r>
+      <w:r>
+        <w:rPr>
+          <w:rStyle w:val="NormalTok"/>
+        </w:rPr>
+        <w:t xml:space="preserve">, </w:t>
+      </w:r>
+      <w:r>
+        <w:rPr>
+          <w:rStyle w:val="BuiltInTok"/>
+        </w:rPr>
+        <w:t xml:space="preserve">float</w:t>
+      </w:r>
+      <w:r>
+        <w:rPr>
+          <w:rStyle w:val="NormalTok"/>
+        </w:rPr>
+        <w:t xml:space="preserve">]:</w:t>
+      </w:r>
+      <w:r>
+        <w:br/>
+      </w:r>
+      <w:r>
+        <w:rPr>
+          <w:rStyle w:val="NormalTok"/>
+        </w:rPr>
+        <w:t xml:space="preserve">        </w:t>
+      </w:r>
+      <w:r>
+        <w:rPr>
+          <w:rStyle w:val="CommentTok"/>
+        </w:rPr>
+        <w:t xml:space="preserve">"""Return weights as dictionary."""</w:t>
+      </w:r>
+      <w:r>
+        <w:br/>
+      </w:r>
+      <w:r>
+        <w:rPr>
+          <w:rStyle w:val="NormalTok"/>
+        </w:rPr>
+        <w:t xml:space="preserve">        </w:t>
+      </w:r>
+      <w:r>
+        <w:rPr>
+          <w:rStyle w:val="ControlFlowTok"/>
+        </w:rPr>
+        <w:t xml:space="preserve">return</w:t>
+      </w:r>
+      <w:r>
+        <w:rPr>
+          <w:rStyle w:val="NormalTok"/>
+        </w:rPr>
+        <w:t xml:space="preserve"> {</w:t>
+      </w:r>
+      <w:r>
+        <w:br/>
+      </w:r>
+      <w:r>
+        <w:rPr>
+          <w:rStyle w:val="NormalTok"/>
+        </w:rPr>
+        <w:t xml:space="preserve">            </w:t>
+      </w:r>
+      <w:r>
+        <w:rPr>
+          <w:rStyle w:val="StringTok"/>
+        </w:rPr>
+        <w:t xml:space="preserve">'ml_ensemble'</w:t>
+      </w:r>
+      <w:r>
+        <w:rPr>
+          <w:rStyle w:val="NormalTok"/>
+        </w:rPr>
+        <w:t xml:space="preserve">: </w:t>
+      </w:r>
+      <w:r>
+        <w:rPr>
+          <w:rStyle w:val="VariableTok"/>
+        </w:rPr>
+        <w:t xml:space="preserve">self</w:t>
+      </w:r>
+      <w:r>
+        <w:rPr>
+          <w:rStyle w:val="NormalTok"/>
+        </w:rPr>
+        <w:t xml:space="preserve">.ml_ensemble,</w:t>
+      </w:r>
+      <w:r>
+        <w:br/>
+      </w:r>
+      <w:r>
+        <w:rPr>
+          <w:rStyle w:val="NormalTok"/>
+        </w:rPr>
+        <w:t xml:space="preserve">            </w:t>
+      </w:r>
+      <w:r>
+        <w:rPr>
+          <w:rStyle w:val="StringTok"/>
+        </w:rPr>
+        <w:t xml:space="preserve">'rules'</w:t>
+      </w:r>
+      <w:r>
+        <w:rPr>
+          <w:rStyle w:val="NormalTok"/>
+        </w:rPr>
+        <w:t xml:space="preserve">: </w:t>
+      </w:r>
+      <w:r>
+        <w:rPr>
+          <w:rStyle w:val="VariableTok"/>
+        </w:rPr>
+        <w:t xml:space="preserve">self</w:t>
+      </w:r>
+      <w:r>
+        <w:rPr>
+          <w:rStyle w:val="NormalTok"/>
+        </w:rPr>
+        <w:t xml:space="preserve">.rules,</w:t>
+      </w:r>
+      <w:r>
+        <w:br/>
+      </w:r>
+      <w:r>
+        <w:rPr>
+          <w:rStyle w:val="NormalTok"/>
+        </w:rPr>
+        <w:t xml:space="preserve">            </w:t>
+      </w:r>
+      <w:r>
+        <w:rPr>
+          <w:rStyle w:val="StringTok"/>
+        </w:rPr>
+        <w:t xml:space="preserve">'bayesian'</w:t>
+      </w:r>
+      <w:r>
+        <w:rPr>
+          <w:rStyle w:val="NormalTok"/>
+        </w:rPr>
+        <w:t xml:space="preserve">: </w:t>
+      </w:r>
+      <w:r>
+        <w:rPr>
+          <w:rStyle w:val="VariableTok"/>
+        </w:rPr>
+        <w:t xml:space="preserve">self</w:t>
+      </w:r>
+      <w:r>
+        <w:rPr>
+          <w:rStyle w:val="NormalTok"/>
+        </w:rPr>
+        <w:t xml:space="preserve">.bayesian</w:t>
+      </w:r>
+      <w:r>
+        <w:br/>
+      </w:r>
+      <w:r>
+        <w:rPr>
+          <w:rStyle w:val="NormalTok"/>
+        </w:rPr>
+        <w:t xml:space="preserve">        }</w:t>
+      </w:r>
+      <w:r>
+        <w:br/>
+      </w:r>
+      <w:r>
+        <w:br/>
+      </w:r>
+      <w:r>
+        <w:rPr>
+          <w:rStyle w:val="NormalTok"/>
+        </w:rPr>
+        <w:t xml:space="preserve">    </w:t>
+      </w:r>
+      <w:r>
+        <w:rPr>
+          <w:rStyle w:val="AttributeTok"/>
+        </w:rPr>
+        <w:t xml:space="preserve">@classmetho</w:t>
+      </w:r>
+    </w:p>
+    <w:bookmarkEnd w:id="32"/>
     <w:sectPr>
       <w:footnotePr>
         <w:numRestart w:val="eachSect"/>
       </w:footnotePr>
+      <w:pgMar w:left="1417" w:right="1417" w:top="1417" w:bottom="1417"/>
     </w:sectPr>
   </w:body>
 </w:document>
@@ -15608,6 +18236,14 @@
   <w:style w:default="1" w:styleId="Normal" w:type="paragraph">
     <w:name w:val="Normal"/>
     <w:qFormat/>
+    <w:pPr>
+      <w:spacing w:line="360" w:lineRule="auto"/>
+      <w:jc w:val="both"/>
+    </w:pPr>
+    <w:rPr>
+      <w:rFonts w:ascii="Times New Roman" w:hAnsi="Times New Roman"/>
+      <w:sz w:val="24"/>
+    </w:rPr>
   </w:style>
   <w:style w:styleId="BodyText" w:type="paragraph">
     <w:name w:val="Body Text"/>
@@ -15643,11 +18279,12 @@
     <w:pPr>
       <w:spacing w:after="80" w:line="240" w:lineRule="auto"/>
       <w:contextualSpacing/>
-      <w:jc w:val="center"/>
+      <w:jc w:val="left"/>
     </w:pPr>
     <w:rPr>
-      <w:rFonts w:asciiTheme="majorHAnsi" w:cstheme="majorBidi" w:eastAsiaTheme="majorEastAsia" w:hAnsiTheme="majorHAnsi"/>
-      <w:sz w:val="56"/>
+      <w:rFonts w:asciiTheme="majorHAnsi" w:cstheme="majorBidi" w:eastAsiaTheme="majorEastAsia" w:hAnsiTheme="majorHAnsi" w:ascii="Times New Roman" w:hAnsi="Times New Roman"/>
+      <w:b/>
+      <w:sz w:val="36"/>
       <w:szCs w:val="56"/>
     </w:rPr>
   </w:style>
@@ -15777,12 +18414,14 @@
       <w:keepNext/>
       <w:keepLines/>
       <w:spacing w:after="80" w:before="360"/>
+      <w:jc w:val="left"/>
       <w:outlineLvl w:val="0"/>
     </w:pPr>
     <w:rPr>
-      <w:rFonts w:asciiTheme="majorHAnsi" w:cstheme="majorBidi" w:eastAsiaTheme="majorEastAsia" w:hAnsiTheme="majorHAnsi"/>
+      <w:rFonts w:asciiTheme="majorHAnsi" w:cstheme="majorBidi" w:eastAsiaTheme="majorEastAsia" w:hAnsiTheme="majorHAnsi" w:ascii="Times New Roman" w:hAnsi="Times New Roman"/>
+      <w:b/>
       <w:color w:themeColor="accent1" w:themeShade="BF" w:val="0F4761"/>
-      <w:sz w:val="40"/>
+      <w:sz w:val="32"/>
       <w:szCs w:val="40"/>
     </w:rPr>
   </w:style>
@@ -15800,12 +18439,14 @@
       <w:keepNext/>
       <w:keepLines/>
       <w:spacing w:after="80" w:before="160"/>
+      <w:jc w:val="left"/>
       <w:outlineLvl w:val="1"/>
     </w:pPr>
     <w:rPr>
-      <w:rFonts w:asciiTheme="majorHAnsi" w:cstheme="majorBidi" w:eastAsiaTheme="majorEastAsia" w:hAnsiTheme="majorHAnsi"/>
+      <w:rFonts w:asciiTheme="majorHAnsi" w:cstheme="majorBidi" w:eastAsiaTheme="majorEastAsia" w:hAnsiTheme="majorHAnsi" w:ascii="Times New Roman" w:hAnsi="Times New Roman"/>
+      <w:b/>
       <w:color w:themeColor="accent1" w:themeShade="BF" w:val="0F4761"/>
-      <w:sz w:val="32"/>
+      <w:sz w:val="28"/>
       <w:szCs w:val="32"/>
     </w:rPr>
   </w:style>
@@ -15823,12 +18464,14 @@
       <w:keepNext/>
       <w:keepLines/>
       <w:spacing w:after="80" w:before="160"/>
+      <w:jc w:val="left"/>
       <w:outlineLvl w:val="2"/>
     </w:pPr>
     <w:rPr>
-      <w:rFonts w:cstheme="majorBidi" w:eastAsiaTheme="majorEastAsia"/>
+      <w:rFonts w:cstheme="majorBidi" w:eastAsiaTheme="majorEastAsia" w:ascii="Times New Roman" w:hAnsi="Times New Roman"/>
+      <w:b/>
       <w:color w:themeColor="accent1" w:themeShade="BF" w:val="0F4761"/>
-      <w:sz w:val="28"/>
+      <w:sz w:val="24"/>
       <w:szCs w:val="28"/>
     </w:rPr>
   </w:style>

--- a/praca-inzynierska-poprawiona.docx
+++ b/praca-inzynierska-poprawiona.docx
@@ -3,6 +3,23 @@
 <w:document xmlns:w="http://schemas.openxmlformats.org/wordprocessingml/2006/main" xmlns:m="http://schemas.openxmlformats.org/officeDocument/2006/math" xmlns:r="http://schemas.openxmlformats.org/officeDocument/2006/relationships" xmlns:o="urn:schemas-microsoft-com:office:office" xmlns:v="urn:schemas-microsoft-com:vml" xmlns:w10="urn:schemas-microsoft-com:office:word" xmlns:a="http://schemas.openxmlformats.org/drawingml/2006/main" xmlns:pic="http://schemas.openxmlformats.org/drawingml/2006/picture" xmlns:wp="http://schemas.openxmlformats.org/drawingml/2006/wordprocessingDrawing">
   <w:body>
     <w:bookmarkStart w:id="9" w:name="wykaz-poprawek-errata-wersja-poprawiona"/>
+    <w:p>
+      <w:pPr>
+        <w:pStyle w:val="Heading1"/>
+      </w:pPr>
+      <w:r>
+        <w:t>Spis treści</w:t>
+      </w:r>
+    </w:p>
+    <w:p>
+      <w:r>
+        <w:fldChar w:fldCharType="begin"/>
+        <w:instrText xml:space="preserve">TOC \o "1-3" \h \z \u</w:instrText>
+        <w:fldChar w:fldCharType="separate"/>
+        <w:t>Spis treści — kliknij i naciśnij F9, aby zaktualizować</w:t>
+        <w:fldChar w:fldCharType="end"/>
+      </w:r>
+    </w:p>
     <w:p>
       <w:pPr>
         <w:pStyle w:val="Heading1"/>
@@ -1669,6 +1686,7 @@
     </w:p>
     <w:p>
       <w:pPr>
+        <w:pStyle w:val="Heading2"/>
         <w:numPr>
           <w:ilvl w:val="0"/>
           <w:numId w:val="1000"/>
@@ -1680,6 +1698,7 @@
     </w:p>
     <w:p>
       <w:pPr>
+        <w:pStyle w:val="Heading2"/>
         <w:numPr>
           <w:ilvl w:val="0"/>
           <w:numId w:val="1000"/>
@@ -1766,6 +1785,7 @@
     </w:p>
     <w:p>
       <w:pPr>
+        <w:pStyle w:val="Heading2"/>
         <w:numPr>
           <w:ilvl w:val="0"/>
           <w:numId w:val="1000"/>
@@ -1777,6 +1797,7 @@
     </w:p>
     <w:p>
       <w:pPr>
+        <w:pStyle w:val="Heading2"/>
         <w:numPr>
           <w:ilvl w:val="0"/>
           <w:numId w:val="1000"/>
@@ -1862,6 +1883,7 @@
     </w:p>
     <w:p>
       <w:pPr>
+        <w:pStyle w:val="Heading2"/>
         <w:numPr>
           <w:ilvl w:val="0"/>
           <w:numId w:val="1000"/>
@@ -1873,6 +1895,7 @@
     </w:p>
     <w:p>
       <w:pPr>
+        <w:pStyle w:val="Heading2"/>
         <w:numPr>
           <w:ilvl w:val="0"/>
           <w:numId w:val="1000"/>
@@ -1978,6 +2001,7 @@
     </w:p>
     <w:p>
       <w:pPr>
+        <w:pStyle w:val="Heading2"/>
         <w:numPr>
           <w:ilvl w:val="0"/>
           <w:numId w:val="1000"/>
@@ -1989,6 +2013,7 @@
     </w:p>
     <w:p>
       <w:pPr>
+        <w:pStyle w:val="Heading2"/>
         <w:numPr>
           <w:ilvl w:val="0"/>
           <w:numId w:val="1000"/>
@@ -2011,6 +2036,7 @@
     </w:p>
     <w:p>
       <w:pPr>
+        <w:pStyle w:val="Heading2"/>
         <w:numPr>
           <w:ilvl w:val="0"/>
           <w:numId w:val="1000"/>
@@ -2022,6 +2048,7 @@
     </w:p>
     <w:p>
       <w:pPr>
+        <w:pStyle w:val="Heading2"/>
         <w:numPr>
           <w:ilvl w:val="0"/>
           <w:numId w:val="1000"/>
@@ -2066,6 +2093,7 @@
     </w:p>
     <w:p>
       <w:pPr>
+        <w:pStyle w:val="Heading2"/>
         <w:numPr>
           <w:ilvl w:val="0"/>
           <w:numId w:val="1000"/>
@@ -2077,6 +2105,7 @@
     </w:p>
     <w:p>
       <w:pPr>
+        <w:pStyle w:val="Heading3"/>
         <w:numPr>
           <w:ilvl w:val="0"/>
           <w:numId w:val="1000"/>
@@ -2088,6 +2117,7 @@
     </w:p>
     <w:p>
       <w:pPr>
+        <w:pStyle w:val="Heading3"/>
         <w:numPr>
           <w:ilvl w:val="0"/>
           <w:numId w:val="1000"/>
@@ -2099,6 +2129,7 @@
     </w:p>
     <w:p>
       <w:pPr>
+        <w:pStyle w:val="Heading3"/>
         <w:numPr>
           <w:ilvl w:val="0"/>
           <w:numId w:val="1000"/>
@@ -2110,6 +2141,7 @@
     </w:p>
     <w:p>
       <w:pPr>
+        <w:pStyle w:val="Heading3"/>
         <w:numPr>
           <w:ilvl w:val="0"/>
           <w:numId w:val="1000"/>
@@ -2121,6 +2153,7 @@
     </w:p>
     <w:p>
       <w:pPr>
+        <w:pStyle w:val="Heading3"/>
         <w:numPr>
           <w:ilvl w:val="0"/>
           <w:numId w:val="1000"/>
@@ -2132,6 +2165,7 @@
     </w:p>
     <w:p>
       <w:pPr>
+        <w:pStyle w:val="Heading3"/>
         <w:numPr>
           <w:ilvl w:val="0"/>
           <w:numId w:val="1000"/>
@@ -2143,6 +2177,7 @@
     </w:p>
     <w:p>
       <w:pPr>
+        <w:pStyle w:val="Heading3"/>
         <w:numPr>
           <w:ilvl w:val="0"/>
           <w:numId w:val="1000"/>
@@ -2154,6 +2189,7 @@
     </w:p>
     <w:p>
       <w:pPr>
+        <w:pStyle w:val="Heading3"/>
         <w:numPr>
           <w:ilvl w:val="0"/>
           <w:numId w:val="1000"/>
@@ -2165,6 +2201,7 @@
     </w:p>
     <w:p>
       <w:pPr>
+        <w:pStyle w:val="Heading3"/>
         <w:numPr>
           <w:ilvl w:val="0"/>
           <w:numId w:val="1000"/>
@@ -2176,6 +2213,7 @@
     </w:p>
     <w:p>
       <w:pPr>
+        <w:pStyle w:val="Heading2"/>
         <w:numPr>
           <w:ilvl w:val="0"/>
           <w:numId w:val="1000"/>
@@ -2187,6 +2225,7 @@
     </w:p>
     <w:p>
       <w:pPr>
+        <w:pStyle w:val="Heading3"/>
         <w:numPr>
           <w:ilvl w:val="0"/>
           <w:numId w:val="1000"/>
@@ -2198,6 +2237,7 @@
     </w:p>
     <w:p>
       <w:pPr>
+        <w:pStyle w:val="Heading3"/>
         <w:numPr>
           <w:ilvl w:val="0"/>
           <w:numId w:val="1000"/>
@@ -2264,7 +2304,7 @@
     </w:p>
     <w:p>
       <w:pPr>
-        <w:pStyle w:val="FirstParagraph"/>
+        <w:pStyle w:val="Heading2"/>
       </w:pPr>
       <w:r>
         <w:t xml:space="preserve">4.5. System regułowy — 38</w:t>
@@ -2288,7 +2328,7 @@
     </w:p>
     <w:p>
       <w:pPr>
-        <w:pStyle w:val="BodyText"/>
+        <w:pStyle w:val="Heading2"/>
       </w:pPr>
       <w:r>
         <w:t xml:space="preserve">4.6. System probabilistyczny (klasyfikator bayesowski) — 40</w:t>
@@ -2296,7 +2336,7 @@
     </w:p>
     <w:p>
       <w:pPr>
-        <w:pStyle w:val="BodyText"/>
+        <w:pStyle w:val="Heading3"/>
       </w:pPr>
       <w:r>
         <w:t xml:space="preserve">4.6.1. Twierdzenie Bayesa i jego zastosowanie do klasyfikacji — 40</w:t>
@@ -2304,7 +2344,7 @@
     </w:p>
     <w:p>
       <w:pPr>
-        <w:pStyle w:val="BodyText"/>
+        <w:pStyle w:val="Heading3"/>
       </w:pPr>
       <w:r>
         <w:t xml:space="preserve">4.6.2. Wariant Gaussowski i kalibracja — 41</w:t>
@@ -2312,7 +2352,7 @@
     </w:p>
     <w:p>
       <w:pPr>
-        <w:pStyle w:val="BodyText"/>
+        <w:pStyle w:val="Heading3"/>
       </w:pPr>
       <w:r>
         <w:t xml:space="preserve">4.6.3. Implementacja w projekcie — 42</w:t>
@@ -2320,7 +2360,7 @@
     </w:p>
     <w:p>
       <w:pPr>
-        <w:pStyle w:val="BodyText"/>
+        <w:pStyle w:val="Heading2"/>
       </w:pPr>
       <w:r>
         <w:t xml:space="preserve">4.7. Agregacja wielo-paradygmatowa — 43</w:t>
@@ -2352,7 +2392,7 @@
     </w:p>
     <w:p>
       <w:pPr>
-        <w:pStyle w:val="BodyText"/>
+        <w:pStyle w:val="Heading2"/>
       </w:pPr>
       <w:r>
         <w:t xml:space="preserve">4.8. API REST i aplikacja serwerowa — 44</w:t>
@@ -2400,7 +2440,7 @@
     </w:p>
     <w:p>
       <w:pPr>
-        <w:pStyle w:val="BodyText"/>
+        <w:pStyle w:val="Heading2"/>
       </w:pPr>
       <w:r>
         <w:t xml:space="preserve">4.9. Aplikacja webowa demonstratora — 47</w:t>
@@ -2408,7 +2448,7 @@
     </w:p>
     <w:p>
       <w:pPr>
-        <w:pStyle w:val="BodyText"/>
+        <w:pStyle w:val="Heading3"/>
       </w:pPr>
       <w:r>
         <w:t xml:space="preserve">4.9.1. Wybór technologii — 47</w:t>
@@ -2416,7 +2456,7 @@
     </w:p>
     <w:p>
       <w:pPr>
-        <w:pStyle w:val="SourceCode"/>
+        <w:pStyle w:val="Heading3"/>
       </w:pPr>
       <w:r>
         <w:rPr>
@@ -2439,7 +2479,7 @@
     </w:p>
     <w:p>
       <w:pPr>
-        <w:pStyle w:val="FirstParagraph"/>
+        <w:pStyle w:val="Heading2"/>
       </w:pPr>
       <w:r>
         <w:t xml:space="preserve">4.10. Testy automatyczne i zapewnienie jakości — 51</w:t>
@@ -2458,6 +2498,7 @@
     </w:p>
     <w:p>
       <w:pPr>
+        <w:pStyle w:val="Heading2"/>
         <w:numPr>
           <w:ilvl w:val="0"/>
           <w:numId w:val="1000"/>
@@ -2469,6 +2510,7 @@
     </w:p>
     <w:p>
       <w:pPr>
+        <w:pStyle w:val="Heading2"/>
         <w:numPr>
           <w:ilvl w:val="0"/>
           <w:numId w:val="1000"/>
@@ -2480,6 +2522,7 @@
     </w:p>
     <w:p>
       <w:pPr>
+        <w:pStyle w:val="Heading2"/>
         <w:numPr>
           <w:ilvl w:val="0"/>
           <w:numId w:val="1000"/>
@@ -2487,6 +2530,69 @@
       </w:pPr>
       <w:r>
         <w:t xml:space="preserve">5.3. Wyniki klasyfikatorów zoptymalizowanych — 54</w:t>
+      </w:r>
+    </w:p>
+    <w:p>
+      <w:pPr>
+        <w:pStyle w:val="Heading3"/>
+        <w:numPr>
+          <w:ilvl w:val="0"/>
+          <w:numId w:val="1000"/>
+        </w:numPr>
+      </w:pPr>
+      <w:r>
+        <w:rPr>
+          <w:rStyle w:val="VerbatimChar"/>
+        </w:rPr>
+        <w:t xml:space="preserve">5.3.1. Hiperparametry znalezione przez algorytm genetyczny  — 56</w:t>
+      </w:r>
+    </w:p>
+    <w:p>
+      <w:pPr>
+        <w:pStyle w:val="Heading2"/>
+        <w:numPr>
+          <w:ilvl w:val="0"/>
+          <w:numId w:val="1000"/>
+        </w:numPr>
+      </w:pPr>
+      <w:r>
+        <w:t xml:space="preserve">5.4. Wyniki zespołów (ensembles) — 57</w:t>
+      </w:r>
+    </w:p>
+    <w:p>
+      <w:pPr>
+        <w:pStyle w:val="Heading2"/>
+        <w:numPr>
+          <w:ilvl w:val="0"/>
+          <w:numId w:val="1000"/>
+        </w:numPr>
+      </w:pPr>
+      <w:r>
+        <w:t xml:space="preserve">5.5. Wyniki modeli wyspecjalizowanych (e-mail, SMS) — 57</w:t>
+      </w:r>
+    </w:p>
+    <w:p>
+      <w:pPr>
+        <w:pStyle w:val="Heading2"/>
+        <w:numPr>
+          <w:ilvl w:val="0"/>
+          <w:numId w:val="1000"/>
+        </w:numPr>
+      </w:pPr>
+      <w:r>
+        <w:t xml:space="preserve">5.6. Wyniki systemu wielowarstwowego — 58</w:t>
+      </w:r>
+    </w:p>
+    <w:p>
+      <w:pPr>
+        <w:pStyle w:val="Heading2"/>
+        <w:numPr>
+          <w:ilvl w:val="0"/>
+          <w:numId w:val="1000"/>
+        </w:numPr>
+      </w:pPr>
+      <w:r>
+        <w:t xml:space="preserve">5.7. Studium przypadków — 59</w:t>
       </w:r>
     </w:p>
     <w:p>
@@ -2501,51 +2607,78 @@
         <w:rPr>
           <w:rStyle w:val="VerbatimChar"/>
         </w:rPr>
-        <w:t xml:space="preserve">5.3.1. Hiperparametry znalezione przez algorytm genetyczny  — 56</w:t>
-      </w:r>
-    </w:p>
-    <w:p>
-      <w:pPr>
+        <w:t xml:space="preserve">5.7.1. Przypadek jednomyślny phishing — 59</w:t>
+      </w:r>
+      <w:r>
+        <w:br/>
+      </w:r>
+      <w:r>
+        <w:br/>
+      </w:r>
+      <w:r>
+        <w:rPr>
+          <w:rStyle w:val="VerbatimChar"/>
+        </w:rPr>
+        <w:t xml:space="preserve">5.7.2. Przypadek jednomyślny legalny — 59</w:t>
+      </w:r>
+      <w:r>
+        <w:br/>
+      </w:r>
+      <w:r>
+        <w:br/>
+      </w:r>
+      <w:r>
+        <w:rPr>
+          <w:rStyle w:val="VerbatimChar"/>
+        </w:rPr>
+        <w:t xml:space="preserve">5.7.3. Próbka z adresem IP w prywatnym zakresie  — 60</w:t>
+      </w:r>
+      <w:r>
+        <w:br/>
+      </w:r>
+      <w:r>
+        <w:br/>
+      </w:r>
+      <w:r>
+        <w:rPr>
+          <w:rStyle w:val="VerbatimChar"/>
+        </w:rPr>
+        <w:t xml:space="preserve">5.7.4. Phishing wykrywany głównie przez reguły  — 60</w:t>
+      </w:r>
+      <w:r>
+        <w:br/>
+      </w:r>
+      <w:r>
+        <w:br/>
+      </w:r>
+      <w:r>
+        <w:rPr>
+          <w:rStyle w:val="VerbatimChar"/>
+        </w:rPr>
+        <w:t xml:space="preserve">5.7.5. Próbka SMS — 61</w:t>
+      </w:r>
+    </w:p>
+    <w:p>
+      <w:pPr>
+        <w:pStyle w:val="Heading2"/>
         <w:numPr>
           <w:ilvl w:val="0"/>
           <w:numId w:val="1000"/>
         </w:numPr>
       </w:pPr>
       <w:r>
-        <w:t xml:space="preserve">5.4. Wyniki zespołów (ensembles) — 57</w:t>
+        <w:t xml:space="preserve">5.8. Ograniczenia — 62</w:t>
       </w:r>
     </w:p>
     <w:p>
       <w:pPr>
         <w:numPr>
           <w:ilvl w:val="0"/>
-          <w:numId w:val="1000"/>
+          <w:numId w:val="1003"/>
         </w:numPr>
       </w:pPr>
       <w:r>
-        <w:t xml:space="preserve">5.5. Wyniki modeli wyspecjalizowanych (e-mail, SMS) — 57</w:t>
-      </w:r>
-    </w:p>
-    <w:p>
-      <w:pPr>
-        <w:numPr>
-          <w:ilvl w:val="0"/>
-          <w:numId w:val="1000"/>
-        </w:numPr>
-      </w:pPr>
-      <w:r>
-        <w:t xml:space="preserve">5.6. Wyniki systemu wielowarstwowego — 58</w:t>
-      </w:r>
-    </w:p>
-    <w:p>
-      <w:pPr>
-        <w:numPr>
-          <w:ilvl w:val="0"/>
-          <w:numId w:val="1000"/>
-        </w:numPr>
-      </w:pPr>
-      <w:r>
-        <w:t xml:space="preserve">5.7. Studium przypadków — 59</w:t>
+        <w:t xml:space="preserve">Podsumowanie — 63</w:t>
       </w:r>
     </w:p>
     <w:p>
@@ -2560,55 +2693,7 @@
         <w:rPr>
           <w:rStyle w:val="VerbatimChar"/>
         </w:rPr>
-        <w:t xml:space="preserve">5.7.1. Przypadek jednomyślny phishing — 59</w:t>
-      </w:r>
-      <w:r>
-        <w:br/>
-      </w:r>
-      <w:r>
-        <w:br/>
-      </w:r>
-      <w:r>
-        <w:rPr>
-          <w:rStyle w:val="VerbatimChar"/>
-        </w:rPr>
-        <w:t xml:space="preserve">5.7.2. Przypadek jednomyślny legalny — 59</w:t>
-      </w:r>
-      <w:r>
-        <w:br/>
-      </w:r>
-      <w:r>
-        <w:br/>
-      </w:r>
-      <w:r>
-        <w:rPr>
-          <w:rStyle w:val="VerbatimChar"/>
-        </w:rPr>
-        <w:t xml:space="preserve">5.7.3. Próbka z adresem IP w prywatnym zakresie  — 60</w:t>
-      </w:r>
-      <w:r>
-        <w:br/>
-      </w:r>
-      <w:r>
-        <w:br/>
-      </w:r>
-      <w:r>
-        <w:rPr>
-          <w:rStyle w:val="VerbatimChar"/>
-        </w:rPr>
-        <w:t xml:space="preserve">5.7.4. Phishing wykrywany głównie przez reguły  — 60</w:t>
-      </w:r>
-      <w:r>
-        <w:br/>
-      </w:r>
-      <w:r>
-        <w:br/>
-      </w:r>
-      <w:r>
-        <w:rPr>
-          <w:rStyle w:val="VerbatimChar"/>
-        </w:rPr>
-        <w:t xml:space="preserve">5.7.5. Próbka SMS — 61</w:t>
+        <w:t xml:space="preserve">Najważniejsze trudności projektowe  — 64</w:t>
       </w:r>
     </w:p>
     <w:p>
@@ -2619,7 +2704,7 @@
         </w:numPr>
       </w:pPr>
       <w:r>
-        <w:t xml:space="preserve">5.8. Ograniczenia — 62</w:t>
+        <w:t xml:space="preserve">Propozycje dalszych prac — 65</w:t>
       </w:r>
     </w:p>
     <w:p>
@@ -2630,7 +2715,657 @@
         </w:numPr>
       </w:pPr>
       <w:r>
-        <w:t xml:space="preserve">Podsumowanie — 63</w:t>
+        <w:t xml:space="preserve">Bibliografia — 67</w:t>
+      </w:r>
+    </w:p>
+    <w:p>
+      <w:pPr>
+        <w:numPr>
+          <w:ilvl w:val="0"/>
+          <w:numId w:val="1003"/>
+        </w:numPr>
+      </w:pPr>
+      <w:r>
+        <w:t xml:space="preserve">Wykaz tabel, rysunków i listingów — 71</w:t>
+      </w:r>
+    </w:p>
+    <w:p>
+      <w:pPr>
+        <w:numPr>
+          <w:ilvl w:val="0"/>
+          <w:numId w:val="1000"/>
+        </w:numPr>
+      </w:pPr>
+      <w:r>
+        <w:t xml:space="preserve">Tabele — 71</w:t>
+      </w:r>
+    </w:p>
+    <w:p>
+      <w:pPr>
+        <w:numPr>
+          <w:ilvl w:val="0"/>
+          <w:numId w:val="1000"/>
+        </w:numPr>
+      </w:pPr>
+      <w:r>
+        <w:t xml:space="preserve">Rysunki — 71</w:t>
+      </w:r>
+    </w:p>
+    <w:p>
+      <w:pPr>
+        <w:pStyle w:val="FirstParagraph"/>
+      </w:pPr>
+      <w:r>
+        <w:t xml:space="preserve">Listingi — 71</w:t>
+      </w:r>
+    </w:p>
+    <w:p>
+      <w:pPr>
+        <w:pStyle w:val="SourceCode"/>
+      </w:pPr>
+      <w:r>
+        <w:rPr>
+          <w:rStyle w:val="VerbatimChar"/>
+        </w:rPr>
+        <w:t xml:space="preserve">            WYŻSZA SZKOŁA ZARZĄDZANIA I BANKOWOŚCI</w:t>
+      </w:r>
+      <w:r>
+        <w:br/>
+      </w:r>
+      <w:r>
+        <w:br/>
+      </w:r>
+      <w:r>
+        <w:rPr>
+          <w:rStyle w:val="VerbatimChar"/>
+        </w:rPr>
+        <w:t xml:space="preserve">                                                   W KRAKOWIE</w:t>
+      </w:r>
+      <w:r>
+        <w:br/>
+      </w:r>
+      <w:r>
+        <w:br/>
+      </w:r>
+      <w:r>
+        <w:br/>
+      </w:r>
+      <w:r>
+        <w:rPr>
+          <w:rStyle w:val="VerbatimChar"/>
+        </w:rPr>
+        <w:t xml:space="preserve">                                           Wydział Nauk Stosowanych</w:t>
+      </w:r>
+      <w:r>
+        <w:br/>
+      </w:r>
+      <w:r>
+        <w:br/>
+      </w:r>
+      <w:r>
+        <w:rPr>
+          <w:rStyle w:val="VerbatimChar"/>
+        </w:rPr>
+        <w:t xml:space="preserve">                                 KIERUNEK: Informatyka (Niestacjonarne)</w:t>
+      </w:r>
+      <w:r>
+        <w:br/>
+      </w:r>
+      <w:r>
+        <w:br/>
+      </w:r>
+      <w:r>
+        <w:rPr>
+          <w:rStyle w:val="VerbatimChar"/>
+        </w:rPr>
+        <w:t xml:space="preserve">                                   ZAKRES KSZTAŁCENIA: Bazy danych</w:t>
+      </w:r>
+      <w:r>
+        <w:br/>
+      </w:r>
+      <w:r>
+        <w:br/>
+      </w:r>
+      <w:r>
+        <w:br/>
+      </w:r>
+      <w:r>
+        <w:br/>
+      </w:r>
+      <w:r>
+        <w:br/>
+      </w:r>
+      <w:r>
+        <w:rPr>
+          <w:rStyle w:val="VerbatimChar"/>
+        </w:rPr>
+        <w:t xml:space="preserve">                     PRACA DYPLOMOWA INŻYNIERSKA</w:t>
+      </w:r>
+      <w:r>
+        <w:br/>
+      </w:r>
+      <w:r>
+        <w:br/>
+      </w:r>
+      <w:r>
+        <w:br/>
+      </w:r>
+      <w:r>
+        <w:br/>
+      </w:r>
+      <w:r>
+        <w:br/>
+      </w:r>
+      <w:r>
+        <w:rPr>
+          <w:rStyle w:val="VerbatimChar"/>
+        </w:rPr>
+        <w:t xml:space="preserve">                                            Łukasz Drążek</w:t>
+      </w:r>
+      <w:r>
+        <w:br/>
+      </w:r>
+      <w:r>
+        <w:br/>
+      </w:r>
+      <w:r>
+        <w:br/>
+      </w:r>
+      <w:r>
+        <w:br/>
+      </w:r>
+      <w:r>
+        <w:br/>
+      </w:r>
+      <w:r>
+        <w:rPr>
+          <w:rStyle w:val="VerbatimChar"/>
+        </w:rPr>
+        <w:t xml:space="preserve">                                 Wykrywanie ataków typu phishing</w:t>
+      </w:r>
+      <w:r>
+        <w:br/>
+      </w:r>
+      <w:r>
+        <w:br/>
+      </w:r>
+      <w:r>
+        <w:rPr>
+          <w:rStyle w:val="VerbatimChar"/>
+        </w:rPr>
+        <w:t xml:space="preserve">                                   poprzez analizę treści wiadomości</w:t>
+      </w:r>
+      <w:r>
+        <w:br/>
+      </w:r>
+      <w:r>
+        <w:br/>
+      </w:r>
+      <w:r>
+        <w:rPr>
+          <w:rStyle w:val="VerbatimChar"/>
+        </w:rPr>
+        <w:t xml:space="preserve">                      z wykorzystaniem metod uczenia maszynowego</w:t>
+      </w:r>
+      <w:r>
+        <w:br/>
+      </w:r>
+      <w:r>
+        <w:br/>
+      </w:r>
+      <w:r>
+        <w:br/>
+      </w:r>
+      <w:r>
+        <w:br/>
+      </w:r>
+      <w:r>
+        <w:br/>
+      </w:r>
+      <w:r>
+        <w:rPr>
+          <w:rStyle w:val="VerbatimChar"/>
+        </w:rPr>
+        <w:t xml:space="preserve">                                                        PROMOTOR:</w:t>
+      </w:r>
+    </w:p>
+    <w:p>
+      <w:pPr>
+        <w:pStyle w:val="FirstParagraph"/>
+      </w:pPr>
+      <w:r>
+        <w:t xml:space="preserve">dr hab. inż. Rafał Dreżewski</w:t>
+      </w:r>
+    </w:p>
+    <w:p>
+      <w:pPr>
+        <w:pStyle w:val="SourceCode"/>
+      </w:pPr>
+      <w:r>
+        <w:rPr>
+          <w:rStyle w:val="VerbatimChar"/>
+        </w:rPr>
+        <w:t xml:space="preserve">    KRAKÓW 2026</w:t>
+      </w:r>
+    </w:p>
+    <w:p>
+      <w:pPr>
+        <w:pStyle w:val="FirstParagraph"/>
+      </w:pPr>
+      <w:r>
+        <w:t xml:space="preserve">Spis treści</w:t>
+      </w:r>
+      <w:r>
+        <w:t xml:space="preserve"> </w:t>
+      </w:r>
+      <w:r>
+        <w:t xml:space="preserve">1. Wstęp</w:t>
+      </w:r>
+      <w:r>
+        <w:t xml:space="preserve"> </w:t>
+      </w:r>
+      <w:r>
+        <w:t xml:space="preserve">2. Cel prac i wizja produktu</w:t>
+      </w:r>
+      <w:r>
+        <w:t xml:space="preserve"> </w:t>
+      </w:r>
+      <w:r>
+        <w:t xml:space="preserve">o 2.1. Charakterystyka problemu i motywacja</w:t>
+      </w:r>
+      <w:r>
+        <w:t xml:space="preserve"> </w:t>
+      </w:r>
+      <w:r>
+        <w:t xml:space="preserve">o 2.2. Przegląd istniejących rozwiązań</w:t>
+      </w:r>
+      <w:r>
+        <w:t xml:space="preserve"> </w:t>
+      </w:r>
+      <w:r>
+        <w:t xml:space="preserve">▪ 2.2.1. Mechanizmy reputacyjne</w:t>
+      </w:r>
+      <w:r>
+        <w:t xml:space="preserve"> </w:t>
+      </w:r>
+      <w:r>
+        <w:t xml:space="preserve">▪ 2.2.2. Komercyjne filtry treści</w:t>
+      </w:r>
+      <w:r>
+        <w:t xml:space="preserve"> </w:t>
+      </w:r>
+      <w:r>
+        <w:t xml:space="preserve">▪ 2.2.3. Wtyczki przeglądarek i specjalistyczne dodatki</w:t>
+      </w:r>
+      <w:r>
+        <w:t xml:space="preserve"> </w:t>
+      </w:r>
+      <w:r>
+        <w:t xml:space="preserve">▪ 2.2.4. Akademickie projekty open-source</w:t>
+      </w:r>
+      <w:r>
+        <w:t xml:space="preserve"> </w:t>
+      </w:r>
+      <w:r>
+        <w:t xml:space="preserve">▪ 2.2.5. Tabela porównawcza</w:t>
+      </w:r>
+      <w:r>
+        <w:t xml:space="preserve"> </w:t>
+      </w:r>
+      <w:r>
+        <w:t xml:space="preserve">▪ 2.2.6. Luka, którą wypełnia praca</w:t>
+      </w:r>
+      <w:r>
+        <w:t xml:space="preserve"> </w:t>
+      </w:r>
+      <w:r>
+        <w:t xml:space="preserve">o 2.3. Wizja systemu PhishGuard</w:t>
+      </w:r>
+      <w:r>
+        <w:t xml:space="preserve"> </w:t>
+      </w:r>
+      <w:r>
+        <w:t xml:space="preserve">o 2.4. Studium wykonalności i analiza zagrożeń</w:t>
+      </w:r>
+      <w:r>
+        <w:t xml:space="preserve"> </w:t>
+      </w:r>
+      <w:r>
+        <w:t xml:space="preserve">▪ 2.4.1. Wykonalność techniczna</w:t>
+      </w:r>
+      <w:r>
+        <w:t xml:space="preserve"> </w:t>
+      </w:r>
+      <w:r>
+        <w:t xml:space="preserve">▪ 2.4.2. Wykonalność czasowa</w:t>
+      </w:r>
+      <w:r>
+        <w:t xml:space="preserve"> </w:t>
+      </w:r>
+      <w:r>
+        <w:t xml:space="preserve">▪ 2.4.3. Analiza zagrożeń</w:t>
+      </w:r>
+      <w:r>
+        <w:t xml:space="preserve"> </w:t>
+      </w:r>
+      <w:r>
+        <w:t xml:space="preserve">▪ 2.4.4. Wykonalność ekonomiczna</w:t>
+      </w:r>
+      <w:r>
+        <w:t xml:space="preserve"> </w:t>
+      </w:r>
+      <w:r>
+        <w:t xml:space="preserve">▪ 2.4.5. Bilans</w:t>
+      </w:r>
+      <w:r>
+        <w:t xml:space="preserve"> </w:t>
+      </w:r>
+      <w:r>
+        <w:t xml:space="preserve">3. Zakres funkcjonalności</w:t>
+      </w:r>
+      <w:r>
+        <w:t xml:space="preserve"> </w:t>
+      </w:r>
+      <w:r>
+        <w:t xml:space="preserve">o 3.1. Aktorzy i konteksty użycia</w:t>
+      </w:r>
+      <w:r>
+        <w:t xml:space="preserve"> </w:t>
+      </w:r>
+      <w:r>
+        <w:t xml:space="preserve">o 3.2. Wymagania funkcjonalne</w:t>
+      </w:r>
+      <w:r>
+        <w:t xml:space="preserve"> </w:t>
+      </w:r>
+      <w:r>
+        <w:t xml:space="preserve">o 3.3. Wymagania niefunkcjonalne</w:t>
+      </w:r>
+      <w:r>
+        <w:t xml:space="preserve"> </w:t>
+      </w:r>
+      <w:r>
+        <w:t xml:space="preserve">o 3.4. Komponenty współpracujące</w:t>
+      </w:r>
+      <w:r>
+        <w:t xml:space="preserve"> </w:t>
+      </w:r>
+      <w:r>
+        <w:t xml:space="preserve">4. Wybrane aspekty realizacji</w:t>
+      </w:r>
+      <w:r>
+        <w:t xml:space="preserve"> </w:t>
+      </w:r>
+      <w:r>
+        <w:t xml:space="preserve">o 4.1. Architektura systemu</w:t>
+      </w:r>
+      <w:r>
+        <w:t xml:space="preserve"> </w:t>
+      </w:r>
+      <w:r>
+        <w:t xml:space="preserve">o 4.2. Pipeline danych i ekstrakcja cech</w:t>
+      </w:r>
+      <w:r>
+        <w:t xml:space="preserve"> </w:t>
+      </w:r>
+      <w:r>
+        <w:t xml:space="preserve">o 4.3. Warstwa uczenia maszynowego</w:t>
+      </w:r>
+      <w:r>
+        <w:t xml:space="preserve"> </w:t>
+      </w:r>
+      <w:r>
+        <w:t xml:space="preserve">▪ 4.3.1. Random Forest</w:t>
+      </w:r>
+    </w:p>
+    <w:p>
+      <w:pPr>
+        <w:pStyle w:val="SourceCode"/>
+      </w:pPr>
+      <w:r>
+        <w:rPr>
+          <w:rStyle w:val="VerbatimChar"/>
+        </w:rPr>
+        <w:t xml:space="preserve">         ▪   4.3.2. Support Vector Machine</w:t>
+      </w:r>
+      <w:r>
+        <w:br/>
+      </w:r>
+      <w:r>
+        <w:rPr>
+          <w:rStyle w:val="VerbatimChar"/>
+        </w:rPr>
+        <w:t xml:space="preserve">         ▪   4.3.3. Multi-Layer Perceptron</w:t>
+      </w:r>
+      <w:r>
+        <w:br/>
+      </w:r>
+      <w:r>
+        <w:rPr>
+          <w:rStyle w:val="VerbatimChar"/>
+        </w:rPr>
+        <w:t xml:space="preserve">         ▪   4.3.4. Gradient Boosting (XGBoost)</w:t>
+      </w:r>
+      <w:r>
+        <w:br/>
+      </w:r>
+      <w:r>
+        <w:rPr>
+          <w:rStyle w:val="VerbatimChar"/>
+        </w:rPr>
+        <w:t xml:space="preserve">         ▪   4.3.5. Logistic Regression</w:t>
+      </w:r>
+      <w:r>
+        <w:br/>
+      </w:r>
+      <w:r>
+        <w:rPr>
+          <w:rStyle w:val="VerbatimChar"/>
+        </w:rPr>
+        <w:t xml:space="preserve">         ▪   4.3.6. Gaussian Naive Bayes</w:t>
+      </w:r>
+      <w:r>
+        <w:br/>
+      </w:r>
+      <w:r>
+        <w:rPr>
+          <w:rStyle w:val="VerbatimChar"/>
+        </w:rPr>
+        <w:t xml:space="preserve">         ▪   4.3.7. Decision Tree</w:t>
+      </w:r>
+      <w:r>
+        <w:br/>
+      </w:r>
+      <w:r>
+        <w:rPr>
+          <w:rStyle w:val="VerbatimChar"/>
+        </w:rPr>
+        <w:t xml:space="preserve">         ▪   4.3.8. Zespoły klasyfikatorów</w:t>
+      </w:r>
+      <w:r>
+        <w:br/>
+      </w:r>
+      <w:r>
+        <w:rPr>
+          <w:rStyle w:val="VerbatimChar"/>
+        </w:rPr>
+        <w:t xml:space="preserve">         ▪   4.3.9. Wykrywanie rozbieżności w zespole</w:t>
+      </w:r>
+      <w:r>
+        <w:br/>
+      </w:r>
+      <w:r>
+        <w:rPr>
+          <w:rStyle w:val="VerbatimChar"/>
+        </w:rPr>
+        <w:t xml:space="preserve">  o 4.4. Optymalizacja ewolucyjna (algorytm genetyczny)</w:t>
+      </w:r>
+      <w:r>
+        <w:br/>
+      </w:r>
+      <w:r>
+        <w:rPr>
+          <w:rStyle w:val="VerbatimChar"/>
+        </w:rPr>
+        <w:t xml:space="preserve">         ▪   4.4.1. Motywacja i krótki rys historyczny</w:t>
+      </w:r>
+      <w:r>
+        <w:br/>
+      </w:r>
+      <w:r>
+        <w:rPr>
+          <w:rStyle w:val="VerbatimChar"/>
+        </w:rPr>
+        <w:t xml:space="preserve">         ▪   4.4.2. Implementacja na bazie DEAP</w:t>
+      </w:r>
+      <w:r>
+        <w:br/>
+      </w:r>
+      <w:r>
+        <w:rPr>
+          <w:rStyle w:val="VerbatimChar"/>
+        </w:rPr>
+        <w:t xml:space="preserve">  o 4.5. System regułowy</w:t>
+      </w:r>
+      <w:r>
+        <w:br/>
+      </w:r>
+      <w:r>
+        <w:rPr>
+          <w:rStyle w:val="VerbatimChar"/>
+        </w:rPr>
+        <w:t xml:space="preserve">  o 4.6. System probabilistyczny (klasyfikator bayesowski)</w:t>
+      </w:r>
+      <w:r>
+        <w:br/>
+      </w:r>
+      <w:r>
+        <w:rPr>
+          <w:rStyle w:val="VerbatimChar"/>
+        </w:rPr>
+        <w:t xml:space="preserve">         ▪   4.6.1. Twierdzenie Bayesa i jego zastosowanie do klasyfikacji</w:t>
+      </w:r>
+      <w:r>
+        <w:br/>
+      </w:r>
+      <w:r>
+        <w:rPr>
+          <w:rStyle w:val="VerbatimChar"/>
+        </w:rPr>
+        <w:t xml:space="preserve">         ▪   4.6.2. Wariant Gaussowski i kalibracja</w:t>
+      </w:r>
+      <w:r>
+        <w:br/>
+      </w:r>
+      <w:r>
+        <w:rPr>
+          <w:rStyle w:val="VerbatimChar"/>
+        </w:rPr>
+        <w:t xml:space="preserve">         ▪   4.6.3. Implementacja w projekcie</w:t>
+      </w:r>
+      <w:r>
+        <w:br/>
+      </w:r>
+      <w:r>
+        <w:rPr>
+          <w:rStyle w:val="VerbatimChar"/>
+        </w:rPr>
+        <w:t xml:space="preserve">  o 4.7. Agregacja wielo-paradygmatowa</w:t>
+      </w:r>
+      <w:r>
+        <w:br/>
+      </w:r>
+      <w:r>
+        <w:rPr>
+          <w:rStyle w:val="VerbatimChar"/>
+        </w:rPr>
+        <w:t xml:space="preserve">  o 4.8. API REST i aplikacja serwerowa</w:t>
+      </w:r>
+      <w:r>
+        <w:br/>
+      </w:r>
+      <w:r>
+        <w:rPr>
+          <w:rStyle w:val="VerbatimChar"/>
+        </w:rPr>
+        <w:t xml:space="preserve">  o 4.9. Aplikacja webowa demonstratora</w:t>
+      </w:r>
+      <w:r>
+        <w:br/>
+      </w:r>
+      <w:r>
+        <w:rPr>
+          <w:rStyle w:val="VerbatimChar"/>
+        </w:rPr>
+        <w:t xml:space="preserve">         ▪   4.9.1. Wybór technologii</w:t>
+      </w:r>
+      <w:r>
+        <w:br/>
+      </w:r>
+      <w:r>
+        <w:rPr>
+          <w:rStyle w:val="VerbatimChar"/>
+        </w:rPr>
+        <w:t xml:space="preserve">         ▪   4.9.2. Schemat działania</w:t>
+      </w:r>
+      <w:r>
+        <w:br/>
+      </w:r>
+      <w:r>
+        <w:rPr>
+          <w:rStyle w:val="VerbatimChar"/>
+        </w:rPr>
+        <w:t xml:space="preserve">         ▪   4.9.3. Komunikacja z API</w:t>
+      </w:r>
+      <w:r>
+        <w:br/>
+      </w:r>
+      <w:r>
+        <w:rPr>
+          <w:rStyle w:val="VerbatimChar"/>
+        </w:rPr>
+        <w:t xml:space="preserve">  o 4.10. Testy automatyczne i zapewnienie jakości</w:t>
+      </w:r>
+    </w:p>
+    <w:p>
+      <w:pPr>
+        <w:numPr>
+          <w:ilvl w:val="0"/>
+          <w:numId w:val="1004"/>
+        </w:numPr>
+      </w:pPr>
+      <w:r>
+        <w:t xml:space="preserve">Wyniki projektu</w:t>
+      </w:r>
+      <w:r>
+        <w:t xml:space="preserve"> </w:t>
+      </w:r>
+      <w:r>
+        <w:t xml:space="preserve">o 5.1. Metodyka ewaluacji</w:t>
+      </w:r>
+      <w:r>
+        <w:t xml:space="preserve"> </w:t>
+      </w:r>
+      <w:r>
+        <w:t xml:space="preserve">o 5.2. Wyniki klasyfikatorów bazowych</w:t>
+      </w:r>
+      <w:r>
+        <w:t xml:space="preserve"> </w:t>
+      </w:r>
+      <w:r>
+        <w:t xml:space="preserve">o 5.3. Wyniki klasyfikatorów zoptymalizowanych</w:t>
+      </w:r>
+      <w:r>
+        <w:t xml:space="preserve"> </w:t>
+      </w:r>
+      <w:r>
+        <w:t xml:space="preserve">▪ 5.3.1. Hiperparametry znalezione przez algorytm genetyczny</w:t>
+      </w:r>
+      <w:r>
+        <w:t xml:space="preserve"> </w:t>
+      </w:r>
+      <w:r>
+        <w:t xml:space="preserve">o 5.4. Wyniki zespołów (ensembles)</w:t>
       </w:r>
     </w:p>
     <w:p>
@@ -2645,693 +3380,6 @@
         <w:rPr>
           <w:rStyle w:val="VerbatimChar"/>
         </w:rPr>
-        <w:t xml:space="preserve">Najważniejsze trudności projektowe  — 64</w:t>
-      </w:r>
-    </w:p>
-    <w:p>
-      <w:pPr>
-        <w:numPr>
-          <w:ilvl w:val="0"/>
-          <w:numId w:val="1000"/>
-        </w:numPr>
-      </w:pPr>
-      <w:r>
-        <w:t xml:space="preserve">Propozycje dalszych prac — 65</w:t>
-      </w:r>
-    </w:p>
-    <w:p>
-      <w:pPr>
-        <w:numPr>
-          <w:ilvl w:val="0"/>
-          <w:numId w:val="1003"/>
-        </w:numPr>
-      </w:pPr>
-      <w:r>
-        <w:t xml:space="preserve">Bibliografia — 67</w:t>
-      </w:r>
-    </w:p>
-    <w:p>
-      <w:pPr>
-        <w:numPr>
-          <w:ilvl w:val="0"/>
-          <w:numId w:val="1003"/>
-        </w:numPr>
-      </w:pPr>
-      <w:r>
-        <w:t xml:space="preserve">Wykaz tabel, rysunków i listingów — 71</w:t>
-      </w:r>
-    </w:p>
-    <w:p>
-      <w:pPr>
-        <w:numPr>
-          <w:ilvl w:val="0"/>
-          <w:numId w:val="1000"/>
-        </w:numPr>
-      </w:pPr>
-      <w:r>
-        <w:t xml:space="preserve">Tabele — 71</w:t>
-      </w:r>
-    </w:p>
-    <w:p>
-      <w:pPr>
-        <w:numPr>
-          <w:ilvl w:val="0"/>
-          <w:numId w:val="1000"/>
-        </w:numPr>
-      </w:pPr>
-      <w:r>
-        <w:t xml:space="preserve">Rysunki — 71</w:t>
-      </w:r>
-    </w:p>
-    <w:p>
-      <w:pPr>
-        <w:pStyle w:val="FirstParagraph"/>
-      </w:pPr>
-      <w:r>
-        <w:t xml:space="preserve">Listingi — 71</w:t>
-      </w:r>
-    </w:p>
-    <w:p>
-      <w:pPr>
-        <w:pStyle w:val="SourceCode"/>
-      </w:pPr>
-      <w:r>
-        <w:rPr>
-          <w:rStyle w:val="VerbatimChar"/>
-        </w:rPr>
-        <w:t xml:space="preserve">            WYŻSZA SZKOŁA ZARZĄDZANIA I BANKOWOŚCI</w:t>
-      </w:r>
-      <w:r>
-        <w:br/>
-      </w:r>
-      <w:r>
-        <w:br/>
-      </w:r>
-      <w:r>
-        <w:rPr>
-          <w:rStyle w:val="VerbatimChar"/>
-        </w:rPr>
-        <w:t xml:space="preserve">                                                   W KRAKOWIE</w:t>
-      </w:r>
-      <w:r>
-        <w:br/>
-      </w:r>
-      <w:r>
-        <w:br/>
-      </w:r>
-      <w:r>
-        <w:br/>
-      </w:r>
-      <w:r>
-        <w:rPr>
-          <w:rStyle w:val="VerbatimChar"/>
-        </w:rPr>
-        <w:t xml:space="preserve">                                           Wydział Nauk Stosowanych</w:t>
-      </w:r>
-      <w:r>
-        <w:br/>
-      </w:r>
-      <w:r>
-        <w:br/>
-      </w:r>
-      <w:r>
-        <w:rPr>
-          <w:rStyle w:val="VerbatimChar"/>
-        </w:rPr>
-        <w:t xml:space="preserve">                                 KIERUNEK: Informatyka (Niestacjonarne)</w:t>
-      </w:r>
-      <w:r>
-        <w:br/>
-      </w:r>
-      <w:r>
-        <w:br/>
-      </w:r>
-      <w:r>
-        <w:rPr>
-          <w:rStyle w:val="VerbatimChar"/>
-        </w:rPr>
-        <w:t xml:space="preserve">                                   ZAKRES KSZTAŁCENIA: Bazy danych</w:t>
-      </w:r>
-      <w:r>
-        <w:br/>
-      </w:r>
-      <w:r>
-        <w:br/>
-      </w:r>
-      <w:r>
-        <w:br/>
-      </w:r>
-      <w:r>
-        <w:br/>
-      </w:r>
-      <w:r>
-        <w:br/>
-      </w:r>
-      <w:r>
-        <w:rPr>
-          <w:rStyle w:val="VerbatimChar"/>
-        </w:rPr>
-        <w:t xml:space="preserve">                     PRACA DYPLOMOWA INŻYNIERSKA</w:t>
-      </w:r>
-      <w:r>
-        <w:br/>
-      </w:r>
-      <w:r>
-        <w:br/>
-      </w:r>
-      <w:r>
-        <w:br/>
-      </w:r>
-      <w:r>
-        <w:br/>
-      </w:r>
-      <w:r>
-        <w:br/>
-      </w:r>
-      <w:r>
-        <w:rPr>
-          <w:rStyle w:val="VerbatimChar"/>
-        </w:rPr>
-        <w:t xml:space="preserve">                                            Łukasz Drążek</w:t>
-      </w:r>
-      <w:r>
-        <w:br/>
-      </w:r>
-      <w:r>
-        <w:br/>
-      </w:r>
-      <w:r>
-        <w:br/>
-      </w:r>
-      <w:r>
-        <w:br/>
-      </w:r>
-      <w:r>
-        <w:br/>
-      </w:r>
-      <w:r>
-        <w:rPr>
-          <w:rStyle w:val="VerbatimChar"/>
-        </w:rPr>
-        <w:t xml:space="preserve">                                 Wykrywanie ataków typu phishing</w:t>
-      </w:r>
-      <w:r>
-        <w:br/>
-      </w:r>
-      <w:r>
-        <w:br/>
-      </w:r>
-      <w:r>
-        <w:rPr>
-          <w:rStyle w:val="VerbatimChar"/>
-        </w:rPr>
-        <w:t xml:space="preserve">                                   poprzez analizę treści wiadomości</w:t>
-      </w:r>
-      <w:r>
-        <w:br/>
-      </w:r>
-      <w:r>
-        <w:br/>
-      </w:r>
-      <w:r>
-        <w:rPr>
-          <w:rStyle w:val="VerbatimChar"/>
-        </w:rPr>
-        <w:t xml:space="preserve">                      z wykorzystaniem metod uczenia maszynowego</w:t>
-      </w:r>
-      <w:r>
-        <w:br/>
-      </w:r>
-      <w:r>
-        <w:br/>
-      </w:r>
-      <w:r>
-        <w:br/>
-      </w:r>
-      <w:r>
-        <w:br/>
-      </w:r>
-      <w:r>
-        <w:br/>
-      </w:r>
-      <w:r>
-        <w:rPr>
-          <w:rStyle w:val="VerbatimChar"/>
-        </w:rPr>
-        <w:t xml:space="preserve">                                                        PROMOTOR:</w:t>
-      </w:r>
-    </w:p>
-    <w:p>
-      <w:pPr>
-        <w:pStyle w:val="FirstParagraph"/>
-      </w:pPr>
-      <w:r>
-        <w:t xml:space="preserve">dr hab. inż. Rafał Dreżewski</w:t>
-      </w:r>
-    </w:p>
-    <w:p>
-      <w:pPr>
-        <w:pStyle w:val="SourceCode"/>
-      </w:pPr>
-      <w:r>
-        <w:rPr>
-          <w:rStyle w:val="VerbatimChar"/>
-        </w:rPr>
-        <w:t xml:space="preserve">    KRAKÓW 2026</w:t>
-      </w:r>
-    </w:p>
-    <w:p>
-      <w:pPr>
-        <w:pStyle w:val="FirstParagraph"/>
-      </w:pPr>
-      <w:r>
-        <w:t xml:space="preserve">Spis treści</w:t>
-      </w:r>
-      <w:r>
-        <w:t xml:space="preserve"> </w:t>
-      </w:r>
-      <w:r>
-        <w:t xml:space="preserve">1. Wstęp</w:t>
-      </w:r>
-      <w:r>
-        <w:t xml:space="preserve"> </w:t>
-      </w:r>
-      <w:r>
-        <w:t xml:space="preserve">2. Cel prac i wizja produktu</w:t>
-      </w:r>
-      <w:r>
-        <w:t xml:space="preserve"> </w:t>
-      </w:r>
-      <w:r>
-        <w:t xml:space="preserve">o 2.1. Charakterystyka problemu i motywacja</w:t>
-      </w:r>
-      <w:r>
-        <w:t xml:space="preserve"> </w:t>
-      </w:r>
-      <w:r>
-        <w:t xml:space="preserve">o 2.2. Przegląd istniejących rozwiązań</w:t>
-      </w:r>
-      <w:r>
-        <w:t xml:space="preserve"> </w:t>
-      </w:r>
-      <w:r>
-        <w:t xml:space="preserve">▪ 2.2.1. Mechanizmy reputacyjne</w:t>
-      </w:r>
-      <w:r>
-        <w:t xml:space="preserve"> </w:t>
-      </w:r>
-      <w:r>
-        <w:t xml:space="preserve">▪ 2.2.2. Komercyjne filtry treści</w:t>
-      </w:r>
-      <w:r>
-        <w:t xml:space="preserve"> </w:t>
-      </w:r>
-      <w:r>
-        <w:t xml:space="preserve">▪ 2.2.3. Wtyczki przeglądarek i specjalistyczne dodatki</w:t>
-      </w:r>
-      <w:r>
-        <w:t xml:space="preserve"> </w:t>
-      </w:r>
-      <w:r>
-        <w:t xml:space="preserve">▪ 2.2.4. Akademickie projekty open-source</w:t>
-      </w:r>
-      <w:r>
-        <w:t xml:space="preserve"> </w:t>
-      </w:r>
-      <w:r>
-        <w:t xml:space="preserve">▪ 2.2.5. Tabela porównawcza</w:t>
-      </w:r>
-      <w:r>
-        <w:t xml:space="preserve"> </w:t>
-      </w:r>
-      <w:r>
-        <w:t xml:space="preserve">▪ 2.2.6. Luka, którą wypełnia praca</w:t>
-      </w:r>
-      <w:r>
-        <w:t xml:space="preserve"> </w:t>
-      </w:r>
-      <w:r>
-        <w:t xml:space="preserve">o 2.3. Wizja systemu PhishGuard</w:t>
-      </w:r>
-      <w:r>
-        <w:t xml:space="preserve"> </w:t>
-      </w:r>
-      <w:r>
-        <w:t xml:space="preserve">o 2.4. Studium wykonalności i analiza zagrożeń</w:t>
-      </w:r>
-      <w:r>
-        <w:t xml:space="preserve"> </w:t>
-      </w:r>
-      <w:r>
-        <w:t xml:space="preserve">▪ 2.4.1. Wykonalność techniczna</w:t>
-      </w:r>
-      <w:r>
-        <w:t xml:space="preserve"> </w:t>
-      </w:r>
-      <w:r>
-        <w:t xml:space="preserve">▪ 2.4.2. Wykonalność czasowa</w:t>
-      </w:r>
-      <w:r>
-        <w:t xml:space="preserve"> </w:t>
-      </w:r>
-      <w:r>
-        <w:t xml:space="preserve">▪ 2.4.3. Analiza zagrożeń</w:t>
-      </w:r>
-      <w:r>
-        <w:t xml:space="preserve"> </w:t>
-      </w:r>
-      <w:r>
-        <w:t xml:space="preserve">▪ 2.4.4. Wykonalność ekonomiczna</w:t>
-      </w:r>
-      <w:r>
-        <w:t xml:space="preserve"> </w:t>
-      </w:r>
-      <w:r>
-        <w:t xml:space="preserve">▪ 2.4.5. Bilans</w:t>
-      </w:r>
-      <w:r>
-        <w:t xml:space="preserve"> </w:t>
-      </w:r>
-      <w:r>
-        <w:t xml:space="preserve">3. Zakres funkcjonalności</w:t>
-      </w:r>
-      <w:r>
-        <w:t xml:space="preserve"> </w:t>
-      </w:r>
-      <w:r>
-        <w:t xml:space="preserve">o 3.1. Aktorzy i konteksty użycia</w:t>
-      </w:r>
-      <w:r>
-        <w:t xml:space="preserve"> </w:t>
-      </w:r>
-      <w:r>
-        <w:t xml:space="preserve">o 3.2. Wymagania funkcjonalne</w:t>
-      </w:r>
-      <w:r>
-        <w:t xml:space="preserve"> </w:t>
-      </w:r>
-      <w:r>
-        <w:t xml:space="preserve">o 3.3. Wymagania niefunkcjonalne</w:t>
-      </w:r>
-      <w:r>
-        <w:t xml:space="preserve"> </w:t>
-      </w:r>
-      <w:r>
-        <w:t xml:space="preserve">o 3.4. Komponenty współpracujące</w:t>
-      </w:r>
-      <w:r>
-        <w:t xml:space="preserve"> </w:t>
-      </w:r>
-      <w:r>
-        <w:t xml:space="preserve">4. Wybrane aspekty realizacji</w:t>
-      </w:r>
-      <w:r>
-        <w:t xml:space="preserve"> </w:t>
-      </w:r>
-      <w:r>
-        <w:t xml:space="preserve">o 4.1. Architektura systemu</w:t>
-      </w:r>
-      <w:r>
-        <w:t xml:space="preserve"> </w:t>
-      </w:r>
-      <w:r>
-        <w:t xml:space="preserve">o 4.2. Pipeline danych i ekstrakcja cech</w:t>
-      </w:r>
-      <w:r>
-        <w:t xml:space="preserve"> </w:t>
-      </w:r>
-      <w:r>
-        <w:t xml:space="preserve">o 4.3. Warstwa uczenia maszynowego</w:t>
-      </w:r>
-      <w:r>
-        <w:t xml:space="preserve"> </w:t>
-      </w:r>
-      <w:r>
-        <w:t xml:space="preserve">▪ 4.3.1. Random Forest</w:t>
-      </w:r>
-    </w:p>
-    <w:p>
-      <w:pPr>
-        <w:pStyle w:val="SourceCode"/>
-      </w:pPr>
-      <w:r>
-        <w:rPr>
-          <w:rStyle w:val="VerbatimChar"/>
-        </w:rPr>
-        <w:t xml:space="preserve">         ▪   4.3.2. Support Vector Machine</w:t>
-      </w:r>
-      <w:r>
-        <w:br/>
-      </w:r>
-      <w:r>
-        <w:rPr>
-          <w:rStyle w:val="VerbatimChar"/>
-        </w:rPr>
-        <w:t xml:space="preserve">         ▪   4.3.3. Multi-Layer Perceptron</w:t>
-      </w:r>
-      <w:r>
-        <w:br/>
-      </w:r>
-      <w:r>
-        <w:rPr>
-          <w:rStyle w:val="VerbatimChar"/>
-        </w:rPr>
-        <w:t xml:space="preserve">         ▪   4.3.4. Gradient Boosting (XGBoost)</w:t>
-      </w:r>
-      <w:r>
-        <w:br/>
-      </w:r>
-      <w:r>
-        <w:rPr>
-          <w:rStyle w:val="VerbatimChar"/>
-        </w:rPr>
-        <w:t xml:space="preserve">         ▪   4.3.5. Logistic Regression</w:t>
-      </w:r>
-      <w:r>
-        <w:br/>
-      </w:r>
-      <w:r>
-        <w:rPr>
-          <w:rStyle w:val="VerbatimChar"/>
-        </w:rPr>
-        <w:t xml:space="preserve">         ▪   4.3.6. Gaussian Naive Bayes</w:t>
-      </w:r>
-      <w:r>
-        <w:br/>
-      </w:r>
-      <w:r>
-        <w:rPr>
-          <w:rStyle w:val="VerbatimChar"/>
-        </w:rPr>
-        <w:t xml:space="preserve">         ▪   4.3.7. Decision Tree</w:t>
-      </w:r>
-      <w:r>
-        <w:br/>
-      </w:r>
-      <w:r>
-        <w:rPr>
-          <w:rStyle w:val="VerbatimChar"/>
-        </w:rPr>
-        <w:t xml:space="preserve">         ▪   4.3.8. Zespoły klasyfikatorów</w:t>
-      </w:r>
-      <w:r>
-        <w:br/>
-      </w:r>
-      <w:r>
-        <w:rPr>
-          <w:rStyle w:val="VerbatimChar"/>
-        </w:rPr>
-        <w:t xml:space="preserve">         ▪   4.3.9. Wykrywanie rozbieżności w zespole</w:t>
-      </w:r>
-      <w:r>
-        <w:br/>
-      </w:r>
-      <w:r>
-        <w:rPr>
-          <w:rStyle w:val="VerbatimChar"/>
-        </w:rPr>
-        <w:t xml:space="preserve">  o 4.4. Optymalizacja ewolucyjna (algorytm genetyczny)</w:t>
-      </w:r>
-      <w:r>
-        <w:br/>
-      </w:r>
-      <w:r>
-        <w:rPr>
-          <w:rStyle w:val="VerbatimChar"/>
-        </w:rPr>
-        <w:t xml:space="preserve">         ▪   4.4.1. Motywacja i krótki rys historyczny</w:t>
-      </w:r>
-      <w:r>
-        <w:br/>
-      </w:r>
-      <w:r>
-        <w:rPr>
-          <w:rStyle w:val="VerbatimChar"/>
-        </w:rPr>
-        <w:t xml:space="preserve">         ▪   4.4.2. Implementacja na bazie DEAP</w:t>
-      </w:r>
-      <w:r>
-        <w:br/>
-      </w:r>
-      <w:r>
-        <w:rPr>
-          <w:rStyle w:val="VerbatimChar"/>
-        </w:rPr>
-        <w:t xml:space="preserve">  o 4.5. System regułowy</w:t>
-      </w:r>
-      <w:r>
-        <w:br/>
-      </w:r>
-      <w:r>
-        <w:rPr>
-          <w:rStyle w:val="VerbatimChar"/>
-        </w:rPr>
-        <w:t xml:space="preserve">  o 4.6. System probabilistyczny (klasyfikator bayesowski)</w:t>
-      </w:r>
-      <w:r>
-        <w:br/>
-      </w:r>
-      <w:r>
-        <w:rPr>
-          <w:rStyle w:val="VerbatimChar"/>
-        </w:rPr>
-        <w:t xml:space="preserve">         ▪   4.6.1. Twierdzenie Bayesa i jego zastosowanie do klasyfikacji</w:t>
-      </w:r>
-      <w:r>
-        <w:br/>
-      </w:r>
-      <w:r>
-        <w:rPr>
-          <w:rStyle w:val="VerbatimChar"/>
-        </w:rPr>
-        <w:t xml:space="preserve">         ▪   4.6.2. Wariant Gaussowski i kalibracja</w:t>
-      </w:r>
-      <w:r>
-        <w:br/>
-      </w:r>
-      <w:r>
-        <w:rPr>
-          <w:rStyle w:val="VerbatimChar"/>
-        </w:rPr>
-        <w:t xml:space="preserve">         ▪   4.6.3. Implementacja w projekcie</w:t>
-      </w:r>
-      <w:r>
-        <w:br/>
-      </w:r>
-      <w:r>
-        <w:rPr>
-          <w:rStyle w:val="VerbatimChar"/>
-        </w:rPr>
-        <w:t xml:space="preserve">  o 4.7. Agregacja wielo-paradygmatowa</w:t>
-      </w:r>
-      <w:r>
-        <w:br/>
-      </w:r>
-      <w:r>
-        <w:rPr>
-          <w:rStyle w:val="VerbatimChar"/>
-        </w:rPr>
-        <w:t xml:space="preserve">  o 4.8. API REST i aplikacja serwerowa</w:t>
-      </w:r>
-      <w:r>
-        <w:br/>
-      </w:r>
-      <w:r>
-        <w:rPr>
-          <w:rStyle w:val="VerbatimChar"/>
-        </w:rPr>
-        <w:t xml:space="preserve">  o 4.9. Aplikacja webowa demonstratora</w:t>
-      </w:r>
-      <w:r>
-        <w:br/>
-      </w:r>
-      <w:r>
-        <w:rPr>
-          <w:rStyle w:val="VerbatimChar"/>
-        </w:rPr>
-        <w:t xml:space="preserve">         ▪   4.9.1. Wybór technologii</w:t>
-      </w:r>
-      <w:r>
-        <w:br/>
-      </w:r>
-      <w:r>
-        <w:rPr>
-          <w:rStyle w:val="VerbatimChar"/>
-        </w:rPr>
-        <w:t xml:space="preserve">         ▪   4.9.2. Schemat działania</w:t>
-      </w:r>
-      <w:r>
-        <w:br/>
-      </w:r>
-      <w:r>
-        <w:rPr>
-          <w:rStyle w:val="VerbatimChar"/>
-        </w:rPr>
-        <w:t xml:space="preserve">         ▪   4.9.3. Komunikacja z API</w:t>
-      </w:r>
-      <w:r>
-        <w:br/>
-      </w:r>
-      <w:r>
-        <w:rPr>
-          <w:rStyle w:val="VerbatimChar"/>
-        </w:rPr>
-        <w:t xml:space="preserve">  o 4.10. Testy automatyczne i zapewnienie jakości</w:t>
-      </w:r>
-    </w:p>
-    <w:p>
-      <w:pPr>
-        <w:numPr>
-          <w:ilvl w:val="0"/>
-          <w:numId w:val="1004"/>
-        </w:numPr>
-      </w:pPr>
-      <w:r>
-        <w:t xml:space="preserve">Wyniki projektu</w:t>
-      </w:r>
-      <w:r>
-        <w:t xml:space="preserve"> </w:t>
-      </w:r>
-      <w:r>
-        <w:t xml:space="preserve">o 5.1. Metodyka ewaluacji</w:t>
-      </w:r>
-      <w:r>
-        <w:t xml:space="preserve"> </w:t>
-      </w:r>
-      <w:r>
-        <w:t xml:space="preserve">o 5.2. Wyniki klasyfikatorów bazowych</w:t>
-      </w:r>
-      <w:r>
-        <w:t xml:space="preserve"> </w:t>
-      </w:r>
-      <w:r>
-        <w:t xml:space="preserve">o 5.3. Wyniki klasyfikatorów zoptymalizowanych</w:t>
-      </w:r>
-      <w:r>
-        <w:t xml:space="preserve"> </w:t>
-      </w:r>
-      <w:r>
-        <w:t xml:space="preserve">▪ 5.3.1. Hiperparametry znalezione przez algorytm genetyczny</w:t>
-      </w:r>
-      <w:r>
-        <w:t xml:space="preserve"> </w:t>
-      </w:r>
-      <w:r>
-        <w:t xml:space="preserve">o 5.4. Wyniki zespołów (ensembles)</w:t>
-      </w:r>
-    </w:p>
-    <w:p>
-      <w:pPr>
-        <w:pStyle w:val="SourceCode"/>
-        <w:numPr>
-          <w:ilvl w:val="0"/>
-          <w:numId w:val="1000"/>
-        </w:numPr>
-      </w:pPr>
-      <w:r>
-        <w:rPr>
-          <w:rStyle w:val="VerbatimChar"/>
-        </w:rPr>
         <w:t xml:space="preserve">o 5.5. Wyniki modeli wyspecjalizowanych (e-mail, SMS)</w:t>
       </w:r>
       <w:r>
@@ -3714,872 +3762,872 @@
     </w:p>
     <w:p>
       <w:pPr>
+        <w:pStyle w:val="Heading2"/>
+      </w:pPr>
+      <w:r>
+        <w:t xml:space="preserve">2.1. Charakterystyka problemu i motywacja</w:t>
+      </w:r>
+    </w:p>
+    <w:p>
+      <w:pPr>
+        <w:pStyle w:val="BodyText"/>
+      </w:pPr>
+      <w:r>
+        <w:t xml:space="preserve">Phishing to forma inżynierii społecznej. Napastnik podszywa się pod zaufaną stronę lub</w:t>
+      </w:r>
+      <w:r>
+        <w:t xml:space="preserve"> </w:t>
+      </w:r>
+      <w:r>
+        <w:t xml:space="preserve">instytucję, by wyłudzić dane uwierzytelniające, środki finansowe albo skłonić ofiarę do</w:t>
+      </w:r>
+      <w:r>
+        <w:t xml:space="preserve"> </w:t>
+      </w:r>
+      <w:r>
+        <w:t xml:space="preserve">zainstalowania złośliwego oprogramowania. Powierzchnia ataku obejmuje wszystkie kanały</w:t>
+      </w:r>
+      <w:r>
+        <w:t xml:space="preserve"> </w:t>
+      </w:r>
+      <w:r>
+        <w:t xml:space="preserve">tekstowe (poczta e-mail, SMS, komunikatory, portale społecznościowe). Wektorem nośnym</w:t>
+      </w:r>
+      <w:r>
+        <w:t xml:space="preserve"> </w:t>
+      </w:r>
+      <w:r>
+        <w:t xml:space="preserve">może być odnośnik URL, tekst samej wiadomości albo załączony obraz. W ostatnich latach</w:t>
+      </w:r>
+      <w:r>
+        <w:t xml:space="preserve"> </w:t>
+      </w:r>
+      <w:r>
+        <w:t xml:space="preserve">atakujący chętnie łączą te kanały. Wiadomość SMS przekierowuje na stronę, na której formularz</w:t>
+      </w:r>
+      <w:r>
+        <w:t xml:space="preserve"> </w:t>
+      </w:r>
+      <w:r>
+        <w:t xml:space="preserve">prosi o zalogowanie do banku, a w międzyczasie ofiara dostaje pozornie potwierdzający e-mail z</w:t>
+      </w:r>
+      <w:r>
+        <w:t xml:space="preserve"> </w:t>
+      </w:r>
+      <w:r>
+        <w:t xml:space="preserve">fałszywej skrzynki obsługi klienta.</w:t>
+      </w:r>
+    </w:p>
+    <w:p>
+      <w:pPr>
+        <w:pStyle w:val="BodyText"/>
+      </w:pPr>
+      <w:r>
+        <w:t xml:space="preserve">Systematyczne ujęcie taksonomii phishingu, jego wektorów oraz przeciwdziałania można znaleźć</w:t>
+      </w:r>
+      <w:r>
+        <w:t xml:space="preserve"> </w:t>
+      </w:r>
+      <w:r>
+        <w:t xml:space="preserve">w pracy przeglądowej Aleroud i Zhou [2] oraz w nowszych publikacjach na ten temat [3, 11].</w:t>
+      </w:r>
+      <w:r>
+        <w:t xml:space="preserve"> </w:t>
+      </w:r>
+      <w:r>
+        <w:t xml:space="preserve">Specyfikę polskiego rynku omawia raport CERT Polska [17] oraz materiały edukacyjne NASK</w:t>
+      </w:r>
+      <w:r>
+        <w:t xml:space="preserve"> </w:t>
+      </w:r>
+      <w:r>
+        <w:t xml:space="preserve">[27].</w:t>
+      </w:r>
+    </w:p>
+    <w:p>
+      <w:pPr>
+        <w:pStyle w:val="BodyText"/>
+      </w:pPr>
+      <w:r>
+        <w:t xml:space="preserve">Dlaczego wykrywanie phishingu jest trudne? Główna przyczyna sprowadza się do tempa zmian.</w:t>
+      </w:r>
+      <w:r>
+        <w:t xml:space="preserve"> </w:t>
+      </w:r>
+      <w:r>
+        <w:t xml:space="preserve">Treść kampanii ewoluuje miesiąc w miesiąc, a modele wytrenowane na danych sprzed pół roku</w:t>
+      </w:r>
+      <w:r>
+        <w:t xml:space="preserve"> </w:t>
+      </w:r>
+      <w:r>
+        <w:t xml:space="preserve">tracą skuteczność, bo atakujący stale modyfikują szablony. Zjawisko to nosi w literaturze nazwę</w:t>
+      </w:r>
+      <w:r>
+        <w:t xml:space="preserve"> </w:t>
+      </w:r>
+      <w:r>
+        <w:t xml:space="preserve">concept drift i jest dla projektantów systemów obrony stałym źródłem frustracji. Drugi powód</w:t>
+      </w:r>
+      <w:r>
+        <w:t xml:space="preserve"> </w:t>
+      </w:r>
+      <w:r>
+        <w:t xml:space="preserve">jest dla mnie subtelniejszy. Próbki phishingowe celowo naśladują komunikaty zaufanych</w:t>
+      </w:r>
+      <w:r>
+        <w:t xml:space="preserve"> </w:t>
+      </w:r>
+      <w:r>
+        <w:t xml:space="preserve">instytucji, czyli banków, kurierów, portali zakupowych czy dostawców usług w chmurze. Dobry</w:t>
+      </w:r>
+      <w:r>
+        <w:t xml:space="preserve"> </w:t>
+      </w:r>
+      <w:r>
+        <w:t xml:space="preserve">przeciwnik ich nie odróżni po jednym przeczytaniu, a tym bardziej nie zrobi tego model</w:t>
+      </w:r>
+      <w:r>
+        <w:t xml:space="preserve"> </w:t>
+      </w:r>
+      <w:r>
+        <w:t xml:space="preserve">statystyczny operujący wyłącznie na słowniku. Ostatnia trudność wydaje się najpoważniejsza w</w:t>
+      </w:r>
+      <w:r>
+        <w:t xml:space="preserve"> </w:t>
+      </w:r>
+      <w:r>
+        <w:t xml:space="preserve">obronie codziennej. Klasyczne modele uczenia maszynowego są tak zwaną czarną skrzynką.</w:t>
+      </w:r>
+      <w:r>
+        <w:t xml:space="preserve"> </w:t>
+      </w:r>
+      <w:r>
+        <w:t xml:space="preserve">Zespół drzew albo sieć neuronowa zwracają liczbę między zerem a jedynką, ale nie wyjaśniają,</w:t>
+      </w:r>
+      <w:r>
+        <w:t xml:space="preserve"> </w:t>
+      </w:r>
+      <w:r>
+        <w:t xml:space="preserve">skąd ta liczba się wzięła. Próby zaadresowania tego problemu metodami post-hoc takimi jak</w:t>
+      </w:r>
+      <w:r>
+        <w:t xml:space="preserve"> </w:t>
+      </w:r>
+      <w:r>
+        <w:t xml:space="preserve">SHAP czy LIME są tematem aktywnych badań [12, 13]. W praktyce jednak analityk centrum</w:t>
+      </w:r>
+      <w:r>
+        <w:t xml:space="preserve"> </w:t>
+      </w:r>
+      <w:r>
+        <w:t xml:space="preserve">bezpieczeństwa potrzebuje wyjaśnienia teraz, w trakcie analizy alarmu. Bez niego nie potrafi</w:t>
+      </w:r>
+      <w:r>
+        <w:t xml:space="preserve"> </w:t>
+      </w:r>
+      <w:r>
+        <w:t xml:space="preserve">alarmu ani zatwierdzić, ani zignorować, bo w obu przypadkach bierze na siebie ryzyko.</w:t>
+      </w:r>
+    </w:p>
+    <w:p>
+      <w:pPr>
+        <w:pStyle w:val="BodyText"/>
+      </w:pPr>
+      <w:r>
+        <w:t xml:space="preserve">Motywacja stojąca za projektem jest zatem dość prosta. Chciałem zbudować system, który łączy</w:t>
+      </w:r>
+      <w:r>
+        <w:t xml:space="preserve"> </w:t>
+      </w:r>
+      <w:r>
+        <w:t xml:space="preserve">dobrą skuteczność statystyczną z interpretowalnością decyzji i odpornością na zmienność danych.</w:t>
+      </w:r>
+      <w:r>
+        <w:t xml:space="preserve"> </w:t>
+      </w:r>
+      <w:r>
+        <w:t xml:space="preserve">Wymaga to rezygnacji z pojedynczego modelu na rzecz architektury złożonej z kilku</w:t>
+      </w:r>
+      <w:r>
+        <w:t xml:space="preserve"> </w:t>
+      </w:r>
+      <w:r>
+        <w:t xml:space="preserve">niezależnych warstw, gdzie każda z nich daje nie tylko własną predykcję, ale i informację, na ile</w:t>
+      </w:r>
+      <w:r>
+        <w:t xml:space="preserve"> </w:t>
+      </w:r>
+      <w:r>
+        <w:t xml:space="preserve">jest pewna swojej odpowiedzi. W rozdziale czwartym opisuję, jak ten zamysł został zrealizowany</w:t>
+      </w:r>
+      <w:r>
+        <w:t xml:space="preserve"> </w:t>
+      </w:r>
+      <w:r>
+        <w:t xml:space="preserve">technicznie, a w piątym - jak wyglądają konkretne predykcje na próbkach phishingowych i</w:t>
+      </w:r>
+      <w:r>
+        <w:t xml:space="preserve"> </w:t>
+      </w:r>
+      <w:r>
+        <w:t xml:space="preserve">legalnych.</w:t>
+      </w:r>
+    </w:p>
+    <w:p>
+      <w:pPr>
+        <w:pStyle w:val="Heading2"/>
+      </w:pPr>
+      <w:r>
+        <w:t xml:space="preserve">2.2. Przegląd istniejących rozwiązań</w:t>
+      </w:r>
+    </w:p>
+    <w:p>
+      <w:pPr>
+        <w:pStyle w:val="BodyText"/>
+      </w:pPr>
+      <w:r>
+        <w:t xml:space="preserve">Narzędzia do wykrywania phishingu istnieją od dwóch dekad, ale różnią się znacznie pod</w:t>
+      </w:r>
+      <w:r>
+        <w:t xml:space="preserve"> </w:t>
+      </w:r>
+      <w:r>
+        <w:t xml:space="preserve">względem zakresu funkcjonalnego, metody analizy oraz miejsca wdrożenia: część działa w</w:t>
+      </w:r>
+      <w:r>
+        <w:t xml:space="preserve"> </w:t>
+      </w:r>
+      <w:r>
+        <w:t xml:space="preserve">kliencie pocztowym, część w przeglądarce, jeszcze inne w bramie sieciowej. Dla potrzeb</w:t>
+      </w:r>
+      <w:r>
+        <w:t xml:space="preserve"> </w:t>
+      </w:r>
+      <w:r>
+        <w:t xml:space="preserve">porównania w pracy akademickiej można je podzielić na cztery grupy.</w:t>
+      </w:r>
+    </w:p>
+    <w:p>
+      <w:pPr>
+        <w:pStyle w:val="Heading3"/>
+      </w:pPr>
+      <w:r>
+        <w:t xml:space="preserve">2.2.1. Mechanizmy reputacyjne</w:t>
+      </w:r>
+    </w:p>
+    <w:p>
+      <w:pPr>
+        <w:pStyle w:val="BodyText"/>
+      </w:pPr>
+      <w:r>
+        <w:t xml:space="preserve">Mechanizmy reputacyjne są historycznie najstarszą warstwą ochrony przed phishingiem. Działają</w:t>
+      </w:r>
+      <w:r>
+        <w:t xml:space="preserve"> </w:t>
+      </w:r>
+      <w:r>
+        <w:t xml:space="preserve">w oparciu o listy znanych złośliwych domen, adresów IP i sygnatur URL. Do najpowszechniej</w:t>
+      </w:r>
+      <w:r>
+        <w:t xml:space="preserve"> </w:t>
+      </w:r>
+      <w:r>
+        <w:t xml:space="preserve">używanych należą Google Safe Browsing (zintegrowane z Chrome, Firefox i większością</w:t>
+      </w:r>
+      <w:r>
+        <w:t xml:space="preserve"> </w:t>
+      </w:r>
+      <w:r>
+        <w:t xml:space="preserve">nowoczesnych przeglądarek), Microsoft SmartScreen (Edge oraz Windows Defender),</w:t>
+      </w:r>
+      <w:r>
+        <w:t xml:space="preserve"> </w:t>
+      </w:r>
+      <w:r>
+        <w:t xml:space="preserve">PhishTank (społecznościowa baza zgłoszeń), Spamhaus DBL oraz OpenPhish. Lista odświeżana</w:t>
+      </w:r>
+      <w:r>
+        <w:t xml:space="preserve"> </w:t>
+      </w:r>
+      <w:r>
+        <w:t xml:space="preserve">jest w cyklu godzinowym lub szybciej, a zapytania klientów wykonywane są zazwyczaj przez</w:t>
+      </w:r>
+      <w:r>
+        <w:t xml:space="preserve"> </w:t>
+      </w:r>
+      <w:r>
+        <w:t xml:space="preserve">API z dodatkowym mechanizmem hashowania, by chronić prywatność. Skuteczność tych</w:t>
+      </w:r>
+      <w:r>
+        <w:t xml:space="preserve"> </w:t>
+      </w:r>
+      <w:r>
+        <w:t xml:space="preserve">mechanizmów dla próbek o ustalonej historii jest bardzo wysoka (powyżej 99 procent), ale dla</w:t>
+      </w:r>
+      <w:r>
+        <w:t xml:space="preserve"> </w:t>
+      </w:r>
+      <w:r>
+        <w:t xml:space="preserve">próbek pierwszego dnia (zero-day), które nie zdążyły jeszcze trafić na listę, spada do</w:t>
+      </w:r>
+      <w:r>
+        <w:t xml:space="preserve"> </w:t>
+      </w:r>
+      <w:r>
+        <w:t xml:space="preserve">kilkudziesięciu procent. Czas reakcji wynosi od kilku godzin do kilku dni.</w:t>
+      </w:r>
+    </w:p>
+    <w:p>
+      <w:pPr>
+        <w:pStyle w:val="Heading3"/>
+      </w:pPr>
+      <w:r>
+        <w:t xml:space="preserve">2.2.2. Komercyjne filtry treści</w:t>
+      </w:r>
+    </w:p>
+    <w:p>
+      <w:pPr>
+        <w:pStyle w:val="BodyText"/>
+      </w:pPr>
+      <w:r>
+        <w:t xml:space="preserve">Drugą grupę stanowią rozbudowane filtry treści dostarczane wraz z platformami pocztowymi i</w:t>
+      </w:r>
+      <w:r>
+        <w:t xml:space="preserve"> </w:t>
+      </w:r>
+      <w:r>
+        <w:t xml:space="preserve">bezpieczeństwa biznesowego. Najważniejsi gracze na tym rynku to Microsoft Defender for</w:t>
+      </w:r>
+      <w:r>
+        <w:t xml:space="preserve"> </w:t>
+      </w:r>
+      <w:r>
+        <w:t xml:space="preserve">Office 365 (dawniej Advanced Threat Protection), ProofPoint Email Protection, Cisco Secure</w:t>
+      </w:r>
+      <w:r>
+        <w:t xml:space="preserve"> </w:t>
+      </w:r>
+      <w:r>
+        <w:t xml:space="preserve">Email (dawniej IronPort), Mimecast Secure Email Gateway oraz Barracuda Email Security</w:t>
+      </w:r>
+    </w:p>
+    <w:p>
+      <w:pPr>
+        <w:pStyle w:val="BodyText"/>
+      </w:pPr>
+      <w:r>
+        <w:t xml:space="preserve">Gateway. Wszystkie łączą trzy techniki: analizę reputacji domen i adresów IP, statystyczną</w:t>
+      </w:r>
+      <w:r>
+        <w:t xml:space="preserve"> </w:t>
+      </w:r>
+      <w:r>
+        <w:t xml:space="preserve">analizę nagłówków SMTP (SPF, DKIM, DMARC, zgodność trasy z deklaracjami) oraz analizę</w:t>
+      </w:r>
+      <w:r>
+        <w:t xml:space="preserve"> </w:t>
+      </w:r>
+      <w:r>
+        <w:t xml:space="preserve">treści przez kombinację reguł heurystycznych i klasyfikatorów uczenia maszynowego.</w:t>
+      </w:r>
+      <w:r>
+        <w:t xml:space="preserve"> </w:t>
+      </w:r>
+      <w:r>
+        <w:t xml:space="preserve">Producenci raportują wysoką skuteczność, szczególnie dla phishingu masowego, lecz</w:t>
+      </w:r>
+      <w:r>
+        <w:t xml:space="preserve"> </w:t>
+      </w:r>
+      <w:r>
+        <w:t xml:space="preserve">szczegółowe metody pomiaru nie są publiczne. Ogólny obraz zagrożeń przedstawiają cykliczne</w:t>
+      </w:r>
+      <w:r>
+        <w:t xml:space="preserve"> </w:t>
+      </w:r>
+      <w:r>
+        <w:t xml:space="preserve">raporty agencji ENISA [33] oraz ich polskie odpowiedniki [28]. Wadą rozwiązań komercyjnych</w:t>
+      </w:r>
+      <w:r>
+        <w:t xml:space="preserve"> </w:t>
+      </w:r>
+      <w:r>
+        <w:t xml:space="preserve">dla badań akademickich jest pełne zamknięcie szczegółów technicznych. Architektura, dobór</w:t>
+      </w:r>
+      <w:r>
+        <w:t xml:space="preserve"> </w:t>
+      </w:r>
+      <w:r>
+        <w:t xml:space="preserve">cech, modele i progi decyzyjne są tajemnicą handlową, a publikacje producentów zawierają</w:t>
+      </w:r>
+      <w:r>
+        <w:t xml:space="preserve"> </w:t>
+      </w:r>
+      <w:r>
+        <w:t xml:space="preserve">jedynie ogólne deklaracje.</w:t>
+      </w:r>
+    </w:p>
+    <w:p>
+      <w:pPr>
+        <w:pStyle w:val="Heading3"/>
+      </w:pPr>
+      <w:r>
+        <w:t xml:space="preserve">2.2.3. Wtyczki przeglądarek i specjalistyczne dodatki</w:t>
+      </w:r>
+    </w:p>
+    <w:p>
+      <w:pPr>
+        <w:pStyle w:val="BodyText"/>
+      </w:pPr>
+      <w:r>
+        <w:t xml:space="preserve">Trzecią grupę tworzą wtyczki przeglądarek i specjalistyczne narzędzia działające po stronie</w:t>
+      </w:r>
+      <w:r>
+        <w:t xml:space="preserve"> </w:t>
+      </w:r>
+      <w:r>
+        <w:t xml:space="preserve">klienta. Należą do nich między innymi Netcraft Anti-Phishing, Bitdefender TrafficLight, Avast</w:t>
+      </w:r>
+      <w:r>
+        <w:t xml:space="preserve"> </w:t>
+      </w:r>
+      <w:r>
+        <w:t xml:space="preserve">Online Security, Norton Safe Web oraz Web of Trust. Wykorzystują głównie listy reputacyjne i</w:t>
+      </w:r>
+      <w:r>
+        <w:t xml:space="preserve"> </w:t>
+      </w:r>
+      <w:r>
+        <w:t xml:space="preserve">lekkie modele heurystyczne, dla zachowania niskiego narzutu wydajnościowego. W praktyce ich</w:t>
+      </w:r>
+      <w:r>
+        <w:t xml:space="preserve"> </w:t>
+      </w:r>
+      <w:r>
+        <w:t xml:space="preserve">rola jest pomocnicza, ponieważ większość użytkowników kieruje się ostrzeżeniami z głównej</w:t>
+      </w:r>
+      <w:r>
+        <w:t xml:space="preserve"> </w:t>
+      </w:r>
+      <w:r>
+        <w:t xml:space="preserve">przeglądarki lub klienta pocztowego.</w:t>
+      </w:r>
+    </w:p>
+    <w:p>
+      <w:pPr>
+        <w:pStyle w:val="Heading3"/>
+      </w:pPr>
+      <w:r>
+        <w:t xml:space="preserve">2.2.4. Akademickie projekty open-source</w:t>
+      </w:r>
+    </w:p>
+    <w:p>
+      <w:pPr>
+        <w:pStyle w:val="BodyText"/>
+      </w:pPr>
+      <w:r>
+        <w:t xml:space="preserve">Czwartą i najbardziej różnorodną grupę stanowią publikacje naukowe oraz projekty open-source.</w:t>
+      </w:r>
+      <w:r>
+        <w:t xml:space="preserve"> </w:t>
+      </w:r>
+      <w:r>
+        <w:t xml:space="preserve">Wśród tych ostatnich na uwagę zasługują między innymi PhishStorm [42], URLNet [43] z</w:t>
+      </w:r>
+      <w:r>
+        <w:t xml:space="preserve"> </w:t>
+      </w:r>
+      <w:r>
+        <w:t xml:space="preserve">architekturą głębokiej sieci konwolucyjnej, prace Sahingoza i in. [3] dla klasyfikatorów na</w:t>
+      </w:r>
+      <w:r>
+        <w:t xml:space="preserve"> </w:t>
+      </w:r>
+      <w:r>
+        <w:t xml:space="preserve">cechach URL, PhishTank API client oraz różne implementacje na GitHubie oparte na lasach</w:t>
+      </w:r>
+      <w:r>
+        <w:t xml:space="preserve"> </w:t>
+      </w:r>
+      <w:r>
+        <w:t xml:space="preserve">losowych i XGBoost. Systematyczne ujęcie cech URL znaleźć można w klasycznej pracy</w:t>
+      </w:r>
+      <w:r>
+        <w:t xml:space="preserve"> </w:t>
+      </w:r>
+      <w:r>
+        <w:t xml:space="preserve">Mohammada i in. [4], a obraz dorobku ostatniej dekady w przeglądzie Pourrezy i in. [11].</w:t>
+      </w:r>
+      <w:r>
+        <w:t xml:space="preserve"> </w:t>
+      </w:r>
+      <w:r>
+        <w:t xml:space="preserve">Większość projektów akademickich operuje na jednym z trzech publicznych zbiorów: UCI</w:t>
+      </w:r>
+      <w:r>
+        <w:t xml:space="preserve"> </w:t>
+      </w:r>
+      <w:r>
+        <w:t xml:space="preserve">Phishing Websites Dataset (11055 próbek, 30 cech, klasyfikacja binarna), PhishTank API (próbki</w:t>
+      </w:r>
+      <w:r>
+        <w:t xml:space="preserve"> </w:t>
+      </w:r>
+      <w:r>
+        <w:t xml:space="preserve">phishingu zgłoszone społecznościowo) oraz korpus Nazario (archiwum próbek phishingowych</w:t>
+      </w:r>
+      <w:r>
+        <w:t xml:space="preserve"> </w:t>
+      </w:r>
+      <w:r>
+        <w:t xml:space="preserve">zebrane przez Jose Nazario od 2005 roku). Najczęściej spotykane podejścia opierają się na lasach</w:t>
+      </w:r>
+      <w:r>
+        <w:t xml:space="preserve"> </w:t>
+      </w:r>
+      <w:r>
+        <w:t xml:space="preserve">losowych, gradient boostingu, maszynach wektorów nośnych, regresji logistycznej oraz sieciach</w:t>
+      </w:r>
+    </w:p>
+    <w:p>
+      <w:pPr>
+        <w:pStyle w:val="BodyText"/>
+      </w:pPr>
+      <w:r>
+        <w:t xml:space="preserve">MLP. Część prac używa prostych zespołów (głównie soft voting) lub wprowadza dedykowane</w:t>
+      </w:r>
+      <w:r>
+        <w:t xml:space="preserve"> </w:t>
+      </w:r>
+      <w:r>
+        <w:t xml:space="preserve">reprezentacje sieciowe URL, na przykład osadzenia znakowe wektorowane przez CNN.</w:t>
+      </w:r>
+    </w:p>
+    <w:p>
+      <w:pPr>
+        <w:pStyle w:val="Heading3"/>
+      </w:pPr>
+      <w:r>
+        <w:t xml:space="preserve">2.2.5. Tabela porównawcza</w:t>
+      </w:r>
+    </w:p>
+    <w:p>
+      <w:pPr>
+        <w:pStyle w:val="BodyText"/>
+      </w:pPr>
+      <w:r>
+        <w:t xml:space="preserve">Tabela poniżej zestawia wybrane cechy charakterystyczne porównanych podejść, z</w:t>
+      </w:r>
+      <w:r>
+        <w:t xml:space="preserve"> </w:t>
+      </w:r>
+      <w:r>
+        <w:t xml:space="preserve">uwzględnieniem trzech wymiarów istotnych dla projektu PhishGuard: użycia uczenia</w:t>
+      </w:r>
+      <w:r>
+        <w:t xml:space="preserve"> </w:t>
+      </w:r>
+      <w:r>
+        <w:t xml:space="preserve">maszynowego, transparentności decyzji oraz dostępności do badań.</w:t>
+      </w:r>
+    </w:p>
+    <w:p>
+      <w:pPr>
+        <w:pStyle w:val="BodyText"/>
+      </w:pPr>
+      <w:r>
+        <w:t xml:space="preserve">Rozwiązanie Typ ML Transparentność Dostęp</w:t>
+      </w:r>
+    </w:p>
+    <w:p>
+      <w:pPr>
+        <w:pStyle w:val="BodyText"/>
+      </w:pPr>
+      <w:r>
+        <w:t xml:space="preserve">Google Safe reputacyjne nie niska (czarna lista) API</w:t>
+      </w:r>
+      <w:r>
+        <w:t xml:space="preserve"> </w:t>
+      </w:r>
+      <w:r>
+        <w:t xml:space="preserve">Browsing publiczne</w:t>
+      </w:r>
+    </w:p>
+    <w:p>
+      <w:pPr>
+        <w:pStyle w:val="BodyText"/>
+      </w:pPr>
+      <w:r>
+        <w:t xml:space="preserve">Microsoft reputacyjne częściowo niska wbudowane</w:t>
+      </w:r>
+      <w:r>
+        <w:t xml:space="preserve"> </w:t>
+      </w:r>
+      <w:r>
+        <w:t xml:space="preserve">SmartScreen</w:t>
+      </w:r>
+    </w:p>
+    <w:p>
+      <w:pPr>
+        <w:pStyle w:val="BodyText"/>
+      </w:pPr>
+      <w:r>
+        <w:t xml:space="preserve">PhishTank reputacyjne nie wysoka (głosowanie otwarte API</w:t>
+      </w:r>
+      <w:r>
+        <w:t xml:space="preserve"> </w:t>
+      </w:r>
+      <w:r>
+        <w:t xml:space="preserve">(społeczność) społeczności)</w:t>
+      </w:r>
+    </w:p>
+    <w:p>
+      <w:pPr>
+        <w:pStyle w:val="BodyText"/>
+      </w:pPr>
+      <w:r>
+        <w:t xml:space="preserve">Defender for filtr treści tak niska (czarna tylko</w:t>
+      </w:r>
+      <w:r>
+        <w:t xml:space="preserve"> </w:t>
+      </w:r>
+      <w:r>
+        <w:t xml:space="preserve">O365 skrzynka) abonament</w:t>
+      </w:r>
+    </w:p>
+    <w:p>
+      <w:pPr>
+        <w:pStyle w:val="BodyText"/>
+      </w:pPr>
+      <w:r>
+        <w:t xml:space="preserve">ProofPoint Email filtr treści tak niska komercyjne</w:t>
+      </w:r>
+      <w:r>
+        <w:t xml:space="preserve"> </w:t>
+      </w:r>
+      <w:r>
+        <w:t xml:space="preserve">Protection</w:t>
+      </w:r>
+    </w:p>
+    <w:p>
+      <w:pPr>
+        <w:pStyle w:val="BodyText"/>
+      </w:pPr>
+      <w:r>
+        <w:t xml:space="preserve">Cisco Secure filtr treści tak niska komercyjne</w:t>
+      </w:r>
+      <w:r>
+        <w:t xml:space="preserve"> </w:t>
+      </w:r>
+      <w:r>
+        <w:t xml:space="preserve">Email</w:t>
+      </w:r>
+    </w:p>
+    <w:p>
+      <w:pPr>
+        <w:pStyle w:val="BodyText"/>
+      </w:pPr>
+      <w:r>
+        <w:t xml:space="preserve">Mimecast SEG filtr treści tak niska komercyjne</w:t>
+      </w:r>
+    </w:p>
+    <w:p>
+      <w:pPr>
+        <w:pStyle w:val="BodyText"/>
+      </w:pPr>
+      <w:r>
+        <w:t xml:space="preserve">URLNet akademickie tak (CNN) niska (głęboka sieć) kod GitHub</w:t>
+      </w:r>
+      <w:r>
+        <w:t xml:space="preserve"> </w:t>
+      </w:r>
+      <w:r>
+        <w:t xml:space="preserve">(publikacja)</w:t>
+      </w:r>
+    </w:p>
+    <w:p>
+      <w:pPr>
+        <w:pStyle w:val="BodyText"/>
+      </w:pPr>
+      <w:r>
+        <w:t xml:space="preserve">PhishStorm akademickie tak (RF, średnia brak kodu</w:t>
+      </w:r>
+      <w:r>
+        <w:t xml:space="preserve"> </w:t>
+      </w:r>
+      <w:r>
+        <w:t xml:space="preserve">(publikacja) SVM)</w:t>
+      </w:r>
+    </w:p>
+    <w:p>
+      <w:pPr>
+        <w:pStyle w:val="BodyText"/>
+      </w:pPr>
+      <w:r>
+        <w:t xml:space="preserve">PhishGuard (ta akademickie tak (7 klasyf. wysoka (reguły, GitHub</w:t>
+      </w:r>
+      <w:r>
+        <w:t xml:space="preserve"> </w:t>
+      </w:r>
+      <w:r>
+        <w:t xml:space="preserve">praca) + GA) agregator)</w:t>
+      </w:r>
+    </w:p>
+    <w:p>
+      <w:pPr>
+        <w:pStyle w:val="BodyText"/>
+      </w:pPr>
+      <w:r>
+        <w:t xml:space="preserve">Tabela 1. Porównanie wybranych rozwiązań do wykrywania phishingu pod kątem typu, użycia</w:t>
+      </w:r>
+      <w:r>
+        <w:t xml:space="preserve"> </w:t>
+      </w:r>
+      <w:r>
+        <w:t xml:space="preserve">uczenia maszynowego, transparentności decyzji oraz dostępności do badań.</w:t>
+      </w:r>
+    </w:p>
+    <w:p>
+      <w:pPr>
+        <w:pStyle w:val="Heading3"/>
+      </w:pPr>
+      <w:r>
+        <w:t xml:space="preserve">2.2.6. Luka, którą wypełnia praca</w:t>
+      </w:r>
+    </w:p>
+    <w:p>
+      <w:pPr>
+        <w:pStyle w:val="BodyText"/>
+      </w:pPr>
+      <w:r>
+        <w:t xml:space="preserve">W każdej z czterech grup brakuje czegoś istotnego dla pracy akademickiej. Mechanizmy</w:t>
+      </w:r>
+      <w:r>
+        <w:t xml:space="preserve"> </w:t>
+      </w:r>
+      <w:r>
+        <w:t xml:space="preserve">reputacyjne są potrzebne, ale działają z opóźnieniem i łatwo je ominąć przez świeżą domenę.</w:t>
+      </w:r>
+      <w:r>
+        <w:t xml:space="preserve"> </w:t>
+      </w:r>
+      <w:r>
+        <w:t xml:space="preserve">Komercyjne filtry treści są skuteczne, lecz zamknięte, więc nie można odtworzyć ich wyników</w:t>
+      </w:r>
+      <w:r>
+        <w:t xml:space="preserve"> </w:t>
+      </w:r>
+      <w:r>
+        <w:t xml:space="preserve">ani porównać własnego rozwiązania w sposób kontrolowany. Większość akademickich</w:t>
+      </w:r>
+      <w:r>
+        <w:t xml:space="preserve"> </w:t>
+      </w:r>
+      <w:r>
+        <w:t xml:space="preserve">projektów open-source koncentruje się natomiast na jednym klasyfikatorze albo jednym zbiorze</w:t>
+      </w:r>
+      <w:r>
+        <w:t xml:space="preserve"> </w:t>
+      </w:r>
+      <w:r>
+        <w:t xml:space="preserve">danych i nie pokazuje obok siebie wyniku różnych metod analizy dla tej samej próbki.</w:t>
+      </w:r>
+    </w:p>
+    <w:p>
+      <w:pPr>
+        <w:pStyle w:val="BodyText"/>
+      </w:pPr>
+      <w:r>
+        <w:t xml:space="preserve">Stąd kierunek projektu PhishGuard: zestawić w jednym systemie siedem klasyfikatorów ML,</w:t>
+      </w:r>
+      <w:r>
+        <w:t xml:space="preserve"> </w:t>
+      </w:r>
+      <w:r>
+        <w:t xml:space="preserve">optymalizację hiperparametrów przez algorytm genetyczny, system regułowy oparty na szesnastu</w:t>
+      </w:r>
+      <w:r>
+        <w:t xml:space="preserve"> </w:t>
+      </w:r>
+      <w:r>
+        <w:t xml:space="preserve">zważonych regułach YAML, klasyfikator probabilistyczny oraz agregator wykrywający</w:t>
+      </w:r>
+      <w:r>
+        <w:t xml:space="preserve"> </w:t>
+      </w:r>
+      <w:r>
+        <w:t xml:space="preserve">rozbieżności między metodami. Kod jest dostępny w repozytorium, a kolejne eksperymenty</w:t>
+      </w:r>
+      <w:r>
+        <w:t xml:space="preserve"> </w:t>
+      </w:r>
+      <w:r>
+        <w:t xml:space="preserve">można odtworzyć na podstawie zapisanych modeli i metadanych.</w:t>
+      </w:r>
+    </w:p>
+    <w:p>
+      <w:pPr>
+        <w:pStyle w:val="Heading2"/>
+      </w:pPr>
+      <w:r>
+        <w:t xml:space="preserve">2.3. Wizja systemu PhishGuard</w:t>
+      </w:r>
+    </w:p>
+    <w:p>
+      <w:pPr>
+        <w:pStyle w:val="BodyText"/>
+      </w:pPr>
+      <w:r>
+        <w:t xml:space="preserve">Projektowany system PhishGuard ma być kompletnym demonstratorem analitycznym</w:t>
+      </w:r>
+      <w:r>
+        <w:t xml:space="preserve"> </w:t>
+      </w:r>
+      <w:r>
+        <w:t xml:space="preserve">wykrywającym phishing w trzech rodzajach treści: adresach URL, wiadomościach e-mail (w tym</w:t>
+      </w:r>
+      <w:r>
+        <w:t xml:space="preserve"> </w:t>
+      </w:r>
+      <w:r>
+        <w:t xml:space="preserve">plikach .eml) oraz wiadomościach SMS. Centralna idea systemu jest następująca:</w:t>
+      </w:r>
+    </w:p>
+    <w:p>
+      <w:pPr>
+        <w:pStyle w:val="SourceCode"/>
+      </w:pPr>
+      <w:r>
+        <w:rPr>
+          <w:rStyle w:val="VerbatimChar"/>
+        </w:rPr>
+        <w:t xml:space="preserve">   Decyzja klasyfikacyjna nie jest wynikiem jednego modelu, lecz syntezą wyników kilku</w:t>
+      </w:r>
+      <w:r>
+        <w:br/>
+      </w:r>
+      <w:r>
+        <w:rPr>
+          <w:rStyle w:val="VerbatimChar"/>
+        </w:rPr>
+        <w:t xml:space="preserve">   niezależnych metod. Rozbieżności między nimi są sygnałem diagnostycznym, a system</w:t>
+      </w:r>
+      <w:r>
+        <w:br/>
+      </w:r>
+      <w:r>
+        <w:rPr>
+          <w:rStyle w:val="VerbatimChar"/>
+        </w:rPr>
+        <w:t xml:space="preserve">   samodzielnie identyfikuje przypadki graniczne i przekazuje je do dalszej analizy.</w:t>
+      </w:r>
+    </w:p>
+    <w:p>
+      <w:pPr>
         <w:pStyle w:val="FirstParagraph"/>
       </w:pPr>
       <w:r>
-        <w:t xml:space="preserve">2.1. Charakterystyka problemu i motywacja</w:t>
-      </w:r>
-    </w:p>
-    <w:p>
-      <w:pPr>
-        <w:pStyle w:val="BodyText"/>
-      </w:pPr>
-      <w:r>
-        <w:t xml:space="preserve">Phishing to forma inżynierii społecznej. Napastnik podszywa się pod zaufaną stronę lub</w:t>
-      </w:r>
-      <w:r>
-        <w:t xml:space="preserve"> </w:t>
-      </w:r>
-      <w:r>
-        <w:t xml:space="preserve">instytucję, by wyłudzić dane uwierzytelniające, środki finansowe albo skłonić ofiarę do</w:t>
-      </w:r>
-      <w:r>
-        <w:t xml:space="preserve"> </w:t>
-      </w:r>
-      <w:r>
-        <w:t xml:space="preserve">zainstalowania złośliwego oprogramowania. Powierzchnia ataku obejmuje wszystkie kanały</w:t>
-      </w:r>
-      <w:r>
-        <w:t xml:space="preserve"> </w:t>
-      </w:r>
-      <w:r>
-        <w:t xml:space="preserve">tekstowe (poczta e-mail, SMS, komunikatory, portale społecznościowe). Wektorem nośnym</w:t>
-      </w:r>
-      <w:r>
-        <w:t xml:space="preserve"> </w:t>
-      </w:r>
-      <w:r>
-        <w:t xml:space="preserve">może być odnośnik URL, tekst samej wiadomości albo załączony obraz. W ostatnich latach</w:t>
-      </w:r>
-      <w:r>
-        <w:t xml:space="preserve"> </w:t>
-      </w:r>
-      <w:r>
-        <w:t xml:space="preserve">atakujący chętnie łączą te kanały. Wiadomość SMS przekierowuje na stronę, na której formularz</w:t>
-      </w:r>
-      <w:r>
-        <w:t xml:space="preserve"> </w:t>
-      </w:r>
-      <w:r>
-        <w:t xml:space="preserve">prosi o zalogowanie do banku, a w międzyczasie ofiara dostaje pozornie potwierdzający e-mail z</w:t>
-      </w:r>
-      <w:r>
-        <w:t xml:space="preserve"> </w:t>
-      </w:r>
-      <w:r>
-        <w:t xml:space="preserve">fałszywej skrzynki obsługi klienta.</w:t>
-      </w:r>
-    </w:p>
-    <w:p>
-      <w:pPr>
-        <w:pStyle w:val="BodyText"/>
-      </w:pPr>
-      <w:r>
-        <w:t xml:space="preserve">Systematyczne ujęcie taksonomii phishingu, jego wektorów oraz przeciwdziałania można znaleźć</w:t>
-      </w:r>
-      <w:r>
-        <w:t xml:space="preserve"> </w:t>
-      </w:r>
-      <w:r>
-        <w:t xml:space="preserve">w pracy przeglądowej Aleroud i Zhou [2] oraz w nowszych publikacjach na ten temat [3, 11].</w:t>
-      </w:r>
-      <w:r>
-        <w:t xml:space="preserve"> </w:t>
-      </w:r>
-      <w:r>
-        <w:t xml:space="preserve">Specyfikę polskiego rynku omawia raport CERT Polska [17] oraz materiały edukacyjne NASK</w:t>
-      </w:r>
-      <w:r>
-        <w:t xml:space="preserve"> </w:t>
-      </w:r>
-      <w:r>
-        <w:t xml:space="preserve">[27].</w:t>
-      </w:r>
-    </w:p>
-    <w:p>
-      <w:pPr>
-        <w:pStyle w:val="BodyText"/>
-      </w:pPr>
-      <w:r>
-        <w:t xml:space="preserve">Dlaczego wykrywanie phishingu jest trudne? Główna przyczyna sprowadza się do tempa zmian.</w:t>
-      </w:r>
-      <w:r>
-        <w:t xml:space="preserve"> </w:t>
-      </w:r>
-      <w:r>
-        <w:t xml:space="preserve">Treść kampanii ewoluuje miesiąc w miesiąc, a modele wytrenowane na danych sprzed pół roku</w:t>
-      </w:r>
-      <w:r>
-        <w:t xml:space="preserve"> </w:t>
-      </w:r>
-      <w:r>
-        <w:t xml:space="preserve">tracą skuteczność, bo atakujący stale modyfikują szablony. Zjawisko to nosi w literaturze nazwę</w:t>
-      </w:r>
-      <w:r>
-        <w:t xml:space="preserve"> </w:t>
-      </w:r>
-      <w:r>
-        <w:t xml:space="preserve">concept drift i jest dla projektantów systemów obrony stałym źródłem frustracji. Drugi powód</w:t>
-      </w:r>
-      <w:r>
-        <w:t xml:space="preserve"> </w:t>
-      </w:r>
-      <w:r>
-        <w:t xml:space="preserve">jest dla mnie subtelniejszy. Próbki phishingowe celowo naśladują komunikaty zaufanych</w:t>
-      </w:r>
-      <w:r>
-        <w:t xml:space="preserve"> </w:t>
-      </w:r>
-      <w:r>
-        <w:t xml:space="preserve">instytucji, czyli banków, kurierów, portali zakupowych czy dostawców usług w chmurze. Dobry</w:t>
-      </w:r>
-      <w:r>
-        <w:t xml:space="preserve"> </w:t>
-      </w:r>
-      <w:r>
-        <w:t xml:space="preserve">przeciwnik ich nie odróżni po jednym przeczytaniu, a tym bardziej nie zrobi tego model</w:t>
-      </w:r>
-      <w:r>
-        <w:t xml:space="preserve"> </w:t>
-      </w:r>
-      <w:r>
-        <w:t xml:space="preserve">statystyczny operujący wyłącznie na słowniku. Ostatnia trudność wydaje się najpoważniejsza w</w:t>
-      </w:r>
-      <w:r>
-        <w:t xml:space="preserve"> </w:t>
-      </w:r>
-      <w:r>
-        <w:t xml:space="preserve">obronie codziennej. Klasyczne modele uczenia maszynowego są tak zwaną czarną skrzynką.</w:t>
-      </w:r>
-      <w:r>
-        <w:t xml:space="preserve"> </w:t>
-      </w:r>
-      <w:r>
-        <w:t xml:space="preserve">Zespół drzew albo sieć neuronowa zwracają liczbę między zerem a jedynką, ale nie wyjaśniają,</w:t>
-      </w:r>
-      <w:r>
-        <w:t xml:space="preserve"> </w:t>
-      </w:r>
-      <w:r>
-        <w:t xml:space="preserve">skąd ta liczba się wzięła. Próby zaadresowania tego problemu metodami post-hoc takimi jak</w:t>
-      </w:r>
-      <w:r>
-        <w:t xml:space="preserve"> </w:t>
-      </w:r>
-      <w:r>
-        <w:t xml:space="preserve">SHAP czy LIME są tematem aktywnych badań [12, 13]. W praktyce jednak analityk centrum</w:t>
-      </w:r>
-      <w:r>
-        <w:t xml:space="preserve"> </w:t>
-      </w:r>
-      <w:r>
-        <w:t xml:space="preserve">bezpieczeństwa potrzebuje wyjaśnienia teraz, w trakcie analizy alarmu. Bez niego nie potrafi</w:t>
-      </w:r>
-      <w:r>
-        <w:t xml:space="preserve"> </w:t>
-      </w:r>
-      <w:r>
-        <w:t xml:space="preserve">alarmu ani zatwierdzić, ani zignorować, bo w obu przypadkach bierze na siebie ryzyko.</w:t>
-      </w:r>
-    </w:p>
-    <w:p>
-      <w:pPr>
-        <w:pStyle w:val="BodyText"/>
-      </w:pPr>
-      <w:r>
-        <w:t xml:space="preserve">Motywacja stojąca za projektem jest zatem dość prosta. Chciałem zbudować system, który łączy</w:t>
-      </w:r>
-      <w:r>
-        <w:t xml:space="preserve"> </w:t>
-      </w:r>
-      <w:r>
-        <w:t xml:space="preserve">dobrą skuteczność statystyczną z interpretowalnością decyzji i odpornością na zmienność danych.</w:t>
-      </w:r>
-      <w:r>
-        <w:t xml:space="preserve"> </w:t>
-      </w:r>
-      <w:r>
-        <w:t xml:space="preserve">Wymaga to rezygnacji z pojedynczego modelu na rzecz architektury złożonej z kilku</w:t>
-      </w:r>
-      <w:r>
-        <w:t xml:space="preserve"> </w:t>
-      </w:r>
-      <w:r>
-        <w:t xml:space="preserve">niezależnych warstw, gdzie każda z nich daje nie tylko własną predykcję, ale i informację, na ile</w:t>
-      </w:r>
-      <w:r>
-        <w:t xml:space="preserve"> </w:t>
-      </w:r>
-      <w:r>
-        <w:t xml:space="preserve">jest pewna swojej odpowiedzi. W rozdziale czwartym opisuję, jak ten zamysł został zrealizowany</w:t>
-      </w:r>
-      <w:r>
-        <w:t xml:space="preserve"> </w:t>
-      </w:r>
-      <w:r>
-        <w:t xml:space="preserve">technicznie, a w piątym - jak wyglądają konkretne predykcje na próbkach phishingowych i</w:t>
-      </w:r>
-      <w:r>
-        <w:t xml:space="preserve"> </w:t>
-      </w:r>
-      <w:r>
-        <w:t xml:space="preserve">legalnych.</w:t>
-      </w:r>
-    </w:p>
-    <w:p>
-      <w:pPr>
-        <w:pStyle w:val="BodyText"/>
-      </w:pPr>
-      <w:r>
-        <w:t xml:space="preserve">2.2. Przegląd istniejących rozwiązań</w:t>
-      </w:r>
-    </w:p>
-    <w:p>
-      <w:pPr>
-        <w:pStyle w:val="BodyText"/>
-      </w:pPr>
-      <w:r>
-        <w:t xml:space="preserve">Narzędzia do wykrywania phishingu istnieją od dwóch dekad, ale różnią się znacznie pod</w:t>
-      </w:r>
-      <w:r>
-        <w:t xml:space="preserve"> </w:t>
-      </w:r>
-      <w:r>
-        <w:t xml:space="preserve">względem zakresu funkcjonalnego, metody analizy oraz miejsca wdrożenia: część działa w</w:t>
-      </w:r>
-      <w:r>
-        <w:t xml:space="preserve"> </w:t>
-      </w:r>
-      <w:r>
-        <w:t xml:space="preserve">kliencie pocztowym, część w przeglądarce, jeszcze inne w bramie sieciowej. Dla potrzeb</w:t>
-      </w:r>
-      <w:r>
-        <w:t xml:space="preserve"> </w:t>
-      </w:r>
-      <w:r>
-        <w:t xml:space="preserve">porównania w pracy akademickiej można je podzielić na cztery grupy.</w:t>
-      </w:r>
-    </w:p>
-    <w:p>
-      <w:pPr>
-        <w:pStyle w:val="BodyText"/>
-      </w:pPr>
-      <w:r>
-        <w:t xml:space="preserve">2.2.1. Mechanizmy reputacyjne</w:t>
-      </w:r>
-    </w:p>
-    <w:p>
-      <w:pPr>
-        <w:pStyle w:val="BodyText"/>
-      </w:pPr>
-      <w:r>
-        <w:t xml:space="preserve">Mechanizmy reputacyjne są historycznie najstarszą warstwą ochrony przed phishingiem. Działają</w:t>
-      </w:r>
-      <w:r>
-        <w:t xml:space="preserve"> </w:t>
-      </w:r>
-      <w:r>
-        <w:t xml:space="preserve">w oparciu o listy znanych złośliwych domen, adresów IP i sygnatur URL. Do najpowszechniej</w:t>
-      </w:r>
-      <w:r>
-        <w:t xml:space="preserve"> </w:t>
-      </w:r>
-      <w:r>
-        <w:t xml:space="preserve">używanych należą Google Safe Browsing (zintegrowane z Chrome, Firefox i większością</w:t>
-      </w:r>
-      <w:r>
-        <w:t xml:space="preserve"> </w:t>
-      </w:r>
-      <w:r>
-        <w:t xml:space="preserve">nowoczesnych przeglądarek), Microsoft SmartScreen (Edge oraz Windows Defender),</w:t>
-      </w:r>
-      <w:r>
-        <w:t xml:space="preserve"> </w:t>
-      </w:r>
-      <w:r>
-        <w:t xml:space="preserve">PhishTank (społecznościowa baza zgłoszeń), Spamhaus DBL oraz OpenPhish. Lista odświeżana</w:t>
-      </w:r>
-      <w:r>
-        <w:t xml:space="preserve"> </w:t>
-      </w:r>
-      <w:r>
-        <w:t xml:space="preserve">jest w cyklu godzinowym lub szybciej, a zapytania klientów wykonywane są zazwyczaj przez</w:t>
-      </w:r>
-      <w:r>
-        <w:t xml:space="preserve"> </w:t>
-      </w:r>
-      <w:r>
-        <w:t xml:space="preserve">API z dodatkowym mechanizmem hashowania, by chronić prywatność. Skuteczność tych</w:t>
-      </w:r>
-      <w:r>
-        <w:t xml:space="preserve"> </w:t>
-      </w:r>
-      <w:r>
-        <w:t xml:space="preserve">mechanizmów dla próbek o ustalonej historii jest bardzo wysoka (powyżej 99 procent), ale dla</w:t>
-      </w:r>
-      <w:r>
-        <w:t xml:space="preserve"> </w:t>
-      </w:r>
-      <w:r>
-        <w:t xml:space="preserve">próbek pierwszego dnia (zero-day), które nie zdążyły jeszcze trafić na listę, spada do</w:t>
-      </w:r>
-      <w:r>
-        <w:t xml:space="preserve"> </w:t>
-      </w:r>
-      <w:r>
-        <w:t xml:space="preserve">kilkudziesięciu procent. Czas reakcji wynosi od kilku godzin do kilku dni.</w:t>
-      </w:r>
-    </w:p>
-    <w:p>
-      <w:pPr>
-        <w:pStyle w:val="BodyText"/>
-      </w:pPr>
-      <w:r>
-        <w:t xml:space="preserve">2.2.2. Komercyjne filtry treści</w:t>
-      </w:r>
-    </w:p>
-    <w:p>
-      <w:pPr>
-        <w:pStyle w:val="BodyText"/>
-      </w:pPr>
-      <w:r>
-        <w:t xml:space="preserve">Drugą grupę stanowią rozbudowane filtry treści dostarczane wraz z platformami pocztowymi i</w:t>
-      </w:r>
-      <w:r>
-        <w:t xml:space="preserve"> </w:t>
-      </w:r>
-      <w:r>
-        <w:t xml:space="preserve">bezpieczeństwa biznesowego. Najważniejsi gracze na tym rynku to Microsoft Defender for</w:t>
-      </w:r>
-      <w:r>
-        <w:t xml:space="preserve"> </w:t>
-      </w:r>
-      <w:r>
-        <w:t xml:space="preserve">Office 365 (dawniej Advanced Threat Protection), ProofPoint Email Protection, Cisco Secure</w:t>
-      </w:r>
-      <w:r>
-        <w:t xml:space="preserve"> </w:t>
-      </w:r>
-      <w:r>
-        <w:t xml:space="preserve">Email (dawniej IronPort), Mimecast Secure Email Gateway oraz Barracuda Email Security</w:t>
-      </w:r>
-    </w:p>
-    <w:p>
-      <w:pPr>
-        <w:pStyle w:val="BodyText"/>
-      </w:pPr>
-      <w:r>
-        <w:t xml:space="preserve">Gateway. Wszystkie łączą trzy techniki: analizę reputacji domen i adresów IP, statystyczną</w:t>
-      </w:r>
-      <w:r>
-        <w:t xml:space="preserve"> </w:t>
-      </w:r>
-      <w:r>
-        <w:t xml:space="preserve">analizę nagłówków SMTP (SPF, DKIM, DMARC, zgodność trasy z deklaracjami) oraz analizę</w:t>
-      </w:r>
-      <w:r>
-        <w:t xml:space="preserve"> </w:t>
-      </w:r>
-      <w:r>
-        <w:t xml:space="preserve">treści przez kombinację reguł heurystycznych i klasyfikatorów uczenia maszynowego.</w:t>
-      </w:r>
-      <w:r>
-        <w:t xml:space="preserve"> </w:t>
-      </w:r>
-      <w:r>
-        <w:t xml:space="preserve">Producenci raportują wysoką skuteczność, szczególnie dla phishingu masowego, lecz</w:t>
-      </w:r>
-      <w:r>
-        <w:t xml:space="preserve"> </w:t>
-      </w:r>
-      <w:r>
-        <w:t xml:space="preserve">szczegółowe metody pomiaru nie są publiczne. Ogólny obraz zagrożeń przedstawiają cykliczne</w:t>
-      </w:r>
-      <w:r>
-        <w:t xml:space="preserve"> </w:t>
-      </w:r>
-      <w:r>
-        <w:t xml:space="preserve">raporty agencji ENISA [33] oraz ich polskie odpowiedniki [28]. Wadą rozwiązań komercyjnych</w:t>
-      </w:r>
-      <w:r>
-        <w:t xml:space="preserve"> </w:t>
-      </w:r>
-      <w:r>
-        <w:t xml:space="preserve">dla badań akademickich jest pełne zamknięcie szczegółów technicznych. Architektura, dobór</w:t>
-      </w:r>
-      <w:r>
-        <w:t xml:space="preserve"> </w:t>
-      </w:r>
-      <w:r>
-        <w:t xml:space="preserve">cech, modele i progi decyzyjne są tajemnicą handlową, a publikacje producentów zawierają</w:t>
-      </w:r>
-      <w:r>
-        <w:t xml:space="preserve"> </w:t>
-      </w:r>
-      <w:r>
-        <w:t xml:space="preserve">jedynie ogólne deklaracje.</w:t>
-      </w:r>
-    </w:p>
-    <w:p>
-      <w:pPr>
-        <w:pStyle w:val="BodyText"/>
-      </w:pPr>
-      <w:r>
-        <w:t xml:space="preserve">2.2.3. Wtyczki przeglądarek i specjalistyczne dodatki</w:t>
-      </w:r>
-    </w:p>
-    <w:p>
-      <w:pPr>
-        <w:pStyle w:val="BodyText"/>
-      </w:pPr>
-      <w:r>
-        <w:t xml:space="preserve">Trzecią grupę tworzą wtyczki przeglądarek i specjalistyczne narzędzia działające po stronie</w:t>
-      </w:r>
-      <w:r>
-        <w:t xml:space="preserve"> </w:t>
-      </w:r>
-      <w:r>
-        <w:t xml:space="preserve">klienta. Należą do nich między innymi Netcraft Anti-Phishing, Bitdefender TrafficLight, Avast</w:t>
-      </w:r>
-      <w:r>
-        <w:t xml:space="preserve"> </w:t>
-      </w:r>
-      <w:r>
-        <w:t xml:space="preserve">Online Security, Norton Safe Web oraz Web of Trust. Wykorzystują głównie listy reputacyjne i</w:t>
-      </w:r>
-      <w:r>
-        <w:t xml:space="preserve"> </w:t>
-      </w:r>
-      <w:r>
-        <w:t xml:space="preserve">lekkie modele heurystyczne, dla zachowania niskiego narzutu wydajnościowego. W praktyce ich</w:t>
-      </w:r>
-      <w:r>
-        <w:t xml:space="preserve"> </w:t>
-      </w:r>
-      <w:r>
-        <w:t xml:space="preserve">rola jest pomocnicza, ponieważ większość użytkowników kieruje się ostrzeżeniami z głównej</w:t>
-      </w:r>
-      <w:r>
-        <w:t xml:space="preserve"> </w:t>
-      </w:r>
-      <w:r>
-        <w:t xml:space="preserve">przeglądarki lub klienta pocztowego.</w:t>
-      </w:r>
-    </w:p>
-    <w:p>
-      <w:pPr>
-        <w:pStyle w:val="BodyText"/>
-      </w:pPr>
-      <w:r>
-        <w:t xml:space="preserve">2.2.4. Akademickie projekty open-source</w:t>
-      </w:r>
-    </w:p>
-    <w:p>
-      <w:pPr>
-        <w:pStyle w:val="BodyText"/>
-      </w:pPr>
-      <w:r>
-        <w:t xml:space="preserve">Czwartą i najbardziej różnorodną grupę stanowią publikacje naukowe oraz projekty open-source.</w:t>
-      </w:r>
-      <w:r>
-        <w:t xml:space="preserve"> </w:t>
-      </w:r>
-      <w:r>
-        <w:t xml:space="preserve">Wśród tych ostatnich na uwagę zasługują między innymi PhishStorm [42], URLNet [43] z</w:t>
-      </w:r>
-      <w:r>
-        <w:t xml:space="preserve"> </w:t>
-      </w:r>
-      <w:r>
-        <w:t xml:space="preserve">architekturą głębokiej sieci konwolucyjnej, prace Sahingoza i in. [3] dla klasyfikatorów na</w:t>
-      </w:r>
-      <w:r>
-        <w:t xml:space="preserve"> </w:t>
-      </w:r>
-      <w:r>
-        <w:t xml:space="preserve">cechach URL, PhishTank API client oraz różne implementacje na GitHubie oparte na lasach</w:t>
-      </w:r>
-      <w:r>
-        <w:t xml:space="preserve"> </w:t>
-      </w:r>
-      <w:r>
-        <w:t xml:space="preserve">losowych i XGBoost. Systematyczne ujęcie cech URL znaleźć można w klasycznej pracy</w:t>
-      </w:r>
-      <w:r>
-        <w:t xml:space="preserve"> </w:t>
-      </w:r>
-      <w:r>
-        <w:t xml:space="preserve">Mohammada i in. [4], a obraz dorobku ostatniej dekady w przeglądzie Pourrezy i in. [11].</w:t>
-      </w:r>
-      <w:r>
-        <w:t xml:space="preserve"> </w:t>
-      </w:r>
-      <w:r>
-        <w:t xml:space="preserve">Większość projektów akademickich operuje na jednym z trzech publicznych zbiorów: UCI</w:t>
-      </w:r>
-      <w:r>
-        <w:t xml:space="preserve"> </w:t>
-      </w:r>
-      <w:r>
-        <w:t xml:space="preserve">Phishing Websites Dataset (11055 próbek, 30 cech, klasyfikacja binarna), PhishTank API (próbki</w:t>
-      </w:r>
-      <w:r>
-        <w:t xml:space="preserve"> </w:t>
-      </w:r>
-      <w:r>
-        <w:t xml:space="preserve">phishingu zgłoszone społecznościowo) oraz korpus Nazario (archiwum próbek phishingowych</w:t>
-      </w:r>
-      <w:r>
-        <w:t xml:space="preserve"> </w:t>
-      </w:r>
-      <w:r>
-        <w:t xml:space="preserve">zebrane przez Jose Nazario od 2005 roku). Najczęściej spotykane podejścia opierają się na lasach</w:t>
-      </w:r>
-      <w:r>
-        <w:t xml:space="preserve"> </w:t>
-      </w:r>
-      <w:r>
-        <w:t xml:space="preserve">losowych, gradient boostingu, maszynach wektorów nośnych, regresji logistycznej oraz sieciach</w:t>
-      </w:r>
-    </w:p>
-    <w:p>
-      <w:pPr>
-        <w:pStyle w:val="BodyText"/>
-      </w:pPr>
-      <w:r>
-        <w:t xml:space="preserve">MLP. Część prac używa prostych zespołów (głównie soft voting) lub wprowadza dedykowane</w:t>
-      </w:r>
-      <w:r>
-        <w:t xml:space="preserve"> </w:t>
-      </w:r>
-      <w:r>
-        <w:t xml:space="preserve">reprezentacje sieciowe URL, na przykład osadzenia znakowe wektorowane przez CNN.</w:t>
-      </w:r>
-    </w:p>
-    <w:p>
-      <w:pPr>
-        <w:pStyle w:val="BodyText"/>
-      </w:pPr>
-      <w:r>
-        <w:t xml:space="preserve">2.2.5. Tabela porównawcza</w:t>
-      </w:r>
-    </w:p>
-    <w:p>
-      <w:pPr>
-        <w:pStyle w:val="BodyText"/>
-      </w:pPr>
-      <w:r>
-        <w:t xml:space="preserve">Tabela poniżej zestawia wybrane cechy charakterystyczne porównanych podejść, z</w:t>
-      </w:r>
-      <w:r>
-        <w:t xml:space="preserve"> </w:t>
-      </w:r>
-      <w:r>
-        <w:t xml:space="preserve">uwzględnieniem trzech wymiarów istotnych dla projektu PhishGuard: użycia uczenia</w:t>
-      </w:r>
-      <w:r>
-        <w:t xml:space="preserve"> </w:t>
-      </w:r>
-      <w:r>
-        <w:t xml:space="preserve">maszynowego, transparentności decyzji oraz dostępności do badań.</w:t>
-      </w:r>
-    </w:p>
-    <w:p>
-      <w:pPr>
-        <w:pStyle w:val="BodyText"/>
-      </w:pPr>
-      <w:r>
-        <w:t xml:space="preserve">Rozwiązanie Typ ML Transparentność Dostęp</w:t>
-      </w:r>
-    </w:p>
-    <w:p>
-      <w:pPr>
-        <w:pStyle w:val="BodyText"/>
-      </w:pPr>
-      <w:r>
-        <w:t xml:space="preserve">Google Safe reputacyjne nie niska (czarna lista) API</w:t>
-      </w:r>
-      <w:r>
-        <w:t xml:space="preserve"> </w:t>
-      </w:r>
-      <w:r>
-        <w:t xml:space="preserve">Browsing publiczne</w:t>
-      </w:r>
-    </w:p>
-    <w:p>
-      <w:pPr>
-        <w:pStyle w:val="BodyText"/>
-      </w:pPr>
-      <w:r>
-        <w:t xml:space="preserve">Microsoft reputacyjne częściowo niska wbudowane</w:t>
-      </w:r>
-      <w:r>
-        <w:t xml:space="preserve"> </w:t>
-      </w:r>
-      <w:r>
-        <w:t xml:space="preserve">SmartScreen</w:t>
-      </w:r>
-    </w:p>
-    <w:p>
-      <w:pPr>
-        <w:pStyle w:val="BodyText"/>
-      </w:pPr>
-      <w:r>
-        <w:t xml:space="preserve">PhishTank reputacyjne nie wysoka (głosowanie otwarte API</w:t>
-      </w:r>
-      <w:r>
-        <w:t xml:space="preserve"> </w:t>
-      </w:r>
-      <w:r>
-        <w:t xml:space="preserve">(społeczność) społeczności)</w:t>
-      </w:r>
-    </w:p>
-    <w:p>
-      <w:pPr>
-        <w:pStyle w:val="BodyText"/>
-      </w:pPr>
-      <w:r>
-        <w:t xml:space="preserve">Defender for filtr treści tak niska (czarna tylko</w:t>
-      </w:r>
-      <w:r>
-        <w:t xml:space="preserve"> </w:t>
-      </w:r>
-      <w:r>
-        <w:t xml:space="preserve">O365 skrzynka) abonament</w:t>
-      </w:r>
-    </w:p>
-    <w:p>
-      <w:pPr>
-        <w:pStyle w:val="BodyText"/>
-      </w:pPr>
-      <w:r>
-        <w:t xml:space="preserve">ProofPoint Email filtr treści tak niska komercyjne</w:t>
-      </w:r>
-      <w:r>
-        <w:t xml:space="preserve"> </w:t>
-      </w:r>
-      <w:r>
-        <w:t xml:space="preserve">Protection</w:t>
-      </w:r>
-    </w:p>
-    <w:p>
-      <w:pPr>
-        <w:pStyle w:val="BodyText"/>
-      </w:pPr>
-      <w:r>
-        <w:t xml:space="preserve">Cisco Secure filtr treści tak niska komercyjne</w:t>
-      </w:r>
-      <w:r>
-        <w:t xml:space="preserve"> </w:t>
-      </w:r>
-      <w:r>
-        <w:t xml:space="preserve">Email</w:t>
-      </w:r>
-    </w:p>
-    <w:p>
-      <w:pPr>
-        <w:pStyle w:val="BodyText"/>
-      </w:pPr>
-      <w:r>
-        <w:t xml:space="preserve">Mimecast SEG filtr treści tak niska komercyjne</w:t>
-      </w:r>
-    </w:p>
-    <w:p>
-      <w:pPr>
-        <w:pStyle w:val="BodyText"/>
-      </w:pPr>
-      <w:r>
-        <w:t xml:space="preserve">URLNet akademickie tak (CNN) niska (głęboka sieć) kod GitHub</w:t>
-      </w:r>
-      <w:r>
-        <w:t xml:space="preserve"> </w:t>
-      </w:r>
-      <w:r>
-        <w:t xml:space="preserve">(publikacja)</w:t>
-      </w:r>
-    </w:p>
-    <w:p>
-      <w:pPr>
-        <w:pStyle w:val="BodyText"/>
-      </w:pPr>
-      <w:r>
-        <w:t xml:space="preserve">PhishStorm akademickie tak (RF, średnia brak kodu</w:t>
-      </w:r>
-      <w:r>
-        <w:t xml:space="preserve"> </w:t>
-      </w:r>
-      <w:r>
-        <w:t xml:space="preserve">(publikacja) SVM)</w:t>
-      </w:r>
-    </w:p>
-    <w:p>
-      <w:pPr>
-        <w:pStyle w:val="BodyText"/>
-      </w:pPr>
-      <w:r>
-        <w:t xml:space="preserve">PhishGuard (ta akademickie tak (7 klasyf. wysoka (reguły, GitHub</w:t>
-      </w:r>
-      <w:r>
-        <w:t xml:space="preserve"> </w:t>
-      </w:r>
-      <w:r>
-        <w:t xml:space="preserve">praca) + GA) agregator)</w:t>
-      </w:r>
-    </w:p>
-    <w:p>
-      <w:pPr>
-        <w:pStyle w:val="BodyText"/>
-      </w:pPr>
-      <w:r>
-        <w:t xml:space="preserve">Tabela 1. Porównanie wybranych rozwiązań do wykrywania phishingu pod kątem typu, użycia</w:t>
-      </w:r>
-      <w:r>
-        <w:t xml:space="preserve"> </w:t>
-      </w:r>
-      <w:r>
-        <w:t xml:space="preserve">uczenia maszynowego, transparentności decyzji oraz dostępności do badań.</w:t>
-      </w:r>
-    </w:p>
-    <w:p>
-      <w:pPr>
-        <w:pStyle w:val="BodyText"/>
-      </w:pPr>
-      <w:r>
-        <w:t xml:space="preserve">2.2.6. Luka, którą wypełnia praca</w:t>
-      </w:r>
-    </w:p>
-    <w:p>
-      <w:pPr>
-        <w:pStyle w:val="BodyText"/>
-      </w:pPr>
-      <w:r>
-        <w:t xml:space="preserve">W każdej z czterech grup brakuje czegoś istotnego dla pracy akademickiej. Mechanizmy</w:t>
-      </w:r>
-      <w:r>
-        <w:t xml:space="preserve"> </w:t>
-      </w:r>
-      <w:r>
-        <w:t xml:space="preserve">reputacyjne są potrzebne, ale działają z opóźnieniem i łatwo je ominąć przez świeżą domenę.</w:t>
-      </w:r>
-      <w:r>
-        <w:t xml:space="preserve"> </w:t>
-      </w:r>
-      <w:r>
-        <w:t xml:space="preserve">Komercyjne filtry treści są skuteczne, lecz zamknięte, więc nie można odtworzyć ich wyników</w:t>
-      </w:r>
-      <w:r>
-        <w:t xml:space="preserve"> </w:t>
-      </w:r>
-      <w:r>
-        <w:t xml:space="preserve">ani porównać własnego rozwiązania w sposób kontrolowany. Większość akademickich</w:t>
-      </w:r>
-      <w:r>
-        <w:t xml:space="preserve"> </w:t>
-      </w:r>
-      <w:r>
-        <w:t xml:space="preserve">projektów open-source koncentruje się natomiast na jednym klasyfikatorze albo jednym zbiorze</w:t>
-      </w:r>
-      <w:r>
-        <w:t xml:space="preserve"> </w:t>
-      </w:r>
-      <w:r>
-        <w:t xml:space="preserve">danych i nie pokazuje obok siebie wyniku różnych metod analizy dla tej samej próbki.</w:t>
-      </w:r>
-    </w:p>
-    <w:p>
-      <w:pPr>
-        <w:pStyle w:val="BodyText"/>
-      </w:pPr>
-      <w:r>
-        <w:t xml:space="preserve">Stąd kierunek projektu PhishGuard: zestawić w jednym systemie siedem klasyfikatorów ML,</w:t>
-      </w:r>
-      <w:r>
-        <w:t xml:space="preserve"> </w:t>
-      </w:r>
-      <w:r>
-        <w:t xml:space="preserve">optymalizację hiperparametrów przez algorytm genetyczny, system regułowy oparty na szesnastu</w:t>
-      </w:r>
-      <w:r>
-        <w:t xml:space="preserve"> </w:t>
-      </w:r>
-      <w:r>
-        <w:t xml:space="preserve">zważonych regułach YAML, klasyfikator probabilistyczny oraz agregator wykrywający</w:t>
-      </w:r>
-      <w:r>
-        <w:t xml:space="preserve"> </w:t>
-      </w:r>
-      <w:r>
-        <w:t xml:space="preserve">rozbieżności między metodami. Kod jest dostępny w repozytorium, a kolejne eksperymenty</w:t>
-      </w:r>
-      <w:r>
-        <w:t xml:space="preserve"> </w:t>
-      </w:r>
-      <w:r>
-        <w:t xml:space="preserve">można odtworzyć na podstawie zapisanych modeli i metadanych.</w:t>
-      </w:r>
-    </w:p>
-    <w:p>
-      <w:pPr>
-        <w:pStyle w:val="BodyText"/>
-      </w:pPr>
-      <w:r>
-        <w:t xml:space="preserve">2.3. Wizja systemu PhishGuard</w:t>
-      </w:r>
-    </w:p>
-    <w:p>
-      <w:pPr>
-        <w:pStyle w:val="BodyText"/>
-      </w:pPr>
-      <w:r>
-        <w:t xml:space="preserve">Projektowany system PhishGuard ma być kompletnym demonstratorem analitycznym</w:t>
-      </w:r>
-      <w:r>
-        <w:t xml:space="preserve"> </w:t>
-      </w:r>
-      <w:r>
-        <w:t xml:space="preserve">wykrywającym phishing w trzech rodzajach treści: adresach URL, wiadomościach e-mail (w tym</w:t>
-      </w:r>
-      <w:r>
-        <w:t xml:space="preserve"> </w:t>
-      </w:r>
-      <w:r>
-        <w:t xml:space="preserve">plikach .eml) oraz wiadomościach SMS. Centralna idea systemu jest następująca:</w:t>
-      </w:r>
-    </w:p>
-    <w:p>
-      <w:pPr>
-        <w:pStyle w:val="SourceCode"/>
-      </w:pPr>
-      <w:r>
-        <w:rPr>
-          <w:rStyle w:val="VerbatimChar"/>
-        </w:rPr>
-        <w:t xml:space="preserve">   Decyzja klasyfikacyjna nie jest wynikiem jednego modelu, lecz syntezą wyników kilku</w:t>
-      </w:r>
-      <w:r>
-        <w:br/>
-      </w:r>
-      <w:r>
-        <w:rPr>
-          <w:rStyle w:val="VerbatimChar"/>
-        </w:rPr>
-        <w:t xml:space="preserve">   niezależnych metod. Rozbieżności między nimi są sygnałem diagnostycznym, a system</w:t>
-      </w:r>
-      <w:r>
-        <w:br/>
-      </w:r>
-      <w:r>
-        <w:rPr>
-          <w:rStyle w:val="VerbatimChar"/>
-        </w:rPr>
-        <w:t xml:space="preserve">   samodzielnie identyfikuje przypadki graniczne i przekazuje je do dalszej analizy.</w:t>
-      </w:r>
-    </w:p>
-    <w:p>
-      <w:pPr>
-        <w:pStyle w:val="FirstParagraph"/>
-      </w:pPr>
-      <w:r>
         <w:t xml:space="preserve">Kluczowymi cechami wizji są:</w:t>
       </w:r>
     </w:p>
@@ -4661,7 +4709,7 @@
     </w:p>
     <w:p>
       <w:pPr>
-        <w:pStyle w:val="BodyText"/>
+        <w:pStyle w:val="Heading2"/>
       </w:pPr>
       <w:r>
         <w:t xml:space="preserve">2.4. Studium wykonalności i analiza zagrożeń</w:t>
@@ -4669,7 +4717,7 @@
     </w:p>
     <w:p>
       <w:pPr>
-        <w:pStyle w:val="BodyText"/>
+        <w:pStyle w:val="Heading3"/>
       </w:pPr>
       <w:r>
         <w:t xml:space="preserve">2.4.1. Wykonalność techniczna</w:t>
@@ -4717,7 +4765,7 @@
     </w:p>
     <w:p>
       <w:pPr>
-        <w:pStyle w:val="BodyText"/>
+        <w:pStyle w:val="Heading3"/>
       </w:pPr>
       <w:r>
         <w:t xml:space="preserve">2.4.2. Wykonalność czasowa</w:t>
@@ -4807,7 +4855,7 @@
     </w:p>
     <w:p>
       <w:pPr>
-        <w:pStyle w:val="BodyText"/>
+        <w:pStyle w:val="Heading3"/>
       </w:pPr>
       <w:r>
         <w:t xml:space="preserve">2.4.3. Analiza zagrożeń</w:t>
@@ -4907,7 +4955,7 @@
     </w:p>
     <w:p>
       <w:pPr>
-        <w:pStyle w:val="BodyText"/>
+        <w:pStyle w:val="Heading3"/>
       </w:pPr>
       <w:r>
         <w:t xml:space="preserve">2.4.4. Wykonalność ekonomiczna</w:t>
@@ -4953,7 +5001,7 @@
     </w:p>
     <w:p>
       <w:pPr>
-        <w:pStyle w:val="BodyText"/>
+        <w:pStyle w:val="Heading3"/>
       </w:pPr>
       <w:r>
         <w:t xml:space="preserve">2.4.5. Bilans</w:t>
@@ -5180,68 +5228,68 @@
     </w:p>
     <w:p>
       <w:pPr>
+        <w:pStyle w:val="Heading2"/>
+      </w:pPr>
+      <w:r>
+        <w:t xml:space="preserve">3.1. Aktorzy i konteksty użycia</w:t>
+      </w:r>
+    </w:p>
+    <w:p>
+      <w:pPr>
+        <w:pStyle w:val="BodyText"/>
+      </w:pPr>
+      <w:r>
+        <w:t xml:space="preserve">System przewiduje trzech głównych aktorów:</w:t>
+      </w:r>
+    </w:p>
+    <w:p>
+      <w:pPr>
+        <w:pStyle w:val="BodyText"/>
+      </w:pPr>
+      <w:r>
+        <w:t xml:space="preserve">• Użytkownik końcowy (UE) - osoba odpowiedzialna za analizę pojedynczych</w:t>
+      </w:r>
+      <w:r>
+        <w:t xml:space="preserve"> </w:t>
+      </w:r>
+      <w:r>
+        <w:t xml:space="preserve">wiadomości lub adresów URL. Korzysta z API REST przez interfejs Swagger UI, klienta</w:t>
+      </w:r>
+      <w:r>
+        <w:t xml:space="preserve"> </w:t>
+      </w:r>
+      <w:r>
+        <w:t xml:space="preserve">HTTP (Postman, curl) albo dedykowanego frontendu webowego dostępnego pod /app.</w:t>
+      </w:r>
+      <w:r>
+        <w:t xml:space="preserve"> </w:t>
+      </w:r>
+      <w:r>
+        <w:t xml:space="preserve">• Analityk bezpieczeństwa (AB) - specjalista, który wykorzystuje endpoint</w:t>
+      </w:r>
+      <w:r>
+        <w:t xml:space="preserve"> </w:t>
+      </w:r>
+      <w:r>
+        <w:t xml:space="preserve">/predict/multi-paradigm do analizy próbek o niejasnej charakterystyce; szczegółowo</w:t>
+      </w:r>
+    </w:p>
+    <w:p>
+      <w:pPr>
+        <w:pStyle w:val="SourceCode"/>
+      </w:pPr>
+      <w:r>
+        <w:rPr>
+          <w:rStyle w:val="VerbatimChar"/>
+        </w:rPr>
+        <w:t xml:space="preserve">   studiuje rozbieżności między warstwami oraz listę aktywnych reguł.</w:t>
+      </w:r>
+    </w:p>
+    <w:p>
+      <w:pPr>
         <w:pStyle w:val="FirstParagraph"/>
       </w:pPr>
       <w:r>
-        <w:t xml:space="preserve">3.1. Aktorzy i konteksty użycia</w:t>
-      </w:r>
-    </w:p>
-    <w:p>
-      <w:pPr>
-        <w:pStyle w:val="BodyText"/>
-      </w:pPr>
-      <w:r>
-        <w:t xml:space="preserve">System przewiduje trzech głównych aktorów:</w:t>
-      </w:r>
-    </w:p>
-    <w:p>
-      <w:pPr>
-        <w:pStyle w:val="BodyText"/>
-      </w:pPr>
-      <w:r>
-        <w:t xml:space="preserve">• Użytkownik końcowy (UE) - osoba odpowiedzialna za analizę pojedynczych</w:t>
-      </w:r>
-      <w:r>
-        <w:t xml:space="preserve"> </w:t>
-      </w:r>
-      <w:r>
-        <w:t xml:space="preserve">wiadomości lub adresów URL. Korzysta z API REST przez interfejs Swagger UI, klienta</w:t>
-      </w:r>
-      <w:r>
-        <w:t xml:space="preserve"> </w:t>
-      </w:r>
-      <w:r>
-        <w:t xml:space="preserve">HTTP (Postman, curl) albo dedykowanego frontendu webowego dostępnego pod /app.</w:t>
-      </w:r>
-      <w:r>
-        <w:t xml:space="preserve"> </w:t>
-      </w:r>
-      <w:r>
-        <w:t xml:space="preserve">• Analityk bezpieczeństwa (AB) - specjalista, który wykorzystuje endpoint</w:t>
-      </w:r>
-      <w:r>
-        <w:t xml:space="preserve"> </w:t>
-      </w:r>
-      <w:r>
-        <w:t xml:space="preserve">/predict/multi-paradigm do analizy próbek o niejasnej charakterystyce; szczegółowo</w:t>
-      </w:r>
-    </w:p>
-    <w:p>
-      <w:pPr>
-        <w:pStyle w:val="SourceCode"/>
-      </w:pPr>
-      <w:r>
-        <w:rPr>
-          <w:rStyle w:val="VerbatimChar"/>
-        </w:rPr>
-        <w:t xml:space="preserve">   studiuje rozbieżności między warstwami oraz listę aktywnych reguł.</w:t>
-      </w:r>
-    </w:p>
-    <w:p>
-      <w:pPr>
-        <w:pStyle w:val="FirstParagraph"/>
-      </w:pPr>
-      <w:r>
         <w:t xml:space="preserve">• Administrator systemu (AS) - osoba odpowiedzialna za instalację, retrening modeli,</w:t>
       </w:r>
       <w:r>
@@ -5305,7 +5353,7 @@
     </w:p>
     <w:p>
       <w:pPr>
-        <w:pStyle w:val="BodyText"/>
+        <w:pStyle w:val="Heading2"/>
       </w:pPr>
       <w:r>
         <w:t xml:space="preserve">3.2. Wymagania funkcjonalne</w:t>
@@ -5635,7 +5683,7 @@
     </w:p>
     <w:p>
       <w:pPr>
-        <w:pStyle w:val="BodyText"/>
+        <w:pStyle w:val="Heading2"/>
       </w:pPr>
       <w:r>
         <w:t xml:space="preserve">3.3. Wymagania niefunkcjonalne</w:t>
@@ -5721,7 +5769,7 @@
     </w:p>
     <w:p>
       <w:pPr>
-        <w:pStyle w:val="BodyText"/>
+        <w:pStyle w:val="Heading2"/>
       </w:pPr>
       <w:r>
         <w:t xml:space="preserve">3.4. Komponenty współpracujące</w:t>
@@ -5811,318 +5859,323 @@
     </w:p>
     <w:p>
       <w:pPr>
+        <w:pStyle w:val="Heading2"/>
+      </w:pPr>
+      <w:r>
+        <w:t xml:space="preserve">4.1. Architektura systemu</w:t>
+      </w:r>
+    </w:p>
+    <w:p>
+      <w:pPr>
+        <w:pStyle w:val="BodyText"/>
+      </w:pPr>
+      <w:r>
+        <w:t xml:space="preserve">PhishGuard zaprojektowano w architekturze trójwarstwowej z modularnym podziałem warstwy</w:t>
+      </w:r>
+      <w:r>
+        <w:t xml:space="preserve"> </w:t>
+      </w:r>
+      <w:r>
+        <w:t xml:space="preserve">logiki:</w:t>
+      </w:r>
+    </w:p>
+    <w:p>
+      <w:pPr>
+        <w:pStyle w:val="BodyText"/>
+      </w:pPr>
+      <w:r>
+        <w:t xml:space="preserve">┌────────────────────────────────────────────────────────────────────┐</w:t>
+      </w:r>
+      <w:r>
+        <w:t xml:space="preserve"> </w:t>
+      </w:r>
+      <w:r>
+        <w:t xml:space="preserve">│ Warstwa prezentacji │</w:t>
+      </w:r>
+      <w:r>
+        <w:t xml:space="preserve"> </w:t>
+      </w:r>
+      <w:r>
+        <w:t xml:space="preserve">│ Swagger UI · klienci HTTP (curl, Postman) · frontend /app │</w:t>
+      </w:r>
+      <w:r>
+        <w:t xml:space="preserve"> </w:t>
+      </w:r>
+      <w:r>
+        <w:t xml:space="preserve">└─────────────────────────────┬──────────────────────────────────────┘</w:t>
+      </w:r>
+      <w:r>
+        <w:t xml:space="preserve"> </w:t>
+      </w:r>
+      <w:r>
+        <w:t xml:space="preserve">│ H T T P / J S O N</w:t>
+      </w:r>
+      <w:r>
+        <w:t xml:space="preserve"> </w:t>
+      </w:r>
+      <w:r>
+        <w:t xml:space="preserve">┌─────────────────────────────▼──────────────────────────────────────┐</w:t>
+      </w:r>
+      <w:r>
+        <w:t xml:space="preserve"> </w:t>
+      </w:r>
+      <w:r>
+        <w:t xml:space="preserve">│ Warstwa logiki (FastAPI, Pydantic) │</w:t>
+      </w:r>
+      <w:r>
+        <w:t xml:space="preserve"> </w:t>
+      </w:r>
+      <w:r>
+        <w:t xml:space="preserve">│ /predict · /predict/ensemble · /predict/multi-paradigm │</w:t>
+      </w:r>
+      <w:r>
+        <w:t xml:space="preserve"> </w:t>
+      </w:r>
+      <w:r>
+        <w:t xml:space="preserve">│ /predict/email · /predict/email/file · /predict/sms · /health │</w:t>
+      </w:r>
+      <w:r>
+        <w:t xml:space="preserve"> </w:t>
+      </w:r>
+      <w:r>
+        <w:t xml:space="preserve">│ │</w:t>
+      </w:r>
+      <w:r>
+        <w:t xml:space="preserve"> </w:t>
+      </w:r>
+      <w:r>
+        <w:t xml:space="preserve">│ ┌────────────┐ ┌──────────────┐ ┌──────────────┐ ┌──────────────┐ │</w:t>
+      </w:r>
+      <w:r>
+        <w:t xml:space="preserve"> </w:t>
+      </w:r>
+      <w:r>
+        <w:t xml:space="preserve">│ │ Ekstrakcja │ │ Klasyfika- │ │ Algorytm │ │ Agregator │ │</w:t>
+      </w:r>
+      <w:r>
+        <w:t xml:space="preserve"> </w:t>
+      </w:r>
+      <w:r>
+        <w:t xml:space="preserve">│ │ cech │ │ tory ML + │ │ genetyczny │ │ paradygma - │ │</w:t>
+      </w:r>
+      <w:r>
+        <w:t xml:space="preserve"> </w:t>
+      </w:r>
+      <w:r>
+        <w:t xml:space="preserve">│ │ (URL/Email │ │ ensembles │ │ (DEAP) + │ │ tów (ML + │ │</w:t>
+      </w:r>
+      <w:r>
+        <w:t xml:space="preserve"> </w:t>
+      </w:r>
+      <w:r>
+        <w:t xml:space="preserve">│ │ /SMS/Text)│ │ (sklearn) │ │ MLflow │ │ Rules + │ │</w:t>
+      </w:r>
+      <w:r>
+        <w:t xml:space="preserve"> </w:t>
+      </w:r>
+      <w:r>
+        <w:t xml:space="preserve">│ │ │ │ │ │ │ │ Bayes) │ │</w:t>
+      </w:r>
+      <w:r>
+        <w:t xml:space="preserve"> </w:t>
+      </w:r>
+      <w:r>
+        <w:t xml:space="preserve">│ └────────────┘ └──────────────┘ └──────────────┘ └──────────────┘ │</w:t>
+      </w:r>
+      <w:r>
+        <w:t xml:space="preserve"> </w:t>
+      </w:r>
+      <w:r>
+        <w:t xml:space="preserve">└─────────────────────────────┬──────────────────────────────────────┘</w:t>
+      </w:r>
+      <w:r>
+        <w:t xml:space="preserve"> </w:t>
+      </w:r>
+      <w:r>
+        <w:t xml:space="preserve">│</w:t>
+      </w:r>
+      <w:r>
+        <w:t xml:space="preserve"> </w:t>
+      </w:r>
+      <w:r>
+        <w:t xml:space="preserve">┌─────────────────────────────▼──────────────────────────────────────┐</w:t>
+      </w:r>
+      <w:r>
+        <w:t xml:space="preserve"> </w:t>
+      </w:r>
+      <w:r>
+        <w:t xml:space="preserve">│ Warstwa danych │</w:t>
+      </w:r>
+      <w:r>
+        <w:t xml:space="preserve"> </w:t>
+      </w:r>
+      <w:r>
+        <w:t xml:space="preserve">│ models/*.joblib · data/ · cache/ · mlruns/ · phishing_rules.yaml │</w:t>
+      </w:r>
+      <w:r>
+        <w:t xml:space="preserve"> </w:t>
+      </w:r>
+      <w:r>
+        <w:t xml:space="preserve">└────────────────────────────────────────────────────────────────────┘</w:t>
+      </w:r>
+    </w:p>
+    <w:p>
+      <w:pPr>
+        <w:pStyle w:val="BodyText"/>
+        <w:jc w:val="center"/>
+      </w:pPr>
+      <w:r>
+        <w:rPr>
+          <w:b/>
+          <w:sz w:val="20"/>
+        </w:rPr>
+        <w:t xml:space="preserve">Rysunek 1. Architektura logiczna systemu PhishGuard.</w:t>
+      </w:r>
+    </w:p>
+    <w:p>
+      <w:pPr>
+        <w:pStyle w:val="BodyText"/>
+      </w:pPr>
+      <w:r>
+        <w:t xml:space="preserve">Warstwa prezentacji obejmuje dwa elementy: automatycznie generowane Swagger UI dostępne</w:t>
+      </w:r>
+      <w:r>
+        <w:t xml:space="preserve"> </w:t>
+      </w:r>
+      <w:r>
+        <w:t xml:space="preserve">pod /docs oraz dedykowany frontend webowy /app opisany w rozdziale 4.9. Warstwa logiki</w:t>
+      </w:r>
+      <w:r>
+        <w:t xml:space="preserve"> </w:t>
+      </w:r>
+      <w:r>
+        <w:t xml:space="preserve">została podzielona na cztery moduły funkcjonalne:</w:t>
+      </w:r>
+    </w:p>
+    <w:p>
+      <w:pPr>
+        <w:pStyle w:val="SourceCode"/>
+      </w:pPr>
+      <w:r>
+        <w:rPr>
+          <w:rStyle w:val="VerbatimChar"/>
+        </w:rPr>
+        <w:t xml:space="preserve">  •    Ekstrakcja cech (src/features/) - osobne moduły dla URL (url_features.py), e-mail</w:t>
+      </w:r>
+      <w:r>
+        <w:br/>
+      </w:r>
+      <w:r>
+        <w:rPr>
+          <w:rStyle w:val="VerbatimChar"/>
+        </w:rPr>
+        <w:t xml:space="preserve">       (email_features.py), SMS (sms_features.py) oraz uniwersalnych cech tekstowych</w:t>
+      </w:r>
+      <w:r>
+        <w:br/>
+      </w:r>
+      <w:r>
+        <w:rPr>
+          <w:rStyle w:val="VerbatimChar"/>
+        </w:rPr>
+        <w:t xml:space="preserve">       (text_features.py); jednolity orkiestrator extractors.py rozpoznaje typ wejścia.</w:t>
+      </w:r>
+      <w:r>
+        <w:br/>
+      </w:r>
+      <w:r>
+        <w:rPr>
+          <w:rStyle w:val="VerbatimChar"/>
+        </w:rPr>
+        <w:t xml:space="preserve">  •    Modele i zespoły (src/models/) - definicje klasyfikatorów (classifiers.py), trening</w:t>
+      </w:r>
+      <w:r>
+        <w:br/>
+      </w:r>
+      <w:r>
+        <w:rPr>
+          <w:rStyle w:val="VerbatimChar"/>
+        </w:rPr>
+        <w:t xml:space="preserve">       (train.py, train_ensemble.py), zespoły (ensemble.py), wykrywanie rozbieżności</w:t>
+      </w:r>
+      <w:r>
+        <w:br/>
+      </w:r>
+      <w:r>
+        <w:rPr>
+          <w:rStyle w:val="VerbatimChar"/>
+        </w:rPr>
+        <w:t xml:space="preserve">       (disagreement.py), predykcja i ewaluacja (predict.py, evaluate.py).</w:t>
+      </w:r>
+      <w:r>
+        <w:br/>
+      </w:r>
+      <w:r>
+        <w:rPr>
+          <w:rStyle w:val="VerbatimChar"/>
+        </w:rPr>
+        <w:t xml:space="preserve">  •    Optymalizacja       (src/optimization/)      -   definicje       przestrzeni     przeszukiwań</w:t>
+      </w:r>
+      <w:r>
+        <w:br/>
+      </w:r>
+      <w:r>
+        <w:rPr>
+          <w:rStyle w:val="VerbatimChar"/>
+        </w:rPr>
+        <w:t xml:space="preserve">       (search_spaces.py), funkcja celu (fitness.py), optymalizator GA (ga_optimizer.py),</w:t>
+      </w:r>
+      <w:r>
+        <w:br/>
+      </w:r>
+      <w:r>
+        <w:rPr>
+          <w:rStyle w:val="VerbatimChar"/>
+        </w:rPr>
+        <w:t xml:space="preserve">       zapis modeli i rejestr aktywnych modeli (model_registry.py), integracja MLflow</w:t>
+      </w:r>
+      <w:r>
+        <w:br/>
+      </w:r>
+      <w:r>
+        <w:rPr>
+          <w:rStyle w:val="VerbatimChar"/>
+        </w:rPr>
+        <w:t xml:space="preserve">       (mlflow_tracker.py).</w:t>
+      </w:r>
+      <w:r>
+        <w:br/>
+      </w:r>
+      <w:r>
+        <w:rPr>
+          <w:rStyle w:val="VerbatimChar"/>
+        </w:rPr>
+        <w:t xml:space="preserve">  •    Warstwy alternatywne (src/paradigms/) - silnik regułowy z plikiem YAML (rules/),</w:t>
+      </w:r>
+      <w:r>
+        <w:br/>
+      </w:r>
+      <w:r>
+        <w:rPr>
+          <w:rStyle w:val="VerbatimChar"/>
+        </w:rPr>
+        <w:t xml:space="preserve">       klasyfikator    bayesowski   (bayesian/),    agregator     z    wykrywaniem      rozbieżności</w:t>
+      </w:r>
+      <w:r>
+        <w:br/>
+      </w:r>
+      <w:r>
+        <w:rPr>
+          <w:rStyle w:val="VerbatimChar"/>
+        </w:rPr>
+        <w:t xml:space="preserve">       (aggregation/).</w:t>
+      </w:r>
+    </w:p>
+    <w:p>
+      <w:pPr>
         <w:pStyle w:val="FirstParagraph"/>
       </w:pPr>
       <w:r>
-        <w:t xml:space="preserve">4.1. Architektura systemu</w:t>
-      </w:r>
-    </w:p>
-    <w:p>
-      <w:pPr>
-        <w:pStyle w:val="BodyText"/>
-      </w:pPr>
-      <w:r>
-        <w:t xml:space="preserve">PhishGuard zaprojektowano w architekturze trójwarstwowej z modularnym podziałem warstwy</w:t>
-      </w:r>
-      <w:r>
-        <w:t xml:space="preserve"> </w:t>
-      </w:r>
-      <w:r>
-        <w:t xml:space="preserve">logiki:</w:t>
-      </w:r>
-    </w:p>
-    <w:p>
-      <w:pPr>
-        <w:pStyle w:val="BodyText"/>
-      </w:pPr>
-      <w:r>
-        <w:t xml:space="preserve">┌────────────────────────────────────────────────────────────────────┐</w:t>
-      </w:r>
-      <w:r>
-        <w:t xml:space="preserve"> </w:t>
-      </w:r>
-      <w:r>
-        <w:t xml:space="preserve">│ Warstwa prezentacji │</w:t>
-      </w:r>
-      <w:r>
-        <w:t xml:space="preserve"> </w:t>
-      </w:r>
-      <w:r>
-        <w:t xml:space="preserve">│ Swagger UI · klienci HTTP (curl, Postman) · frontend /app │</w:t>
-      </w:r>
-      <w:r>
-        <w:t xml:space="preserve"> </w:t>
-      </w:r>
-      <w:r>
-        <w:t xml:space="preserve">└─────────────────────────────┬──────────────────────────────────────┘</w:t>
-      </w:r>
-      <w:r>
-        <w:t xml:space="preserve"> </w:t>
-      </w:r>
-      <w:r>
-        <w:t xml:space="preserve">│ H T T P / J S O N</w:t>
-      </w:r>
-      <w:r>
-        <w:t xml:space="preserve"> </w:t>
-      </w:r>
-      <w:r>
-        <w:t xml:space="preserve">┌─────────────────────────────▼──────────────────────────────────────┐</w:t>
-      </w:r>
-      <w:r>
-        <w:t xml:space="preserve"> </w:t>
-      </w:r>
-      <w:r>
-        <w:t xml:space="preserve">│ Warstwa logiki (FastAPI, Pydantic) │</w:t>
-      </w:r>
-      <w:r>
-        <w:t xml:space="preserve"> </w:t>
-      </w:r>
-      <w:r>
-        <w:t xml:space="preserve">│ /predict · /predict/ensemble · /predict/multi-paradigm │</w:t>
-      </w:r>
-      <w:r>
-        <w:t xml:space="preserve"> </w:t>
-      </w:r>
-      <w:r>
-        <w:t xml:space="preserve">│ /predict/email · /predict/email/file · /predict/sms · /health │</w:t>
-      </w:r>
-      <w:r>
-        <w:t xml:space="preserve"> </w:t>
-      </w:r>
-      <w:r>
-        <w:t xml:space="preserve">│ │</w:t>
-      </w:r>
-      <w:r>
-        <w:t xml:space="preserve"> </w:t>
-      </w:r>
-      <w:r>
-        <w:t xml:space="preserve">│ ┌────────────┐ ┌──────────────┐ ┌──────────────┐ ┌──────────────┐ │</w:t>
-      </w:r>
-      <w:r>
-        <w:t xml:space="preserve"> </w:t>
-      </w:r>
-      <w:r>
-        <w:t xml:space="preserve">│ │ Ekstrakcja │ │ Klasyfika- │ │ Algorytm │ │ Agregator │ │</w:t>
-      </w:r>
-      <w:r>
-        <w:t xml:space="preserve"> </w:t>
-      </w:r>
-      <w:r>
-        <w:t xml:space="preserve">│ │ cech │ │ tory ML + │ │ genetyczny │ │ paradygma - │ │</w:t>
-      </w:r>
-      <w:r>
-        <w:t xml:space="preserve"> </w:t>
-      </w:r>
-      <w:r>
-        <w:t xml:space="preserve">│ │ (URL/Email │ │ ensembles │ │ (DEAP) + │ │ tów (ML + │ │</w:t>
-      </w:r>
-      <w:r>
-        <w:t xml:space="preserve"> </w:t>
-      </w:r>
-      <w:r>
-        <w:t xml:space="preserve">│ │ /SMS/Text)│ │ (sklearn) │ │ MLflow │ │ Rules + │ │</w:t>
-      </w:r>
-      <w:r>
-        <w:t xml:space="preserve"> </w:t>
-      </w:r>
-      <w:r>
-        <w:t xml:space="preserve">│ │ │ │ │ │ │ │ Bayes) │ │</w:t>
-      </w:r>
-      <w:r>
-        <w:t xml:space="preserve"> </w:t>
-      </w:r>
-      <w:r>
-        <w:t xml:space="preserve">│ └────────────┘ └──────────────┘ └──────────────┘ └──────────────┘ │</w:t>
-      </w:r>
-      <w:r>
-        <w:t xml:space="preserve"> </w:t>
-      </w:r>
-      <w:r>
-        <w:t xml:space="preserve">└─────────────────────────────┬──────────────────────────────────────┘</w:t>
-      </w:r>
-      <w:r>
-        <w:t xml:space="preserve"> </w:t>
-      </w:r>
-      <w:r>
-        <w:t xml:space="preserve">│</w:t>
-      </w:r>
-      <w:r>
-        <w:t xml:space="preserve"> </w:t>
-      </w:r>
-      <w:r>
-        <w:t xml:space="preserve">┌─────────────────────────────▼──────────────────────────────────────┐</w:t>
-      </w:r>
-      <w:r>
-        <w:t xml:space="preserve"> </w:t>
-      </w:r>
-      <w:r>
-        <w:t xml:space="preserve">│ Warstwa danych │</w:t>
-      </w:r>
-      <w:r>
-        <w:t xml:space="preserve"> </w:t>
-      </w:r>
-      <w:r>
-        <w:t xml:space="preserve">│ models/*.joblib · data/ · cache/ · mlruns/ · phishing_rules.yaml │</w:t>
-      </w:r>
-      <w:r>
-        <w:t xml:space="preserve"> </w:t>
-      </w:r>
-      <w:r>
-        <w:t xml:space="preserve">└────────────────────────────────────────────────────────────────────┘</w:t>
-      </w:r>
-    </w:p>
-    <w:p>
-      <w:pPr>
-        <w:pStyle w:val="BodyText"/>
-      </w:pPr>
-      <w:r>
-        <w:t xml:space="preserve">Rysunek 1. Architektura logiczna systemu PhishGuard.</w:t>
-      </w:r>
-    </w:p>
-    <w:p>
-      <w:pPr>
-        <w:pStyle w:val="BodyText"/>
-      </w:pPr>
-      <w:r>
-        <w:t xml:space="preserve">Warstwa prezentacji obejmuje dwa elementy: automatycznie generowane Swagger UI dostępne</w:t>
-      </w:r>
-      <w:r>
-        <w:t xml:space="preserve"> </w:t>
-      </w:r>
-      <w:r>
-        <w:t xml:space="preserve">pod /docs oraz dedykowany frontend webowy /app opisany w rozdziale 4.9. Warstwa logiki</w:t>
-      </w:r>
-      <w:r>
-        <w:t xml:space="preserve"> </w:t>
-      </w:r>
-      <w:r>
-        <w:t xml:space="preserve">została podzielona na cztery moduły funkcjonalne:</w:t>
-      </w:r>
-    </w:p>
-    <w:p>
-      <w:pPr>
-        <w:pStyle w:val="SourceCode"/>
-      </w:pPr>
-      <w:r>
-        <w:rPr>
-          <w:rStyle w:val="VerbatimChar"/>
-        </w:rPr>
-        <w:t xml:space="preserve">  •    Ekstrakcja cech (src/features/) - osobne moduły dla URL (url_features.py), e-mail</w:t>
-      </w:r>
-      <w:r>
-        <w:br/>
-      </w:r>
-      <w:r>
-        <w:rPr>
-          <w:rStyle w:val="VerbatimChar"/>
-        </w:rPr>
-        <w:t xml:space="preserve">       (email_features.py), SMS (sms_features.py) oraz uniwersalnych cech tekstowych</w:t>
-      </w:r>
-      <w:r>
-        <w:br/>
-      </w:r>
-      <w:r>
-        <w:rPr>
-          <w:rStyle w:val="VerbatimChar"/>
-        </w:rPr>
-        <w:t xml:space="preserve">       (text_features.py); jednolity orkiestrator extractors.py rozpoznaje typ wejścia.</w:t>
-      </w:r>
-      <w:r>
-        <w:br/>
-      </w:r>
-      <w:r>
-        <w:rPr>
-          <w:rStyle w:val="VerbatimChar"/>
-        </w:rPr>
-        <w:t xml:space="preserve">  •    Modele i zespoły (src/models/) - definicje klasyfikatorów (classifiers.py), trening</w:t>
-      </w:r>
-      <w:r>
-        <w:br/>
-      </w:r>
-      <w:r>
-        <w:rPr>
-          <w:rStyle w:val="VerbatimChar"/>
-        </w:rPr>
-        <w:t xml:space="preserve">       (train.py, train_ensemble.py), zespoły (ensemble.py), wykrywanie rozbieżności</w:t>
-      </w:r>
-      <w:r>
-        <w:br/>
-      </w:r>
-      <w:r>
-        <w:rPr>
-          <w:rStyle w:val="VerbatimChar"/>
-        </w:rPr>
-        <w:t xml:space="preserve">       (disagreement.py), predykcja i ewaluacja (predict.py, evaluate.py).</w:t>
-      </w:r>
-      <w:r>
-        <w:br/>
-      </w:r>
-      <w:r>
-        <w:rPr>
-          <w:rStyle w:val="VerbatimChar"/>
-        </w:rPr>
-        <w:t xml:space="preserve">  •    Optymalizacja       (src/optimization/)      -   definicje       przestrzeni     przeszukiwań</w:t>
-      </w:r>
-      <w:r>
-        <w:br/>
-      </w:r>
-      <w:r>
-        <w:rPr>
-          <w:rStyle w:val="VerbatimChar"/>
-        </w:rPr>
-        <w:t xml:space="preserve">       (search_spaces.py), funkcja celu (fitness.py), optymalizator GA (ga_optimizer.py),</w:t>
-      </w:r>
-      <w:r>
-        <w:br/>
-      </w:r>
-      <w:r>
-        <w:rPr>
-          <w:rStyle w:val="VerbatimChar"/>
-        </w:rPr>
-        <w:t xml:space="preserve">       zapis modeli i rejestr aktywnych modeli (model_registry.py), integracja MLflow</w:t>
-      </w:r>
-      <w:r>
-        <w:br/>
-      </w:r>
-      <w:r>
-        <w:rPr>
-          <w:rStyle w:val="VerbatimChar"/>
-        </w:rPr>
-        <w:t xml:space="preserve">       (mlflow_tracker.py).</w:t>
-      </w:r>
-      <w:r>
-        <w:br/>
-      </w:r>
-      <w:r>
-        <w:rPr>
-          <w:rStyle w:val="VerbatimChar"/>
-        </w:rPr>
-        <w:t xml:space="preserve">  •    Warstwy alternatywne (src/paradigms/) - silnik regułowy z plikiem YAML (rules/),</w:t>
-      </w:r>
-      <w:r>
-        <w:br/>
-      </w:r>
-      <w:r>
-        <w:rPr>
-          <w:rStyle w:val="VerbatimChar"/>
-        </w:rPr>
-        <w:t xml:space="preserve">       klasyfikator    bayesowski   (bayesian/),    agregator     z    wykrywaniem      rozbieżności</w:t>
-      </w:r>
-      <w:r>
-        <w:br/>
-      </w:r>
-      <w:r>
-        <w:rPr>
-          <w:rStyle w:val="VerbatimChar"/>
-        </w:rPr>
-        <w:t xml:space="preserve">       (aggregation/).</w:t>
-      </w:r>
-    </w:p>
-    <w:p>
-      <w:pPr>
-        <w:pStyle w:val="FirstParagraph"/>
-      </w:pPr>
-      <w:r>
         <w:t xml:space="preserve">Warstwa danych obejmuje pliki modeli .joblib, katalog data/ (surowe i przetworzone zbiory),</w:t>
       </w:r>
       <w:r>
@@ -6152,7 +6205,7 @@
     </w:p>
     <w:p>
       <w:pPr>
-        <w:pStyle w:val="BodyText"/>
+        <w:pStyle w:val="Heading2"/>
       </w:pPr>
       <w:r>
         <w:t xml:space="preserve">4.2. Pipeline danych i ekstrakcja cech</w:t>
@@ -6385,8 +6438,13 @@
     <w:p>
       <w:pPr>
         <w:pStyle w:val="BodyText"/>
-      </w:pPr>
-      <w:r>
+        <w:jc w:val="center"/>
+      </w:pPr>
+      <w:r>
+        <w:rPr>
+          <w:b/>
+          <w:sz w:val="20"/>
+        </w:rPr>
         <w:t xml:space="preserve">Tabela 1. Grupy cech URL ekstrahowanych przez PhishGuard.</w:t>
       </w:r>
     </w:p>
@@ -6590,7 +6648,7 @@
     </w:p>
     <w:p>
       <w:pPr>
-        <w:pStyle w:val="BodyText"/>
+        <w:pStyle w:val="Heading2"/>
       </w:pPr>
       <w:r>
         <w:t xml:space="preserve">4.3. Warstwa uczenia maszynowego</w:t>
@@ -6706,7 +6764,7 @@
     </w:p>
     <w:p>
       <w:pPr>
-        <w:pStyle w:val="BodyText"/>
+        <w:pStyle w:val="Heading3"/>
       </w:pPr>
       <w:r>
         <w:t xml:space="preserve">4.3.1. Random Forest</w:t>
@@ -6840,7 +6898,7 @@
     </w:p>
     <w:p>
       <w:pPr>
-        <w:pStyle w:val="BodyText"/>
+        <w:pStyle w:val="Heading3"/>
       </w:pPr>
       <w:r>
         <w:t xml:space="preserve">4.3.2. Support Vector Machine</w:t>
@@ -6948,7 +7006,7 @@
     </w:p>
     <w:p>
       <w:pPr>
-        <w:pStyle w:val="BodyText"/>
+        <w:pStyle w:val="Heading3"/>
       </w:pPr>
       <w:r>
         <w:t xml:space="preserve">4.3.3. Multi-Layer Perceptron</w:t>
@@ -7050,7 +7108,7 @@
     </w:p>
     <w:p>
       <w:pPr>
-        <w:pStyle w:val="BodyText"/>
+        <w:pStyle w:val="Heading3"/>
       </w:pPr>
       <w:r>
         <w:t xml:space="preserve">4.3.4. Gradient Boosting (XGBoost)</w:t>
@@ -7152,7 +7210,7 @@
     </w:p>
     <w:p>
       <w:pPr>
-        <w:pStyle w:val="BodyText"/>
+        <w:pStyle w:val="Heading3"/>
       </w:pPr>
       <w:r>
         <w:t xml:space="preserve">4.3.5. Logistic Regression</w:t>
@@ -7256,7 +7314,7 @@
     </w:p>
     <w:p>
       <w:pPr>
-        <w:pStyle w:val="BodyText"/>
+        <w:pStyle w:val="Heading3"/>
       </w:pPr>
       <w:r>
         <w:t xml:space="preserve">4.3.6. Gaussian Naive Bayes</w:t>
@@ -7358,7 +7416,7 @@
     </w:p>
     <w:p>
       <w:pPr>
-        <w:pStyle w:val="BodyText"/>
+        <w:pStyle w:val="Heading3"/>
       </w:pPr>
       <w:r>
         <w:t xml:space="preserve">4.3.7. Decision Tree</w:t>
@@ -7448,7 +7506,7 @@
     </w:p>
     <w:p>
       <w:pPr>
-        <w:pStyle w:val="BodyText"/>
+        <w:pStyle w:val="Heading3"/>
       </w:pPr>
       <w:r>
         <w:t xml:space="preserve">4.3.8. Zespoły klasyfikatorów</w:t>
@@ -7604,7 +7662,7 @@
     </w:p>
     <w:p>
       <w:pPr>
-        <w:pStyle w:val="BodyText"/>
+        <w:pStyle w:val="Heading3"/>
       </w:pPr>
       <w:r>
         <w:t xml:space="preserve">4.3.9. Wykrywanie rozbieżności w zespole</w:t>
@@ -7688,7 +7746,7 @@
     </w:p>
     <w:p>
       <w:pPr>
-        <w:pStyle w:val="BodyText"/>
+        <w:pStyle w:val="Heading2"/>
       </w:pPr>
       <w:r>
         <w:t xml:space="preserve">4.4. Optymalizacja ewolucyjna (algorytm genetyczny)</w:t>
@@ -7696,7 +7754,7 @@
     </w:p>
     <w:p>
       <w:pPr>
-        <w:pStyle w:val="BodyText"/>
+        <w:pStyle w:val="Heading3"/>
       </w:pPr>
       <w:r>
         <w:t xml:space="preserve">4.4.1. Motywacja i krótki rys historyczny</w:t>
@@ -7854,7 +7912,7 @@
     </w:p>
     <w:p>
       <w:pPr>
-        <w:pStyle w:val="BodyText"/>
+        <w:pStyle w:val="Heading3"/>
       </w:pPr>
       <w:r>
         <w:t xml:space="preserve">4.4.2. Implementacja na bazie DEAP</w:t>
@@ -8452,7 +8510,7 @@
     </w:p>
     <w:p>
       <w:pPr>
-        <w:pStyle w:val="BodyText"/>
+        <w:pStyle w:val="Heading2"/>
       </w:pPr>
       <w:r>
         <w:t xml:space="preserve">4.5. System regułowy</w:t>
@@ -8693,8 +8751,13 @@
     <w:p>
       <w:pPr>
         <w:pStyle w:val="BodyText"/>
-      </w:pPr>
-      <w:r>
+        <w:jc w:val="center"/>
+      </w:pPr>
+      <w:r>
+        <w:rPr>
+          <w:b/>
+          <w:sz w:val="20"/>
+        </w:rPr>
         <w:t xml:space="preserve">Tabela 2. Kategorie i liczba reguł w warstwie eksperckiej PhishGuard.</w:t>
       </w:r>
     </w:p>
@@ -8890,7 +8953,7 @@
     </w:p>
     <w:p>
       <w:pPr>
-        <w:pStyle w:val="BodyText"/>
+        <w:pStyle w:val="Heading2"/>
       </w:pPr>
       <w:r>
         <w:t xml:space="preserve">4.6. System probabilistyczny (klasyfikator bayesowski)</w:t>
@@ -8898,7 +8961,7 @@
     </w:p>
     <w:p>
       <w:pPr>
-        <w:pStyle w:val="BodyText"/>
+        <w:pStyle w:val="Heading3"/>
       </w:pPr>
       <w:r>
         <w:t xml:space="preserve">4.6.1. Twierdzenie Bayesa i jego zastosowanie do klasyfikacji</w:t>
@@ -9095,7 +9158,7 @@
     </w:p>
     <w:p>
       <w:pPr>
-        <w:pStyle w:val="BodyText"/>
+        <w:pStyle w:val="Heading3"/>
       </w:pPr>
       <w:r>
         <w:t xml:space="preserve">4.6.2. Wariant Gaussowski i kalibracja</w:t>
@@ -9263,7 +9326,7 @@
     </w:p>
     <w:p>
       <w:pPr>
-        <w:pStyle w:val="BodyText"/>
+        <w:pStyle w:val="Heading3"/>
       </w:pPr>
       <w:r>
         <w:t xml:space="preserve">4.6.3. Implementacja w projekcie</w:t>
@@ -9409,7 +9472,7 @@
     </w:p>
     <w:p>
       <w:pPr>
-        <w:pStyle w:val="BodyText"/>
+        <w:pStyle w:val="Heading2"/>
       </w:pPr>
       <w:r>
         <w:t xml:space="preserve">4.7. Agregacja wielo-paradygmatowa</w:t>
@@ -9721,7 +9784,7 @@
     </w:p>
     <w:p>
       <w:pPr>
-        <w:pStyle w:val="BodyText"/>
+        <w:pStyle w:val="Heading2"/>
       </w:pPr>
       <w:r>
         <w:t xml:space="preserve">4.8. API REST i aplikacja serwerowa</w:t>
@@ -9974,8 +10037,13 @@
     <w:p>
       <w:pPr>
         <w:pStyle w:val="BodyText"/>
-      </w:pPr>
-      <w:r>
+        <w:jc w:val="center"/>
+      </w:pPr>
+      <w:r>
+        <w:rPr>
+          <w:b/>
+          <w:sz w:val="20"/>
+        </w:rPr>
         <w:t xml:space="preserve">Tabela 3. Wykaz endpointów API PhishGuard wraz z funkcjami.</w:t>
       </w:r>
     </w:p>
@@ -10170,7 +10238,7 @@
     </w:p>
     <w:p>
       <w:pPr>
-        <w:pStyle w:val="BodyText"/>
+        <w:pStyle w:val="Heading2"/>
       </w:pPr>
       <w:r>
         <w:t xml:space="preserve">4.9. Aplikacja webowa demonstratora</w:t>
@@ -10210,7 +10278,7 @@
     </w:p>
     <w:p>
       <w:pPr>
-        <w:pStyle w:val="BodyText"/>
+        <w:pStyle w:val="Heading3"/>
       </w:pPr>
       <w:r>
         <w:t xml:space="preserve">4.9.1. Wybór technologii</w:t>
@@ -10262,7 +10330,7 @@
     </w:p>
     <w:p>
       <w:pPr>
-        <w:pStyle w:val="BodyText"/>
+        <w:pStyle w:val="Heading3"/>
       </w:pPr>
       <w:r>
         <w:t xml:space="preserve">4.9.2. Schemat działania</w:t>
@@ -10426,7 +10494,7 @@
     </w:p>
     <w:p>
       <w:pPr>
-        <w:pStyle w:val="BodyText"/>
+        <w:pStyle w:val="Heading3"/>
       </w:pPr>
       <w:r>
         <w:t xml:space="preserve">4.9.3. Komunikacja z API</w:t>
@@ -10498,7 +10566,7 @@
     </w:p>
     <w:p>
       <w:pPr>
-        <w:pStyle w:val="BodyText"/>
+        <w:pStyle w:val="Heading2"/>
       </w:pPr>
       <w:r>
         <w:t xml:space="preserve">4.10. Testy automatyczne i zapewnienie jakości</w:t>
@@ -10662,7 +10730,7 @@
     </w:p>
     <w:p>
       <w:pPr>
-        <w:pStyle w:val="FirstParagraph"/>
+        <w:pStyle w:val="Heading2"/>
       </w:pPr>
       <w:r>
         <w:t xml:space="preserve">5.1. Metodyka ewaluacji</w:t>
@@ -10810,7 +10878,7 @@
     </w:p>
     <w:p>
       <w:pPr>
-        <w:pStyle w:val="BodyText"/>
+        <w:pStyle w:val="Heading2"/>
       </w:pPr>
       <w:r>
         <w:t xml:space="preserve">5.2. Wyniki klasyfikatorów bazowych</w:t>
@@ -11007,7 +11075,7 @@
     </w:p>
     <w:p>
       <w:pPr>
-        <w:pStyle w:val="BodyText"/>
+        <w:pStyle w:val="Heading2"/>
       </w:pPr>
       <w:r>
         <w:t xml:space="preserve">5.3. Wyniki klasyfikatorów zoptymalizowanych</w:t>
@@ -11231,7 +11299,7 @@
     </w:p>
     <w:p>
       <w:pPr>
-        <w:pStyle w:val="BodyText"/>
+        <w:pStyle w:val="Heading3"/>
       </w:pPr>
       <w:r>
         <w:t xml:space="preserve">5.3.1. Hiperparametry znalezione przez algorytm genetyczny</w:t>
@@ -11433,7 +11501,7 @@
     </w:p>
     <w:p>
       <w:pPr>
-        <w:pStyle w:val="BodyText"/>
+        <w:pStyle w:val="Heading2"/>
       </w:pPr>
       <w:r>
         <w:t xml:space="preserve">5.4. Wyniki zespołów (ensembles)</w:t>
@@ -11458,8 +11526,13 @@
     <w:p>
       <w:pPr>
         <w:pStyle w:val="BodyText"/>
-      </w:pPr>
-      <w:r>
+        <w:jc w:val="center"/>
+      </w:pPr>
+      <w:r>
+        <w:rPr>
+          <w:b/>
+          <w:sz w:val="20"/>
+        </w:rPr>
         <w:t xml:space="preserve">Tabela 6. Wyniki zespołów klasyfikatorów na zbiorze testowym temporalnym.</w:t>
       </w:r>
     </w:p>
@@ -11511,7 +11584,7 @@
     </w:p>
     <w:p>
       <w:pPr>
-        <w:pStyle w:val="BodyText"/>
+        <w:pStyle w:val="Heading2"/>
       </w:pPr>
       <w:r>
         <w:t xml:space="preserve">5.5. Wyniki modeli wyspecjalizowanych (e-mail, SMS)</w:t>
@@ -11542,8 +11615,13 @@
     <w:p>
       <w:pPr>
         <w:pStyle w:val="BodyText"/>
-      </w:pPr>
-      <w:r>
+        <w:jc w:val="center"/>
+      </w:pPr>
+      <w:r>
+        <w:rPr>
+          <w:b/>
+          <w:sz w:val="20"/>
+        </w:rPr>
         <w:t xml:space="preserve">Tabela 7. Wyniki modeli wyspecjalizowanych dla wiadomości e-mail i SMS.</w:t>
       </w:r>
     </w:p>
@@ -11604,7 +11682,7 @@
     </w:p>
     <w:p>
       <w:pPr>
-        <w:pStyle w:val="BodyText"/>
+        <w:pStyle w:val="Heading2"/>
       </w:pPr>
       <w:r>
         <w:t xml:space="preserve">5.6. Wyniki systemu wielowarstwowego</w:t>
@@ -11714,7 +11792,7 @@
     </w:p>
     <w:p>
       <w:pPr>
-        <w:pStyle w:val="FirstParagraph"/>
+        <w:pStyle w:val="Heading2"/>
       </w:pPr>
       <w:r>
         <w:t xml:space="preserve">5.7. Studium przypadków</w:t>
@@ -11754,7 +11832,7 @@
     </w:p>
     <w:p>
       <w:pPr>
-        <w:pStyle w:val="BodyText"/>
+        <w:pStyle w:val="Heading3"/>
       </w:pPr>
       <w:r>
         <w:t xml:space="preserve">5.7.1. Przypadek jednomyślny phishing</w:t>
@@ -11864,7 +11942,7 @@
     </w:p>
     <w:p>
       <w:pPr>
-        <w:pStyle w:val="BodyText"/>
+        <w:pStyle w:val="Heading3"/>
       </w:pPr>
       <w:r>
         <w:t xml:space="preserve">5.7.2. Przypadek jednomyślny legalny</w:t>
@@ -11968,7 +12046,7 @@
     </w:p>
     <w:p>
       <w:pPr>
-        <w:pStyle w:val="BodyText"/>
+        <w:pStyle w:val="Heading3"/>
       </w:pPr>
       <w:r>
         <w:t xml:space="preserve">5.7.3. Próbka z adresem IP w prywatnym zakresie</w:t>
@@ -12046,7 +12124,7 @@
     </w:p>
     <w:p>
       <w:pPr>
-        <w:pStyle w:val="BodyText"/>
+        <w:pStyle w:val="Heading3"/>
       </w:pPr>
       <w:r>
         <w:t xml:space="preserve">5.7.4. Phishing wykrywany głównie przez reguły</w:t>
@@ -12178,7 +12256,7 @@
     </w:p>
     <w:p>
       <w:pPr>
-        <w:pStyle w:val="BodyText"/>
+        <w:pStyle w:val="Heading3"/>
       </w:pPr>
       <w:r>
         <w:t xml:space="preserve">5.7.5. Próbka SMS</w:t>
@@ -12268,7 +12346,7 @@
     </w:p>
     <w:p>
       <w:pPr>
-        <w:pStyle w:val="BodyText"/>
+        <w:pStyle w:val="Heading2"/>
       </w:pPr>
       <w:r>
         <w:t xml:space="preserve">5.8. Ograniczenia</w:t>
@@ -14108,7 +14186,7 @@
           <wp:inline>
             <wp:extent cx="5334000" cy="6902823"/>
             <wp:effectExtent b="0" l="0" r="0" t="0"/>
-            <wp:docPr descr="Rysunek A1. Architektura systemu (s. 25 oryginału)." title="" id="17" name="Picture"/>
+            <wp:docPr descr="Rysunek A1. Architektura systemu (render s. 25 oryginału)." title="" id="17" name="Picture"/>
             <a:graphic>
               <a:graphicData uri="http://schemas.openxmlformats.org/drawingml/2006/picture">
                 <pic:pic>
@@ -14151,7 +14229,7 @@
         <w:pStyle w:val="ImageCaption"/>
       </w:pPr>
       <w:r>
-        <w:t xml:space="preserve">Rysunek A1. Architektura systemu (s. 25 oryginału).</w:t>
+        <w:t xml:space="preserve">Rysunek A1. Architektura systemu (render s. 25 oryginału).</w:t>
       </w:r>
     </w:p>
     <w:p>
@@ -14163,7 +14241,7 @@
           <w:i/>
           <w:iCs/>
         </w:rPr>
-        <w:t xml:space="preserve">Rysunek A1. Architektura systemu (s. 25 oryginału).</w:t>
+        <w:t xml:space="preserve">Rysunek A1. Architektura systemu (render s. 25 oryginału).</w:t>
       </w:r>
     </w:p>
     <w:p>
@@ -14175,7 +14253,7 @@
           <wp:inline>
             <wp:extent cx="5334000" cy="6902823"/>
             <wp:effectExtent b="0" l="0" r="0" t="0"/>
-            <wp:docPr descr="Rysunek A2. Architektura / przepływ danych (s. 26 oryginału)." title="" id="20" name="Picture"/>
+            <wp:docPr descr="Rysunek A2. Architektura / przepływ danych (render s. 26 oryginału)." title="" id="20" name="Picture"/>
             <a:graphic>
               <a:graphicData uri="http://schemas.openxmlformats.org/drawingml/2006/picture">
                 <pic:pic>
@@ -14218,7 +14296,7 @@
         <w:pStyle w:val="ImageCaption"/>
       </w:pPr>
       <w:r>
-        <w:t xml:space="preserve">Rysunek A2. Architektura / przepływ danych (s. 26 oryginału).</w:t>
+        <w:t xml:space="preserve">Rysunek A2. Architektura / przepływ danych (render s. 26 oryginału).</w:t>
       </w:r>
     </w:p>
     <w:p>
@@ -14230,7 +14308,7 @@
           <w:i/>
           <w:iCs/>
         </w:rPr>
-        <w:t xml:space="preserve">Rysunek A2. Architektura / przepływ danych (s. 26 oryginału).</w:t>
+        <w:t xml:space="preserve">Rysunek A2. Architektura / przepływ danych (render s. 26 oryginału).</w:t>
       </w:r>
     </w:p>
     <w:p>
@@ -14240,14 +14318,14 @@
       <w:r>
         <w:drawing>
           <wp:inline>
-            <wp:extent cx="5334000" cy="6902823"/>
+            <wp:extent cx="5334000" cy="7077307"/>
             <wp:effectExtent b="0" l="0" r="0" t="0"/>
             <wp:docPr descr="Rysunek A3. Interfejs — zrzut ekranu (s. 48 oryginału)." title="" id="23" name="Picture"/>
             <a:graphic>
               <a:graphicData uri="http://schemas.openxmlformats.org/drawingml/2006/picture">
                 <pic:pic>
                   <pic:nvPicPr>
-                    <pic:cNvPr descr="/Users/lukaszdrazek/Inzynierka/reports/figury/strona-48.png" id="24" name="Picture"/>
+                    <pic:cNvPr descr="/Users/lukaszdrazek/Inzynierka/reports/figury2/zrzut-000.png" id="24" name="Picture"/>
                     <pic:cNvPicPr>
                       <a:picLocks noChangeArrowheads="1" noChangeAspect="1"/>
                     </pic:cNvPicPr>
@@ -14261,7 +14339,7 @@
                   <pic:spPr bwMode="auto">
                     <a:xfrm>
                       <a:off x="0" y="0"/>
-                      <a:ext cx="5334000" cy="6902823"/>
+                      <a:ext cx="5334000" cy="7077307"/>
                     </a:xfrm>
                     <a:prstGeom prst="rect">
                       <a:avLst/>
@@ -14307,14 +14385,14 @@
       <w:r>
         <w:drawing>
           <wp:inline>
-            <wp:extent cx="5334000" cy="6902823"/>
+            <wp:extent cx="5334000" cy="7077307"/>
             <wp:effectExtent b="0" l="0" r="0" t="0"/>
             <wp:docPr descr="Rysunek A4. Interfejs — zrzut ekranu (s. 49 oryginału)." title="" id="26" name="Picture"/>
             <a:graphic>
               <a:graphicData uri="http://schemas.openxmlformats.org/drawingml/2006/picture">
                 <pic:pic>
                   <pic:nvPicPr>
-                    <pic:cNvPr descr="/Users/lukaszdrazek/Inzynierka/reports/figury/strona-49.png" id="27" name="Picture"/>
+                    <pic:cNvPr descr="/Users/lukaszdrazek/Inzynierka/reports/figury2/zrzut-001.png" id="27" name="Picture"/>
                     <pic:cNvPicPr>
                       <a:picLocks noChangeArrowheads="1" noChangeAspect="1"/>
                     </pic:cNvPicPr>
@@ -14328,7 +14406,7 @@
                   <pic:spPr bwMode="auto">
                     <a:xfrm>
                       <a:off x="0" y="0"/>
-                      <a:ext cx="5334000" cy="6902823"/>
+                      <a:ext cx="5334000" cy="7077307"/>
                     </a:xfrm>
                     <a:prstGeom prst="rect">
                       <a:avLst/>
@@ -14374,14 +14452,14 @@
       <w:r>
         <w:drawing>
           <wp:inline>
-            <wp:extent cx="5334000" cy="6902823"/>
+            <wp:extent cx="5334000" cy="7077307"/>
             <wp:effectExtent b="0" l="0" r="0" t="0"/>
             <wp:docPr descr="Rysunek A5. Interfejs — zrzut ekranu (s. 50 oryginału)." title="" id="29" name="Picture"/>
             <a:graphic>
               <a:graphicData uri="http://schemas.openxmlformats.org/drawingml/2006/picture">
                 <pic:pic>
                   <pic:nvPicPr>
-                    <pic:cNvPr descr="/Users/lukaszdrazek/Inzynierka/reports/figury/strona-50.png" id="30" name="Picture"/>
+                    <pic:cNvPr descr="/Users/lukaszdrazek/Inzynierka/reports/figury2/zrzut-002.png" id="30" name="Picture"/>
                     <pic:cNvPicPr>
                       <a:picLocks noChangeArrowheads="1" noChangeAspect="1"/>
                     </pic:cNvPicPr>
@@ -14395,7 +14473,7 @@
                   <pic:spPr bwMode="auto">
                     <a:xfrm>
                       <a:off x="0" y="0"/>
-                      <a:ext cx="5334000" cy="6902823"/>
+                      <a:ext cx="5334000" cy="7077307"/>
                     </a:xfrm>
                     <a:prstGeom prst="rect">
                       <a:avLst/>
@@ -17063,10 +17141,13 @@
     </w:p>
     <w:bookmarkEnd w:id="32"/>
     <w:sectPr>
+      <w:footerReference w:type="default" r:id="rId9"/>
+      <w:footerReference w:type="first" r:id="rId10"/>
       <w:footnotePr>
         <w:numRestart w:val="eachSect"/>
       </w:footnotePr>
       <w:pgMar w:left="1417" w:right="1417" w:top="1417" w:bottom="1417"/>
+      <w:titlePg/>
     </w:sectPr>
   </w:body>
 </w:document>
@@ -17074,6 +17155,34 @@
 
 <file path=word/comments.xml><?xml version="1.0" encoding="utf-8"?>
 <w:comments xmlns:w="http://schemas.openxmlformats.org/wordprocessingml/2006/main" xmlns:m="http://schemas.openxmlformats.org/officeDocument/2006/math" xmlns:r="http://schemas.openxmlformats.org/officeDocument/2006/relationships" xmlns:o="urn:schemas-microsoft-com:office:office" xmlns:v="urn:schemas-microsoft-com:vml" xmlns:w10="urn:schemas-microsoft-com:office:word" xmlns:a="http://schemas.openxmlformats.org/drawingml/2006/main" xmlns:pic="http://schemas.openxmlformats.org/drawingml/2006/picture" xmlns:wp="http://schemas.openxmlformats.org/drawingml/2006/wordprocessingDrawing"/>
+</file>
+
+<file path=word/footer1.xml><?xml version="1.0" encoding="utf-8"?>
+<w:ftr xmlns:m="http://schemas.openxmlformats.org/officeDocument/2006/math" xmlns:mc="http://schemas.openxmlformats.org/markup-compatibility/2006" xmlns:mo="http://schemas.microsoft.com/office/mac/office/2008/main" xmlns:mv="urn:schemas-microsoft-com:mac:vml" xmlns:o="urn:schemas-microsoft-com:office:office" xmlns:r="http://schemas.openxmlformats.org/officeDocument/2006/relationships" xmlns:v="urn:schemas-microsoft-com:vml" xmlns:w10="urn:schemas-microsoft-com:office:word" xmlns:w14="http://schemas.microsoft.com/office/word/2010/wordml" xmlns:w="http://schemas.openxmlformats.org/wordprocessingml/2006/main" xmlns:wne="http://schemas.microsoft.com/office/word/2006/wordml" xmlns:wp14="http://schemas.microsoft.com/office/word/2010/wordprocessingDrawing" xmlns:wp="http://schemas.openxmlformats.org/drawingml/2006/wordprocessingDrawing" xmlns:wpc="http://schemas.microsoft.com/office/word/2010/wordprocessingCanvas" xmlns:wpg="http://schemas.microsoft.com/office/word/2010/wordprocessingGroup" xmlns:wpi="http://schemas.microsoft.com/office/word/2010/wordprocessingInk" xmlns:wps="http://schemas.microsoft.com/office/word/2010/wordprocessingShape" mc:Ignorable="w14 wp14">
+  <w:p>
+    <w:pPr>
+      <w:pStyle w:val="Footer"/>
+      <w:jc w:val="center"/>
+    </w:pPr>
+    <w:r>
+      <w:fldChar w:fldCharType="begin"/>
+      <w:instrText xml:space="preserve">PAGE</w:instrText>
+      <w:fldChar w:fldCharType="separate"/>
+      <w:t>1</w:t>
+      <w:fldChar w:fldCharType="end"/>
+    </w:r>
+  </w:p>
+</w:ftr>
+</file>
+
+<file path=word/footer2.xml><?xml version="1.0" encoding="utf-8"?>
+<w:ftr xmlns:m="http://schemas.openxmlformats.org/officeDocument/2006/math" xmlns:mc="http://schemas.openxmlformats.org/markup-compatibility/2006" xmlns:mo="http://schemas.microsoft.com/office/mac/office/2008/main" xmlns:mv="urn:schemas-microsoft-com:mac:vml" xmlns:o="urn:schemas-microsoft-com:office:office" xmlns:r="http://schemas.openxmlformats.org/officeDocument/2006/relationships" xmlns:v="urn:schemas-microsoft-com:vml" xmlns:w10="urn:schemas-microsoft-com:office:word" xmlns:w14="http://schemas.microsoft.com/office/word/2010/wordml" xmlns:w="http://schemas.openxmlformats.org/wordprocessingml/2006/main" xmlns:wne="http://schemas.microsoft.com/office/word/2006/wordml" xmlns:wp14="http://schemas.microsoft.com/office/word/2010/wordprocessingDrawing" xmlns:wp="http://schemas.openxmlformats.org/drawingml/2006/wordprocessingDrawing" xmlns:wpc="http://schemas.microsoft.com/office/word/2010/wordprocessingCanvas" xmlns:wpg="http://schemas.microsoft.com/office/word/2010/wordprocessingGroup" xmlns:wpi="http://schemas.microsoft.com/office/word/2010/wordprocessingInk" xmlns:wps="http://schemas.microsoft.com/office/word/2010/wordprocessingShape" mc:Ignorable="w14 wp14">
+  <w:p>
+    <w:pPr>
+      <w:pStyle w:val="Footer"/>
+    </w:pPr>
+  </w:p>
+</w:ftr>
 </file>
 
 <file path=word/footnotes.xml><?xml version="1.0" encoding="utf-8"?>

--- a/praca-inzynierska-poprawiona.docx
+++ b/praca-inzynierska-poprawiona.docx
@@ -5882,146 +5882,6 @@
     <w:p>
       <w:pPr>
         <w:pStyle w:val="BodyText"/>
-      </w:pPr>
-      <w:r>
-        <w:t xml:space="preserve">┌────────────────────────────────────────────────────────────────────┐</w:t>
-      </w:r>
-      <w:r>
-        <w:t xml:space="preserve"> </w:t>
-      </w:r>
-      <w:r>
-        <w:t xml:space="preserve">│ Warstwa prezentacji │</w:t>
-      </w:r>
-      <w:r>
-        <w:t xml:space="preserve"> </w:t>
-      </w:r>
-      <w:r>
-        <w:t xml:space="preserve">│ Swagger UI · klienci HTTP (curl, Postman) · frontend /app │</w:t>
-      </w:r>
-      <w:r>
-        <w:t xml:space="preserve"> </w:t>
-      </w:r>
-      <w:r>
-        <w:t xml:space="preserve">└─────────────────────────────┬──────────────────────────────────────┘</w:t>
-      </w:r>
-      <w:r>
-        <w:t xml:space="preserve"> </w:t>
-      </w:r>
-      <w:r>
-        <w:t xml:space="preserve">│ H T T P / J S O N</w:t>
-      </w:r>
-      <w:r>
-        <w:t xml:space="preserve"> </w:t>
-      </w:r>
-      <w:r>
-        <w:t xml:space="preserve">┌─────────────────────────────▼──────────────────────────────────────┐</w:t>
-      </w:r>
-      <w:r>
-        <w:t xml:space="preserve"> </w:t>
-      </w:r>
-      <w:r>
-        <w:t xml:space="preserve">│ Warstwa logiki (FastAPI, Pydantic) │</w:t>
-      </w:r>
-      <w:r>
-        <w:t xml:space="preserve"> </w:t>
-      </w:r>
-      <w:r>
-        <w:t xml:space="preserve">│ /predict · /predict/ensemble · /predict/multi-paradigm │</w:t>
-      </w:r>
-      <w:r>
-        <w:t xml:space="preserve"> </w:t>
-      </w:r>
-      <w:r>
-        <w:t xml:space="preserve">│ /predict/email · /predict/email/file · /predict/sms · /health │</w:t>
-      </w:r>
-      <w:r>
-        <w:t xml:space="preserve"> </w:t>
-      </w:r>
-      <w:r>
-        <w:t xml:space="preserve">│ │</w:t>
-      </w:r>
-      <w:r>
-        <w:t xml:space="preserve"> </w:t>
-      </w:r>
-      <w:r>
-        <w:t xml:space="preserve">│ ┌────────────┐ ┌──────────────┐ ┌──────────────┐ ┌──────────────┐ │</w:t>
-      </w:r>
-      <w:r>
-        <w:t xml:space="preserve"> </w:t>
-      </w:r>
-      <w:r>
-        <w:t xml:space="preserve">│ │ Ekstrakcja │ │ Klasyfika- │ │ Algorytm │ │ Agregator │ │</w:t>
-      </w:r>
-      <w:r>
-        <w:t xml:space="preserve"> </w:t>
-      </w:r>
-      <w:r>
-        <w:t xml:space="preserve">│ │ cech │ │ tory ML + │ │ genetyczny │ │ paradygma - │ │</w:t>
-      </w:r>
-      <w:r>
-        <w:t xml:space="preserve"> </w:t>
-      </w:r>
-      <w:r>
-        <w:t xml:space="preserve">│ │ (URL/Email │ │ ensembles │ │ (DEAP) + │ │ tów (ML + │ │</w:t>
-      </w:r>
-      <w:r>
-        <w:t xml:space="preserve"> </w:t>
-      </w:r>
-      <w:r>
-        <w:t xml:space="preserve">│ │ /SMS/Text)│ │ (sklearn) │ │ MLflow │ │ Rules + │ │</w:t>
-      </w:r>
-      <w:r>
-        <w:t xml:space="preserve"> </w:t>
-      </w:r>
-      <w:r>
-        <w:t xml:space="preserve">│ │ │ │ │ │ │ │ Bayes) │ │</w:t>
-      </w:r>
-      <w:r>
-        <w:t xml:space="preserve"> </w:t>
-      </w:r>
-      <w:r>
-        <w:t xml:space="preserve">│ └────────────┘ └──────────────┘ └──────────────┘ └──────────────┘ │</w:t>
-      </w:r>
-      <w:r>
-        <w:t xml:space="preserve"> </w:t>
-      </w:r>
-      <w:r>
-        <w:t xml:space="preserve">└─────────────────────────────┬──────────────────────────────────────┘</w:t>
-      </w:r>
-      <w:r>
-        <w:t xml:space="preserve"> </w:t>
-      </w:r>
-      <w:r>
-        <w:t xml:space="preserve">│</w:t>
-      </w:r>
-      <w:r>
-        <w:t xml:space="preserve"> </w:t>
-      </w:r>
-      <w:r>
-        <w:t xml:space="preserve">┌─────────────────────────────▼──────────────────────────────────────┐</w:t>
-      </w:r>
-      <w:r>
-        <w:t xml:space="preserve"> </w:t>
-      </w:r>
-      <w:r>
-        <w:t xml:space="preserve">│ Warstwa danych │</w:t>
-      </w:r>
-      <w:r>
-        <w:t xml:space="preserve"> </w:t>
-      </w:r>
-      <w:r>
-        <w:t xml:space="preserve">│ models/*.joblib · data/ · cache/ · mlruns/ · phishing_rules.yaml │</w:t>
-      </w:r>
-      <w:r>
-        <w:t xml:space="preserve"> </w:t>
-      </w:r>
-      <w:r>
-        <w:t xml:space="preserve">└────────────────────────────────────────────────────────────────────┘</w:t>
-      </w:r>
-    </w:p>
-    <w:p>
-      <w:pPr>
-        <w:pStyle w:val="BodyText"/>
         <w:jc w:val="center"/>
       </w:pPr>
       <w:r>
@@ -6470,38 +6330,6 @@
     </w:p>
     <w:p>
       <w:pPr>
-        <w:pStyle w:val="BodyText"/>
-      </w:pPr>
-      <w:r>
-        <w:t xml:space="preserve">d e f c a l c u l a t e _ e n t r o p y ( t e x t : s t r ) - &gt; f l o a t :</w:t>
-      </w:r>
-      <w:r>
-        <w:t xml:space="preserve"> </w:t>
-      </w:r>
-      <w:r>
-        <w:t xml:space="preserve">i f n o t t e x t :</w:t>
-      </w:r>
-      <w:r>
-        <w:t xml:space="preserve"> </w:t>
-      </w:r>
-      <w:r>
-        <w:t xml:space="preserve">r e t u r n 0 . 0</w:t>
-      </w:r>
-      <w:r>
-        <w:t xml:space="preserve"> </w:t>
-      </w:r>
-      <w:r>
-        <w:t xml:space="preserve">c o u n t s = C o u n t e r ( t e x t )</w:t>
-      </w:r>
-      <w:r>
-        <w:t xml:space="preserve"> </w:t>
-      </w:r>
-      <w:r>
-        <w:t xml:space="preserve">l e n g t h = l e n ( t e x t )</w:t>
-      </w:r>
-    </w:p>
-    <w:p>
-      <w:pPr>
         <w:pStyle w:val="SourceCode"/>
       </w:pPr>
       <w:r>
@@ -7576,54 +7404,437 @@
     </w:p>
     <w:p>
       <w:pPr>
-        <w:pStyle w:val="BodyText"/>
-      </w:pPr>
-      <w:r>
-        <w:t xml:space="preserve">e n s e m b l e = S t a c k i n g C l a s s i f i e r (</w:t>
-      </w:r>
-      <w:r>
-        <w:t xml:space="preserve"> </w:t>
-      </w:r>
-      <w:r>
-        <w:t xml:space="preserve">e s t i m a t o r s = e s t i m a t o r s ,</w:t>
-      </w:r>
-      <w:r>
-        <w:t xml:space="preserve"> </w:t>
-      </w:r>
-      <w:r>
-        <w:t xml:space="preserve">final_estimator=LogisticRegression(class_weight=</w:t>
-      </w:r>
-      <w:r>
-        <w:t xml:space="preserve">‘balanced’</w:t>
-      </w:r>
-      <w:r>
-        <w:t xml:space="preserve">,</w:t>
-      </w:r>
-      <w:r>
-        <w:t xml:space="preserve"> </w:t>
-      </w:r>
-      <w:r>
-        <w:t xml:space="preserve">max_iter=1000, random_state=42),</w:t>
-      </w:r>
-    </w:p>
-    <w:p>
-      <w:pPr>
         <w:pStyle w:val="SourceCode"/>
       </w:pPr>
       <w:r>
         <w:rPr>
           <w:rStyle w:val="VerbatimChar"/>
         </w:rPr>
+        <w:t xml:space="preserve">    final_estimator=LogisticRegression(class_weight='balanced',</w:t>
+      </w:r>
+      <w:r>
+        <w:br/>
+      </w:r>
+      <w:r>
+        <w:rPr>
+          <w:rStyle w:val="VerbatimChar"/>
+        </w:rPr>
+        <w:t xml:space="preserve">                                                            max_iter=1000,                       random_state=42),</w:t>
+      </w:r>
+      <w:r>
+        <w:br/>
+      </w:r>
+      <w:r>
+        <w:br/>
+      </w:r>
+      <w:r>
+        <w:br/>
+      </w:r>
+      <w:r>
+        <w:br/>
+      </w:r>
+      <w:r>
+        <w:rPr>
+          <w:rStyle w:val="VerbatimChar"/>
+        </w:rPr>
         <w:t xml:space="preserve">c                                 v                                        =                                       5                           ,</w:t>
       </w:r>
-      <w:r>
-        <w:br/>
-      </w:r>
+    </w:p>
+    <w:p>
+      <w:pPr>
+        <w:pStyle w:val="FirstParagraph"/>
+      </w:pPr>
+      <w:r>
+        <w:t xml:space="preserve">)</w:t>
+      </w:r>
+    </w:p>
+    <w:p>
+      <w:pPr>
+        <w:pStyle w:val="BodyText"/>
+      </w:pPr>
+      <w:r>
+        <w:t xml:space="preserve">Listing 2. Konfiguracja meta-modelu w stacking ensemble (src/models/ensemble.py).</w:t>
+      </w:r>
+    </w:p>
+    <w:p>
+      <w:pPr>
+        <w:pStyle w:val="Heading3"/>
+      </w:pPr>
+      <w:r>
+        <w:t xml:space="preserve">4.3.9. Wykrywanie rozbieżności w zespole</w:t>
+      </w:r>
+    </w:p>
+    <w:p>
+      <w:pPr>
+        <w:pStyle w:val="BodyText"/>
+      </w:pPr>
+      <w:r>
+        <w:t xml:space="preserve">Funkcja get_disagreement_summary (moduł src/models/disagreement.py) oblicza wskaźnik</w:t>
+      </w:r>
+      <w:r>
+        <w:t xml:space="preserve"> </w:t>
+      </w:r>
+      <w:r>
+        <w:t xml:space="preserve">rozbieżności między predykcjami klasyfikatorów. Wskaźnikiem jest znormalizowana entropia</w:t>
+      </w:r>
+      <w:r>
+        <w:t xml:space="preserve"> </w:t>
+      </w:r>
+      <w:r>
+        <w:t xml:space="preserve">rozkładu predykcji binarnych. Dla siedmiu klasyfikatorów rozkład typu [7, 0] (jednomyślność)</w:t>
+      </w:r>
+      <w:r>
+        <w:t xml:space="preserve"> </w:t>
+      </w:r>
+      <w:r>
+        <w:t xml:space="preserve">daje entropię równą zero, a rozkład [4, 3] (maksymalna niezgoda) zbliża się do jedności. W</w:t>
+      </w:r>
+      <w:r>
+        <w:t xml:space="preserve"> </w:t>
+      </w:r>
+      <w:r>
+        <w:t xml:space="preserve">obecnej implementacji próg uznania próbki za graniczną ustawiono empirycznie na 0,7.</w:t>
+      </w:r>
+      <w:r>
+        <w:t xml:space="preserve"> </w:t>
+      </w:r>
+      <w:r>
+        <w:t xml:space="preserve">Przekroczenie progu jest flagowane w odpowiedzi API i jest sygnałem dla analityka, że dany</w:t>
+      </w:r>
+      <w:r>
+        <w:t xml:space="preserve"> </w:t>
+      </w:r>
+      <w:r>
+        <w:t xml:space="preserve">przypadek wymaga ręcznej weryfikacji.</w:t>
+      </w:r>
+    </w:p>
+    <w:p>
+      <w:pPr>
+        <w:pStyle w:val="BodyText"/>
+      </w:pPr>
+      <w:r>
+        <w:t xml:space="preserve">Wybór entropii zamiast prostszej miary, takiej jak proporcja głosów mniejszościowych, ma</w:t>
+      </w:r>
+      <w:r>
+        <w:t xml:space="preserve"> </w:t>
+      </w:r>
+      <w:r>
+        <w:t xml:space="preserve">uzasadnienie informacyjne. Entropia traktuje rozkład [6, 1] i [5, 2] różnie, co odzwierciedla</w:t>
+      </w:r>
+      <w:r>
+        <w:t xml:space="preserve"> </w:t>
+      </w:r>
+      <w:r>
+        <w:t xml:space="preserve">intuicję, że jeden dysydent w grupie siedmiu jest słabszym sygnałem niezgody niż dwóch. Dla</w:t>
+      </w:r>
+      <w:r>
+        <w:t xml:space="preserve"> </w:t>
+      </w:r>
+      <w:r>
+        <w:t xml:space="preserve">rozkładu jednomyślnego entropia jest dokładnie zerowa, co dobrze pasuje do agregatora</w:t>
+      </w:r>
+      <w:r>
+        <w:t xml:space="preserve"> </w:t>
+      </w:r>
+      <w:r>
+        <w:t xml:space="preserve">opisanego w rozdziale 4.7.</w:t>
+      </w:r>
+    </w:p>
+    <w:p>
+      <w:pPr>
+        <w:pStyle w:val="Heading2"/>
+      </w:pPr>
+      <w:r>
+        <w:t xml:space="preserve">4.4. Optymalizacja ewolucyjna (algorytm genetyczny)</w:t>
+      </w:r>
+    </w:p>
+    <w:p>
+      <w:pPr>
+        <w:pStyle w:val="Heading3"/>
+      </w:pPr>
+      <w:r>
+        <w:t xml:space="preserve">4.4.1. Motywacja i krótki rys historyczny</w:t>
+      </w:r>
+    </w:p>
+    <w:p>
+      <w:pPr>
+        <w:pStyle w:val="BodyText"/>
+      </w:pPr>
+      <w:r>
+        <w:t xml:space="preserve">Dobór hiperparametrów klasyfikatora ML jest klasycznym problemem optymalizacji w</w:t>
+      </w:r>
+      <w:r>
+        <w:t xml:space="preserve"> </w:t>
+      </w:r>
+      <w:r>
+        <w:t xml:space="preserve">przestrzeni o mieszanym typie. Część parametrów jest liczbami całkowitymi (liczba drzew,</w:t>
+      </w:r>
+      <w:r>
+        <w:t xml:space="preserve"> </w:t>
+      </w:r>
+      <w:r>
+        <w:t xml:space="preserve">głębokość), część liczbami rzeczywistymi w skali liniowej lub logarytmicznej (C w SVM,</w:t>
+      </w:r>
+      <w:r>
+        <w:t xml:space="preserve"> </w:t>
+      </w:r>
+      <w:r>
+        <w:t xml:space="preserve">learning_rate w XGBoost), a część zmiennymi kategorialnymi (rodzaj jądra, kryterium</w:t>
+      </w:r>
+      <w:r>
+        <w:t xml:space="preserve"> </w:t>
+      </w:r>
+      <w:r>
+        <w:t xml:space="preserve">podziału). Przestrzeń ta jest nieciągła i nie ma dostępnego gradientu, a próba dostrojenia każdego</w:t>
+      </w:r>
+      <w:r>
+        <w:t xml:space="preserve"> </w:t>
+      </w:r>
+      <w:r>
+        <w:t xml:space="preserve">parametru ręcznie nawet dla jednego klasyfikatora kosztuje godziny pracy badacza i daje wyniki</w:t>
+      </w:r>
+      <w:r>
+        <w:t xml:space="preserve"> </w:t>
+      </w:r>
+      <w:r>
+        <w:t xml:space="preserve">gorsze od metod automatycznych.</w:t>
+      </w:r>
+    </w:p>
+    <w:p>
+      <w:pPr>
+        <w:pStyle w:val="BodyText"/>
+      </w:pPr>
+      <w:r>
+        <w:t xml:space="preserve">Klasyczna metoda wyszukiwania siatkowego (grid search) skaluje się wykładniczo z liczbą</w:t>
+      </w:r>
+      <w:r>
+        <w:t xml:space="preserve"> </w:t>
+      </w:r>
+      <w:r>
+        <w:t xml:space="preserve">wymiarów. Dla XGBoost, dla którego optymalizowano dziewięć parametrów, trzy wartości na</w:t>
+      </w:r>
+      <w:r>
+        <w:t xml:space="preserve"> </w:t>
+      </w:r>
+      <w:r>
+        <w:t xml:space="preserve">każdym wymiarze dają 39 = 19683 konfiguracji, co po pięciokrotnej walidacji krzyżowej daje</w:t>
+      </w:r>
+      <w:r>
+        <w:t xml:space="preserve"> </w:t>
+      </w:r>
+      <w:r>
+        <w:t xml:space="preserve">blisko 100 tysięcy treningów. Wyszukiwanie losowe (random search) jest istotnie bardziej</w:t>
+      </w:r>
+      <w:r>
+        <w:t xml:space="preserve"> </w:t>
+      </w:r>
+      <w:r>
+        <w:t xml:space="preserve">efektywne, ponieważ większość wymiarów ma niski wpływ i przeszukiwanie ich z siatkowym</w:t>
+      </w:r>
+      <w:r>
+        <w:t xml:space="preserve"> </w:t>
+      </w:r>
+      <w:r>
+        <w:t xml:space="preserve">krokiem jest marnotrawne [40]. Jeszcze efektywniejsza jest optymalizacja bayesowska (na</w:t>
+      </w:r>
+      <w:r>
+        <w:t xml:space="preserve"> </w:t>
+      </w:r>
+      <w:r>
+        <w:t xml:space="preserve">przykład Optuna), która modeluje funkcję celu zastępczo i dobiera kolejne próbki na podstawie</w:t>
+      </w:r>
+      <w:r>
+        <w:t xml:space="preserve"> </w:t>
+      </w:r>
+      <w:r>
+        <w:t xml:space="preserve">modelu zastępczego. Domyślnym samplerem biblioteki Optuna jest TPE (Tree-structured Parzen Estimator), a wariant oparty na procesie Gaussa stanowi osobną, opcjonalną metodę. Optymalizacja bayesowska bywa wrażliwa na zmienne kategorialne i dobór przestrzeni; w tym projekcie wartości kategorialne i tak mapowane są na indeksy (src/optimization/search_spaces.py). Algorytm genetyczny wybrano ze względu na naturalną obsługę mieszanych przestrzeni (całkowitych, ciągłych i kategorialnych) bez sztucznych przekształceń oraz prostą kontrolę kosztu obliczeń, a nie z powodu udowodnionej przewagi skuteczności nad optymalizacją bayesowską.</w:t>
+      </w:r>
+    </w:p>
+    <w:p>
+      <w:pPr>
+        <w:pStyle w:val="BodyText"/>
+      </w:pPr>
+      <w:r>
+        <w:t xml:space="preserve">Algorytmy genetyczne, sformułowane przez Johna Hollanda w latach siedemdziesiątych [34] i</w:t>
+      </w:r>
+      <w:r>
+        <w:t xml:space="preserve"> </w:t>
+      </w:r>
+      <w:r>
+        <w:t xml:space="preserve">rozwijane jako odrębna gałąź obliczeń ewolucyjnych [18], przyjmują inną drogę. Przeszukują</w:t>
+      </w:r>
+      <w:r>
+        <w:t xml:space="preserve"> </w:t>
+      </w:r>
+      <w:r>
+        <w:t xml:space="preserve">przestrzeń utrzymując populację rozwiązań, które ewoluują przez selekcję, krzyżowanie i</w:t>
+      </w:r>
+      <w:r>
+        <w:t xml:space="preserve"> </w:t>
+      </w:r>
+      <w:r>
+        <w:t xml:space="preserve">mutację. W praktyce daje to kilka korzyści, które dobrze pasują do problemu hiperparametrów:</w:t>
+      </w:r>
+      <w:r>
+        <w:t xml:space="preserve"> </w:t>
+      </w:r>
+      <w:r>
+        <w:t xml:space="preserve">GA radzi sobie z mieszanką liczb całkowitych, ciągłych i kategorialnych bez sztucznego</w:t>
+      </w:r>
+      <w:r>
+        <w:t xml:space="preserve"> </w:t>
+      </w:r>
+      <w:r>
+        <w:t xml:space="preserve">mapowania, populacyjny charakter pomaga wyjść z lokalnych ekstremów, a ocena osobników w</w:t>
+      </w:r>
+      <w:r>
+        <w:t xml:space="preserve"> </w:t>
+      </w:r>
+      <w:r>
+        <w:t xml:space="preserve">jednej generacji jest niezależna, więc całość łatwo zrównoleglić. Ceną jest większy koszt</w:t>
+      </w:r>
+      <w:r>
+        <w:t xml:space="preserve"> </w:t>
+      </w:r>
+      <w:r>
+        <w:t xml:space="preserve">obliczeniowy niż w optymalizacji bayesowskiej i konieczność strojenia samych metaparametrów</w:t>
+      </w:r>
+      <w:r>
+        <w:t xml:space="preserve"> </w:t>
+      </w:r>
+      <w:r>
+        <w:t xml:space="preserve">algorytmu (wielkość populacji, prawdopodobieństwa krzyżowania i mutacji).</w:t>
+      </w:r>
+    </w:p>
+    <w:p>
+      <w:pPr>
+        <w:pStyle w:val="Heading3"/>
+      </w:pPr>
+      <w:r>
+        <w:t xml:space="preserve">4.4.2. Implementacja na bazie DEAP</w:t>
+      </w:r>
+    </w:p>
+    <w:p>
+      <w:pPr>
+        <w:pStyle w:val="BodyText"/>
+      </w:pPr>
+      <w:r>
+        <w:t xml:space="preserve">Optymalizację zrealizowałem w bibliotece DEAP (Fortin i in. [7], Distributed Evolutionary</w:t>
+      </w:r>
+      <w:r>
+        <w:t xml:space="preserve"> </w:t>
+      </w:r>
+      <w:r>
+        <w:t xml:space="preserve">Algorithms in Python, wersja 1.4.3). DEAP udostępnia gotowe operatory selekcji, krzyżowania i</w:t>
+      </w:r>
+      <w:r>
+        <w:t xml:space="preserve"> </w:t>
+      </w:r>
+      <w:r>
+        <w:t xml:space="preserve">mutacji, łatwo integruje się ze scikit-learn i pozwala też sięgnąć po bardziej zaawansowane</w:t>
+      </w:r>
+      <w:r>
+        <w:t xml:space="preserve"> </w:t>
+      </w:r>
+      <w:r>
+        <w:t xml:space="preserve">warianty obliczeń ewolucyjnych (NSGA-II, CMA-ES, programowanie genetyczne), gdyby</w:t>
+      </w:r>
+      <w:r>
+        <w:t xml:space="preserve"> </w:t>
+      </w:r>
+      <w:r>
+        <w:t xml:space="preserve">projekt rozszerzano w przyszłości. W module src/optimization/ga_optimizer.py znajdują się</w:t>
+      </w:r>
+      <w:r>
+        <w:t xml:space="preserve"> </w:t>
+      </w:r>
+      <w:r>
+        <w:t xml:space="preserve">dwie kluczowe funkcje: setup_toolbox (konfiguracja DEAP) i run_ga_optimization (główna</w:t>
+      </w:r>
+      <w:r>
+        <w:t xml:space="preserve"> </w:t>
+      </w:r>
+      <w:r>
+        <w:t xml:space="preserve">pętla ewolucyjna).</w:t>
+      </w:r>
+    </w:p>
+    <w:p>
+      <w:pPr>
+        <w:pStyle w:val="BodyText"/>
+      </w:pPr>
+      <w:r>
+        <w:t xml:space="preserve">Podczas implementacji szybko okazało się, że same operatory mutacji i krzyżowania nie</w:t>
+      </w:r>
+      <w:r>
+        <w:t xml:space="preserve"> </w:t>
+      </w:r>
+      <w:r>
+        <w:t xml:space="preserve">wystarczą - trzeba pilnować ograniczeń dziedziny. DEAP z operatorem cxBlend potrafił mi</w:t>
+      </w:r>
+    </w:p>
+    <w:p>
+      <w:pPr>
+        <w:pStyle w:val="BodyText"/>
+      </w:pPr>
+      <w:r>
+        <w:t xml:space="preserve">wygenerować wartości ujemne dla parametrów takich jak n_estimators w Random Forest, czego</w:t>
+      </w:r>
+      <w:r>
+        <w:t xml:space="preserve"> </w:t>
+      </w:r>
+      <w:r>
+        <w:t xml:space="preserve">scikit-learn naturalnie nie zaakceptował. Dodanie dekoratora checkBounds rozwiązało problem,</w:t>
+      </w:r>
+      <w:r>
+        <w:t xml:space="preserve"> </w:t>
+      </w:r>
+      <w:r>
+        <w:t xml:space="preserve">ale dopiero po kilku nieudanych uruchomieniach i ręcznym przejrzeniu wartości osobników.</w:t>
+      </w:r>
+      <w:r>
+        <w:t xml:space="preserve"> </w:t>
+      </w:r>
+      <w:r>
+        <w:t xml:space="preserve">Lekcja: w tego typu optymalizacji warto narzucić ograniczenia od pierwszej generacji, nawet</w:t>
+      </w:r>
+      <w:r>
+        <w:t xml:space="preserve"> </w:t>
+      </w:r>
+      <w:r>
+        <w:t xml:space="preserve">jeśli wstępne osobniki wyglądają poprawnie.</w:t>
+      </w:r>
+    </w:p>
+    <w:p>
+      <w:pPr>
+        <w:pStyle w:val="BodyText"/>
+      </w:pPr>
+      <w:r>
+        <w:t xml:space="preserve">Reprezentacja osobnika</w:t>
+      </w:r>
+    </w:p>
+    <w:p>
+      <w:pPr>
+        <w:pStyle w:val="BodyText"/>
+      </w:pPr>
+      <w:r>
+        <w:t xml:space="preserve">Osobnik jest listą wartości hiperparametrów. Każdy hiperparametr ma w</w:t>
+      </w:r>
+      <w:r>
+        <w:t xml:space="preserve"> </w:t>
+      </w:r>
+      <w:r>
+        <w:t xml:space="preserve">src/optimization/search_spaces.py zdefiniowaną przestrzeń przeszukiwań - z trzema typami:</w:t>
+      </w:r>
+    </w:p>
+    <w:p>
+      <w:pPr>
+        <w:pStyle w:val="SourceCode"/>
+      </w:pPr>
       <w:r>
         <w:rPr>
           <w:rStyle w:val="VerbatimChar"/>
         </w:rPr>
-        <w:t xml:space="preserve">s    t    a       c       k           _       m           e   t       h        o       d   =           '       a           u       t   o   '   ,</w:t>
+        <w:t xml:space="preserve">•    integer - liczba całkowita w zakresie (np. n_estimators w RF: 50-500);</w:t>
       </w:r>
       <w:r>
         <w:br/>
@@ -7632,7 +7843,7 @@
         <w:rPr>
           <w:rStyle w:val="VerbatimChar"/>
         </w:rPr>
-        <w:t xml:space="preserve">p     a       s       s       t           h           r       o       u        g       h       =           F           a       l       s   e   ,</w:t>
+        <w:t xml:space="preserve">•    float - liczba zmiennoprzecinkowa, opcjonalnie w skali logarytmicznej (np. C w SVM lub</w:t>
       </w:r>
       <w:r>
         <w:br/>
@@ -7641,7 +7852,19 @@
         <w:rPr>
           <w:rStyle w:val="VerbatimChar"/>
         </w:rPr>
-        <w:t xml:space="preserve">n         _               j                       o               b                s               =                       -           1       ,</w:t>
+        <w:t xml:space="preserve">     learning_rate w XGB);</w:t>
+      </w:r>
+      <w:r>
+        <w:br/>
+      </w:r>
+      <w:r>
+        <w:br/>
+      </w:r>
+      <w:r>
+        <w:rPr>
+          <w:rStyle w:val="VerbatimChar"/>
+        </w:rPr>
+        <w:t xml:space="preserve">•    categorical - indeks w liście wartości (np. kernel ∈ {'rbf', 'linear', 'poly'}).</w:t>
       </w:r>
     </w:p>
     <w:p>
@@ -7649,99 +7872,412 @@
         <w:pStyle w:val="FirstParagraph"/>
       </w:pPr>
       <w:r>
-        <w:t xml:space="preserve">)</w:t>
-      </w:r>
-    </w:p>
-    <w:p>
-      <w:pPr>
-        <w:pStyle w:val="BodyText"/>
-      </w:pPr>
-      <w:r>
-        <w:t xml:space="preserve">Listing 2. Konfiguracja meta-modelu w stacking ensemble (src/models/ensemble.py).</w:t>
-      </w:r>
-    </w:p>
-    <w:p>
-      <w:pPr>
-        <w:pStyle w:val="Heading3"/>
-      </w:pPr>
-      <w:r>
-        <w:t xml:space="preserve">4.3.9. Wykrywanie rozbieżności w zespole</w:t>
-      </w:r>
-    </w:p>
-    <w:p>
-      <w:pPr>
-        <w:pStyle w:val="BodyText"/>
-      </w:pPr>
-      <w:r>
-        <w:t xml:space="preserve">Funkcja get_disagreement_summary (moduł src/models/disagreement.py) oblicza wskaźnik</w:t>
-      </w:r>
-      <w:r>
-        <w:t xml:space="preserve"> </w:t>
-      </w:r>
-      <w:r>
-        <w:t xml:space="preserve">rozbieżności między predykcjami klasyfikatorów. Wskaźnikiem jest znormalizowana entropia</w:t>
-      </w:r>
-      <w:r>
-        <w:t xml:space="preserve"> </w:t>
-      </w:r>
-      <w:r>
-        <w:t xml:space="preserve">rozkładu predykcji binarnych. Dla siedmiu klasyfikatorów rozkład typu [7, 0] (jednomyślność)</w:t>
-      </w:r>
-      <w:r>
-        <w:t xml:space="preserve"> </w:t>
-      </w:r>
-      <w:r>
-        <w:t xml:space="preserve">daje entropię równą zero, a rozkład [4, 3] (maksymalna niezgoda) zbliża się do jedności. W</w:t>
-      </w:r>
-      <w:r>
-        <w:t xml:space="preserve"> </w:t>
-      </w:r>
-      <w:r>
-        <w:t xml:space="preserve">obecnej implementacji próg uznania próbki za graniczną ustawiono empirycznie na 0,7.</w:t>
-      </w:r>
-      <w:r>
-        <w:t xml:space="preserve"> </w:t>
-      </w:r>
-      <w:r>
-        <w:t xml:space="preserve">Przekroczenie progu jest flagowane w odpowiedzi API i jest sygnałem dla analityka, że dany</w:t>
-      </w:r>
-      <w:r>
-        <w:t xml:space="preserve"> </w:t>
-      </w:r>
-      <w:r>
-        <w:t xml:space="preserve">przypadek wymaga ręcznej weryfikacji.</w:t>
-      </w:r>
-    </w:p>
-    <w:p>
-      <w:pPr>
-        <w:pStyle w:val="BodyText"/>
-      </w:pPr>
-      <w:r>
-        <w:t xml:space="preserve">Wybór entropii zamiast prostszej miary, takiej jak proporcja głosów mniejszościowych, ma</w:t>
-      </w:r>
-      <w:r>
-        <w:t xml:space="preserve"> </w:t>
-      </w:r>
-      <w:r>
-        <w:t xml:space="preserve">uzasadnienie informacyjne. Entropia traktuje rozkład [6, 1] i [5, 2] różnie, co odzwierciedla</w:t>
-      </w:r>
-      <w:r>
-        <w:t xml:space="preserve"> </w:t>
-      </w:r>
-      <w:r>
-        <w:t xml:space="preserve">intuicję, że jeden dysydent w grupie siedmiu jest słabszym sygnałem niezgody niż dwóch. Dla</w:t>
-      </w:r>
-      <w:r>
-        <w:t xml:space="preserve"> </w:t>
-      </w:r>
-      <w:r>
-        <w:t xml:space="preserve">rozkładu jednomyślnego entropia jest dokładnie zerowa, co dobrze pasuje do agregatora</w:t>
-      </w:r>
-      <w:r>
-        <w:t xml:space="preserve"> </w:t>
-      </w:r>
-      <w:r>
-        <w:t xml:space="preserve">opisanego w rozdziale 4.7.</w:t>
+        <w:t xml:space="preserve">Operatory genetyczne</w:t>
+      </w:r>
+    </w:p>
+    <w:p>
+      <w:pPr>
+        <w:pStyle w:val="SourceCode"/>
+      </w:pPr>
+      <w:r>
+        <w:rPr>
+          <w:rStyle w:val="VerbatimChar"/>
+        </w:rPr>
+        <w:t xml:space="preserve">•    Selekcja: turniejowa, rozmiar turnieju 3 (tools.selTournament(tournsize=3)). Wybór</w:t>
+      </w:r>
+      <w:r>
+        <w:br/>
+      </w:r>
+      <w:r>
+        <w:rPr>
+          <w:rStyle w:val="VerbatimChar"/>
+        </w:rPr>
+        <w:t xml:space="preserve">     trzech osobników i przepuszczenie najlepszego do kolejnej generacji równoważy</w:t>
+      </w:r>
+      <w:r>
+        <w:br/>
+      </w:r>
+      <w:r>
+        <w:rPr>
+          <w:rStyle w:val="VerbatimChar"/>
+        </w:rPr>
+        <w:t xml:space="preserve">     eksplorację i eksploatację.</w:t>
+      </w:r>
+      <w:r>
+        <w:br/>
+      </w:r>
+      <w:r>
+        <w:rPr>
+          <w:rStyle w:val="VerbatimChar"/>
+        </w:rPr>
+        <w:t xml:space="preserve">•    Krzyżowanie: mieszane (tools.cxBlend(alpha=0.5)). Tworzy dziecko jako kombinację</w:t>
+      </w:r>
+      <w:r>
+        <w:br/>
+      </w:r>
+      <w:r>
+        <w:rPr>
+          <w:rStyle w:val="VerbatimChar"/>
+        </w:rPr>
+        <w:t xml:space="preserve">     afiniczną rodziców z parametrem mieszania 𝛼 = 0,5. Z prawdopodobieństwem cxpb=0.7.</w:t>
+      </w:r>
+      <w:r>
+        <w:br/>
+      </w:r>
+      <w:r>
+        <w:rPr>
+          <w:rStyle w:val="VerbatimChar"/>
+        </w:rPr>
+        <w:t xml:space="preserve">•    Mutacja:        ograniczona     wielomianowa   (tools.mutPolynomialBounded(eta=20.0,</w:t>
+      </w:r>
+      <w:r>
+        <w:br/>
+      </w:r>
+      <w:r>
+        <w:rPr>
+          <w:rStyle w:val="VerbatimChar"/>
+        </w:rPr>
+        <w:t xml:space="preserve">     indpb=0.2)).    Dla każdego genu z prawdopodobieństwem 20% generuje wartość z</w:t>
+      </w:r>
+      <w:r>
+        <w:br/>
+      </w:r>
+      <w:r>
+        <w:rPr>
+          <w:rStyle w:val="VerbatimChar"/>
+        </w:rPr>
+        <w:t xml:space="preserve">     rozkładu wielomianowego ograniczonego do dolnego i górnego ograniczenia parametru.</w:t>
+      </w:r>
+      <w:r>
+        <w:br/>
+      </w:r>
+      <w:r>
+        <w:rPr>
+          <w:rStyle w:val="VerbatimChar"/>
+        </w:rPr>
+        <w:t xml:space="preserve">     Parametr eta=20 koncentruje mutacje blisko wartości oryginalnej, sprzyjając lokalnej</w:t>
+      </w:r>
+      <w:r>
+        <w:br/>
+      </w:r>
+      <w:r>
+        <w:rPr>
+          <w:rStyle w:val="VerbatimChar"/>
+        </w:rPr>
+        <w:t xml:space="preserve">     eksploatacji.</w:t>
+      </w:r>
+    </w:p>
+    <w:p>
+      <w:pPr>
+        <w:pStyle w:val="FirstParagraph"/>
+      </w:pPr>
+      <w:r>
+        <w:t xml:space="preserve">Oprócz tego zaimplementowano dekorator checkBounds, który egzekwuje ograniczenia po</w:t>
+      </w:r>
+      <w:r>
+        <w:t xml:space="preserve"> </w:t>
+      </w:r>
+      <w:r>
+        <w:t xml:space="preserve">krzyżowaniu i mutacji. Eliminuje to przypadki, w których operatory ciągłe generują wartości</w:t>
+      </w:r>
+      <w:r>
+        <w:t xml:space="preserve"> </w:t>
+      </w:r>
+      <w:r>
+        <w:t xml:space="preserve">spoza dopuszczalnego zakresu albo liczby zespolone (problem znany z cxBlend dla skrajnych</w:t>
+      </w:r>
+      <w:r>
+        <w:t xml:space="preserve"> </w:t>
+      </w:r>
+      <w:r>
+        <w:t xml:space="preserve">alfa).</w:t>
+      </w:r>
+    </w:p>
+    <w:p>
+      <w:pPr>
+        <w:pStyle w:val="BodyText"/>
+      </w:pPr>
+      <w:r>
+        <w:t xml:space="preserve">Funkcja celu</w:t>
+      </w:r>
+    </w:p>
+    <w:p>
+      <w:pPr>
+        <w:pStyle w:val="BodyText"/>
+      </w:pPr>
+      <w:r>
+        <w:t xml:space="preserve">Funkcja celu (moduł src/optimization/fitness.py) maksymalizuje F1-score z 5-krotnej</w:t>
+      </w:r>
+      <w:r>
+        <w:t xml:space="preserve"> </w:t>
+      </w:r>
+      <w:r>
+        <w:t xml:space="preserve">stratifikowanej walidacji krzyżowej (cross_val_score(… cv=5, scoring=f1_scorer)). Wybór</w:t>
+      </w:r>
+      <w:r>
+        <w:t xml:space="preserve"> </w:t>
+      </w:r>
+      <w:r>
+        <w:t xml:space="preserve">F1 jest motywowany wrażliwością problemu na koszt fałszywych negatywów (przeoczona</w:t>
+      </w:r>
+      <w:r>
+        <w:t xml:space="preserve"> </w:t>
+      </w:r>
+      <w:r>
+        <w:t xml:space="preserve">próbka phishingowa) oraz fałszywych pozytywów (nieprawidłowo oznaczony legalny</w:t>
+      </w:r>
+      <w:r>
+        <w:t xml:space="preserve"> </w:t>
+      </w:r>
+      <w:r>
+        <w:t xml:space="preserve">komunikat). Klasa-mniejszościowa to phishing, a F1 binarny dobrze balansuje precyzję i czułość.</w:t>
+      </w:r>
+    </w:p>
+    <w:p>
+      <w:pPr>
+        <w:pStyle w:val="BodyText"/>
+      </w:pPr>
+      <w:r>
+        <w:t xml:space="preserve">Stratifikowana 5-krotna walidacja krzyżowa chroni przed overfittingiem do losowego podziału i</w:t>
+      </w:r>
+      <w:r>
+        <w:t xml:space="preserve"> </w:t>
+      </w:r>
+      <w:r>
+        <w:t xml:space="preserve">jest standardem porównawczym w literaturze.</w:t>
+      </w:r>
+    </w:p>
+    <w:p>
+      <w:pPr>
+        <w:pStyle w:val="BodyText"/>
+      </w:pPr>
+      <w:r>
+        <w:t xml:space="preserve">Pętla ewolucyjna</w:t>
+      </w:r>
+    </w:p>
+    <w:p>
+      <w:pPr>
+        <w:pStyle w:val="BodyText"/>
+      </w:pPr>
+      <w:r>
+        <w:t xml:space="preserve">Pętla wykorzystuje algorytm eaSimple z DEAP:</w:t>
+      </w:r>
+    </w:p>
+    <w:p>
+      <w:pPr>
+        <w:pStyle w:val="SourceCode"/>
+      </w:pPr>
+      <w:r>
+        <w:rPr>
+          <w:rStyle w:val="VerbatimChar"/>
+        </w:rPr>
+        <w:t xml:space="preserve"> •   populacja początkowa: 50 osobników losowych w przestrzeni przeszukiwań;</w:t>
+      </w:r>
+      <w:r>
+        <w:br/>
+      </w:r>
+      <w:r>
+        <w:rPr>
+          <w:rStyle w:val="VerbatimChar"/>
+        </w:rPr>
+        <w:t xml:space="preserve"> •   liczba generacji: 30;</w:t>
+      </w:r>
+      <w:r>
+        <w:br/>
+      </w:r>
+      <w:r>
+        <w:rPr>
+          <w:rStyle w:val="VerbatimChar"/>
+        </w:rPr>
+        <w:t xml:space="preserve"> •   prawdopodobieństwo krzyżowania: 0,7;</w:t>
+      </w:r>
+      <w:r>
+        <w:br/>
+      </w:r>
+      <w:r>
+        <w:rPr>
+          <w:rStyle w:val="VerbatimChar"/>
+        </w:rPr>
+        <w:t xml:space="preserve"> •   prawdopodobieństwo mutacji: 0,2;</w:t>
+      </w:r>
+      <w:r>
+        <w:br/>
+      </w:r>
+      <w:r>
+        <w:rPr>
+          <w:rStyle w:val="VerbatimChar"/>
+        </w:rPr>
+        <w:t xml:space="preserve"> •   Hall of Fame: 10 najlepszych osobników, automatycznie przenoszonych pomiędzy</w:t>
+      </w:r>
+      <w:r>
+        <w:br/>
+      </w:r>
+      <w:r>
+        <w:rPr>
+          <w:rStyle w:val="VerbatimChar"/>
+        </w:rPr>
+        <w:t xml:space="preserve">     generacjami (elitaryzm).</w:t>
+      </w:r>
+    </w:p>
+    <w:p>
+      <w:pPr>
+        <w:pStyle w:val="FirstParagraph"/>
+      </w:pPr>
+      <w:r>
+        <w:t xml:space="preserve">Każdy bieg jest rejestrowany w MLflow [23] (src/optimization/mlflow_tracker.py):</w:t>
+      </w:r>
+      <w:r>
+        <w:t xml:space="preserve"> </w:t>
+      </w:r>
+      <w:r>
+        <w:t xml:space="preserve">zapisywane są hiperparametry, F1-score, średnie, odchylenia standardowe, minima i maksima</w:t>
+      </w:r>
+      <w:r>
+        <w:t xml:space="preserve"> </w:t>
+      </w:r>
+      <w:r>
+        <w:t xml:space="preserve">populacji w każdej generacji, a także najlepszy osobnik jako artefakt.</w:t>
+      </w:r>
+    </w:p>
+    <w:p>
+      <w:pPr>
+        <w:pStyle w:val="BodyText"/>
+      </w:pPr>
+      <w:r>
+        <w:t xml:space="preserve">Wersjonowanie modeli</w:t>
+      </w:r>
+    </w:p>
+    <w:p>
+      <w:pPr>
+        <w:pStyle w:val="BodyText"/>
+      </w:pPr>
+      <w:r>
+        <w:t xml:space="preserve">Po zakończeniu optymalizacji najlepszy model jest zapisywany w</w:t>
+      </w:r>
+      <w:r>
+        <w:t xml:space="preserve"> </w:t>
+      </w:r>
+      <w:r>
+        <w:t xml:space="preserve">models/optimized/{classifier}_optimized.joblib wraz z metadanymi</w:t>
+      </w:r>
+      <w:r>
+        <w:t xml:space="preserve"> </w:t>
+      </w:r>
+      <w:r>
+        <w:t xml:space="preserve">(models/optimized/{classifier}_metadata.json - data treningu, F1 testowy, hiperparametry,</w:t>
+      </w:r>
+      <w:r>
+        <w:t xml:space="preserve"> </w:t>
+      </w:r>
+      <w:r>
+        <w:t xml:space="preserve">znacznik typu ga_optimized). Rejestr aktywnych modeli (src/optimization/model_registry.py )</w:t>
+      </w:r>
+      <w:r>
+        <w:t xml:space="preserve"> </w:t>
+      </w:r>
+      <w:r>
+        <w:t xml:space="preserve">wskazuje, którą wersję modelu (bazową, zoptymalizowaną) ma ładować API. Mechanizm</w:t>
+      </w:r>
+      <w:r>
+        <w:t xml:space="preserve"> </w:t>
+      </w:r>
+      <w:r>
+        <w:t xml:space="preserve">pozwala bezboleśnie podmieniać modele bez modyfikacji kodu serwera.</w:t>
+      </w:r>
+    </w:p>
+    <w:p>
+      <w:pPr>
+        <w:pStyle w:val="BodyText"/>
+      </w:pPr>
+      <w:r>
+        <w:t xml:space="preserve">Przykładowa zawartość pliku metadanych po wykonaniu optymalizacji dla regresji logistycznej</w:t>
+      </w:r>
+      <w:r>
+        <w:t xml:space="preserve"> </w:t>
+      </w:r>
+      <w:r>
+        <w:t xml:space="preserve">(najlepszy z siedmiu klasyfikatorów po GA, F1=0,9749):</w:t>
+      </w:r>
+    </w:p>
+    <w:p>
+      <w:pPr>
+        <w:pStyle w:val="BodyText"/>
+      </w:pPr>
+      <w:r>
+        <w:t xml:space="preserve">{</w:t>
+      </w:r>
+      <w:r>
+        <w:t xml:space="preserve"> </w:t>
+      </w:r>
+      <w:r>
+        <w:t xml:space="preserve">“hyperparameters”</w:t>
+      </w:r>
+      <w:r>
+        <w:t xml:space="preserve">: {</w:t>
+      </w:r>
+      <w:r>
+        <w:t xml:space="preserve"> </w:t>
+      </w:r>
+      <w:r>
+        <w:t xml:space="preserve">“C”</w:t>
+      </w:r>
+      <w:r>
+        <w:t xml:space="preserve">: 7.974174081913068,</w:t>
+      </w:r>
+      <w:r>
+        <w:t xml:space="preserve"> </w:t>
+      </w:r>
+      <w:r>
+        <w:t xml:space="preserve">“penalty”</w:t>
+      </w:r>
+      <w:r>
+        <w:t xml:space="preserve">:</w:t>
+      </w:r>
+      <w:r>
+        <w:t xml:space="preserve"> </w:t>
+      </w:r>
+      <w:r>
+        <w:t xml:space="preserve">“l2”</w:t>
+      </w:r>
+      <w:r>
+        <w:t xml:space="preserve"> </w:t>
+      </w:r>
+      <w:r>
+        <w:t xml:space="preserve">},</w:t>
+      </w:r>
+      <w:r>
+        <w:t xml:space="preserve"> </w:t>
+      </w:r>
+      <w:r>
+        <w:t xml:space="preserve">}</w:t>
+      </w:r>
+    </w:p>
+    <w:p>
+      <w:pPr>
+        <w:pStyle w:val="BodyText"/>
+      </w:pPr>
+      <w:r>
+        <w:t xml:space="preserve">Listing 4. Przykład metadanych modelu po optymalizacji GA</w:t>
+      </w:r>
+      <w:r>
+        <w:t xml:space="preserve"> </w:t>
+      </w:r>
+      <w:r>
+        <w:t xml:space="preserve">(models/optimized/lr_metadata.json).</w:t>
+      </w:r>
+    </w:p>
+    <w:p>
+      <w:pPr>
+        <w:pStyle w:val="BodyText"/>
+      </w:pPr>
+      <w:r>
+        <w:t xml:space="preserve">Pełny komplet siedmiu plików metadanych jest zapisany w repozytorium i jest jednym z</w:t>
+      </w:r>
+      <w:r>
+        <w:t xml:space="preserve"> </w:t>
+      </w:r>
+      <w:r>
+        <w:t xml:space="preserve">głównych źródeł wyników raportowanych w rozdziale piątym pracy.</w:t>
       </w:r>
     </w:p>
     <w:p>
@@ -7749,901 +8285,59 @@
         <w:pStyle w:val="Heading2"/>
       </w:pPr>
       <w:r>
-        <w:t xml:space="preserve">4.4. Optymalizacja ewolucyjna (algorytm genetyczny)</w:t>
-      </w:r>
-    </w:p>
-    <w:p>
-      <w:pPr>
-        <w:pStyle w:val="Heading3"/>
-      </w:pPr>
-      <w:r>
-        <w:t xml:space="preserve">4.4.1. Motywacja i krótki rys historyczny</w:t>
-      </w:r>
-    </w:p>
-    <w:p>
-      <w:pPr>
-        <w:pStyle w:val="BodyText"/>
-      </w:pPr>
-      <w:r>
-        <w:t xml:space="preserve">Dobór hiperparametrów klasyfikatora ML jest klasycznym problemem optymalizacji w</w:t>
-      </w:r>
-      <w:r>
-        <w:t xml:space="preserve"> </w:t>
-      </w:r>
-      <w:r>
-        <w:t xml:space="preserve">przestrzeni o mieszanym typie. Część parametrów jest liczbami całkowitymi (liczba drzew,</w:t>
-      </w:r>
-      <w:r>
-        <w:t xml:space="preserve"> </w:t>
-      </w:r>
-      <w:r>
-        <w:t xml:space="preserve">głębokość), część liczbami rzeczywistymi w skali liniowej lub logarytmicznej (C w SVM,</w:t>
-      </w:r>
-      <w:r>
-        <w:t xml:space="preserve"> </w:t>
-      </w:r>
-      <w:r>
-        <w:t xml:space="preserve">learning_rate w XGBoost), a część zmiennymi kategorialnymi (rodzaj jądra, kryterium</w:t>
-      </w:r>
-      <w:r>
-        <w:t xml:space="preserve"> </w:t>
-      </w:r>
-      <w:r>
-        <w:t xml:space="preserve">podziału). Przestrzeń ta jest nieciągła i nie ma dostępnego gradientu, a próba dostrojenia każdego</w:t>
-      </w:r>
-      <w:r>
-        <w:t xml:space="preserve"> </w:t>
-      </w:r>
-      <w:r>
-        <w:t xml:space="preserve">parametru ręcznie nawet dla jednego klasyfikatora kosztuje godziny pracy badacza i daje wyniki</w:t>
-      </w:r>
-      <w:r>
-        <w:t xml:space="preserve"> </w:t>
-      </w:r>
-      <w:r>
-        <w:t xml:space="preserve">gorsze od metod automatycznych.</w:t>
-      </w:r>
-    </w:p>
-    <w:p>
-      <w:pPr>
-        <w:pStyle w:val="BodyText"/>
-      </w:pPr>
-      <w:r>
-        <w:t xml:space="preserve">Klasyczna metoda wyszukiwania siatkowego (grid search) skaluje się wykładniczo z liczbą</w:t>
-      </w:r>
-      <w:r>
-        <w:t xml:space="preserve"> </w:t>
-      </w:r>
-      <w:r>
-        <w:t xml:space="preserve">wymiarów. Dla XGBoost, dla którego optymalizowano dziewięć parametrów, trzy wartości na</w:t>
-      </w:r>
-      <w:r>
-        <w:t xml:space="preserve"> </w:t>
-      </w:r>
-      <w:r>
-        <w:t xml:space="preserve">każdym wymiarze dają 39 = 19683 konfiguracji, co po pięciokrotnej walidacji krzyżowej daje</w:t>
-      </w:r>
-      <w:r>
-        <w:t xml:space="preserve"> </w:t>
-      </w:r>
-      <w:r>
-        <w:t xml:space="preserve">blisko 100 tysięcy treningów. Wyszukiwanie losowe (random search) jest istotnie bardziej</w:t>
-      </w:r>
-      <w:r>
-        <w:t xml:space="preserve"> </w:t>
-      </w:r>
-      <w:r>
-        <w:t xml:space="preserve">efektywne, ponieważ większość wymiarów ma niski wpływ i przeszukiwanie ich z siatkowym</w:t>
-      </w:r>
-      <w:r>
-        <w:t xml:space="preserve"> </w:t>
-      </w:r>
-      <w:r>
-        <w:t xml:space="preserve">krokiem jest marnotrawne [40]. Jeszcze efektywniejsza jest optymalizacja bayesowska (na</w:t>
-      </w:r>
-      <w:r>
-        <w:t xml:space="preserve"> </w:t>
-      </w:r>
-      <w:r>
-        <w:t xml:space="preserve">przykład Optuna), która modeluje funkcję celu zastępczo i dobiera kolejne próbki na podstawie</w:t>
-      </w:r>
-      <w:r>
-        <w:t xml:space="preserve"> </w:t>
-      </w:r>
-      <w:r>
-        <w:t xml:space="preserve">modelu zastępczego. Domyślnym samplerem biblioteki Optuna jest TPE (Tree-structured Parzen Estimator), a wariant oparty na procesie Gaussa stanowi osobną, opcjonalną metodę. Optymalizacja bayesowska bywa wrażliwa na zmienne kategorialne i dobór przestrzeni; w tym projekcie wartości kategorialne i tak mapowane są na indeksy (src/optimization/search_spaces.py). Algorytm genetyczny wybrano ze względu na naturalną obsługę mieszanych przestrzeni (całkowitych, ciągłych i kategorialnych) bez sztucznych przekształceń oraz prostą kontrolę kosztu obliczeń, a nie z powodu udowodnionej przewagi skuteczności nad optymalizacją bayesowską.</w:t>
-      </w:r>
-    </w:p>
-    <w:p>
-      <w:pPr>
-        <w:pStyle w:val="BodyText"/>
-      </w:pPr>
-      <w:r>
-        <w:t xml:space="preserve">Algorytmy genetyczne, sformułowane przez Johna Hollanda w latach siedemdziesiątych [34] i</w:t>
-      </w:r>
-      <w:r>
-        <w:t xml:space="preserve"> </w:t>
-      </w:r>
-      <w:r>
-        <w:t xml:space="preserve">rozwijane jako odrębna gałąź obliczeń ewolucyjnych [18], przyjmują inną drogę. Przeszukują</w:t>
-      </w:r>
-      <w:r>
-        <w:t xml:space="preserve"> </w:t>
-      </w:r>
-      <w:r>
-        <w:t xml:space="preserve">przestrzeń utrzymując populację rozwiązań, które ewoluują przez selekcję, krzyżowanie i</w:t>
-      </w:r>
-      <w:r>
-        <w:t xml:space="preserve"> </w:t>
-      </w:r>
-      <w:r>
-        <w:t xml:space="preserve">mutację. W praktyce daje to kilka korzyści, które dobrze pasują do problemu hiperparametrów:</w:t>
-      </w:r>
-      <w:r>
-        <w:t xml:space="preserve"> </w:t>
-      </w:r>
-      <w:r>
-        <w:t xml:space="preserve">GA radzi sobie z mieszanką liczb całkowitych, ciągłych i kategorialnych bez sztucznego</w:t>
-      </w:r>
-      <w:r>
-        <w:t xml:space="preserve"> </w:t>
-      </w:r>
-      <w:r>
-        <w:t xml:space="preserve">mapowania, populacyjny charakter pomaga wyjść z lokalnych ekstremów, a ocena osobników w</w:t>
-      </w:r>
-      <w:r>
-        <w:t xml:space="preserve"> </w:t>
-      </w:r>
-      <w:r>
-        <w:t xml:space="preserve">jednej generacji jest niezależna, więc całość łatwo zrównoleglić. Ceną jest większy koszt</w:t>
-      </w:r>
-      <w:r>
-        <w:t xml:space="preserve"> </w:t>
-      </w:r>
-      <w:r>
-        <w:t xml:space="preserve">obliczeniowy niż w optymalizacji bayesowskiej i konieczność strojenia samych metaparametrów</w:t>
-      </w:r>
-      <w:r>
-        <w:t xml:space="preserve"> </w:t>
-      </w:r>
-      <w:r>
-        <w:t xml:space="preserve">algorytmu (wielkość populacji, prawdopodobieństwa krzyżowania i mutacji).</w:t>
-      </w:r>
-    </w:p>
-    <w:p>
-      <w:pPr>
-        <w:pStyle w:val="Heading3"/>
-      </w:pPr>
-      <w:r>
-        <w:t xml:space="preserve">4.4.2. Implementacja na bazie DEAP</w:t>
-      </w:r>
-    </w:p>
-    <w:p>
-      <w:pPr>
-        <w:pStyle w:val="BodyText"/>
-      </w:pPr>
-      <w:r>
-        <w:t xml:space="preserve">Optymalizację zrealizowałem w bibliotece DEAP (Fortin i in. [7], Distributed Evolutionary</w:t>
-      </w:r>
-      <w:r>
-        <w:t xml:space="preserve"> </w:t>
-      </w:r>
-      <w:r>
-        <w:t xml:space="preserve">Algorithms in Python, wersja 1.4.3). DEAP udostępnia gotowe operatory selekcji, krzyżowania i</w:t>
-      </w:r>
-      <w:r>
-        <w:t xml:space="preserve"> </w:t>
-      </w:r>
-      <w:r>
-        <w:t xml:space="preserve">mutacji, łatwo integruje się ze scikit-learn i pozwala też sięgnąć po bardziej zaawansowane</w:t>
-      </w:r>
-      <w:r>
-        <w:t xml:space="preserve"> </w:t>
-      </w:r>
-      <w:r>
-        <w:t xml:space="preserve">warianty obliczeń ewolucyjnych (NSGA-II, CMA-ES, programowanie genetyczne), gdyby</w:t>
-      </w:r>
-      <w:r>
-        <w:t xml:space="preserve"> </w:t>
-      </w:r>
-      <w:r>
-        <w:t xml:space="preserve">projekt rozszerzano w przyszłości. W module src/optimization/ga_optimizer.py znajdują się</w:t>
-      </w:r>
-      <w:r>
-        <w:t xml:space="preserve"> </w:t>
-      </w:r>
-      <w:r>
-        <w:t xml:space="preserve">dwie kluczowe funkcje: setup_toolbox (konfiguracja DEAP) i run_ga_optimization (główna</w:t>
-      </w:r>
-      <w:r>
-        <w:t xml:space="preserve"> </w:t>
-      </w:r>
-      <w:r>
-        <w:t xml:space="preserve">pętla ewolucyjna).</w:t>
-      </w:r>
-    </w:p>
-    <w:p>
-      <w:pPr>
-        <w:pStyle w:val="BodyText"/>
-      </w:pPr>
-      <w:r>
-        <w:t xml:space="preserve">Podczas implementacji szybko okazało się, że same operatory mutacji i krzyżowania nie</w:t>
-      </w:r>
-      <w:r>
-        <w:t xml:space="preserve"> </w:t>
-      </w:r>
-      <w:r>
-        <w:t xml:space="preserve">wystarczą - trzeba pilnować ograniczeń dziedziny. DEAP z operatorem cxBlend potrafił mi</w:t>
-      </w:r>
-    </w:p>
-    <w:p>
-      <w:pPr>
-        <w:pStyle w:val="BodyText"/>
-      </w:pPr>
-      <w:r>
-        <w:t xml:space="preserve">wygenerować wartości ujemne dla parametrów takich jak n_estimators w Random Forest, czego</w:t>
-      </w:r>
-      <w:r>
-        <w:t xml:space="preserve"> </w:t>
-      </w:r>
-      <w:r>
-        <w:t xml:space="preserve">scikit-learn naturalnie nie zaakceptował. Dodanie dekoratora checkBounds rozwiązało problem,</w:t>
-      </w:r>
-      <w:r>
-        <w:t xml:space="preserve"> </w:t>
-      </w:r>
-      <w:r>
-        <w:t xml:space="preserve">ale dopiero po kilku nieudanych uruchomieniach i ręcznym przejrzeniu wartości osobników.</w:t>
-      </w:r>
-      <w:r>
-        <w:t xml:space="preserve"> </w:t>
-      </w:r>
-      <w:r>
-        <w:t xml:space="preserve">Lekcja: w tego typu optymalizacji warto narzucić ograniczenia od pierwszej generacji, nawet</w:t>
-      </w:r>
-      <w:r>
-        <w:t xml:space="preserve"> </w:t>
-      </w:r>
-      <w:r>
-        <w:t xml:space="preserve">jeśli wstępne osobniki wyglądają poprawnie.</w:t>
-      </w:r>
-    </w:p>
-    <w:p>
-      <w:pPr>
-        <w:pStyle w:val="BodyText"/>
-      </w:pPr>
-      <w:r>
-        <w:t xml:space="preserve">Reprezentacja osobnika</w:t>
-      </w:r>
-    </w:p>
-    <w:p>
-      <w:pPr>
-        <w:pStyle w:val="BodyText"/>
-      </w:pPr>
-      <w:r>
-        <w:t xml:space="preserve">Osobnik jest listą wartości hiperparametrów. Każdy hiperparametr ma w</w:t>
-      </w:r>
-      <w:r>
-        <w:t xml:space="preserve"> </w:t>
-      </w:r>
-      <w:r>
-        <w:t xml:space="preserve">src/optimization/search_spaces.py zdefiniowaną przestrzeń przeszukiwań - z trzema typami:</w:t>
+        <w:t xml:space="preserve">4.5. System regułowy</w:t>
+      </w:r>
+    </w:p>
+    <w:p>
+      <w:pPr>
+        <w:pStyle w:val="BodyText"/>
+      </w:pPr>
+      <w:r>
+        <w:t xml:space="preserve">System regułowy zapisuje wiedzę ekspercką w pliku YAML i ocenia adres URL przez</w:t>
+      </w:r>
+      <w:r>
+        <w:t xml:space="preserve"> </w:t>
+      </w:r>
+      <w:r>
+        <w:t xml:space="preserve">sprawdzenie kilku zważonych warunków. Plik z regułami ładuje RuleEngine (moduł</w:t>
+      </w:r>
+      <w:r>
+        <w:t xml:space="preserve"> </w:t>
+      </w:r>
+      <w:r>
+        <w:t xml:space="preserve">src/paradigms/rules/engine.py) i waliduje go schemat Pydantic.</w:t>
+      </w:r>
+    </w:p>
+    <w:p>
+      <w:pPr>
+        <w:pStyle w:val="BodyText"/>
+      </w:pPr>
+      <w:r>
+        <w:t xml:space="preserve">Struktura reguły</w:t>
+      </w:r>
+      <w:r>
+        <w:t xml:space="preserve"> </w:t>
+      </w:r>
+      <w:r>
+        <w:t xml:space="preserve">description:</w:t>
+      </w:r>
+      <w:r>
+        <w:t xml:space="preserve"> </w:t>
+      </w:r>
+      <w:r>
+        <w:t xml:space="preserve">“URL uses known URL shortening service”</w:t>
+      </w:r>
+      <w:r>
+        <w:t xml:space="preserve"> </w:t>
+      </w:r>
+      <w:r>
+        <w:t xml:space="preserve">- t . c o</w:t>
       </w:r>
     </w:p>
     <w:p>
       <w:pPr>
         <w:pStyle w:val="SourceCode"/>
       </w:pPr>
-      <w:r>
-        <w:rPr>
-          <w:rStyle w:val="VerbatimChar"/>
-        </w:rPr>
-        <w:t xml:space="preserve">•    integer - liczba całkowita w zakresie (np. n_estimators w RF: 50-500);</w:t>
-      </w:r>
-      <w:r>
-        <w:br/>
-      </w:r>
-      <w:r>
-        <w:rPr>
-          <w:rStyle w:val="VerbatimChar"/>
-        </w:rPr>
-        <w:t xml:space="preserve">•    float - liczba zmiennoprzecinkowa, opcjonalnie w skali logarytmicznej (np. C w SVM lub</w:t>
-      </w:r>
-      <w:r>
-        <w:br/>
-      </w:r>
-      <w:r>
-        <w:rPr>
-          <w:rStyle w:val="VerbatimChar"/>
-        </w:rPr>
-        <w:t xml:space="preserve">     learning_rate w XGB);</w:t>
-      </w:r>
-      <w:r>
-        <w:br/>
-      </w:r>
-      <w:r>
-        <w:br/>
-      </w:r>
-      <w:r>
-        <w:rPr>
-          <w:rStyle w:val="VerbatimChar"/>
-        </w:rPr>
-        <w:t xml:space="preserve">•    categorical - indeks w liście wartości (np. kernel ∈ {'rbf', 'linear', 'poly'}).</w:t>
-      </w:r>
-    </w:p>
-    <w:p>
-      <w:pPr>
-        <w:pStyle w:val="FirstParagraph"/>
-      </w:pPr>
-      <w:r>
-        <w:t xml:space="preserve">Operatory genetyczne</w:t>
-      </w:r>
-    </w:p>
-    <w:p>
-      <w:pPr>
-        <w:pStyle w:val="SourceCode"/>
-      </w:pPr>
-      <w:r>
-        <w:rPr>
-          <w:rStyle w:val="VerbatimChar"/>
-        </w:rPr>
-        <w:t xml:space="preserve">•    Selekcja: turniejowa, rozmiar turnieju 3 (tools.selTournament(tournsize=3)). Wybór</w:t>
-      </w:r>
-      <w:r>
-        <w:br/>
-      </w:r>
-      <w:r>
-        <w:rPr>
-          <w:rStyle w:val="VerbatimChar"/>
-        </w:rPr>
-        <w:t xml:space="preserve">     trzech osobników i przepuszczenie najlepszego do kolejnej generacji równoważy</w:t>
-      </w:r>
-      <w:r>
-        <w:br/>
-      </w:r>
-      <w:r>
-        <w:rPr>
-          <w:rStyle w:val="VerbatimChar"/>
-        </w:rPr>
-        <w:t xml:space="preserve">     eksplorację i eksploatację.</w:t>
-      </w:r>
-      <w:r>
-        <w:br/>
-      </w:r>
-      <w:r>
-        <w:rPr>
-          <w:rStyle w:val="VerbatimChar"/>
-        </w:rPr>
-        <w:t xml:space="preserve">•    Krzyżowanie: mieszane (tools.cxBlend(alpha=0.5)). Tworzy dziecko jako kombinację</w:t>
-      </w:r>
-      <w:r>
-        <w:br/>
-      </w:r>
-      <w:r>
-        <w:rPr>
-          <w:rStyle w:val="VerbatimChar"/>
-        </w:rPr>
-        <w:t xml:space="preserve">     afiniczną rodziców z parametrem mieszania 𝛼 = 0,5. Z prawdopodobieństwem cxpb=0.7.</w:t>
-      </w:r>
-      <w:r>
-        <w:br/>
-      </w:r>
-      <w:r>
-        <w:rPr>
-          <w:rStyle w:val="VerbatimChar"/>
-        </w:rPr>
-        <w:t xml:space="preserve">•    Mutacja:        ograniczona     wielomianowa   (tools.mutPolynomialBounded(eta=20.0,</w:t>
-      </w:r>
-      <w:r>
-        <w:br/>
-      </w:r>
-      <w:r>
-        <w:rPr>
-          <w:rStyle w:val="VerbatimChar"/>
-        </w:rPr>
-        <w:t xml:space="preserve">     indpb=0.2)).    Dla każdego genu z prawdopodobieństwem 20% generuje wartość z</w:t>
-      </w:r>
-      <w:r>
-        <w:br/>
-      </w:r>
-      <w:r>
-        <w:rPr>
-          <w:rStyle w:val="VerbatimChar"/>
-        </w:rPr>
-        <w:t xml:space="preserve">     rozkładu wielomianowego ograniczonego do dolnego i górnego ograniczenia parametru.</w:t>
-      </w:r>
-      <w:r>
-        <w:br/>
-      </w:r>
-      <w:r>
-        <w:rPr>
-          <w:rStyle w:val="VerbatimChar"/>
-        </w:rPr>
-        <w:t xml:space="preserve">     Parametr eta=20 koncentruje mutacje blisko wartości oryginalnej, sprzyjając lokalnej</w:t>
-      </w:r>
-      <w:r>
-        <w:br/>
-      </w:r>
-      <w:r>
-        <w:rPr>
-          <w:rStyle w:val="VerbatimChar"/>
-        </w:rPr>
-        <w:t xml:space="preserve">     eksploatacji.</w:t>
-      </w:r>
-    </w:p>
-    <w:p>
-      <w:pPr>
-        <w:pStyle w:val="FirstParagraph"/>
-      </w:pPr>
-      <w:r>
-        <w:t xml:space="preserve">Oprócz tego zaimplementowano dekorator checkBounds, który egzekwuje ograniczenia po</w:t>
-      </w:r>
-      <w:r>
-        <w:t xml:space="preserve"> </w:t>
-      </w:r>
-      <w:r>
-        <w:t xml:space="preserve">krzyżowaniu i mutacji. Eliminuje to przypadki, w których operatory ciągłe generują wartości</w:t>
-      </w:r>
-      <w:r>
-        <w:t xml:space="preserve"> </w:t>
-      </w:r>
-      <w:r>
-        <w:t xml:space="preserve">spoza dopuszczalnego zakresu albo liczby zespolone (problem znany z cxBlend dla skrajnych</w:t>
-      </w:r>
-      <w:r>
-        <w:t xml:space="preserve"> </w:t>
-      </w:r>
-      <w:r>
-        <w:t xml:space="preserve">alfa).</w:t>
-      </w:r>
-    </w:p>
-    <w:p>
-      <w:pPr>
-        <w:pStyle w:val="BodyText"/>
-      </w:pPr>
-      <w:r>
-        <w:t xml:space="preserve">Funkcja celu</w:t>
-      </w:r>
-    </w:p>
-    <w:p>
-      <w:pPr>
-        <w:pStyle w:val="BodyText"/>
-      </w:pPr>
-      <w:r>
-        <w:t xml:space="preserve">Funkcja celu (moduł src/optimization/fitness.py) maksymalizuje F1-score z 5-krotnej</w:t>
-      </w:r>
-      <w:r>
-        <w:t xml:space="preserve"> </w:t>
-      </w:r>
-      <w:r>
-        <w:t xml:space="preserve">stratifikowanej walidacji krzyżowej (cross_val_score(… cv=5, scoring=f1_scorer)). Wybór</w:t>
-      </w:r>
-      <w:r>
-        <w:t xml:space="preserve"> </w:t>
-      </w:r>
-      <w:r>
-        <w:t xml:space="preserve">F1 jest motywowany wrażliwością problemu na koszt fałszywych negatywów (przeoczona</w:t>
-      </w:r>
-      <w:r>
-        <w:t xml:space="preserve"> </w:t>
-      </w:r>
-      <w:r>
-        <w:t xml:space="preserve">próbka phishingowa) oraz fałszywych pozytywów (nieprawidłowo oznaczony legalny</w:t>
-      </w:r>
-      <w:r>
-        <w:t xml:space="preserve"> </w:t>
-      </w:r>
-      <w:r>
-        <w:t xml:space="preserve">komunikat). Klasa-mniejszościowa to phishing, a F1 binarny dobrze balansuje precyzję i czułość.</w:t>
-      </w:r>
-    </w:p>
-    <w:p>
-      <w:pPr>
-        <w:pStyle w:val="BodyText"/>
-      </w:pPr>
-      <w:r>
-        <w:t xml:space="preserve">Stratifikowana 5-krotna walidacja krzyżowa chroni przed overfittingiem do losowego podziału i</w:t>
-      </w:r>
-      <w:r>
-        <w:t xml:space="preserve"> </w:t>
-      </w:r>
-      <w:r>
-        <w:t xml:space="preserve">jest standardem porównawczym w literaturze.</w:t>
-      </w:r>
-    </w:p>
-    <w:p>
-      <w:pPr>
-        <w:pStyle w:val="BodyText"/>
-      </w:pPr>
-      <w:r>
-        <w:t xml:space="preserve">Pętla ewolucyjna</w:t>
-      </w:r>
-    </w:p>
-    <w:p>
-      <w:pPr>
-        <w:pStyle w:val="BodyText"/>
-      </w:pPr>
-      <w:r>
-        <w:t xml:space="preserve">Pętla wykorzystuje algorytm eaSimple z DEAP:</w:t>
-      </w:r>
-    </w:p>
-    <w:p>
-      <w:pPr>
-        <w:pStyle w:val="SourceCode"/>
-      </w:pPr>
-      <w:r>
-        <w:rPr>
-          <w:rStyle w:val="VerbatimChar"/>
-        </w:rPr>
-        <w:t xml:space="preserve"> •   populacja początkowa: 50 osobników losowych w przestrzeni przeszukiwań;</w:t>
-      </w:r>
-      <w:r>
-        <w:br/>
-      </w:r>
-      <w:r>
-        <w:rPr>
-          <w:rStyle w:val="VerbatimChar"/>
-        </w:rPr>
-        <w:t xml:space="preserve"> •   liczba generacji: 30;</w:t>
-      </w:r>
-      <w:r>
-        <w:br/>
-      </w:r>
-      <w:r>
-        <w:rPr>
-          <w:rStyle w:val="VerbatimChar"/>
-        </w:rPr>
-        <w:t xml:space="preserve"> •   prawdopodobieństwo krzyżowania: 0,7;</w:t>
-      </w:r>
-      <w:r>
-        <w:br/>
-      </w:r>
-      <w:r>
-        <w:rPr>
-          <w:rStyle w:val="VerbatimChar"/>
-        </w:rPr>
-        <w:t xml:space="preserve"> •   prawdopodobieństwo mutacji: 0,2;</w:t>
-      </w:r>
-      <w:r>
-        <w:br/>
-      </w:r>
-      <w:r>
-        <w:rPr>
-          <w:rStyle w:val="VerbatimChar"/>
-        </w:rPr>
-        <w:t xml:space="preserve"> •   Hall of Fame: 10 najlepszych osobników, automatycznie przenoszonych pomiędzy</w:t>
-      </w:r>
-      <w:r>
-        <w:br/>
-      </w:r>
-      <w:r>
-        <w:rPr>
-          <w:rStyle w:val="VerbatimChar"/>
-        </w:rPr>
-        <w:t xml:space="preserve">     generacjami (elitaryzm).</w:t>
-      </w:r>
-    </w:p>
-    <w:p>
-      <w:pPr>
-        <w:pStyle w:val="FirstParagraph"/>
-      </w:pPr>
-      <w:r>
-        <w:t xml:space="preserve">Każdy bieg jest rejestrowany w MLflow [23] (src/optimization/mlflow_tracker.py):</w:t>
-      </w:r>
-      <w:r>
-        <w:t xml:space="preserve"> </w:t>
-      </w:r>
-      <w:r>
-        <w:t xml:space="preserve">zapisywane są hiperparametry, F1-score, średnie, odchylenia standardowe, minima i maksima</w:t>
-      </w:r>
-      <w:r>
-        <w:t xml:space="preserve"> </w:t>
-      </w:r>
-      <w:r>
-        <w:t xml:space="preserve">populacji w każdej generacji, a także najlepszy osobnik jako artefakt.</w:t>
-      </w:r>
-    </w:p>
-    <w:p>
-      <w:pPr>
-        <w:pStyle w:val="BodyText"/>
-      </w:pPr>
-      <w:r>
-        <w:t xml:space="preserve">Wersjonowanie modeli</w:t>
-      </w:r>
-    </w:p>
-    <w:p>
-      <w:pPr>
-        <w:pStyle w:val="BodyText"/>
-      </w:pPr>
-      <w:r>
-        <w:t xml:space="preserve">Po zakończeniu optymalizacji najlepszy model jest zapisywany w</w:t>
-      </w:r>
-      <w:r>
-        <w:t xml:space="preserve"> </w:t>
-      </w:r>
-      <w:r>
-        <w:t xml:space="preserve">models/optimized/{classifier}_optimized.joblib wraz z metadanymi</w:t>
-      </w:r>
-      <w:r>
-        <w:t xml:space="preserve"> </w:t>
-      </w:r>
-      <w:r>
-        <w:t xml:space="preserve">(models/optimized/{classifier}_metadata.json - data treningu, F1 testowy, hiperparametry,</w:t>
-      </w:r>
-      <w:r>
-        <w:t xml:space="preserve"> </w:t>
-      </w:r>
-      <w:r>
-        <w:t xml:space="preserve">znacznik typu ga_optimized). Rejestr aktywnych modeli (src/optimization/model_registry.py )</w:t>
-      </w:r>
-      <w:r>
-        <w:t xml:space="preserve"> </w:t>
-      </w:r>
-      <w:r>
-        <w:t xml:space="preserve">wskazuje, którą wersję modelu (bazową, zoptymalizowaną) ma ładować API. Mechanizm</w:t>
-      </w:r>
-      <w:r>
-        <w:t xml:space="preserve"> </w:t>
-      </w:r>
-      <w:r>
-        <w:t xml:space="preserve">pozwala bezboleśnie podmieniać modele bez modyfikacji kodu serwera.</w:t>
-      </w:r>
-    </w:p>
-    <w:p>
-      <w:pPr>
-        <w:pStyle w:val="BodyText"/>
-      </w:pPr>
-      <w:r>
-        <w:t xml:space="preserve">Przykładowa zawartość pliku metadanych po wykonaniu optymalizacji dla regresji logistycznej</w:t>
-      </w:r>
-      <w:r>
-        <w:t xml:space="preserve"> </w:t>
-      </w:r>
-      <w:r>
-        <w:t xml:space="preserve">(najlepszy z siedmiu klasyfikatorów po GA, F1=0,9749):</w:t>
-      </w:r>
-    </w:p>
-    <w:p>
-      <w:pPr>
-        <w:pStyle w:val="BodyText"/>
-      </w:pPr>
-      <w:r>
-        <w:t xml:space="preserve">{</w:t>
-      </w:r>
-      <w:r>
-        <w:t xml:space="preserve"> </w:t>
-      </w:r>
-      <w:r>
-        <w:t xml:space="preserve">” c l a s s i f i e r _ n a m e ” : ” l r ” ,</w:t>
-      </w:r>
-      <w:r>
-        <w:t xml:space="preserve"> </w:t>
-      </w:r>
-      <w:r>
-        <w:t xml:space="preserve">“hyperparameters”</w:t>
-      </w:r>
-      <w:r>
-        <w:t xml:space="preserve">: {</w:t>
-      </w:r>
-      <w:r>
-        <w:t xml:space="preserve"> </w:t>
-      </w:r>
-      <w:r>
-        <w:t xml:space="preserve">“C”</w:t>
-      </w:r>
-      <w:r>
-        <w:t xml:space="preserve">: 7.974174081913068,</w:t>
-      </w:r>
-      <w:r>
-        <w:t xml:space="preserve"> </w:t>
-      </w:r>
-      <w:r>
-        <w:t xml:space="preserve">“penalty”</w:t>
-      </w:r>
-      <w:r>
-        <w:t xml:space="preserve">:</w:t>
-      </w:r>
-      <w:r>
-        <w:t xml:space="preserve"> </w:t>
-      </w:r>
-      <w:r>
-        <w:t xml:space="preserve">“l2”</w:t>
-      </w:r>
-      <w:r>
-        <w:t xml:space="preserve"> </w:t>
-      </w:r>
-      <w:r>
-        <w:t xml:space="preserve">},</w:t>
-      </w:r>
-      <w:r>
-        <w:t xml:space="preserve"> </w:t>
-      </w:r>
-      <w:r>
-        <w:t xml:space="preserve">” f i t n e s s ” : 0 . 9 7 4 8 7 1 7 9 4 8 7 1 7 9 4 8 ,</w:t>
-      </w:r>
-      <w:r>
-        <w:t xml:space="preserve"> </w:t>
-      </w:r>
-      <w:r>
-        <w:t xml:space="preserve">” t i m e s t a m p ” : ” 2 0 2 6 - 0 2 - 1 1 2 3 : 5 2 : 4 2 ” ,</w:t>
-      </w:r>
-      <w:r>
-        <w:t xml:space="preserve"> </w:t>
-      </w:r>
-      <w:r>
-        <w:t xml:space="preserve">” m o d e l _ t y p e ” : ” g a _ o p t i m i z e d ”</w:t>
-      </w:r>
-      <w:r>
-        <w:t xml:space="preserve"> </w:t>
-      </w:r>
-      <w:r>
-        <w:t xml:space="preserve">}</w:t>
-      </w:r>
-    </w:p>
-    <w:p>
-      <w:pPr>
-        <w:pStyle w:val="BodyText"/>
-      </w:pPr>
-      <w:r>
-        <w:t xml:space="preserve">Listing 4. Przykład metadanych modelu po optymalizacji GA</w:t>
-      </w:r>
-      <w:r>
-        <w:t xml:space="preserve"> </w:t>
-      </w:r>
-      <w:r>
-        <w:t xml:space="preserve">(models/optimized/lr_metadata.json).</w:t>
-      </w:r>
-    </w:p>
-    <w:p>
-      <w:pPr>
-        <w:pStyle w:val="BodyText"/>
-      </w:pPr>
-      <w:r>
-        <w:t xml:space="preserve">Pełny komplet siedmiu plików metadanych jest zapisany w repozytorium i jest jednym z</w:t>
-      </w:r>
-      <w:r>
-        <w:t xml:space="preserve"> </w:t>
-      </w:r>
-      <w:r>
-        <w:t xml:space="preserve">głównych źródeł wyników raportowanych w rozdziale piątym pracy.</w:t>
-      </w:r>
-    </w:p>
-    <w:p>
-      <w:pPr>
-        <w:pStyle w:val="Heading2"/>
-      </w:pPr>
-      <w:r>
-        <w:t xml:space="preserve">4.5. System regułowy</w:t>
-      </w:r>
-    </w:p>
-    <w:p>
-      <w:pPr>
-        <w:pStyle w:val="BodyText"/>
-      </w:pPr>
-      <w:r>
-        <w:t xml:space="preserve">System regułowy zapisuje wiedzę ekspercką w pliku YAML i ocenia adres URL przez</w:t>
-      </w:r>
-      <w:r>
-        <w:t xml:space="preserve"> </w:t>
-      </w:r>
-      <w:r>
-        <w:t xml:space="preserve">sprawdzenie kilku zważonych warunków. Plik z regułami ładuje RuleEngine (moduł</w:t>
-      </w:r>
-      <w:r>
-        <w:t xml:space="preserve"> </w:t>
-      </w:r>
-      <w:r>
-        <w:t xml:space="preserve">src/paradigms/rules/engine.py) i waliduje go schemat Pydantic.</w:t>
-      </w:r>
-    </w:p>
-    <w:p>
-      <w:pPr>
-        <w:pStyle w:val="BodyText"/>
-      </w:pPr>
-      <w:r>
-        <w:t xml:space="preserve">Struktura reguły</w:t>
-      </w:r>
-      <w:r>
-        <w:t xml:space="preserve"> </w:t>
-      </w:r>
-      <w:r>
-        <w:t xml:space="preserve">- n a m e : s h o r t e n e d _ u r l</w:t>
-      </w:r>
-      <w:r>
-        <w:t xml:space="preserve"> </w:t>
-      </w:r>
-      <w:r>
-        <w:t xml:space="preserve">description:</w:t>
-      </w:r>
-      <w:r>
-        <w:t xml:space="preserve"> </w:t>
-      </w:r>
-      <w:r>
-        <w:t xml:space="preserve">“URL uses known URL shortening service”</w:t>
-      </w:r>
-      <w:r>
-        <w:t xml:space="preserve"> </w:t>
-      </w:r>
-      <w:r>
-        <w:t xml:space="preserve">w e i g h t : 0 . 2 0</w:t>
-      </w:r>
-      <w:r>
-        <w:t xml:space="preserve"> </w:t>
-      </w:r>
-      <w:r>
-        <w:t xml:space="preserve">c a t e g o r y : u r l _ s t r u c t u r e</w:t>
-      </w:r>
-      <w:r>
-        <w:t xml:space="preserve"> </w:t>
-      </w:r>
-      <w:r>
-        <w:t xml:space="preserve">c o n d i t i o n :</w:t>
-      </w:r>
-      <w:r>
-        <w:t xml:space="preserve"> </w:t>
-      </w:r>
-      <w:r>
-        <w:t xml:space="preserve">t y p e : d o m a i n _ m a t c h</w:t>
-      </w:r>
-      <w:r>
-        <w:t xml:space="preserve"> </w:t>
-      </w:r>
-      <w:r>
-        <w:t xml:space="preserve">f e a t u r e : d o m a i n</w:t>
-      </w:r>
-      <w:r>
-        <w:t xml:space="preserve"> </w:t>
-      </w:r>
-      <w:r>
-        <w:t xml:space="preserve">d o m a i n s :</w:t>
-      </w:r>
-      <w:r>
-        <w:t xml:space="preserve"> </w:t>
-      </w:r>
-      <w:r>
-        <w:t xml:space="preserve">- b i t . l y</w:t>
-      </w:r>
-      <w:r>
-        <w:t xml:space="preserve"> </w:t>
-      </w:r>
-      <w:r>
-        <w:t xml:space="preserve">- t i n y u r l . c o m</w:t>
-      </w:r>
-      <w:r>
-        <w:t xml:space="preserve"> </w:t>
-      </w:r>
-      <w:r>
-        <w:t xml:space="preserve">- g o o . g l</w:t>
-      </w:r>
-      <w:r>
-        <w:t xml:space="preserve"> </w:t>
-      </w:r>
-      <w:r>
-        <w:t xml:space="preserve">- t . c o</w:t>
-      </w:r>
-    </w:p>
-    <w:p>
-      <w:pPr>
-        <w:pStyle w:val="SourceCode"/>
-      </w:pPr>
-      <w:r>
-        <w:rPr>
-          <w:rStyle w:val="VerbatimChar"/>
-        </w:rPr>
-        <w:t xml:space="preserve">     -                           o               w               .               l            y</w:t>
-      </w:r>
-      <w:r>
-        <w:br/>
-      </w:r>
-      <w:r>
-        <w:rPr>
-          <w:rStyle w:val="VerbatimChar"/>
-        </w:rPr>
-        <w:t xml:space="preserve">     -                           i               s               .               g            d</w:t>
-      </w:r>
-      <w:r>
-        <w:br/>
-      </w:r>
       <w:r>
         <w:rPr>
           <w:rStyle w:val="VerbatimChar"/>
@@ -9104,15 +8798,6 @@
       </w:r>
       <w:r>
         <w:br/>
-      </w:r>
-      <w:r>
-        <w:br/>
-      </w:r>
-      <w:r>
-        <w:rPr>
-          <w:rStyle w:val="VerbatimChar"/>
-        </w:rPr>
-        <w:t xml:space="preserve">                               𝑃(𝑋 ∣ 𝐶) = ∏ 𝑃 (𝑥𝑖 ∣ 𝐶)</w:t>
       </w:r>
       <w:r>
         <w:br/>

--- a/praca-inzynierska-poprawiona.docx
+++ b/praca-inzynierska-poprawiona.docx
@@ -13833,7 +13833,7 @@
       </w:r>
     </w:p>
     <w:bookmarkEnd w:id="15"/>
-    <w:bookmarkStart w:id="31" w:name="X76524fbbc7d67c5c8a9c1febf3aee3aa1a15cb5"/>
+    <w:bookmarkStart w:id="28" w:name="X76524fbbc7d67c5c8a9c1febf3aee3aa1a15cb5"/>
     <w:p>
       <w:pPr>
         <w:pStyle w:val="Heading1"/>
@@ -13869,14 +13869,14 @@
       <w:r>
         <w:drawing>
           <wp:inline>
-            <wp:extent cx="5334000" cy="6902823"/>
+            <wp:extent cx="5334000" cy="4432381"/>
             <wp:effectExtent b="0" l="0" r="0" t="0"/>
-            <wp:docPr descr="Rysunek A1. Architektura systemu (render s. 25 oryginału)." title="" id="17" name="Picture"/>
+            <wp:docPr descr="Rysunek A1. Architektura logiczna systemu PhishGuard (przycięty diagram, s. 25)." title="" id="17" name="Picture"/>
             <a:graphic>
               <a:graphicData uri="http://schemas.openxmlformats.org/drawingml/2006/picture">
                 <pic:pic>
                   <pic:nvPicPr>
-                    <pic:cNvPr descr="/Users/lukaszdrazek/Inzynierka/reports/figury/strona-25.png" id="18" name="Picture"/>
+                    <pic:cNvPr descr="/Users/lukaszdrazek/Inzynierka/reports/figury2/diagram_architektura.png" id="18" name="Picture"/>
                     <pic:cNvPicPr>
                       <a:picLocks noChangeArrowheads="1" noChangeAspect="1"/>
                     </pic:cNvPicPr>
@@ -13890,7 +13890,7 @@
                   <pic:spPr bwMode="auto">
                     <a:xfrm>
                       <a:off x="0" y="0"/>
-                      <a:ext cx="5334000" cy="6902823"/>
+                      <a:ext cx="5334000" cy="4432381"/>
                     </a:xfrm>
                     <a:prstGeom prst="rect">
                       <a:avLst/>
@@ -13914,7 +13914,7 @@
         <w:pStyle w:val="ImageCaption"/>
       </w:pPr>
       <w:r>
-        <w:t xml:space="preserve">Rysunek A1. Architektura systemu (render s. 25 oryginału).</w:t>
+        <w:t xml:space="preserve">Rysunek A1. Architektura logiczna systemu PhishGuard (przycięty diagram, s. 25).</w:t>
       </w:r>
     </w:p>
     <w:p>
@@ -13926,7 +13926,7 @@
           <w:i/>
           <w:iCs/>
         </w:rPr>
-        <w:t xml:space="preserve">Rysunek A1. Architektura systemu (render s. 25 oryginału).</w:t>
+        <w:t xml:space="preserve">Rysunek A1. Architektura logiczna systemu PhishGuard (przycięty diagram, s. 25).</w:t>
       </w:r>
     </w:p>
     <w:p>
@@ -13936,14 +13936,14 @@
       <w:r>
         <w:drawing>
           <wp:inline>
-            <wp:extent cx="5334000" cy="6902823"/>
+            <wp:extent cx="5334000" cy="7077307"/>
             <wp:effectExtent b="0" l="0" r="0" t="0"/>
-            <wp:docPr descr="Rysunek A2. Architektura / przepływ danych (render s. 26 oryginału)." title="" id="20" name="Picture"/>
+            <wp:docPr descr="Rysunek A2. Interfejs — zrzut ekranu (s. 48 oryginału)." title="" id="20" name="Picture"/>
             <a:graphic>
               <a:graphicData uri="http://schemas.openxmlformats.org/drawingml/2006/picture">
                 <pic:pic>
                   <pic:nvPicPr>
-                    <pic:cNvPr descr="/Users/lukaszdrazek/Inzynierka/reports/figury/strona-26.png" id="21" name="Picture"/>
+                    <pic:cNvPr descr="/Users/lukaszdrazek/Inzynierka/reports/figury2/zrzut-000.png" id="21" name="Picture"/>
                     <pic:cNvPicPr>
                       <a:picLocks noChangeArrowheads="1" noChangeAspect="1"/>
                     </pic:cNvPicPr>
@@ -13957,7 +13957,7 @@
                   <pic:spPr bwMode="auto">
                     <a:xfrm>
                       <a:off x="0" y="0"/>
-                      <a:ext cx="5334000" cy="6902823"/>
+                      <a:ext cx="5334000" cy="7077307"/>
                     </a:xfrm>
                     <a:prstGeom prst="rect">
                       <a:avLst/>
@@ -13981,7 +13981,7 @@
         <w:pStyle w:val="ImageCaption"/>
       </w:pPr>
       <w:r>
-        <w:t xml:space="preserve">Rysunek A2. Architektura / przepływ danych (render s. 26 oryginału).</w:t>
+        <w:t xml:space="preserve">Rysunek A2. Interfejs — zrzut ekranu (s. 48 oryginału).</w:t>
       </w:r>
     </w:p>
     <w:p>
@@ -13993,7 +13993,7 @@
           <w:i/>
           <w:iCs/>
         </w:rPr>
-        <w:t xml:space="preserve">Rysunek A2. Architektura / przepływ danych (render s. 26 oryginału).</w:t>
+        <w:t xml:space="preserve">Rysunek A2. Interfejs — zrzut ekranu (s. 48 oryginału).</w:t>
       </w:r>
     </w:p>
     <w:p>
@@ -14005,12 +14005,12 @@
           <wp:inline>
             <wp:extent cx="5334000" cy="7077307"/>
             <wp:effectExtent b="0" l="0" r="0" t="0"/>
-            <wp:docPr descr="Rysunek A3. Interfejs — zrzut ekranu (s. 48 oryginału)." title="" id="23" name="Picture"/>
+            <wp:docPr descr="Rysunek A3. Interfejs — zrzut ekranu (s. 49 oryginału)." title="" id="23" name="Picture"/>
             <a:graphic>
               <a:graphicData uri="http://schemas.openxmlformats.org/drawingml/2006/picture">
                 <pic:pic>
                   <pic:nvPicPr>
-                    <pic:cNvPr descr="/Users/lukaszdrazek/Inzynierka/reports/figury2/zrzut-000.png" id="24" name="Picture"/>
+                    <pic:cNvPr descr="/Users/lukaszdrazek/Inzynierka/reports/figury2/zrzut-001.png" id="24" name="Picture"/>
                     <pic:cNvPicPr>
                       <a:picLocks noChangeArrowheads="1" noChangeAspect="1"/>
                     </pic:cNvPicPr>
@@ -14048,7 +14048,7 @@
         <w:pStyle w:val="ImageCaption"/>
       </w:pPr>
       <w:r>
-        <w:t xml:space="preserve">Rysunek A3. Interfejs — zrzut ekranu (s. 48 oryginału).</w:t>
+        <w:t xml:space="preserve">Rysunek A3. Interfejs — zrzut ekranu (s. 49 oryginału).</w:t>
       </w:r>
     </w:p>
     <w:p>
@@ -14060,7 +14060,7 @@
           <w:i/>
           <w:iCs/>
         </w:rPr>
-        <w:t xml:space="preserve">Rysunek A3. Interfejs — zrzut ekranu (s. 48 oryginału).</w:t>
+        <w:t xml:space="preserve">Rysunek A3. Interfejs — zrzut ekranu (s. 49 oryginału).</w:t>
       </w:r>
     </w:p>
     <w:p>
@@ -14072,12 +14072,12 @@
           <wp:inline>
             <wp:extent cx="5334000" cy="7077307"/>
             <wp:effectExtent b="0" l="0" r="0" t="0"/>
-            <wp:docPr descr="Rysunek A4. Interfejs — zrzut ekranu (s. 49 oryginału)." title="" id="26" name="Picture"/>
+            <wp:docPr descr="Rysunek A4. Interfejs — zrzut ekranu (s. 50 oryginału)." title="" id="26" name="Picture"/>
             <a:graphic>
               <a:graphicData uri="http://schemas.openxmlformats.org/drawingml/2006/picture">
                 <pic:pic>
                   <pic:nvPicPr>
-                    <pic:cNvPr descr="/Users/lukaszdrazek/Inzynierka/reports/figury2/zrzut-001.png" id="27" name="Picture"/>
+                    <pic:cNvPr descr="/Users/lukaszdrazek/Inzynierka/reports/figury2/zrzut-002.png" id="27" name="Picture"/>
                     <pic:cNvPicPr>
                       <a:picLocks noChangeArrowheads="1" noChangeAspect="1"/>
                     </pic:cNvPicPr>
@@ -14115,7 +14115,7 @@
         <w:pStyle w:val="ImageCaption"/>
       </w:pPr>
       <w:r>
-        <w:t xml:space="preserve">Rysunek A4. Interfejs — zrzut ekranu (s. 49 oryginału).</w:t>
+        <w:t xml:space="preserve">Rysunek A4. Interfejs — zrzut ekranu (s. 50 oryginału).</w:t>
       </w:r>
     </w:p>
     <w:p>
@@ -14127,78 +14127,11 @@
           <w:i/>
           <w:iCs/>
         </w:rPr>
-        <w:t xml:space="preserve">Rysunek A4. Interfejs — zrzut ekranu (s. 49 oryginału).</w:t>
-      </w:r>
-    </w:p>
-    <w:p>
-      <w:pPr>
-        <w:pStyle w:val="CaptionedFigure"/>
-      </w:pPr>
-      <w:r>
-        <w:drawing>
-          <wp:inline>
-            <wp:extent cx="5334000" cy="7077307"/>
-            <wp:effectExtent b="0" l="0" r="0" t="0"/>
-            <wp:docPr descr="Rysunek A5. Interfejs — zrzut ekranu (s. 50 oryginału)." title="" id="29" name="Picture"/>
-            <a:graphic>
-              <a:graphicData uri="http://schemas.openxmlformats.org/drawingml/2006/picture">
-                <pic:pic>
-                  <pic:nvPicPr>
-                    <pic:cNvPr descr="/Users/lukaszdrazek/Inzynierka/reports/figury2/zrzut-002.png" id="30" name="Picture"/>
-                    <pic:cNvPicPr>
-                      <a:picLocks noChangeArrowheads="1" noChangeAspect="1"/>
-                    </pic:cNvPicPr>
-                  </pic:nvPicPr>
-                  <pic:blipFill>
-                    <a:blip r:embed="rId28"/>
-                    <a:stretch>
-                      <a:fillRect/>
-                    </a:stretch>
-                  </pic:blipFill>
-                  <pic:spPr bwMode="auto">
-                    <a:xfrm>
-                      <a:off x="0" y="0"/>
-                      <a:ext cx="5334000" cy="7077307"/>
-                    </a:xfrm>
-                    <a:prstGeom prst="rect">
-                      <a:avLst/>
-                    </a:prstGeom>
-                    <a:noFill/>
-                    <a:ln w="9525">
-                      <a:noFill/>
-                      <a:headEnd/>
-                      <a:tailEnd/>
-                    </a:ln>
-                  </pic:spPr>
-                </pic:pic>
-              </a:graphicData>
-            </a:graphic>
-          </wp:inline>
-        </w:drawing>
-      </w:r>
-    </w:p>
-    <w:p>
-      <w:pPr>
-        <w:pStyle w:val="ImageCaption"/>
-      </w:pPr>
-      <w:r>
-        <w:t xml:space="preserve">Rysunek A5. Interfejs — zrzut ekranu (s. 50 oryginału).</w:t>
-      </w:r>
-    </w:p>
-    <w:p>
-      <w:pPr>
-        <w:pStyle w:val="BodyText"/>
-      </w:pPr>
-      <w:r>
-        <w:rPr>
-          <w:i/>
-          <w:iCs/>
-        </w:rPr>
-        <w:t xml:space="preserve">Rysunek A5. Interfejs — zrzut ekranu (s. 50 oryginału).</w:t>
-      </w:r>
-    </w:p>
-    <w:bookmarkEnd w:id="31"/>
-    <w:bookmarkStart w:id="32" w:name="X6aa2ea93f36e86d4a816f8245b4a3606ca86790"/>
+        <w:t xml:space="preserve">Rysunek A4. Interfejs — zrzut ekranu (s. 50 oryginału).</w:t>
+      </w:r>
+    </w:p>
+    <w:bookmarkEnd w:id="28"/>
+    <w:bookmarkStart w:id="29" w:name="X6aa2ea93f36e86d4a816f8245b4a3606ca86790"/>
     <w:p>
       <w:pPr>
         <w:pStyle w:val="Heading1"/>
@@ -16824,7 +16757,7 @@
         <w:t xml:space="preserve">@classmetho</w:t>
       </w:r>
     </w:p>
-    <w:bookmarkEnd w:id="32"/>
+    <w:bookmarkEnd w:id="29"/>
     <w:sectPr>
       <w:footerReference w:type="default" r:id="rId9"/>
       <w:footerReference w:type="first" r:id="rId10"/>
